--- a/p6/submission/maida_copyright/00_mo_ta_tac_pham_vi.docx
+++ b/p6/submission/maida_copyright/00_mo_ta_tac_pham_vi.docx
@@ -2,7 +2,7 @@
 <file path=word/document.xml><?xml version="1.0" encoding="utf-8"?>
 <w:document xmlns:w="http://schemas.openxmlformats.org/wordprocessingml/2006/main" xmlns:m="http://schemas.openxmlformats.org/officeDocument/2006/math" xmlns:r="http://schemas.openxmlformats.org/officeDocument/2006/relationships" xmlns:o="urn:schemas-microsoft-com:office:office" xmlns:v="urn:schemas-microsoft-com:vml" xmlns:w10="urn:schemas-microsoft-com:office:word" xmlns:a="http://schemas.openxmlformats.org/drawingml/2006/main" xmlns:pic="http://schemas.openxmlformats.org/drawingml/2006/picture" xmlns:wp="http://schemas.openxmlformats.org/drawingml/2006/wordprocessingDrawing">
   <w:body>
-    <w:bookmarkStart w:id="20" w:name="mô-tả-tác-phẩm-m-aida"/>
+    <w:bookmarkStart w:id="20" w:name="mô-tả-tác-phẩm--m-aida"/>
     <w:p>
       <w:pPr>
         <w:pStyle w:val="Heading1"/>
@@ -12,7 +12,7 @@
       </w:r>
     </w:p>
     <w:bookmarkEnd w:id="20"/>
-    <w:bookmarkStart w:id="38" w:name="X78a7b857732ae8c3af1e4de09f8ea8226dbabda"/>
+    <w:bookmarkStart w:id="40" w:name="X6064737552b2a0201516e23b8b18a5c7a9fa811"/>
     <w:p>
       <w:pPr>
         <w:pStyle w:val="Heading1"/>
@@ -143,7 +143,7 @@
         </w:pict>
       </w:r>
     </w:p>
-    <w:bookmarkStart w:id="21" w:name="tên-tác-phẩm"/>
+    <w:bookmarkStart w:id="21" w:name="X14cd81e85fc40d25afaef2cd95b4fd4b60191a0"/>
     <w:p>
       <w:pPr>
         <w:pStyle w:val="Heading2"/>
@@ -212,7 +212,7 @@
       </w:r>
     </w:p>
     <w:bookmarkEnd w:id="21"/>
-    <w:bookmarkStart w:id="22" w:name="loại-tác-phẩm"/>
+    <w:bookmarkStart w:id="22" w:name="X976d2a1612ed34b851e14d4efcacb1eb0539d21"/>
     <w:p>
       <w:pPr>
         <w:pStyle w:val="Heading2"/>
@@ -230,7 +230,7 @@
       </w:r>
     </w:p>
     <w:bookmarkEnd w:id="22"/>
-    <w:bookmarkStart w:id="23" w:name="tác-giả-chủ-sở-hữu"/>
+    <w:bookmarkStart w:id="23" w:name="Xd316fc95890f12fcec3ff0b7e8d3bdc026d8e06"/>
     <w:p>
       <w:pPr>
         <w:pStyle w:val="Heading2"/>
@@ -355,7 +355,7 @@
       </w:r>
     </w:p>
     <w:bookmarkEnd w:id="23"/>
-    <w:bookmarkStart w:id="26" w:name="X745667982a907e62d4ddda2e7085fd2d90c9e7b"/>
+    <w:bookmarkStart w:id="26" w:name="Xea0793024751703a7c0882e8c843b9868efbbd6"/>
     <w:p>
       <w:pPr>
         <w:pStyle w:val="Heading2"/>
@@ -364,7 +364,7 @@
         <w:t xml:space="preserve">4. CƠ SỞ HỌC THUẬT VÀ ĐỘNG CƠ XÂY DỰNG (Statement of Need)</w:t>
       </w:r>
     </w:p>
-    <w:bookmarkStart w:id="24" w:name="bài-toán-phương-pháp"/>
+    <w:bookmarkStart w:id="24" w:name="Xd72ef34686eed2e7ae22b3800b488491aacfd9b"/>
     <w:p>
       <w:pPr>
         <w:pStyle w:val="Heading3"/>
@@ -575,7 +575,7 @@
       </w:r>
     </w:p>
     <w:bookmarkEnd w:id="24"/>
-    <w:bookmarkStart w:id="25" w:name="Xb85f324b4a61b2bc9580bca568a78f5fd7f4e88"/>
+    <w:bookmarkStart w:id="25" w:name="X57d53613b97000b4f2a1c6941550f037260559b"/>
     <w:p>
       <w:pPr>
         <w:pStyle w:val="Heading3"/>
@@ -636,304 +636,6 @@
       </w:r>
       <w:r>
         <w:t xml:space="preserve">:</w:t>
-      </w:r>
-      <w:r>
-        <w:t xml:space="preserve"> </w:t>
-      </w:r>
-      <w:r>
-        <w:t xml:space="preserve">-</w:t>
-      </w:r>
-      <w:r>
-        <w:t xml:space="preserve"> </w:t>
-      </w:r>
-      <w:r>
-        <w:rPr>
-          <w:bCs/>
-          <w:b/>
-        </w:rPr>
-        <w:t xml:space="preserve">Thứ tự ưu tiên thống kê</w:t>
-      </w:r>
-      <w:r>
-        <w:t xml:space="preserve"> </w:t>
-      </w:r>
-      <w:r>
-        <w:t xml:space="preserve">và</w:t>
-      </w:r>
-      <w:r>
-        <w:t xml:space="preserve"> </w:t>
-      </w:r>
-      <w:r>
-        <w:rPr>
-          <w:bCs/>
-          <w:b/>
-        </w:rPr>
-        <w:t xml:space="preserve">công thức quy đổi về</w:t>
-      </w:r>
-      <w:r>
-        <w:rPr>
-          <w:bCs/>
-          <w:b/>
-        </w:rPr>
-        <w:t xml:space="preserve"> </w:t>
-      </w:r>
-      <w:r>
-        <w:rPr>
-          <w:iCs/>
-          <w:i/>
-          <w:bCs/>
-          <w:b/>
-        </w:rPr>
-        <w:t xml:space="preserve">r</w:t>
-      </w:r>
-      <w:r>
-        <w:t xml:space="preserve">: trực tiếp</w:t>
-      </w:r>
-      <w:r>
-        <w:t xml:space="preserve"> </w:t>
-      </w:r>
-      <w:r>
-        <w:rPr>
-          <w:iCs/>
-          <w:i/>
-        </w:rPr>
-        <w:t xml:space="preserve">r</w:t>
-      </w:r>
-      <w:r>
-        <w:t xml:space="preserve"> </w:t>
-      </w:r>
-      <w:r>
-        <w:t xml:space="preserve">→ từ</w:t>
-      </w:r>
-      <w:r>
-        <w:t xml:space="preserve"> </w:t>
-      </w:r>
-      <w:r>
-        <w:rPr>
-          <w:iCs/>
-          <w:i/>
-        </w:rPr>
-        <w:t xml:space="preserve">t</w:t>
-      </w:r>
-      <w:r>
-        <w:t xml:space="preserve"> </w:t>
-      </w:r>
-      <w:r>
-        <w:t xml:space="preserve">→ từ</w:t>
-      </w:r>
-      <w:r>
-        <w:t xml:space="preserve"> </w:t>
-      </w:r>
-      <w:r>
-        <w:rPr>
-          <w:iCs/>
-          <w:i/>
-        </w:rPr>
-        <w:t xml:space="preserve">F</w:t>
-      </w:r>
-      <w:r>
-        <w:t xml:space="preserve"> </w:t>
-      </w:r>
-      <w:r>
-        <w:t xml:space="preserve">→ từ</w:t>
-      </w:r>
-      <w:r>
-        <w:t xml:space="preserve"> </w:t>
-      </w:r>
-      <w:r>
-        <w:rPr>
-          <w:iCs/>
-          <w:i/>
-        </w:rPr>
-        <w:t xml:space="preserve">β</w:t>
-      </w:r>
-      <w:r>
-        <w:t xml:space="preserve">, theo Borenstein et al. (2009) và Peterson &amp; Brown (2005) (</w:t>
-      </w:r>
-      <w:r>
-        <w:rPr>
-          <w:rStyle w:val="VerbatimChar"/>
-        </w:rPr>
-        <w:t xml:space="preserve">r = √(t²/(t²+df))</w:t>
-      </w:r>
-      <w:r>
-        <w:t xml:space="preserve">;</w:t>
-      </w:r>
-      <w:r>
-        <w:t xml:space="preserve"> </w:t>
-      </w:r>
-      <w:r>
-        <w:rPr>
-          <w:rStyle w:val="VerbatimChar"/>
-        </w:rPr>
-        <w:t xml:space="preserve">r ≈ β</w:t>
-      </w:r>
-      <w:r>
-        <w:t xml:space="preserve"> </w:t>
-      </w:r>
-      <w:r>
-        <w:t xml:space="preserve">với</w:t>
-      </w:r>
-      <w:r>
-        <w:t xml:space="preserve"> </w:t>
-      </w:r>
-      <w:r>
-        <w:t xml:space="preserve">hiệu chỉnh khi |β| nhỏ). Mỗi đường quy đổi gắn một</w:t>
-      </w:r>
-      <w:r>
-        <w:t xml:space="preserve"> </w:t>
-      </w:r>
-      <w:r>
-        <w:rPr>
-          <w:bCs/>
-          <w:b/>
-        </w:rPr>
-        <w:t xml:space="preserve">mức độ tin cậy</w:t>
-      </w:r>
-      <w:r>
-        <w:t xml:space="preserve"> </w:t>
-      </w:r>
-      <w:r>
-        <w:t xml:space="preserve">giảm dần.</w:t>
-      </w:r>
-      <w:r>
-        <w:t xml:space="preserve"> </w:t>
-      </w:r>
-      <w:r>
-        <w:t xml:space="preserve">-</w:t>
-      </w:r>
-      <w:r>
-        <w:t xml:space="preserve"> </w:t>
-      </w:r>
-      <w:r>
-        <w:rPr>
-          <w:bCs/>
-          <w:b/>
-        </w:rPr>
-        <w:t xml:space="preserve">Khung biến điều tiết đặc thù của luận án</w:t>
-      </w:r>
-      <w:r>
-        <w:t xml:space="preserve">: chế độ thể chế ICRV, chỉ số áp dụng số quốc gia</w:t>
-      </w:r>
-      <w:r>
-        <w:t xml:space="preserve"> </w:t>
-      </w:r>
-      <w:r>
-        <w:t xml:space="preserve">cDAI, pha Vòng đời Nghịch lý Số DPL (Precede/Span/Follow) — các kiến tạo (construct) do chính tác</w:t>
-      </w:r>
-      <w:r>
-        <w:t xml:space="preserve"> </w:t>
-      </w:r>
-      <w:r>
-        <w:t xml:space="preserve">giả phát triển trong khung lý thuyết của luận án.</w:t>
-      </w:r>
-      <w:r>
-        <w:t xml:space="preserve"> </w:t>
-      </w:r>
-      <w:r>
-        <w:t xml:space="preserve">-</w:t>
-      </w:r>
-      <w:r>
-        <w:t xml:space="preserve"> </w:t>
-      </w:r>
-      <w:r>
-        <w:rPr>
-          <w:bCs/>
-          <w:b/>
-        </w:rPr>
-        <w:t xml:space="preserve">Chuẩn báo cáo</w:t>
-      </w:r>
-      <w:r>
-        <w:t xml:space="preserve">: tuân thủ tinh thần PRISMA 2020 và MARS (Meta-Analysis Reporting Standards), với</w:t>
-      </w:r>
-      <w:r>
-        <w:t xml:space="preserve"> </w:t>
-      </w:r>
-      <w:r>
-        <w:t xml:space="preserve">trường dữ liệu xuất ra khớp ma trận dữ liệu của luận án.</w:t>
-      </w:r>
-    </w:p>
-    <w:p>
-      <w:pPr>
-        <w:pStyle w:val="BodyText"/>
-      </w:pPr>
-      <w:r>
-        <w:t xml:space="preserve">Nói cách khác,</w:t>
-      </w:r>
-      <w:r>
-        <w:t xml:space="preserve"> </w:t>
-      </w:r>
-      <w:r>
-        <w:rPr>
-          <w:bCs/>
-          <w:b/>
-        </w:rPr>
-        <w:t xml:space="preserve">giá trị cốt lõi của M-AIDA nằm ở tri thức chuyên ngành được hệ thống hóa</w:t>
-      </w:r>
-      <w:r>
-        <w:t xml:space="preserve">, không</w:t>
-      </w:r>
-      <w:r>
-        <w:t xml:space="preserve"> </w:t>
-      </w:r>
-      <w:r>
-        <w:t xml:space="preserve">chỉ ở phần lập trình. Chính vì dựa trên hiểu biết sâu về meta-analysis trong international business</w:t>
-      </w:r>
-      <w:r>
-        <w:t xml:space="preserve"> </w:t>
-      </w:r>
-      <w:r>
-        <w:t xml:space="preserve">mà tác giả mới có thể đặc tả được system prompt, thang tin cậy, và lược đồ biến điều tiết đúng chuẩn.</w:t>
-      </w:r>
-    </w:p>
-    <w:p>
-      <w:r>
-        <w:pict>
-          <v:rect style="width:0;height:1.5pt" o:hralign="center" o:hrstd="t" o:hr="t"/>
-        </w:pict>
-      </w:r>
-    </w:p>
-    <w:bookmarkEnd w:id="25"/>
-    <w:bookmarkEnd w:id="26"/>
-    <w:bookmarkStart w:id="27" w:name="X832a49816aff1bc89838798d4636e8cbf51de5e"/>
-    <w:p>
-      <w:pPr>
-        <w:pStyle w:val="Heading2"/>
-      </w:pPr>
-      <w:r>
-        <w:t xml:space="preserve">5. NGUYÊN LÝ CỐT LÕI — CON NGƯỜI TRONG VÒNG LẶP (Human-in-the-Loop)</w:t>
-      </w:r>
-    </w:p>
-    <w:p>
-      <w:pPr>
-        <w:pStyle w:val="FirstParagraph"/>
-      </w:pPr>
-      <w:r>
-        <w:t xml:space="preserve">M-AIDA được thiết kế trên một nguyên lý phương pháp luận</w:t>
-      </w:r>
-      <w:r>
-        <w:t xml:space="preserve"> </w:t>
-      </w:r>
-      <w:r>
-        <w:rPr>
-          <w:bCs/>
-          <w:b/>
-        </w:rPr>
-        <w:t xml:space="preserve">bất biến</w:t>
-      </w:r>
-      <w:r>
-        <w:t xml:space="preserve">:</w:t>
-      </w:r>
-    </w:p>
-    <w:p>
-      <w:pPr>
-        <w:pStyle w:val="BlockText"/>
-      </w:pPr>
-      <w:r>
-        <w:rPr>
-          <w:bCs/>
-          <w:b/>
-        </w:rPr>
-        <w:t xml:space="preserve">Tự động hóa để giảm THỜI GIAN; con người để bảo đảm TÍNH HỢP LỆ.</w:t>
       </w:r>
     </w:p>
     <w:p>
@@ -945,54 +647,153 @@
         <w:pStyle w:val="Compact"/>
       </w:pPr>
       <w:r>
-        <w:t xml:space="preserve">Mô hình ngôn ngữ lớn (LLM) chỉ tạo ra</w:t>
-      </w:r>
-      <w:r>
-        <w:t xml:space="preserve"> </w:t>
-      </w:r>
-      <w:r>
-        <w:rPr>
-          <w:bCs/>
-          <w:b/>
-        </w:rPr>
-        <w:t xml:space="preserve">bản nháp trích xuất</w:t>
-      </w:r>
-      <w:r>
-        <w:t xml:space="preserve"> </w:t>
-      </w:r>
-      <w:r>
-        <w:t xml:space="preserve">kèm điểm tin cậy</w:t>
-      </w:r>
-      <w:r>
-        <w:t xml:space="preserve"> </w:t>
-      </w:r>
-      <w:r>
-        <w:t xml:space="preserve">(</w:t>
+        <w:rPr>
+          <w:bCs/>
+          <w:b/>
+        </w:rPr>
+        <w:t xml:space="preserve">Thứ tự ưu tiên thống kê</w:t>
+      </w:r>
+      <w:r>
+        <w:t xml:space="preserve"> </w:t>
+      </w:r>
+      <w:r>
+        <w:t xml:space="preserve">và</w:t>
+      </w:r>
+      <w:r>
+        <w:t xml:space="preserve"> </w:t>
+      </w:r>
+      <w:r>
+        <w:rPr>
+          <w:bCs/>
+          <w:b/>
+        </w:rPr>
+        <w:t xml:space="preserve">công thức quy đổi về</w:t>
+      </w:r>
+      <w:r>
+        <w:rPr>
+          <w:bCs/>
+          <w:b/>
+        </w:rPr>
+        <w:t xml:space="preserve"> </w:t>
+      </w:r>
+      <w:r>
+        <w:rPr>
+          <w:iCs/>
+          <w:i/>
+          <w:bCs/>
+          <w:b/>
+        </w:rPr>
+        <w:t xml:space="preserve">r</w:t>
+      </w:r>
+      <w:r>
+        <w:t xml:space="preserve">: trực tiếp</w:t>
+      </w:r>
+      <w:r>
+        <w:t xml:space="preserve"> </w:t>
+      </w:r>
+      <w:r>
+        <w:rPr>
+          <w:iCs/>
+          <w:i/>
+        </w:rPr>
+        <w:t xml:space="preserve">r</w:t>
+      </w:r>
+      <w:r>
+        <w:t xml:space="preserve"> </w:t>
+      </w:r>
+      <w:r>
+        <w:t xml:space="preserve">→ từ</w:t>
+      </w:r>
+      <w:r>
+        <w:t xml:space="preserve"> </w:t>
+      </w:r>
+      <w:r>
+        <w:rPr>
+          <w:iCs/>
+          <w:i/>
+        </w:rPr>
+        <w:t xml:space="preserve">t</w:t>
+      </w:r>
+      <w:r>
+        <w:t xml:space="preserve"> </w:t>
+      </w:r>
+      <w:r>
+        <w:t xml:space="preserve">→ từ</w:t>
+      </w:r>
+      <w:r>
+        <w:t xml:space="preserve"> </w:t>
+      </w:r>
+      <w:r>
+        <w:rPr>
+          <w:iCs/>
+          <w:i/>
+        </w:rPr>
+        <w:t xml:space="preserve">F</w:t>
+      </w:r>
+      <w:r>
+        <w:t xml:space="preserve"> </w:t>
+      </w:r>
+      <w:r>
+        <w:t xml:space="preserve">→ từ</w:t>
+      </w:r>
+      <w:r>
+        <w:t xml:space="preserve"> </w:t>
+      </w:r>
+      <w:r>
+        <w:rPr>
+          <w:iCs/>
+          <w:i/>
+        </w:rPr>
+        <w:t xml:space="preserve">β</w:t>
+      </w:r>
+      <w:r>
+        <w:t xml:space="preserve">, theo Borenstein et al. (2009) và Peterson &amp; Brown (2005) (</w:t>
       </w:r>
       <w:r>
         <w:rPr>
           <w:rStyle w:val="VerbatimChar"/>
         </w:rPr>
-        <w:t xml:space="preserve">extraction_confidence</w:t>
-      </w:r>
-      <w:r>
-        <w:t xml:space="preserve">); bản nháp</w:t>
-      </w:r>
-      <w:r>
-        <w:t xml:space="preserve"> </w:t>
-      </w:r>
-      <w:r>
-        <w:rPr>
-          <w:bCs/>
-          <w:b/>
-        </w:rPr>
-        <w:t xml:space="preserve">không bao giờ</w:t>
-      </w:r>
-      <w:r>
-        <w:t xml:space="preserve"> </w:t>
-      </w:r>
-      <w:r>
-        <w:t xml:space="preserve">tự động đi vào tập dữ liệu phân tích.</w:t>
+        <w:t xml:space="preserve">r = √(t²/(t²+df))</w:t>
+      </w:r>
+      <w:r>
+        <w:t xml:space="preserve">;</w:t>
+      </w:r>
+      <w:r>
+        <w:t xml:space="preserve"> </w:t>
+      </w:r>
+      <w:r>
+        <w:rPr>
+          <w:rStyle w:val="VerbatimChar"/>
+        </w:rPr>
+        <w:t xml:space="preserve">r ≈ β</w:t>
+      </w:r>
+      <w:r>
+        <w:t xml:space="preserve"> </w:t>
+      </w:r>
+      <w:r>
+        <w:t xml:space="preserve">với</w:t>
+      </w:r>
+      <w:r>
+        <w:t xml:space="preserve"> </w:t>
+      </w:r>
+      <w:r>
+        <w:t xml:space="preserve">hiệu chỉnh khi |β| nhỏ). Mỗi đường quy đổi gắn một</w:t>
+      </w:r>
+      <w:r>
+        <w:t xml:space="preserve"> </w:t>
+      </w:r>
+      <w:r>
+        <w:rPr>
+          <w:bCs/>
+          <w:b/>
+        </w:rPr>
+        <w:t xml:space="preserve">mức độ tin cậy</w:t>
+      </w:r>
+      <w:r>
+        <w:t xml:space="preserve"> </w:t>
+      </w:r>
+      <w:r>
+        <w:t xml:space="preserve">giảm dần.</w:t>
       </w:r>
     </w:p>
     <w:p>
@@ -1004,34 +805,26 @@
         <w:pStyle w:val="Compact"/>
       </w:pPr>
       <w:r>
-        <w:t xml:space="preserve">Bản ghi có</w:t>
-      </w:r>
-      <w:r>
-        <w:t xml:space="preserve"> </w:t>
-      </w:r>
-      <w:r>
-        <w:rPr>
-          <w:rStyle w:val="VerbatimChar"/>
-        </w:rPr>
-        <w:t xml:space="preserve">confidence &lt; 0.7</w:t>
-      </w:r>
-      <w:r>
-        <w:t xml:space="preserve"> </w:t>
-      </w:r>
-      <w:r>
-        <w:t xml:space="preserve">tự động bị gắn cờ</w:t>
-      </w:r>
-      <w:r>
-        <w:t xml:space="preserve"> </w:t>
-      </w:r>
-      <w:r>
-        <w:rPr>
-          <w:rStyle w:val="VerbatimChar"/>
-        </w:rPr>
-        <w:t xml:space="preserve">requires_verification</w:t>
-      </w:r>
-      <w:r>
-        <w:t xml:space="preserve">.</w:t>
+        <w:rPr>
+          <w:bCs/>
+          <w:b/>
+        </w:rPr>
+        <w:t xml:space="preserve">Khung biến điều tiết đặc thù của luận án</w:t>
+      </w:r>
+      <w:r>
+        <w:t xml:space="preserve">: chế độ thể chế ICRV, chỉ số áp dụng số quốc gia</w:t>
+      </w:r>
+      <w:r>
+        <w:t xml:space="preserve"> </w:t>
+      </w:r>
+      <w:r>
+        <w:t xml:space="preserve">cDAI, pha Vòng đời Nghịch lý Số DPL (Precede/Span/Follow) — các kiến tạo (construct) do chính tác</w:t>
+      </w:r>
+      <w:r>
+        <w:t xml:space="preserve"> </w:t>
+      </w:r>
+      <w:r>
+        <w:t xml:space="preserve">giả phát triển trong khung lý thuyết của luận án.</w:t>
       </w:r>
     </w:p>
     <w:p>
@@ -1047,110 +840,16 @@
           <w:bCs/>
           <w:b/>
         </w:rPr>
-        <w:t xml:space="preserve">Principal Investigator (PI)</w:t>
-      </w:r>
-      <w:r>
-        <w:t xml:space="preserve"> </w:t>
-      </w:r>
-      <w:r>
-        <w:t xml:space="preserve">bắt buộc rà soát, có quyền</w:t>
-      </w:r>
-      <w:r>
-        <w:t xml:space="preserve"> </w:t>
-      </w:r>
-      <w:r>
-        <w:rPr>
-          <w:bCs/>
-          <w:b/>
-        </w:rPr>
-        <w:t xml:space="preserve">ghi đè (override)</w:t>
-      </w:r>
-      <w:r>
-        <w:t xml:space="preserve"> </w:t>
-      </w:r>
-      <w:r>
-        <w:t xml:space="preserve">bất kỳ trường nào,</w:t>
-      </w:r>
-      <w:r>
-        <w:t xml:space="preserve"> </w:t>
-      </w:r>
-      <w:r>
-        <w:t xml:space="preserve">ghi chú lý do, rồi mới</w:t>
-      </w:r>
-      <w:r>
-        <w:t xml:space="preserve"> </w:t>
-      </w:r>
-      <w:r>
-        <w:rPr>
-          <w:bCs/>
-          <w:b/>
-        </w:rPr>
-        <w:t xml:space="preserve">phê duyệt</w:t>
-      </w:r>
-      <w:r>
-        <w:t xml:space="preserve">.</w:t>
-      </w:r>
-    </w:p>
-    <w:p>
-      <w:pPr>
-        <w:numPr>
-          <w:ilvl w:val="0"/>
-          <w:numId w:val="1001"/>
-        </w:numPr>
-        <w:pStyle w:val="Compact"/>
-      </w:pPr>
-      <w:r>
-        <w:t xml:space="preserve">Chỉ bản ghi đã phê duyệt mới được</w:t>
-      </w:r>
-      <w:r>
-        <w:t xml:space="preserve"> </w:t>
-      </w:r>
-      <w:r>
-        <w:rPr>
-          <w:bCs/>
-          <w:b/>
-        </w:rPr>
-        <w:t xml:space="preserve">khóa vĩnh viễn (irreversible lock)</w:t>
-      </w:r>
-      <w:r>
-        <w:t xml:space="preserve"> </w:t>
-      </w:r>
-      <w:r>
-        <w:t xml:space="preserve">kèm dấu thời gian UTC,</w:t>
-      </w:r>
-      <w:r>
-        <w:t xml:space="preserve"> </w:t>
-      </w:r>
-      <w:r>
-        <w:t xml:space="preserve">tạo</w:t>
-      </w:r>
-      <w:r>
-        <w:t xml:space="preserve"> </w:t>
-      </w:r>
-      <w:r>
-        <w:rPr>
-          <w:bCs/>
-          <w:b/>
-        </w:rPr>
-        <w:t xml:space="preserve">vết kiểm toán (audit trail)</w:t>
-      </w:r>
-      <w:r>
-        <w:t xml:space="preserve"> </w:t>
-      </w:r>
-      <w:r>
-        <w:t xml:space="preserve">phục vụ minh bạch và tái lập.</w:t>
-      </w:r>
-    </w:p>
-    <w:p>
-      <w:pPr>
-        <w:numPr>
-          <w:ilvl w:val="0"/>
-          <w:numId w:val="1001"/>
-        </w:numPr>
-        <w:pStyle w:val="Compact"/>
-      </w:pPr>
-      <w:r>
-        <w:t xml:space="preserve">Chỉ các bản ghi đã khóa mới được xuất ra CSV để đưa vào phân tích.</w:t>
+        <w:t xml:space="preserve">Chuẩn báo cáo</w:t>
+      </w:r>
+      <w:r>
+        <w:t xml:space="preserve">: tuân thủ tinh thần PRISMA 2020 và MARS (Meta-Analysis Reporting Standards), với</w:t>
+      </w:r>
+      <w:r>
+        <w:t xml:space="preserve"> </w:t>
+      </w:r>
+      <w:r>
+        <w:t xml:space="preserve">trường dữ liệu xuất ra khớp ma trận dữ liệu của luận án.</w:t>
       </w:r>
     </w:p>
     <w:p>
@@ -1158,78 +857,32 @@
         <w:pStyle w:val="FirstParagraph"/>
       </w:pPr>
       <w:r>
-        <w:t xml:space="preserve">Cơ chế hai bước</w:t>
-      </w:r>
-      <w:r>
-        <w:t xml:space="preserve"> </w:t>
-      </w:r>
-      <w:r>
-        <w:rPr>
-          <w:bCs/>
-          <w:b/>
-        </w:rPr>
-        <w:t xml:space="preserve">phê duyệt → khóa</w:t>
-      </w:r>
-      <w:r>
-        <w:t xml:space="preserve"> </w:t>
-      </w:r>
-      <w:r>
-        <w:t xml:space="preserve">là</w:t>
-      </w:r>
-      <w:r>
-        <w:t xml:space="preserve"> </w:t>
-      </w:r>
-      <w:r>
-        <w:rPr>
-          <w:bCs/>
-          <w:b/>
-        </w:rPr>
-        <w:t xml:space="preserve">đặc trưng phân biệt M-AIDA với mọi công cụ trích xuất tự</w:t>
-      </w:r>
-      <w:r>
-        <w:rPr>
-          <w:bCs/>
-          <w:b/>
-        </w:rPr>
-        <w:t xml:space="preserve"> </w:t>
-      </w:r>
-      <w:r>
-        <w:rPr>
-          <w:bCs/>
-          <w:b/>
-        </w:rPr>
-        <w:t xml:space="preserve">động thuần túy</w:t>
-      </w:r>
-      <w:r>
-        <w:t xml:space="preserve">: nó hiện thực hóa chuẩn mực sử dụng AI có trách nhiệm trong nghiên cứu — AI tăng</w:t>
-      </w:r>
-      <w:r>
-        <w:t xml:space="preserve"> </w:t>
-      </w:r>
-      <w:r>
-        <w:t xml:space="preserve">tốc, nhưng</w:t>
-      </w:r>
-      <w:r>
-        <w:t xml:space="preserve"> </w:t>
-      </w:r>
-      <w:r>
-        <w:rPr>
-          <w:bCs/>
-          <w:b/>
-        </w:rPr>
-        <w:t xml:space="preserve">con người chịu trách nhiệm cuối cùng</w:t>
-      </w:r>
-      <w:r>
-        <w:t xml:space="preserve"> </w:t>
-      </w:r>
-      <w:r>
-        <w:t xml:space="preserve">về từng số liệu. Đây cũng là lý do dữ liệu do</w:t>
-      </w:r>
-      <w:r>
-        <w:t xml:space="preserve"> </w:t>
-      </w:r>
-      <w:r>
-        <w:t xml:space="preserve">quy trình M-AIDA sinh ra đủ tin cậy cho nghiên cứu bình duyệt.</w:t>
+        <w:t xml:space="preserve">Nói cách khác,</w:t>
+      </w:r>
+      <w:r>
+        <w:t xml:space="preserve"> </w:t>
+      </w:r>
+      <w:r>
+        <w:rPr>
+          <w:bCs/>
+          <w:b/>
+        </w:rPr>
+        <w:t xml:space="preserve">giá trị cốt lõi của M-AIDA nằm ở tri thức chuyên ngành được hệ thống hóa</w:t>
+      </w:r>
+      <w:r>
+        <w:t xml:space="preserve">, không</w:t>
+      </w:r>
+      <w:r>
+        <w:t xml:space="preserve"> </w:t>
+      </w:r>
+      <w:r>
+        <w:t xml:space="preserve">chỉ ở phần lập trình. Chính vì dựa trên hiểu biết sâu về meta-analysis trong international business</w:t>
+      </w:r>
+      <w:r>
+        <w:t xml:space="preserve"> </w:t>
+      </w:r>
+      <w:r>
+        <w:t xml:space="preserve">mà tác giả mới có thể đặc tả được system prompt, thang tin cậy, và lược đồ biến điều tiết đúng chuẩn.</w:t>
       </w:r>
     </w:p>
     <w:p>
@@ -1239,14 +892,15 @@
         </w:pict>
       </w:r>
     </w:p>
-    <w:bookmarkEnd w:id="27"/>
-    <w:bookmarkStart w:id="28" w:name="kiến-trúc-phần-mềm"/>
+    <w:bookmarkEnd w:id="25"/>
+    <w:bookmarkEnd w:id="26"/>
+    <w:bookmarkStart w:id="27" w:name="Xec6706d6e2bac8e139ff02548dd6e2024adfc4f"/>
     <w:p>
       <w:pPr>
         <w:pStyle w:val="Heading2"/>
       </w:pPr>
       <w:r>
-        <w:t xml:space="preserve">6. KIẾN TRÚC PHẦN MỀM</w:t>
+        <w:t xml:space="preserve">5. NGUYÊN LÝ CỐT LÕI — CON NGƯỜI TRONG VÒNG LẶP (Human-in-the-Loop)</w:t>
       </w:r>
     </w:p>
     <w:p>
@@ -1254,125 +908,103 @@
         <w:pStyle w:val="FirstParagraph"/>
       </w:pPr>
       <w:r>
-        <w:t xml:space="preserve">M-AIDA v7.0 là</w:t>
-      </w:r>
-      <w:r>
-        <w:t xml:space="preserve"> </w:t>
-      </w:r>
-      <w:r>
-        <w:rPr>
-          <w:bCs/>
-          <w:b/>
-        </w:rPr>
-        <w:t xml:space="preserve">ứng dụng web một tệp (single-file), chạy hoàn toàn phía trình duyệt</w:t>
-      </w:r>
-      <w:r>
-        <w:rPr>
-          <w:bCs/>
-          <w:b/>
-        </w:rPr>
-        <w:t xml:space="preserve"> </w:t>
-      </w:r>
-      <w:r>
-        <w:rPr>
-          <w:bCs/>
-          <w:b/>
-        </w:rPr>
-        <w:t xml:space="preserve">(client-side), không yêu cầu máy chủ, cơ sở dữ liệu ngoài hay khóa API</w:t>
-      </w:r>
-      <w:r>
-        <w:t xml:space="preserve">. Toàn bộ giao diện và</w:t>
-      </w:r>
-      <w:r>
-        <w:t xml:space="preserve"> </w:t>
-      </w:r>
-      <w:r>
-        <w:t xml:space="preserve">logic xử lý nằm trong một tệp</w:t>
-      </w:r>
-      <w:r>
-        <w:t xml:space="preserve"> </w:t>
+        <w:t xml:space="preserve">M-AIDA được thiết kế trên một nguyên lý phương pháp luận</w:t>
+      </w:r>
+      <w:r>
+        <w:t xml:space="preserve"> </w:t>
+      </w:r>
+      <w:r>
+        <w:rPr>
+          <w:bCs/>
+          <w:b/>
+        </w:rPr>
+        <w:t xml:space="preserve">bất biến</w:t>
+      </w:r>
+      <w:r>
+        <w:t xml:space="preserve">:</w:t>
+      </w:r>
+    </w:p>
+    <w:p>
+      <w:pPr>
+        <w:pStyle w:val="BlockText"/>
+      </w:pPr>
+      <w:r>
+        <w:rPr>
+          <w:bCs/>
+          <w:b/>
+        </w:rPr>
+        <w:t xml:space="preserve">Tự động hóa để giảm THỜI GIAN; con người để bảo đảm TÍNH HỢP LỆ.</w:t>
+      </w:r>
+    </w:p>
+    <w:p>
+      <w:pPr>
+        <w:numPr>
+          <w:ilvl w:val="0"/>
+          <w:numId w:val="1002"/>
+        </w:numPr>
+        <w:pStyle w:val="Compact"/>
+      </w:pPr>
+      <w:r>
+        <w:t xml:space="preserve">Mô hình ngôn ngữ lớn (LLM) chỉ tạo ra</w:t>
+      </w:r>
+      <w:r>
+        <w:t xml:space="preserve"> </w:t>
+      </w:r>
+      <w:r>
+        <w:rPr>
+          <w:bCs/>
+          <w:b/>
+        </w:rPr>
+        <w:t xml:space="preserve">bản nháp trích xuất</w:t>
+      </w:r>
+      <w:r>
+        <w:t xml:space="preserve"> </w:t>
+      </w:r>
+      <w:r>
+        <w:t xml:space="preserve">kèm điểm tin cậy</w:t>
+      </w:r>
+      <w:r>
+        <w:t xml:space="preserve"> </w:t>
+      </w:r>
+      <w:r>
+        <w:t xml:space="preserve">(</w:t>
       </w:r>
       <w:r>
         <w:rPr>
           <w:rStyle w:val="VerbatimChar"/>
         </w:rPr>
-        <w:t xml:space="preserve">MAIDA_intake.html</w:t>
-      </w:r>
-      <w:r>
-        <w:t xml:space="preserve"> </w:t>
-      </w:r>
-      <w:r>
-        <w:t xml:space="preserve">(HTML5 + JavaScript ES2017+), kèm thư viện</w:t>
-      </w:r>
-      <w:r>
-        <w:t xml:space="preserve"> </w:t>
-      </w:r>
-      <w:r>
-        <w:t xml:space="preserve">PDF.js nạp từ CDN để đọc tệp PDF. Lựa chọn kiến trúc này nhằm tối đa hóa tính khả chuyển, khả</w:t>
-      </w:r>
-      <w:r>
-        <w:t xml:space="preserve"> </w:t>
-      </w:r>
-      <w:r>
-        <w:t xml:space="preserve">năng tái lập và bảo mật dữ liệu (mọi dữ liệu lưu cục bộ trên trình duyệt, không truyền ra ngoài).</w:t>
-      </w:r>
-    </w:p>
-    <w:p>
-      <w:pPr>
-        <w:pStyle w:val="BodyText"/>
-      </w:pPr>
-      <w:r>
-        <w:t xml:space="preserve">Bốn lớp chức năng trong cùng một tệp:</w:t>
-      </w:r>
-      <w:r>
-        <w:t xml:space="preserve"> </w:t>
-      </w:r>
-      <w:r>
-        <w:t xml:space="preserve">-</w:t>
-      </w:r>
-      <w:r>
-        <w:t xml:space="preserve"> </w:t>
-      </w:r>
-      <w:r>
-        <w:rPr>
-          <w:bCs/>
-          <w:b/>
-        </w:rPr>
-        <w:t xml:space="preserve">Lớp giao diện (Frontend):</w:t>
-      </w:r>
-      <w:r>
-        <w:t xml:space="preserve"> </w:t>
-      </w:r>
-      <w:r>
-        <w:t xml:space="preserve">bảng điều khiển học thuật ba khối — (01) Nạp tài liệu, (02) Ứng</w:t>
-      </w:r>
-      <w:r>
-        <w:t xml:space="preserve"> </w:t>
-      </w:r>
-      <w:r>
-        <w:t xml:space="preserve">viên trích xuất, (03) Dataset đã kiểm chứng — dựng thuần HTML/CSS, không framework.</w:t>
-      </w:r>
-      <w:r>
-        <w:t xml:space="preserve"> </w:t>
-      </w:r>
-      <w:r>
-        <w:t xml:space="preserve">-</w:t>
-      </w:r>
-      <w:r>
-        <w:t xml:space="preserve"> </w:t>
-      </w:r>
-      <w:r>
-        <w:rPr>
-          <w:bCs/>
-          <w:b/>
-        </w:rPr>
-        <w:t xml:space="preserve">Lớp trích xuất (Extraction Engine):</w:t>
-      </w:r>
-      <w:r>
-        <w:t xml:space="preserve"> </w:t>
-      </w:r>
-      <w:r>
-        <w:t xml:space="preserve">hai chế độ — (i)</w:t>
+        <w:t xml:space="preserve">extraction_confidence</w:t>
+      </w:r>
+      <w:r>
+        <w:t xml:space="preserve">); bản nháp</w:t>
+      </w:r>
+      <w:r>
+        <w:t xml:space="preserve"> </w:t>
+      </w:r>
+      <w:r>
+        <w:rPr>
+          <w:bCs/>
+          <w:b/>
+        </w:rPr>
+        <w:t xml:space="preserve">không bao giờ</w:t>
+      </w:r>
+      <w:r>
+        <w:t xml:space="preserve"> </w:t>
+      </w:r>
+      <w:r>
+        <w:t xml:space="preserve">tự động đi vào tập dữ liệu phân tích.</w:t>
+      </w:r>
+    </w:p>
+    <w:p>
+      <w:pPr>
+        <w:numPr>
+          <w:ilvl w:val="0"/>
+          <w:numId w:val="1002"/>
+        </w:numPr>
+        <w:pStyle w:val="Compact"/>
+      </w:pPr>
+      <w:r>
+        <w:t xml:space="preserve">Bản ghi có</w:t>
       </w:r>
       <w:r>
         <w:t xml:space="preserve"> </w:t>
@@ -1381,19 +1013,13 @@
         <w:rPr>
           <w:rStyle w:val="VerbatimChar"/>
         </w:rPr>
-        <w:t xml:space="preserve">ruleExtract</w:t>
-      </w:r>
-      <w:r>
-        <w:t xml:space="preserve"> </w:t>
-      </w:r>
-      <w:r>
-        <w:t xml:space="preserve">theo biểu thức chính</w:t>
-      </w:r>
-      <w:r>
-        <w:t xml:space="preserve"> </w:t>
-      </w:r>
-      <w:r>
-        <w:t xml:space="preserve">quy (regular expression), chạy ngoại tuyến hoàn toàn; (ii)</w:t>
+        <w:t xml:space="preserve">confidence &lt; 0.7</w:t>
+      </w:r>
+      <w:r>
+        <w:t xml:space="preserve"> </w:t>
+      </w:r>
+      <w:r>
+        <w:t xml:space="preserve">tự động bị gắn cờ</w:t>
       </w:r>
       <w:r>
         <w:t xml:space="preserve"> </w:t>
@@ -1402,201 +1028,208 @@
         <w:rPr>
           <w:rStyle w:val="VerbatimChar"/>
         </w:rPr>
-        <w:t xml:space="preserve">aiExtract</w:t>
-      </w:r>
-      <w:r>
-        <w:t xml:space="preserve"> </w:t>
-      </w:r>
-      <w:r>
-        <w:t xml:space="preserve">dùng mô hình ngôn ngữ</w:t>
-      </w:r>
-      <w:r>
-        <w:t xml:space="preserve"> </w:t>
-      </w:r>
-      <w:r>
-        <w:t xml:space="preserve">lớn Claude qua API artifact</w:t>
-      </w:r>
-      <w:r>
-        <w:t xml:space="preserve"> </w:t>
-      </w:r>
-      <w:r>
-        <w:rPr>
-          <w:rStyle w:val="VerbatimChar"/>
-        </w:rPr>
-        <w:t xml:space="preserve">window.claude.complete</w:t>
-      </w:r>
-      <w:r>
-        <w:t xml:space="preserve"> </w:t>
-      </w:r>
-      <w:r>
-        <w:t xml:space="preserve">(trong môi trường claude.ai, không cần</w:t>
-      </w:r>
-      <w:r>
-        <w:t xml:space="preserve"> </w:t>
-      </w:r>
-      <w:r>
-        <w:t xml:space="preserve">khóa API); ngoài môi trường đó hệ thống tự chuyển về chế độ quy tắc.</w:t>
-      </w:r>
-      <w:r>
-        <w:t xml:space="preserve"> </w:t>
-      </w:r>
-      <w:r>
-        <w:t xml:space="preserve">-</w:t>
-      </w:r>
-      <w:r>
-        <w:t xml:space="preserve"> </w:t>
-      </w:r>
-      <w:r>
-        <w:rPr>
-          <w:bCs/>
-          <w:b/>
-        </w:rPr>
-        <w:t xml:space="preserve">Lớp đọc tài liệu (PDF.js):</w:t>
-      </w:r>
-      <w:r>
-        <w:t xml:space="preserve"> </w:t>
-      </w:r>
-      <w:r>
-        <w:t xml:space="preserve">hàm</w:t>
-      </w:r>
-      <w:r>
-        <w:t xml:space="preserve"> </w:t>
-      </w:r>
-      <w:r>
-        <w:rPr>
-          <w:rStyle w:val="VerbatimChar"/>
-        </w:rPr>
-        <w:t xml:space="preserve">readPdf</w:t>
-      </w:r>
-      <w:r>
-        <w:t xml:space="preserve"> </w:t>
-      </w:r>
-      <w:r>
-        <w:t xml:space="preserve">rút văn bản trực tiếp từ PDF phi cấu trúc, ngay</w:t>
-      </w:r>
-      <w:r>
-        <w:t xml:space="preserve"> </w:t>
-      </w:r>
-      <w:r>
-        <w:t xml:space="preserve">trên trình duyệt.</w:t>
-      </w:r>
-      <w:r>
-        <w:t xml:space="preserve"> </w:t>
-      </w:r>
-      <w:r>
-        <w:t xml:space="preserve">-</w:t>
-      </w:r>
-      <w:r>
-        <w:t xml:space="preserve"> </w:t>
-      </w:r>
-      <w:r>
-        <w:rPr>
-          <w:bCs/>
-          <w:b/>
-        </w:rPr>
-        <w:t xml:space="preserve">Lớp kiểm chứng &amp; lưu trữ:</w:t>
-      </w:r>
-      <w:r>
-        <w:t xml:space="preserve"> </w:t>
-      </w:r>
-      <w:r>
-        <w:rPr>
-          <w:rStyle w:val="VerbatimChar"/>
-        </w:rPr>
-        <w:t xml:space="preserve">renderCands</w:t>
-      </w:r>
-      <w:r>
-        <w:t xml:space="preserve">,</w:t>
-      </w:r>
-      <w:r>
-        <w:t xml:space="preserve"> </w:t>
-      </w:r>
-      <w:r>
-        <w:rPr>
-          <w:rStyle w:val="VerbatimChar"/>
-        </w:rPr>
-        <w:t xml:space="preserve">accept</w:t>
-      </w:r>
-      <w:r>
-        <w:t xml:space="preserve">,</w:t>
-      </w:r>
-      <w:r>
-        <w:t xml:space="preserve"> </w:t>
-      </w:r>
-      <w:r>
-        <w:rPr>
-          <w:rStyle w:val="VerbatimChar"/>
-        </w:rPr>
-        <w:t xml:space="preserve">renderDS</w:t>
-      </w:r>
-      <w:r>
-        <w:t xml:space="preserve">,</w:t>
-      </w:r>
-      <w:r>
-        <w:t xml:space="preserve"> </w:t>
-      </w:r>
-      <w:r>
-        <w:rPr>
-          <w:rStyle w:val="VerbatimChar"/>
-        </w:rPr>
-        <w:t xml:space="preserve">persist</w:t>
-      </w:r>
-      <w:r>
-        <w:t xml:space="preserve">,</w:t>
-      </w:r>
-      <w:r>
-        <w:t xml:space="preserve"> </w:t>
-      </w:r>
-      <w:r>
-        <w:rPr>
-          <w:rStyle w:val="VerbatimChar"/>
-        </w:rPr>
-        <w:t xml:space="preserve">loadStore</w:t>
-      </w:r>
-      <w:r>
-        <w:t xml:space="preserve"> </w:t>
-      </w:r>
-      <w:r>
-        <w:t xml:space="preserve">—</w:t>
-      </w:r>
-      <w:r>
-        <w:t xml:space="preserve"> </w:t>
-      </w:r>
-      <w:r>
-        <w:t xml:space="preserve">hiện thực quy trình human-in-the-loop; dữ liệu đã khóa lưu cục bộ (</w:t>
-      </w:r>
-      <w:r>
-        <w:rPr>
-          <w:rStyle w:val="VerbatimChar"/>
-        </w:rPr>
-        <w:t xml:space="preserve">window.storage</w:t>
-      </w:r>
-      <w:r>
-        <w:t xml:space="preserve"> </w:t>
-      </w:r>
-      <w:r>
-        <w:t xml:space="preserve">hoặc bộ</w:t>
-      </w:r>
-      <w:r>
-        <w:t xml:space="preserve"> </w:t>
-      </w:r>
-      <w:r>
-        <w:t xml:space="preserve">nhớ phiên), kết xuất CSV/JSON bằng</w:t>
-      </w:r>
-      <w:r>
-        <w:t xml:space="preserve"> </w:t>
-      </w:r>
-      <w:r>
-        <w:rPr>
-          <w:rStyle w:val="VerbatimChar"/>
-        </w:rPr>
-        <w:t xml:space="preserve">exportCSV</w:t>
-      </w:r>
-      <w:r>
-        <w:t xml:space="preserve"> </w:t>
-      </w:r>
-      <w:r>
-        <w:t xml:space="preserve">và trình tải JSON.</w:t>
+        <w:t xml:space="preserve">requires_verification</w:t>
+      </w:r>
+      <w:r>
+        <w:t xml:space="preserve">.</w:t>
+      </w:r>
+    </w:p>
+    <w:p>
+      <w:pPr>
+        <w:numPr>
+          <w:ilvl w:val="0"/>
+          <w:numId w:val="1002"/>
+        </w:numPr>
+        <w:pStyle w:val="Compact"/>
+      </w:pPr>
+      <w:r>
+        <w:rPr>
+          <w:bCs/>
+          <w:b/>
+        </w:rPr>
+        <w:t xml:space="preserve">Principal Investigator (PI)</w:t>
+      </w:r>
+      <w:r>
+        <w:t xml:space="preserve"> </w:t>
+      </w:r>
+      <w:r>
+        <w:t xml:space="preserve">bắt buộc rà soát, có quyền</w:t>
+      </w:r>
+      <w:r>
+        <w:t xml:space="preserve"> </w:t>
+      </w:r>
+      <w:r>
+        <w:rPr>
+          <w:bCs/>
+          <w:b/>
+        </w:rPr>
+        <w:t xml:space="preserve">ghi đè (override)</w:t>
+      </w:r>
+      <w:r>
+        <w:t xml:space="preserve"> </w:t>
+      </w:r>
+      <w:r>
+        <w:t xml:space="preserve">bất kỳ trường nào,</w:t>
+      </w:r>
+      <w:r>
+        <w:t xml:space="preserve"> </w:t>
+      </w:r>
+      <w:r>
+        <w:t xml:space="preserve">ghi chú lý do, rồi mới</w:t>
+      </w:r>
+      <w:r>
+        <w:t xml:space="preserve"> </w:t>
+      </w:r>
+      <w:r>
+        <w:rPr>
+          <w:bCs/>
+          <w:b/>
+        </w:rPr>
+        <w:t xml:space="preserve">phê duyệt</w:t>
+      </w:r>
+      <w:r>
+        <w:t xml:space="preserve">.</w:t>
+      </w:r>
+    </w:p>
+    <w:p>
+      <w:pPr>
+        <w:numPr>
+          <w:ilvl w:val="0"/>
+          <w:numId w:val="1002"/>
+        </w:numPr>
+        <w:pStyle w:val="Compact"/>
+      </w:pPr>
+      <w:r>
+        <w:t xml:space="preserve">Chỉ bản ghi đã phê duyệt mới được</w:t>
+      </w:r>
+      <w:r>
+        <w:t xml:space="preserve"> </w:t>
+      </w:r>
+      <w:r>
+        <w:rPr>
+          <w:bCs/>
+          <w:b/>
+        </w:rPr>
+        <w:t xml:space="preserve">khóa vĩnh viễn (irreversible lock)</w:t>
+      </w:r>
+      <w:r>
+        <w:t xml:space="preserve"> </w:t>
+      </w:r>
+      <w:r>
+        <w:t xml:space="preserve">kèm dấu thời gian UTC,</w:t>
+      </w:r>
+      <w:r>
+        <w:t xml:space="preserve"> </w:t>
+      </w:r>
+      <w:r>
+        <w:t xml:space="preserve">tạo</w:t>
+      </w:r>
+      <w:r>
+        <w:t xml:space="preserve"> </w:t>
+      </w:r>
+      <w:r>
+        <w:rPr>
+          <w:bCs/>
+          <w:b/>
+        </w:rPr>
+        <w:t xml:space="preserve">vết kiểm toán (audit trail)</w:t>
+      </w:r>
+      <w:r>
+        <w:t xml:space="preserve"> </w:t>
+      </w:r>
+      <w:r>
+        <w:t xml:space="preserve">phục vụ minh bạch và tái lập.</w:t>
+      </w:r>
+    </w:p>
+    <w:p>
+      <w:pPr>
+        <w:numPr>
+          <w:ilvl w:val="0"/>
+          <w:numId w:val="1002"/>
+        </w:numPr>
+        <w:pStyle w:val="Compact"/>
+      </w:pPr>
+      <w:r>
+        <w:t xml:space="preserve">Chỉ các bản ghi đã khóa mới được xuất ra CSV để đưa vào phân tích.</w:t>
+      </w:r>
+    </w:p>
+    <w:p>
+      <w:pPr>
+        <w:pStyle w:val="FirstParagraph"/>
+      </w:pPr>
+      <w:r>
+        <w:t xml:space="preserve">Cơ chế hai bước</w:t>
+      </w:r>
+      <w:r>
+        <w:t xml:space="preserve"> </w:t>
+      </w:r>
+      <w:r>
+        <w:rPr>
+          <w:bCs/>
+          <w:b/>
+        </w:rPr>
+        <w:t xml:space="preserve">phê duyệt → khóa</w:t>
+      </w:r>
+      <w:r>
+        <w:t xml:space="preserve"> </w:t>
+      </w:r>
+      <w:r>
+        <w:t xml:space="preserve">là</w:t>
+      </w:r>
+      <w:r>
+        <w:t xml:space="preserve"> </w:t>
+      </w:r>
+      <w:r>
+        <w:rPr>
+          <w:bCs/>
+          <w:b/>
+        </w:rPr>
+        <w:t xml:space="preserve">đặc trưng phân biệt M-AIDA với mọi công cụ trích xuất tự</w:t>
+      </w:r>
+      <w:r>
+        <w:rPr>
+          <w:bCs/>
+          <w:b/>
+        </w:rPr>
+        <w:t xml:space="preserve"> </w:t>
+      </w:r>
+      <w:r>
+        <w:rPr>
+          <w:bCs/>
+          <w:b/>
+        </w:rPr>
+        <w:t xml:space="preserve">động thuần túy</w:t>
+      </w:r>
+      <w:r>
+        <w:t xml:space="preserve">: nó hiện thực hóa chuẩn mực sử dụng AI có trách nhiệm trong nghiên cứu — AI tăng</w:t>
+      </w:r>
+      <w:r>
+        <w:t xml:space="preserve"> </w:t>
+      </w:r>
+      <w:r>
+        <w:t xml:space="preserve">tốc, nhưng</w:t>
+      </w:r>
+      <w:r>
+        <w:t xml:space="preserve"> </w:t>
+      </w:r>
+      <w:r>
+        <w:rPr>
+          <w:bCs/>
+          <w:b/>
+        </w:rPr>
+        <w:t xml:space="preserve">con người chịu trách nhiệm cuối cùng</w:t>
+      </w:r>
+      <w:r>
+        <w:t xml:space="preserve"> </w:t>
+      </w:r>
+      <w:r>
+        <w:t xml:space="preserve">về từng số liệu. Đây cũng là lý do dữ liệu do</w:t>
+      </w:r>
+      <w:r>
+        <w:t xml:space="preserve"> </w:t>
+      </w:r>
+      <w:r>
+        <w:t xml:space="preserve">quy trình M-AIDA sinh ra đủ tin cậy cho nghiên cứu bình duyệt.</w:t>
       </w:r>
     </w:p>
     <w:p>
@@ -1606,20 +1239,1095 @@
         </w:pict>
       </w:r>
     </w:p>
+    <w:bookmarkEnd w:id="27"/>
+    <w:bookmarkStart w:id="30" w:name="X0a3820061abc68e9297925f6fe23b2bc8844588"/>
+    <w:p>
+      <w:pPr>
+        <w:pStyle w:val="Heading2"/>
+      </w:pPr>
+      <w:r>
+        <w:t xml:space="preserve">6. KIẾN TRÚC PHẦN MỀM</w:t>
+      </w:r>
+    </w:p>
+    <w:p>
+      <w:pPr>
+        <w:pStyle w:val="FirstParagraph"/>
+      </w:pPr>
+      <w:r>
+        <w:t xml:space="preserve">M-AIDA v7.0 là</w:t>
+      </w:r>
+      <w:r>
+        <w:t xml:space="preserve"> </w:t>
+      </w:r>
+      <w:r>
+        <w:rPr>
+          <w:bCs/>
+          <w:b/>
+        </w:rPr>
+        <w:t xml:space="preserve">ứng dụng web một tệp (single-file), chạy hoàn toàn phía trình duyệt</w:t>
+      </w:r>
+      <w:r>
+        <w:rPr>
+          <w:bCs/>
+          <w:b/>
+        </w:rPr>
+        <w:t xml:space="preserve"> </w:t>
+      </w:r>
+      <w:r>
+        <w:rPr>
+          <w:bCs/>
+          <w:b/>
+        </w:rPr>
+        <w:t xml:space="preserve">(client-side), không yêu cầu máy chủ, cơ sở dữ liệu ngoài hay khóa API</w:t>
+      </w:r>
+      <w:r>
+        <w:t xml:space="preserve">. Toàn bộ giao diện và</w:t>
+      </w:r>
+      <w:r>
+        <w:t xml:space="preserve"> </w:t>
+      </w:r>
+      <w:r>
+        <w:t xml:space="preserve">logic xử lý nằm trong một tệp</w:t>
+      </w:r>
+      <w:r>
+        <w:t xml:space="preserve"> </w:t>
+      </w:r>
+      <w:r>
+        <w:rPr>
+          <w:rStyle w:val="VerbatimChar"/>
+        </w:rPr>
+        <w:t xml:space="preserve">MAIDA_intake.html</w:t>
+      </w:r>
+      <w:r>
+        <w:t xml:space="preserve"> </w:t>
+      </w:r>
+      <w:r>
+        <w:t xml:space="preserve">(HTML5 + JavaScript ES2017+), kèm thư viện</w:t>
+      </w:r>
+      <w:r>
+        <w:t xml:space="preserve"> </w:t>
+      </w:r>
+      <w:r>
+        <w:t xml:space="preserve">PDF.js nạp từ CDN để đọc tệp PDF. Lựa chọn kiến trúc này nhằm tối đa hóa tính khả chuyển, khả</w:t>
+      </w:r>
+      <w:r>
+        <w:t xml:space="preserve"> </w:t>
+      </w:r>
+      <w:r>
+        <w:t xml:space="preserve">năng tái lập và bảo mật dữ liệu (mọi dữ liệu lưu cục bộ trên trình duyệt, không truyền ra ngoài).</w:t>
+      </w:r>
+    </w:p>
+    <w:bookmarkStart w:id="28" w:name="X59158878375c9869258f74c3a26d20d4b28ed47"/>
+    <w:p>
+      <w:pPr>
+        <w:pStyle w:val="Heading3"/>
+      </w:pPr>
+      <w:r>
+        <w:t xml:space="preserve">6.1 PHẦN DO TÁC GIẢ TỰ XÂY DỰNG (phạm vi yêu cầu bảo hộ)</w:t>
+      </w:r>
+    </w:p>
+    <w:p>
+      <w:pPr>
+        <w:pStyle w:val="FirstParagraph"/>
+      </w:pPr>
+      <w:r>
+        <w:t xml:space="preserve">Phần mã nguồn nguyên gốc của tác giả, được yêu cầu bảo hộ trong hồ sơ đăng ký này, bao gồm:</w:t>
+      </w:r>
+    </w:p>
+    <w:p>
+      <w:pPr>
+        <w:numPr>
+          <w:ilvl w:val="0"/>
+          <w:numId w:val="1003"/>
+        </w:numPr>
+        <w:pStyle w:val="Compact"/>
+      </w:pPr>
+      <w:r>
+        <w:rPr>
+          <w:bCs/>
+          <w:b/>
+        </w:rPr>
+        <w:t xml:space="preserve">Logic trích xuất bằng quy tắc (</w:t>
+      </w:r>
+      <w:r>
+        <w:rPr>
+          <w:rStyle w:val="VerbatimChar"/>
+          <w:bCs/>
+          <w:b/>
+        </w:rPr>
+        <w:t xml:space="preserve">ruleExtract</w:t>
+      </w:r>
+      <w:r>
+        <w:rPr>
+          <w:bCs/>
+          <w:b/>
+        </w:rPr>
+        <w:t xml:space="preserve">)</w:t>
+      </w:r>
+      <w:r>
+        <w:t xml:space="preserve">: bộ biểu thức chính quy (regular expressions)</w:t>
+      </w:r>
+      <w:r>
+        <w:t xml:space="preserve"> </w:t>
+      </w:r>
+      <w:r>
+        <w:t xml:space="preserve">tự thiết kế để nhận diện cỡ mẫu</w:t>
+      </w:r>
+      <w:r>
+        <w:t xml:space="preserve"> </w:t>
+      </w:r>
+      <w:r>
+        <w:rPr>
+          <w:iCs/>
+          <w:i/>
+        </w:rPr>
+        <w:t xml:space="preserve">N</w:t>
+      </w:r>
+      <w:r>
+        <w:t xml:space="preserve">, hệ số tương quan</w:t>
+      </w:r>
+      <w:r>
+        <w:t xml:space="preserve"> </w:t>
+      </w:r>
+      <w:r>
+        <w:rPr>
+          <w:iCs/>
+          <w:i/>
+        </w:rPr>
+        <w:t xml:space="preserve">r</w:t>
+      </w:r>
+      <w:r>
+        <w:t xml:space="preserve">, thống kê</w:t>
+      </w:r>
+      <w:r>
+        <w:t xml:space="preserve"> </w:t>
+      </w:r>
+      <w:r>
+        <w:rPr>
+          <w:iCs/>
+          <w:i/>
+        </w:rPr>
+        <w:t xml:space="preserve">t</w:t>
+      </w:r>
+      <w:r>
+        <w:t xml:space="preserve">(df),</w:t>
+      </w:r>
+      <w:r>
+        <w:t xml:space="preserve"> </w:t>
+      </w:r>
+      <w:r>
+        <w:rPr>
+          <w:iCs/>
+          <w:i/>
+        </w:rPr>
+        <w:t xml:space="preserve">F</w:t>
+      </w:r>
+      <w:r>
+        <w:t xml:space="preserve">(1,df₂) và hệ</w:t>
+      </w:r>
+      <w:r>
+        <w:t xml:space="preserve"> </w:t>
+      </w:r>
+      <w:r>
+        <w:t xml:space="preserve">số hồi quy chuẩn hóa β trong văn bản học thuật tiếng Anh chuyên ngành kinh doanh quốc tế.</w:t>
+      </w:r>
+    </w:p>
+    <w:p>
+      <w:pPr>
+        <w:numPr>
+          <w:ilvl w:val="0"/>
+          <w:numId w:val="1003"/>
+        </w:numPr>
+        <w:pStyle w:val="Compact"/>
+      </w:pPr>
+      <w:r>
+        <w:rPr>
+          <w:bCs/>
+          <w:b/>
+        </w:rPr>
+        <w:t xml:space="preserve">Chuỗi quy đổi hiệu ứng</w:t>
+      </w:r>
+      <w:r>
+        <w:t xml:space="preserve"> </w:t>
+      </w:r>
+      <w:r>
+        <w:t xml:space="preserve">(</w:t>
+      </w:r>
+      <w:r>
+        <w:rPr>
+          <w:rStyle w:val="VerbatimChar"/>
+        </w:rPr>
+        <w:t xml:space="preserve">t2r</w:t>
+      </w:r>
+      <w:r>
+        <w:t xml:space="preserve">,</w:t>
+      </w:r>
+      <w:r>
+        <w:t xml:space="preserve"> </w:t>
+      </w:r>
+      <w:r>
+        <w:rPr>
+          <w:rStyle w:val="VerbatimChar"/>
+        </w:rPr>
+        <w:t xml:space="preserve">beta2r</w:t>
+      </w:r>
+      <w:r>
+        <w:t xml:space="preserve">,</w:t>
+      </w:r>
+      <w:r>
+        <w:t xml:space="preserve"> </w:t>
+      </w:r>
+      <w:r>
+        <w:rPr>
+          <w:rStyle w:val="VerbatimChar"/>
+        </w:rPr>
+        <w:t xml:space="preserve">f2r</w:t>
+      </w:r>
+      <w:r>
+        <w:t xml:space="preserve">,</w:t>
+      </w:r>
+      <w:r>
+        <w:t xml:space="preserve"> </w:t>
+      </w:r>
+      <w:r>
+        <w:rPr>
+          <w:rStyle w:val="VerbatimChar"/>
+        </w:rPr>
+        <w:t xml:space="preserve">clampR</w:t>
+      </w:r>
+      <w:r>
+        <w:t xml:space="preserve">,</w:t>
+      </w:r>
+      <w:r>
+        <w:t xml:space="preserve"> </w:t>
+      </w:r>
+      <w:r>
+        <w:rPr>
+          <w:rStyle w:val="VerbatimChar"/>
+        </w:rPr>
+        <w:t xml:space="preserve">z</w:t>
+      </w:r>
+      <w:r>
+        <w:t xml:space="preserve">): triển khai cụ thể chuỗi</w:t>
+      </w:r>
+      <w:r>
+        <w:t xml:space="preserve"> </w:t>
+      </w:r>
+      <w:r>
+        <w:t xml:space="preserve">chuyển đổi t→r (Cohen, 1988), β→r với hệ số 0,98 (Peterson &amp; Brown, 2005), F→r (Rosenthal,</w:t>
+      </w:r>
+      <w:r>
+        <w:t xml:space="preserve"> </w:t>
+      </w:r>
+      <w:r>
+        <w:t xml:space="preserve">1994) và Fisher z (Hedges &amp; Olkin, 1985) bằng JavaScript thuần.</w:t>
+      </w:r>
+    </w:p>
+    <w:p>
+      <w:pPr>
+        <w:numPr>
+          <w:ilvl w:val="0"/>
+          <w:numId w:val="1003"/>
+        </w:numPr>
+        <w:pStyle w:val="Compact"/>
+      </w:pPr>
+      <w:r>
+        <w:rPr>
+          <w:bCs/>
+          <w:b/>
+        </w:rPr>
+        <w:t xml:space="preserve">Giao diện người-trong-vòng-lặp (HITL)</w:t>
+      </w:r>
+      <w:r>
+        <w:t xml:space="preserve">: thiết kế kiến trúc bốn-bước (Nạp PDF → Đề xuất tự</w:t>
+      </w:r>
+      <w:r>
+        <w:t xml:space="preserve"> </w:t>
+      </w:r>
+      <w:r>
+        <w:t xml:space="preserve">động → Rà soát thủ công → Khóa bản ghi) cùng UI/UX, layout, color palette và typography đặc</w:t>
+      </w:r>
+      <w:r>
+        <w:t xml:space="preserve"> </w:t>
+      </w:r>
+      <w:r>
+        <w:t xml:space="preserve">thù cho ngữ cảnh phân tích tổng hợp.</w:t>
+      </w:r>
+    </w:p>
+    <w:p>
+      <w:pPr>
+        <w:numPr>
+          <w:ilvl w:val="0"/>
+          <w:numId w:val="1003"/>
+        </w:numPr>
+        <w:pStyle w:val="Compact"/>
+      </w:pPr>
+      <w:r>
+        <w:rPr>
+          <w:bCs/>
+          <w:b/>
+        </w:rPr>
+        <w:t xml:space="preserve">Cơ chế khóa và vết kiểm toán (audit trail)</w:t>
+      </w:r>
+      <w:r>
+        <w:t xml:space="preserve">: thuật toán đảm bảo tính bất biến của bản ghi</w:t>
+      </w:r>
+      <w:r>
+        <w:t xml:space="preserve"> </w:t>
+      </w:r>
+      <w:r>
+        <w:t xml:space="preserve">đã xác nhận (immutability) — mọi sửa đổi phải tạo phiên bản mới với timestamp.</w:t>
+      </w:r>
+    </w:p>
+    <w:p>
+      <w:pPr>
+        <w:numPr>
+          <w:ilvl w:val="0"/>
+          <w:numId w:val="1003"/>
+        </w:numPr>
+        <w:pStyle w:val="Compact"/>
+      </w:pPr>
+      <w:r>
+        <w:rPr>
+          <w:bCs/>
+          <w:b/>
+        </w:rPr>
+        <w:t xml:space="preserve">Ontology trích xuất</w:t>
+      </w:r>
+      <w:r>
+        <w:t xml:space="preserve">: cấu trúc dữ liệu</w:t>
+      </w:r>
+      <w:r>
+        <w:t xml:space="preserve"> </w:t>
+      </w:r>
+      <w:r>
+        <w:rPr>
+          <w:rStyle w:val="VerbatimChar"/>
+        </w:rPr>
+        <w:t xml:space="preserve">study_id, effect_id, author, year, country, r, n, fisher_z, measure, moderator, p, source</w:t>
+      </w:r>
+      <w:r>
+        <w:t xml:space="preserve"> </w:t>
+      </w:r>
+      <w:r>
+        <w:t xml:space="preserve">được định nghĩa cho nghiên cứu quan hệ Quốc tế hóa –</w:t>
+      </w:r>
+      <w:r>
+        <w:t xml:space="preserve"> </w:t>
+      </w:r>
+      <w:r>
+        <w:t xml:space="preserve">Hiệu quả doanh nghiệp.</w:t>
+      </w:r>
+    </w:p>
+    <w:p>
+      <w:pPr>
+        <w:numPr>
+          <w:ilvl w:val="0"/>
+          <w:numId w:val="1003"/>
+        </w:numPr>
+        <w:pStyle w:val="Compact"/>
+      </w:pPr>
+      <w:r>
+        <w:rPr>
+          <w:bCs/>
+          <w:b/>
+        </w:rPr>
+        <w:t xml:space="preserve">Mô-đun kết xuất CSV/JSON</w:t>
+      </w:r>
+      <w:r>
+        <w:t xml:space="preserve">: chỉ kết xuất các bản ghi đã được người dùng xác nhận và khóa.</w:t>
+      </w:r>
+    </w:p>
     <w:bookmarkEnd w:id="28"/>
-    <w:bookmarkStart w:id="29" w:name="X981680ff73be07c99439673aed70229152cbd07"/>
-    <w:p>
-      <w:pPr>
-        <w:pStyle w:val="Heading2"/>
-      </w:pPr>
-      <w:r>
-        <w:t xml:space="preserve">7. CHỨC NĂNG CHI TIẾT (ánh xạ theo quy trình phân tích tổng hợp)</w:t>
+    <w:bookmarkStart w:id="29" w:name="X22cfffb81b6a02a00eeda5bba461137c8d3e49a"/>
+    <w:p>
+      <w:pPr>
+        <w:pStyle w:val="Heading3"/>
+      </w:pPr>
+      <w:r>
+        <w:t xml:space="preserve">6.2 THƯ VIỆN VÀ TÀI NGUYÊN BÊN THỨ BA (không yêu cầu bảo hộ; chỉ liên kết / tham chiếu)</w:t>
+      </w:r>
+    </w:p>
+    <w:p>
+      <w:pPr>
+        <w:pStyle w:val="FirstParagraph"/>
+      </w:pPr>
+      <w:r>
+        <w:t xml:space="preserve">Theo Điều 14.2 Luật Sở hữu trí tuệ, các thành phần sau</w:t>
+      </w:r>
+      <w:r>
+        <w:t xml:space="preserve"> </w:t>
+      </w:r>
+      <w:r>
+        <w:rPr>
+          <w:bCs/>
+          <w:b/>
+        </w:rPr>
+        <w:t xml:space="preserve">không thuộc phạm vi bảo hộ</w:t>
+      </w:r>
+      <w:r>
+        <w:t xml:space="preserve"> </w:t>
+      </w:r>
+      <w:r>
+        <w:t xml:space="preserve">mà tác giả</w:t>
+      </w:r>
+      <w:r>
+        <w:t xml:space="preserve"> </w:t>
+      </w:r>
+      <w:r>
+        <w:t xml:space="preserve">yêu cầu trong hồ sơ này; tác giả công khai sử dụng chúng với giấy phép tương ứng:</w:t>
       </w:r>
     </w:p>
     <w:tbl>
       <w:tblPr>
         <w:tblStyle w:val="Table"/>
-        <w:tblW w:type="pct" w:w="5000"/>
+        <w:tblW w:type="auto" w:w="0"/>
+        <w:tblLook w:firstRow="1" w:lastRow="0" w:firstColumn="0" w:lastColumn="0" w:noHBand="0" w:noVBand="0" w:val="0020"/>
+        <w:jc w:val="start"/>
+      </w:tblPr>
+      <w:tblGrid>
+        <w:gridCol w:w="1584"/>
+        <w:gridCol w:w="1584"/>
+        <w:gridCol w:w="1584"/>
+        <w:gridCol w:w="1584"/>
+        <w:gridCol w:w="1584"/>
+      </w:tblGrid>
+      <w:tr>
+        <w:trPr>
+          <w:tblHeader w:val="true"/>
+        </w:trPr>
+        <w:tc>
+          <w:tcPr/>
+          <w:p>
+            <w:pPr>
+              <w:pStyle w:val="Compact"/>
+              <w:jc w:val="left"/>
+            </w:pPr>
+            <w:r>
+              <w:t xml:space="preserve">Tên</w:t>
+            </w:r>
+          </w:p>
+        </w:tc>
+        <w:tc>
+          <w:tcPr/>
+          <w:p>
+            <w:pPr>
+              <w:pStyle w:val="Compact"/>
+              <w:jc w:val="left"/>
+            </w:pPr>
+            <w:r>
+              <w:t xml:space="preserve">Vai trò trong M-AIDA</w:t>
+            </w:r>
+          </w:p>
+        </w:tc>
+        <w:tc>
+          <w:tcPr/>
+          <w:p>
+            <w:pPr>
+              <w:pStyle w:val="Compact"/>
+              <w:jc w:val="left"/>
+            </w:pPr>
+            <w:r>
+              <w:t xml:space="preserve">Nhà phát hành</w:t>
+            </w:r>
+          </w:p>
+        </w:tc>
+        <w:tc>
+          <w:tcPr/>
+          <w:p>
+            <w:pPr>
+              <w:pStyle w:val="Compact"/>
+              <w:jc w:val="left"/>
+            </w:pPr>
+            <w:r>
+              <w:t xml:space="preserve">Giấy phép</w:t>
+            </w:r>
+          </w:p>
+        </w:tc>
+        <w:tc>
+          <w:tcPr/>
+          <w:p>
+            <w:pPr>
+              <w:pStyle w:val="Compact"/>
+              <w:jc w:val="left"/>
+            </w:pPr>
+            <w:r>
+              <w:t xml:space="preserve">Phương thức tích hợp</w:t>
+            </w:r>
+          </w:p>
+        </w:tc>
+      </w:tr>
+      <w:tr>
+        <w:tc>
+          <w:tcPr/>
+          <w:p>
+            <w:pPr>
+              <w:pStyle w:val="Compact"/>
+              <w:jc w:val="left"/>
+            </w:pPr>
+            <w:r>
+              <w:t xml:space="preserve">PDF.js v3.11.174</w:t>
+            </w:r>
+          </w:p>
+        </w:tc>
+        <w:tc>
+          <w:tcPr/>
+          <w:p>
+            <w:pPr>
+              <w:pStyle w:val="Compact"/>
+              <w:jc w:val="left"/>
+            </w:pPr>
+            <w:r>
+              <w:t xml:space="preserve">Bộ phân tích PDF phía trình duyệt; trích xuất văn bản từ tệp PDF</w:t>
+            </w:r>
+          </w:p>
+        </w:tc>
+        <w:tc>
+          <w:tcPr/>
+          <w:p>
+            <w:pPr>
+              <w:pStyle w:val="Compact"/>
+              <w:jc w:val="left"/>
+            </w:pPr>
+            <w:r>
+              <w:t xml:space="preserve">Mozilla Foundation</w:t>
+            </w:r>
+          </w:p>
+        </w:tc>
+        <w:tc>
+          <w:tcPr/>
+          <w:p>
+            <w:pPr>
+              <w:pStyle w:val="Compact"/>
+              <w:jc w:val="left"/>
+            </w:pPr>
+            <w:r>
+              <w:t xml:space="preserve">Apache License 2.0</w:t>
+            </w:r>
+          </w:p>
+        </w:tc>
+        <w:tc>
+          <w:tcPr/>
+          <w:p>
+            <w:pPr>
+              <w:pStyle w:val="Compact"/>
+              <w:jc w:val="left"/>
+            </w:pPr>
+            <w:r>
+              <w:t xml:space="preserve">Liên kết CDN (cdnjs.cloudflare.com); không sao chép mã nguồn vào tệp M-AIDA</w:t>
+            </w:r>
+          </w:p>
+        </w:tc>
+      </w:tr>
+      <w:tr>
+        <w:tc>
+          <w:tcPr/>
+          <w:p>
+            <w:pPr>
+              <w:pStyle w:val="Compact"/>
+              <w:jc w:val="left"/>
+            </w:pPr>
+            <w:r>
+              <w:t xml:space="preserve">Claude artifact API (</w:t>
+            </w:r>
+            <w:r>
+              <w:rPr>
+                <w:rStyle w:val="VerbatimChar"/>
+              </w:rPr>
+              <w:t xml:space="preserve">window.claude.complete</w:t>
+            </w:r>
+            <w:r>
+              <w:t xml:space="preserve">)</w:t>
+            </w:r>
+          </w:p>
+        </w:tc>
+        <w:tc>
+          <w:tcPr/>
+          <w:p>
+            <w:pPr>
+              <w:pStyle w:val="Compact"/>
+              <w:jc w:val="left"/>
+            </w:pPr>
+            <w:r>
+              <w:t xml:space="preserve">Lời gọi tùy chọn cho bản nháp trích xuất bằng AI khi M-AIDA chạy trong môi trường claude.ai; tự động chuyển sang chế độ quy tắc offline khi không có</w:t>
+            </w:r>
+          </w:p>
+        </w:tc>
+        <w:tc>
+          <w:tcPr/>
+          <w:p>
+            <w:pPr>
+              <w:pStyle w:val="Compact"/>
+              <w:jc w:val="left"/>
+            </w:pPr>
+            <w:r>
+              <w:t xml:space="preserve">Anthropic, PBC</w:t>
+            </w:r>
+          </w:p>
+        </w:tc>
+        <w:tc>
+          <w:tcPr/>
+          <w:p>
+            <w:pPr>
+              <w:pStyle w:val="Compact"/>
+              <w:jc w:val="left"/>
+            </w:pPr>
+            <w:r>
+              <w:t xml:space="preserve">Anthropic Usage Policy</w:t>
+            </w:r>
+          </w:p>
+        </w:tc>
+        <w:tc>
+          <w:tcPr/>
+          <w:p>
+            <w:pPr>
+              <w:pStyle w:val="Compact"/>
+              <w:jc w:val="left"/>
+            </w:pPr>
+            <w:r>
+              <w:t xml:space="preserve">Lời gọi runtime; không nhúng khóa API; không phải dịch vụ thuộc tác giả</w:t>
+            </w:r>
+          </w:p>
+        </w:tc>
+      </w:tr>
+      <w:tr>
+        <w:tc>
+          <w:tcPr/>
+          <w:p>
+            <w:pPr>
+              <w:pStyle w:val="Compact"/>
+              <w:jc w:val="left"/>
+            </w:pPr>
+            <w:r>
+              <w:t xml:space="preserve">Google Fonts (Fraunces, Newsreader, Spline Sans Mono)</w:t>
+            </w:r>
+          </w:p>
+        </w:tc>
+        <w:tc>
+          <w:tcPr/>
+          <w:p>
+            <w:pPr>
+              <w:pStyle w:val="Compact"/>
+              <w:jc w:val="left"/>
+            </w:pPr>
+            <w:r>
+              <w:t xml:space="preserve">Phông chữ hiển thị giao diện</w:t>
+            </w:r>
+          </w:p>
+        </w:tc>
+        <w:tc>
+          <w:tcPr/>
+          <w:p>
+            <w:pPr>
+              <w:pStyle w:val="Compact"/>
+              <w:jc w:val="left"/>
+            </w:pPr>
+            <w:r>
+              <w:t xml:space="preserve">Google LLC</w:t>
+            </w:r>
+          </w:p>
+        </w:tc>
+        <w:tc>
+          <w:tcPr/>
+          <w:p>
+            <w:pPr>
+              <w:pStyle w:val="Compact"/>
+              <w:jc w:val="left"/>
+            </w:pPr>
+            <w:r>
+              <w:t xml:space="preserve">SIL Open Font License 1.1</w:t>
+            </w:r>
+          </w:p>
+        </w:tc>
+        <w:tc>
+          <w:tcPr/>
+          <w:p>
+            <w:pPr>
+              <w:pStyle w:val="Compact"/>
+              <w:jc w:val="left"/>
+            </w:pPr>
+            <w:r>
+              <w:t xml:space="preserve">Liên kết CSS (</w:t>
+            </w:r>
+            <w:r>
+              <w:rPr>
+                <w:rStyle w:val="VerbatimChar"/>
+              </w:rPr>
+              <w:t xml:space="preserve">fonts.googleapis.com</w:t>
+            </w:r>
+            <w:r>
+              <w:t xml:space="preserve">)</w:t>
+            </w:r>
+          </w:p>
+        </w:tc>
+      </w:tr>
+    </w:tbl>
+    <w:p>
+      <w:pPr>
+        <w:pStyle w:val="BodyText"/>
+      </w:pPr>
+      <w:r>
+        <w:t xml:space="preserve">Tác giả</w:t>
+      </w:r>
+      <w:r>
+        <w:t xml:space="preserve"> </w:t>
+      </w:r>
+      <w:r>
+        <w:rPr>
+          <w:bCs/>
+          <w:b/>
+        </w:rPr>
+        <w:t xml:space="preserve">không yêu cầu quyền tác giả đối với mã nguồn của PDF.js, thư viện Claude của Anthropic,</w:t>
+      </w:r>
+      <w:r>
+        <w:rPr>
+          <w:bCs/>
+          <w:b/>
+        </w:rPr>
+        <w:t xml:space="preserve"> </w:t>
+      </w:r>
+      <w:r>
+        <w:rPr>
+          <w:bCs/>
+          <w:b/>
+        </w:rPr>
+        <w:t xml:space="preserve">hay phông chữ Google</w:t>
+      </w:r>
+      <w:r>
+        <w:t xml:space="preserve">. Khi gỡ bỏ tất cả các thành phần bên thứ ba này, phần mã của riêng tác giả</w:t>
+      </w:r>
+      <w:r>
+        <w:t xml:space="preserve"> </w:t>
+      </w:r>
+      <w:r>
+        <w:t xml:space="preserve">trong</w:t>
+      </w:r>
+      <w:r>
+        <w:t xml:space="preserve"> </w:t>
+      </w:r>
+      <w:r>
+        <w:rPr>
+          <w:rStyle w:val="VerbatimChar"/>
+        </w:rPr>
+        <w:t xml:space="preserve">MAIDA_intake.html</w:t>
+      </w:r>
+      <w:r>
+        <w:t xml:space="preserve"> </w:t>
+      </w:r>
+      <w:r>
+        <w:t xml:space="preserve">vẫn vận hành được ở chế độ trích xuất bằng quy tắc offline, và đó là</w:t>
+      </w:r>
+      <w:r>
+        <w:t xml:space="preserve"> </w:t>
+      </w:r>
+      <w:r>
+        <w:t xml:space="preserve">phạm vi yêu cầu bảo hộ.</w:t>
+      </w:r>
+    </w:p>
+    <w:p>
+      <w:pPr>
+        <w:pStyle w:val="BodyText"/>
+      </w:pPr>
+      <w:r>
+        <w:t xml:space="preserve">Bốn lớp chức năng trong cùng một tệp:</w:t>
+      </w:r>
+    </w:p>
+    <w:p>
+      <w:pPr>
+        <w:numPr>
+          <w:ilvl w:val="0"/>
+          <w:numId w:val="1004"/>
+        </w:numPr>
+        <w:pStyle w:val="Compact"/>
+      </w:pPr>
+      <w:r>
+        <w:rPr>
+          <w:bCs/>
+          <w:b/>
+        </w:rPr>
+        <w:t xml:space="preserve">Lớp giao diện (Frontend):</w:t>
+      </w:r>
+      <w:r>
+        <w:t xml:space="preserve"> </w:t>
+      </w:r>
+      <w:r>
+        <w:t xml:space="preserve">bảng điều khiển học thuật ba khối — (01) Nạp tài liệu, (02) Ứng</w:t>
+      </w:r>
+      <w:r>
+        <w:t xml:space="preserve"> </w:t>
+      </w:r>
+      <w:r>
+        <w:t xml:space="preserve">viên trích xuất, (03) Dataset đã kiểm chứng — dựng thuần HTML/CSS, không framework.</w:t>
+      </w:r>
+    </w:p>
+    <w:p>
+      <w:pPr>
+        <w:numPr>
+          <w:ilvl w:val="0"/>
+          <w:numId w:val="1004"/>
+        </w:numPr>
+        <w:pStyle w:val="Compact"/>
+      </w:pPr>
+      <w:r>
+        <w:rPr>
+          <w:bCs/>
+          <w:b/>
+        </w:rPr>
+        <w:t xml:space="preserve">Lớp trích xuất (Extraction Engine):</w:t>
+      </w:r>
+      <w:r>
+        <w:t xml:space="preserve"> </w:t>
+      </w:r>
+      <w:r>
+        <w:t xml:space="preserve">hai chế độ — (i)</w:t>
+      </w:r>
+      <w:r>
+        <w:t xml:space="preserve"> </w:t>
+      </w:r>
+      <w:r>
+        <w:rPr>
+          <w:rStyle w:val="VerbatimChar"/>
+        </w:rPr>
+        <w:t xml:space="preserve">ruleExtract</w:t>
+      </w:r>
+      <w:r>
+        <w:t xml:space="preserve"> </w:t>
+      </w:r>
+      <w:r>
+        <w:t xml:space="preserve">theo biểu thức chính</w:t>
+      </w:r>
+      <w:r>
+        <w:t xml:space="preserve"> </w:t>
+      </w:r>
+      <w:r>
+        <w:t xml:space="preserve">quy (regular expression), chạy ngoại tuyến hoàn toàn; (ii)</w:t>
+      </w:r>
+      <w:r>
+        <w:t xml:space="preserve"> </w:t>
+      </w:r>
+      <w:r>
+        <w:rPr>
+          <w:rStyle w:val="VerbatimChar"/>
+        </w:rPr>
+        <w:t xml:space="preserve">aiExtract</w:t>
+      </w:r>
+      <w:r>
+        <w:t xml:space="preserve"> </w:t>
+      </w:r>
+      <w:r>
+        <w:t xml:space="preserve">dùng mô hình ngôn ngữ</w:t>
+      </w:r>
+      <w:r>
+        <w:t xml:space="preserve"> </w:t>
+      </w:r>
+      <w:r>
+        <w:t xml:space="preserve">lớn Claude qua API artifact</w:t>
+      </w:r>
+      <w:r>
+        <w:t xml:space="preserve"> </w:t>
+      </w:r>
+      <w:r>
+        <w:rPr>
+          <w:rStyle w:val="VerbatimChar"/>
+        </w:rPr>
+        <w:t xml:space="preserve">window.claude.complete</w:t>
+      </w:r>
+      <w:r>
+        <w:t xml:space="preserve"> </w:t>
+      </w:r>
+      <w:r>
+        <w:t xml:space="preserve">(trong môi trường claude.ai, không cần</w:t>
+      </w:r>
+      <w:r>
+        <w:t xml:space="preserve"> </w:t>
+      </w:r>
+      <w:r>
+        <w:t xml:space="preserve">khóa API); ngoài môi trường đó hệ thống tự chuyển về chế độ quy tắc.</w:t>
+      </w:r>
+    </w:p>
+    <w:p>
+      <w:pPr>
+        <w:numPr>
+          <w:ilvl w:val="0"/>
+          <w:numId w:val="1004"/>
+        </w:numPr>
+        <w:pStyle w:val="Compact"/>
+      </w:pPr>
+      <w:r>
+        <w:rPr>
+          <w:bCs/>
+          <w:b/>
+        </w:rPr>
+        <w:t xml:space="preserve">Lớp đọc tài liệu (PDF.js):</w:t>
+      </w:r>
+      <w:r>
+        <w:t xml:space="preserve"> </w:t>
+      </w:r>
+      <w:r>
+        <w:t xml:space="preserve">hàm</w:t>
+      </w:r>
+      <w:r>
+        <w:t xml:space="preserve"> </w:t>
+      </w:r>
+      <w:r>
+        <w:rPr>
+          <w:rStyle w:val="VerbatimChar"/>
+        </w:rPr>
+        <w:t xml:space="preserve">readPdf</w:t>
+      </w:r>
+      <w:r>
+        <w:t xml:space="preserve"> </w:t>
+      </w:r>
+      <w:r>
+        <w:t xml:space="preserve">rút văn bản trực tiếp từ PDF phi cấu trúc, ngay</w:t>
+      </w:r>
+      <w:r>
+        <w:t xml:space="preserve"> </w:t>
+      </w:r>
+      <w:r>
+        <w:t xml:space="preserve">trên trình duyệt.</w:t>
+      </w:r>
+    </w:p>
+    <w:p>
+      <w:pPr>
+        <w:numPr>
+          <w:ilvl w:val="0"/>
+          <w:numId w:val="1004"/>
+        </w:numPr>
+        <w:pStyle w:val="Compact"/>
+      </w:pPr>
+      <w:r>
+        <w:rPr>
+          <w:bCs/>
+          <w:b/>
+        </w:rPr>
+        <w:t xml:space="preserve">Lớp kiểm chứng &amp; lưu trữ:</w:t>
+      </w:r>
+      <w:r>
+        <w:t xml:space="preserve"> </w:t>
+      </w:r>
+      <w:r>
+        <w:rPr>
+          <w:rStyle w:val="VerbatimChar"/>
+        </w:rPr>
+        <w:t xml:space="preserve">renderCands</w:t>
+      </w:r>
+      <w:r>
+        <w:t xml:space="preserve">,</w:t>
+      </w:r>
+      <w:r>
+        <w:t xml:space="preserve"> </w:t>
+      </w:r>
+      <w:r>
+        <w:rPr>
+          <w:rStyle w:val="VerbatimChar"/>
+        </w:rPr>
+        <w:t xml:space="preserve">accept</w:t>
+      </w:r>
+      <w:r>
+        <w:t xml:space="preserve">,</w:t>
+      </w:r>
+      <w:r>
+        <w:t xml:space="preserve"> </w:t>
+      </w:r>
+      <w:r>
+        <w:rPr>
+          <w:rStyle w:val="VerbatimChar"/>
+        </w:rPr>
+        <w:t xml:space="preserve">renderDS</w:t>
+      </w:r>
+      <w:r>
+        <w:t xml:space="preserve">,</w:t>
+      </w:r>
+      <w:r>
+        <w:t xml:space="preserve"> </w:t>
+      </w:r>
+      <w:r>
+        <w:rPr>
+          <w:rStyle w:val="VerbatimChar"/>
+        </w:rPr>
+        <w:t xml:space="preserve">persist</w:t>
+      </w:r>
+      <w:r>
+        <w:t xml:space="preserve">,</w:t>
+      </w:r>
+      <w:r>
+        <w:t xml:space="preserve"> </w:t>
+      </w:r>
+      <w:r>
+        <w:rPr>
+          <w:rStyle w:val="VerbatimChar"/>
+        </w:rPr>
+        <w:t xml:space="preserve">loadStore</w:t>
+      </w:r>
+      <w:r>
+        <w:t xml:space="preserve"> </w:t>
+      </w:r>
+      <w:r>
+        <w:t xml:space="preserve">—</w:t>
+      </w:r>
+      <w:r>
+        <w:t xml:space="preserve"> </w:t>
+      </w:r>
+      <w:r>
+        <w:t xml:space="preserve">hiện thực quy trình human-in-the-loop; dữ liệu đã khóa lưu cục bộ (</w:t>
+      </w:r>
+      <w:r>
+        <w:rPr>
+          <w:rStyle w:val="VerbatimChar"/>
+        </w:rPr>
+        <w:t xml:space="preserve">window.storage</w:t>
+      </w:r>
+      <w:r>
+        <w:t xml:space="preserve"> </w:t>
+      </w:r>
+      <w:r>
+        <w:t xml:space="preserve">hoặc bộ</w:t>
+      </w:r>
+      <w:r>
+        <w:t xml:space="preserve"> </w:t>
+      </w:r>
+      <w:r>
+        <w:t xml:space="preserve">nhớ phiên), kết xuất CSV/JSON bằng</w:t>
+      </w:r>
+      <w:r>
+        <w:t xml:space="preserve"> </w:t>
+      </w:r>
+      <w:r>
+        <w:rPr>
+          <w:rStyle w:val="VerbatimChar"/>
+        </w:rPr>
+        <w:t xml:space="preserve">exportCSV</w:t>
+      </w:r>
+      <w:r>
+        <w:t xml:space="preserve"> </w:t>
+      </w:r>
+      <w:r>
+        <w:t xml:space="preserve">và trình tải JSON.</w:t>
+      </w:r>
+    </w:p>
+    <w:p>
+      <w:r>
+        <w:pict>
+          <v:rect style="width:0;height:1.5pt" o:hralign="center" o:hrstd="t" o:hr="t"/>
+        </w:pict>
+      </w:r>
+    </w:p>
+    <w:bookmarkEnd w:id="29"/>
+    <w:bookmarkEnd w:id="30"/>
+    <w:bookmarkStart w:id="31" w:name="X7b48edecb9b630da8a2d1f546c8e4cb799048d3"/>
+    <w:p>
+      <w:pPr>
+        <w:pStyle w:val="Heading2"/>
+      </w:pPr>
+      <w:r>
+        <w:t xml:space="preserve">7. CHỨC NĂNG CHI TIẾT (ánh xạ theo quy trình phân tích tổng hợp)</w:t>
+      </w:r>
+    </w:p>
+    <w:tbl>
+      <w:tblPr>
+        <w:tblStyle w:val="Table"/>
+        <w:tblW w:type="auto" w:w="0"/>
         <w:tblLook w:firstRow="1" w:lastRow="0" w:firstColumn="0" w:lastColumn="0" w:noHBand="0" w:noVBand="0" w:val="0020"/>
         <w:jc w:val="start"/>
       </w:tblPr>
@@ -2001,8 +2709,8 @@
         </w:pict>
       </w:r>
     </w:p>
-    <w:bookmarkEnd w:id="29"/>
-    <w:bookmarkStart w:id="30" w:name="tính-nguyên-gốc-và-sáng-tạo"/>
+    <w:bookmarkEnd w:id="31"/>
+    <w:bookmarkStart w:id="32" w:name="X5e88aa2437c6536abb1cbe02a6dec55f2478fb3"/>
     <w:p>
       <w:pPr>
         <w:pStyle w:val="Heading2"/>
@@ -2015,7 +2723,7 @@
       <w:pPr>
         <w:numPr>
           <w:ilvl w:val="0"/>
-          <w:numId w:val="1002"/>
+          <w:numId w:val="1005"/>
         </w:numPr>
         <w:pStyle w:val="Compact"/>
       </w:pPr>
@@ -2040,7 +2748,7 @@
       <w:pPr>
         <w:numPr>
           <w:ilvl w:val="0"/>
-          <w:numId w:val="1002"/>
+          <w:numId w:val="1005"/>
         </w:numPr>
         <w:pStyle w:val="Compact"/>
       </w:pPr>
@@ -2062,7 +2770,7 @@
       <w:pPr>
         <w:numPr>
           <w:ilvl w:val="0"/>
-          <w:numId w:val="1002"/>
+          <w:numId w:val="1005"/>
         </w:numPr>
         <w:pStyle w:val="Compact"/>
       </w:pPr>
@@ -2077,47 +2785,20 @@
         <w:t xml:space="preserve"> </w:t>
       </w:r>
       <w:r>
-        <w:t xml:space="preserve">với audit trail — phân biệt rõ</w:t>
-      </w:r>
-      <w:r>
-        <w:t xml:space="preserve"> </w:t>
-      </w:r>
-      <w:r>
-        <w:t xml:space="preserve">“</w:t>
-      </w:r>
-      <w:r>
-        <w:t xml:space="preserve">bản nháp của máy</w:t>
-      </w:r>
-      <w:r>
-        <w:t xml:space="preserve">”</w:t>
-      </w:r>
-      <w:r>
-        <w:t xml:space="preserve"> </w:t>
-      </w:r>
-      <w:r>
-        <w:t xml:space="preserve">và</w:t>
-      </w:r>
-      <w:r>
-        <w:t xml:space="preserve"> </w:t>
-      </w:r>
-      <w:r>
-        <w:t xml:space="preserve">“</w:t>
-      </w:r>
-      <w:r>
-        <w:t xml:space="preserve">quyết định của nhà nghiên cứu</w:t>
-      </w:r>
-      <w:r>
-        <w:t xml:space="preserve">”</w:t>
-      </w:r>
-      <w:r>
-        <w:t xml:space="preserve">, phù hợp luận án và nghiên cứu bình duyệt.</w:t>
+        <w:t xml:space="preserve">với audit trail — phân biệt rõ "bản nháp của máy" và</w:t>
+      </w:r>
+      <w:r>
+        <w:t xml:space="preserve"> </w:t>
+      </w:r>
+      <w:r>
+        <w:t xml:space="preserve">"quyết định của nhà nghiên cứu", phù hợp luận án và nghiên cứu bình duyệt.</w:t>
       </w:r>
     </w:p>
     <w:p>
       <w:pPr>
         <w:numPr>
           <w:ilvl w:val="0"/>
-          <w:numId w:val="1002"/>
+          <w:numId w:val="1005"/>
         </w:numPr>
         <w:pStyle w:val="Compact"/>
       </w:pPr>
@@ -2139,7 +2820,7 @@
       <w:pPr>
         <w:numPr>
           <w:ilvl w:val="0"/>
-          <w:numId w:val="1002"/>
+          <w:numId w:val="1005"/>
         </w:numPr>
         <w:pStyle w:val="Compact"/>
       </w:pPr>
@@ -2163,8 +2844,8 @@
         <w:t xml:space="preserve">không rời trình duyệt), phù hợp nộp kèm hồ sơ bản quyền dưới dạng một bản sao mã nguồn tự chứa.</w:t>
       </w:r>
     </w:p>
-    <w:bookmarkEnd w:id="30"/>
-    <w:bookmarkStart w:id="31" w:name="công-nghệ-sử-dụng"/>
+    <w:bookmarkEnd w:id="32"/>
+    <w:bookmarkStart w:id="33" w:name="Xec711b38c43e36ee022489ad477e75d0774d785"/>
     <w:p>
       <w:pPr>
         <w:pStyle w:val="Heading2"/>
@@ -2252,8 +2933,8 @@
         <w:t xml:space="preserve">trình duyệt hiện đại.</w:t>
       </w:r>
     </w:p>
-    <w:bookmarkEnd w:id="31"/>
-    <w:bookmarkStart w:id="32" w:name="đối-tượng-người-dùng"/>
+    <w:bookmarkEnd w:id="33"/>
+    <w:bookmarkStart w:id="34" w:name="X69e0a61df68d3c468bb0dcc54c51dcca2d1a283"/>
     <w:p>
       <w:pPr>
         <w:pStyle w:val="Heading2"/>
@@ -2303,8 +2984,8 @@
         <w:t xml:space="preserve">.</w:t>
       </w:r>
     </w:p>
-    <w:bookmarkEnd w:id="32"/>
-    <w:bookmarkStart w:id="33" w:name="quan-hệ-với-luận-án-định-vị-trung-thực"/>
+    <w:bookmarkEnd w:id="34"/>
+    <w:bookmarkStart w:id="35" w:name="Xdcb63621648dbfd3780f17dd9c12be8a4c09765"/>
     <w:p>
       <w:pPr>
         <w:pStyle w:val="Heading2"/>
@@ -2450,8 +3131,8 @@
         <w:t xml:space="preserve">phần mềm.</w:t>
       </w:r>
     </w:p>
-    <w:bookmarkEnd w:id="33"/>
-    <w:bookmarkStart w:id="34" w:name="ngày-hoàn-thành-tình-trạng-công-bố"/>
+    <w:bookmarkEnd w:id="35"/>
+    <w:bookmarkStart w:id="36" w:name="Xe7ff42270455896e0a4ee1956611723df3d0e00"/>
     <w:p>
       <w:pPr>
         <w:pStyle w:val="Heading2"/>
@@ -2466,6 +3147,199 @@
       </w:pPr>
       <w:r>
         <w:t xml:space="preserve">Ngày hoàn thành phiên bản 7.0.0:</w:t>
+      </w:r>
+      <w:r>
+        <w:t xml:space="preserve"> </w:t>
+      </w:r>
+      <w:r>
+        <w:rPr>
+          <w:bCs/>
+          <w:b/>
+        </w:rPr>
+        <w:t xml:space="preserve">29/05/2026</w:t>
+      </w:r>
+      <w:r>
+        <w:t xml:space="preserve"> </w:t>
+      </w:r>
+      <w:r>
+        <w:t xml:space="preserve">(commit cuối của</w:t>
+      </w:r>
+      <w:r>
+        <w:t xml:space="preserve"> </w:t>
+      </w:r>
+      <w:r>
+        <w:rPr>
+          <w:rStyle w:val="VerbatimChar"/>
+        </w:rPr>
+        <w:t xml:space="preserve">MAIDA_intake.html</w:t>
+      </w:r>
+      <w:r>
+        <w:t xml:space="preserve"> </w:t>
+      </w:r>
+      <w:r>
+        <w:t xml:space="preserve">trong repository</w:t>
+      </w:r>
+      <w:r>
+        <w:t xml:space="preserve"> </w:t>
+      </w:r>
+      <w:r>
+        <w:t xml:space="preserve">nghiên cứu của tác giả). Tình trạng công bố tại thời điểm nộp hồ sơ: tác giả</w:t>
+      </w:r>
+      <w:r>
+        <w:t xml:space="preserve"> </w:t>
+      </w:r>
+      <w:r>
+        <w:rPr>
+          <w:bCs/>
+          <w:b/>
+        </w:rPr>
+        <w:t xml:space="preserve">chọn 1 trong 2 ô</w:t>
+      </w:r>
+      <w:r>
+        <w:t xml:space="preserve"> </w:t>
+      </w:r>
+      <w:r>
+        <w:t xml:space="preserve">dưới</w:t>
+      </w:r>
+      <w:r>
+        <w:t xml:space="preserve"> </w:t>
+      </w:r>
+      <w:r>
+        <w:t xml:space="preserve">đây và đánh dấu ô tương ứng trên Tờ khai Cục Bản quyền:</w:t>
+      </w:r>
+    </w:p>
+    <w:p>
+      <w:pPr>
+        <w:numPr>
+          <w:ilvl w:val="0"/>
+          <w:numId w:val="1006"/>
+        </w:numPr>
+        <w:pStyle w:val="Compact"/>
+      </w:pPr>
+      <w:r>
+        <w:t xml:space="preserve">☐</w:t>
+      </w:r>
+      <w:r>
+        <w:t xml:space="preserve"> </w:t>
+      </w:r>
+      <w:r>
+        <w:rPr>
+          <w:bCs/>
+          <w:b/>
+        </w:rPr>
+        <w:t xml:space="preserve">Đã công bố</w:t>
+      </w:r>
+      <w:r>
+        <w:t xml:space="preserve">: Mã nguồn lưu công khai tại repository</w:t>
+      </w:r>
+      <w:r>
+        <w:t xml:space="preserve"> </w:t>
+      </w:r>
+      <w:r>
+        <w:rPr>
+          <w:rStyle w:val="VerbatimChar"/>
+        </w:rPr>
+        <w:t xml:space="preserve">https://github.com/thuyhuongctu-cell/MY_THESIS_PHD_CANDIDATE_26/tree/main/p6/tools/maida</w:t>
+      </w:r>
+      <w:r>
+        <w:t xml:space="preserve"> </w:t>
+      </w:r>
+      <w:r>
+        <w:t xml:space="preserve">từ ngày 29/05/2026. (Chọn ô này nếu repository GitHub đang ở chế độ public tại thời điểm nộp.)</w:t>
+      </w:r>
+    </w:p>
+    <w:p>
+      <w:pPr>
+        <w:numPr>
+          <w:ilvl w:val="0"/>
+          <w:numId w:val="1006"/>
+        </w:numPr>
+        <w:pStyle w:val="Compact"/>
+      </w:pPr>
+      <w:r>
+        <w:t xml:space="preserve">☐</w:t>
+      </w:r>
+      <w:r>
+        <w:t xml:space="preserve"> </w:t>
+      </w:r>
+      <w:r>
+        <w:rPr>
+          <w:bCs/>
+          <w:b/>
+        </w:rPr>
+        <w:t xml:space="preserve">Chưa công bố</w:t>
+      </w:r>
+      <w:r>
+        <w:t xml:space="preserve">: Mã nguồn lưu trong repository nghiên cứu nội bộ phục vụ luận án; sẽ công bố</w:t>
+      </w:r>
+      <w:r>
+        <w:t xml:space="preserve"> </w:t>
+      </w:r>
+      <w:r>
+        <w:t xml:space="preserve">sau khi nhận Giấy chứng nhận đăng ký quyền tác giả. (Chọn ô này nếu repository GitHub đang ở chế</w:t>
+      </w:r>
+      <w:r>
+        <w:t xml:space="preserve"> </w:t>
+      </w:r>
+      <w:r>
+        <w:t xml:space="preserve">độ private tại thời điểm nộp; trong trường hợp này khuyến nghị giữ private cho đến khi nhận cert.)</w:t>
+      </w:r>
+    </w:p>
+    <w:bookmarkEnd w:id="36"/>
+    <w:bookmarkStart w:id="37" w:name="Xe8c8bc435a01a0f1d3533f8f2af16bbb628c41a"/>
+    <w:p>
+      <w:pPr>
+        <w:pStyle w:val="Heading2"/>
+      </w:pPr>
+      <w:r>
+        <w:t xml:space="preserve">13. THÔNG BÁO BẢN QUYỀN</w:t>
+      </w:r>
+    </w:p>
+    <w:p>
+      <w:pPr>
+        <w:pStyle w:val="SourceCode"/>
+      </w:pPr>
+      <w:r>
+        <w:rPr>
+          <w:rStyle w:val="VerbatimChar"/>
+        </w:rPr>
+        <w:t xml:space="preserve">© 2026 Đỗ Thị Thúy Hương &amp; Phan Anh Tú. All rights reserved.</w:t>
+      </w:r>
+      <w:r>
+        <w:br/>
+      </w:r>
+      <w:r>
+        <w:rPr>
+          <w:rStyle w:val="VerbatimChar"/>
+        </w:rPr>
+        <w:t xml:space="preserve">M-AIDA (Meta-Analysis Intelligent Data Assistant) — Proprietary, Research Use Only.</w:t>
+      </w:r>
+      <w:r>
+        <w:br/>
+      </w:r>
+      <w:r>
+        <w:rPr>
+          <w:rStyle w:val="VerbatimChar"/>
+        </w:rPr>
+        <w:t xml:space="preserve">Liên hệ cấp phép: huongp1323001@gstudent.ctu.edu.vn</w:t>
+      </w:r>
+    </w:p>
+    <w:bookmarkEnd w:id="37"/>
+    <w:bookmarkStart w:id="38" w:name="X624bb739bdb7864f334a66fc69faa716c8e90b7"/>
+    <w:p>
+      <w:pPr>
+        <w:pStyle w:val="Heading2"/>
+      </w:pPr>
+      <w:r>
+        <w:t xml:space="preserve">14. CÁCH TRÍCH DẪN (academic citation)</w:t>
+      </w:r>
+    </w:p>
+    <w:p>
+      <w:pPr>
+        <w:pStyle w:val="BlockText"/>
+      </w:pPr>
+      <w:r>
+        <w:t xml:space="preserve">Đỗ, T. T. H., &amp; Phan, A. T. (2026).</w:t>
       </w:r>
       <w:r>
         <w:t xml:space="preserve"> </w:t>
@@ -2475,86 +3349,19 @@
           <w:iCs/>
           <w:i/>
         </w:rPr>
-        <w:t xml:space="preserve">[DD/MM/YYYY — ngày commit cuối của v7.0.0; tác giả điền]</w:t>
-      </w:r>
-      <w:r>
-        <w:t xml:space="preserve">. Mã nguồn</w:t>
-      </w:r>
-      <w:r>
-        <w:t xml:space="preserve"> </w:t>
-      </w:r>
-      <w:r>
-        <w:t xml:space="preserve">lưu trong repository nghiên cứu,</w:t>
-      </w:r>
-      <w:r>
-        <w:t xml:space="preserve"> </w:t>
-      </w:r>
-      <w:r>
-        <w:rPr>
-          <w:bCs/>
-          <w:b/>
-        </w:rPr>
-        <w:t xml:space="preserve">chưa phát hành công khai</w:t>
-      </w:r>
-      <w:r>
-        <w:t xml:space="preserve">; được sử dụng nội bộ phục vụ luận án.</w:t>
-      </w:r>
-    </w:p>
-    <w:bookmarkEnd w:id="34"/>
-    <w:bookmarkStart w:id="35" w:name="thông-báo-bản-quyền"/>
-    <w:p>
-      <w:pPr>
-        <w:pStyle w:val="Heading2"/>
-      </w:pPr>
-      <w:r>
-        <w:t xml:space="preserve">13. THÔNG BÁO BẢN QUYỀN</w:t>
-      </w:r>
-    </w:p>
-    <w:p>
-      <w:pPr>
-        <w:pStyle w:val="SourceCode"/>
-      </w:pPr>
-      <w:r>
-        <w:rPr>
-          <w:rStyle w:val="VerbatimChar"/>
-        </w:rPr>
-        <w:t xml:space="preserve">© [Năm] Đỗ Thị Thúy Hương &amp; Phan Anh Tú. All rights reserved.</w:t>
-      </w:r>
-      <w:r>
-        <w:br/>
-      </w:r>
-      <w:r>
-        <w:rPr>
-          <w:rStyle w:val="VerbatimChar"/>
-        </w:rPr>
-        <w:t xml:space="preserve">M-AIDA (Meta-Analysis Intelligent Data Assistant) — Proprietary, Research Use Only.</w:t>
-      </w:r>
-      <w:r>
-        <w:br/>
-      </w:r>
-      <w:r>
-        <w:rPr>
-          <w:rStyle w:val="VerbatimChar"/>
-        </w:rPr>
-        <w:t xml:space="preserve">Liên hệ cấp phép: [email tác giả]</w:t>
-      </w:r>
-    </w:p>
-    <w:bookmarkEnd w:id="35"/>
-    <w:bookmarkStart w:id="36" w:name="cách-trích-dẫn-academic-citation"/>
-    <w:p>
-      <w:pPr>
-        <w:pStyle w:val="Heading2"/>
-      </w:pPr>
-      <w:r>
-        <w:t xml:space="preserve">14. CÁCH TRÍCH DẪN (academic citation)</w:t>
-      </w:r>
-    </w:p>
-    <w:p>
-      <w:pPr>
-        <w:pStyle w:val="BlockText"/>
-      </w:pPr>
-      <w:r>
-        <w:t xml:space="preserve">Đỗ, T. T. H., &amp; Phan, A. T. ([Năm]).</w:t>
+        <w:t xml:space="preserve">M-AIDA: Meta-Analysis Intelligent Data Assistant</w:t>
+      </w:r>
+      <w:r>
+        <w:t xml:space="preserve"> </w:t>
+      </w:r>
+      <w:r>
+        <w:t xml:space="preserve">(Phiên bản</w:t>
+      </w:r>
+      <w:r>
+        <w:t xml:space="preserve"> </w:t>
+      </w:r>
+      <w:r>
+        <w:t xml:space="preserve">7.0.0) [Phần mềm máy tính]. Trường Đại học Cần Thơ. Số đăng ký bản quyền:</w:t>
       </w:r>
       <w:r>
         <w:t xml:space="preserve"> </w:t>
@@ -2564,19 +3371,10 @@
           <w:iCs/>
           <w:i/>
         </w:rPr>
-        <w:t xml:space="preserve">M-AIDA: Meta-Analysis Intelligent Data Assistant</w:t>
-      </w:r>
-      <w:r>
-        <w:t xml:space="preserve"> </w:t>
-      </w:r>
-      <w:r>
-        <w:t xml:space="preserve">(Phiên bản</w:t>
-      </w:r>
-      <w:r>
-        <w:t xml:space="preserve"> </w:t>
-      </w:r>
-      <w:r>
-        <w:t xml:space="preserve">7.0.0) [Phần mềm máy tính]. Trường Đại học Cần Thơ. Số đăng ký bản quyền: [điền sau khi cấp].</w:t>
+        <w:t xml:space="preserve">[điền sau khi cấp]</w:t>
+      </w:r>
+      <w:r>
+        <w:t xml:space="preserve">.</w:t>
       </w:r>
     </w:p>
     <w:p>
@@ -2609,8 +3407,8 @@
         </w:pict>
       </w:r>
     </w:p>
-    <w:bookmarkEnd w:id="36"/>
-    <w:bookmarkStart w:id="37" w:name="phụ-lục-danh-mục-tệp-mã-nguồn-nộp-kèm"/>
+    <w:bookmarkEnd w:id="38"/>
+    <w:bookmarkStart w:id="39" w:name="phụ-lục--danh-mục-tệp-mã-nguồn-nộp-kèm"/>
     <w:p>
       <w:pPr>
         <w:pStyle w:val="Heading2"/>
@@ -2652,7 +3450,7 @@
     <w:tbl>
       <w:tblPr>
         <w:tblStyle w:val="Table"/>
-        <w:tblW w:type="pct" w:w="5000"/>
+        <w:tblW w:type="auto" w:w="0"/>
         <w:tblLook w:firstRow="1" w:lastRow="0" w:firstColumn="0" w:lastColumn="0" w:noHBand="0" w:noVBand="0" w:val="0020"/>
         <w:jc w:val="start"/>
       </w:tblPr>
@@ -3175,11 +3973,11 @@
         <w:t xml:space="preserve">.</w:t>
       </w:r>
     </w:p>
-    <w:bookmarkEnd w:id="37"/>
-    <w:bookmarkEnd w:id="38"/>
+    <w:bookmarkEnd w:id="39"/>
+    <w:bookmarkEnd w:id="40"/>
     <w:sectPr>
       <w:pgSz w:h="16838" w:w="11906"/>
-      <w:pgMar w:bottom="1134" w:left="1701" w:right="1134" w:top="1134"/>
+      <w:pgMar w:bottom="1417" w:left="1417" w:right="1417" w:top="1417"/>
     </w:sectPr>
   </w:body>
 </w:document>
@@ -3454,6 +4252,9 @@
     <w:abstractNumId w:val="991"/>
   </w:num>
   <w:num w:numId="1002">
+    <w:abstractNumId w:val="991"/>
+  </w:num>
+  <w:num w:numId="1003">
     <w:abstractNumId w:val="99411"/>
     <w:lvlOverride w:ilvl="0">
       <w:startOverride w:val="1"/>
@@ -3483,6 +4284,42 @@
       <w:startOverride w:val="1"/>
     </w:lvlOverride>
   </w:num>
+  <w:num w:numId="1004">
+    <w:abstractNumId w:val="991"/>
+  </w:num>
+  <w:num w:numId="1005">
+    <w:abstractNumId w:val="99411"/>
+    <w:lvlOverride w:ilvl="0">
+      <w:startOverride w:val="1"/>
+    </w:lvlOverride>
+    <w:lvlOverride w:ilvl="1">
+      <w:startOverride w:val="1"/>
+    </w:lvlOverride>
+    <w:lvlOverride w:ilvl="2">
+      <w:startOverride w:val="1"/>
+    </w:lvlOverride>
+    <w:lvlOverride w:ilvl="3">
+      <w:startOverride w:val="1"/>
+    </w:lvlOverride>
+    <w:lvlOverride w:ilvl="4">
+      <w:startOverride w:val="1"/>
+    </w:lvlOverride>
+    <w:lvlOverride w:ilvl="5">
+      <w:startOverride w:val="1"/>
+    </w:lvlOverride>
+    <w:lvlOverride w:ilvl="6">
+      <w:startOverride w:val="1"/>
+    </w:lvlOverride>
+    <w:lvlOverride w:ilvl="7">
+      <w:startOverride w:val="1"/>
+    </w:lvlOverride>
+    <w:lvlOverride w:ilvl="8">
+      <w:startOverride w:val="1"/>
+    </w:lvlOverride>
+  </w:num>
+  <w:num w:numId="1006">
+    <w:abstractNumId w:val="991"/>
+  </w:num>
 </w:numbering>
 </file>
 
@@ -3508,13 +4345,13 @@
     <w:name w:val="Normal"/>
     <w:qFormat/>
     <w:pPr>
-      <w:spacing w:line="288" w:lineRule="auto"/>
+      <w:spacing w:line="276" w:lineRule="auto"/>
       <w:jc w:val="both"/>
     </w:pPr>
     <w:rPr>
       <w:rFonts w:ascii="Times New Roman" w:eastAsia="Times New Roman" w:hAnsi="Times New Roman"/>
       <w:color w:val="000000"/>
-      <w:sz w:val="26"/>
+      <w:sz w:val="24"/>
     </w:rPr>
   </w:style>
   <w:style w:styleId="BodyText" w:type="paragraph">
@@ -3522,14 +4359,14 @@
     <w:basedOn w:val="Normal"/>
     <w:link w:val="BodyTextChar"/>
     <w:pPr>
-      <w:spacing w:after="180" w:before="180" w:line="288" w:lineRule="auto"/>
+      <w:spacing w:after="180" w:before="180" w:line="276" w:lineRule="auto"/>
       <w:jc w:val="both"/>
     </w:pPr>
     <w:qFormat/>
     <w:rPr>
       <w:rFonts w:ascii="Times New Roman" w:eastAsia="Times New Roman" w:hAnsi="Times New Roman"/>
       <w:color w:val="000000"/>
-      <w:sz w:val="26"/>
+      <w:sz w:val="24"/>
     </w:rPr>
   </w:style>
   <w:style w:customStyle="1" w:styleId="FirstParagraph" w:type="paragraph">
@@ -3538,13 +4375,13 @@
     <w:next w:val="BodyText"/>
     <w:qFormat/>
     <w:pPr>
-      <w:spacing w:line="288" w:lineRule="auto"/>
+      <w:spacing w:line="276" w:lineRule="auto"/>
       <w:jc w:val="both"/>
     </w:pPr>
     <w:rPr>
       <w:rFonts w:ascii="Times New Roman" w:eastAsia="Times New Roman" w:hAnsi="Times New Roman"/>
       <w:color w:val="000000"/>
-      <w:sz w:val="26"/>
+      <w:sz w:val="24"/>
     </w:rPr>
   </w:style>
   <w:style w:customStyle="1" w:styleId="Compact" w:type="paragraph">
@@ -3552,13 +4389,13 @@
     <w:basedOn w:val="BodyText"/>
     <w:qFormat/>
     <w:pPr>
-      <w:spacing w:after="36" w:before="36" w:line="288" w:lineRule="auto"/>
+      <w:spacing w:after="36" w:before="36" w:line="276" w:lineRule="auto"/>
       <w:jc w:val="both"/>
     </w:pPr>
     <w:rPr>
       <w:rFonts w:ascii="Times New Roman" w:eastAsia="Times New Roman" w:hAnsi="Times New Roman"/>
       <w:color w:val="000000"/>
-      <w:sz w:val="26"/>
+      <w:sz w:val="24"/>
     </w:rPr>
   </w:style>
   <w:style w:styleId="Title" w:type="paragraph">
@@ -3569,7 +4406,7 @@
     <w:pPr>
       <w:keepNext/>
       <w:keepLines/>
-      <w:spacing w:after="240" w:before="480" w:line="288" w:lineRule="auto"/>
+      <w:spacing w:after="240" w:before="480" w:line="276" w:lineRule="auto"/>
       <w:jc w:val="both"/>
     </w:pPr>
     <w:rPr>
@@ -3577,7 +4414,7 @@
       <w:b/>
       <w:bCs/>
       <w:color w:val="000000"/>
-      <w:sz w:val="26"/>
+      <w:sz w:val="24"/>
       <w:szCs w:val="36"/>
     </w:rPr>
   </w:style>
@@ -3589,13 +4426,13 @@
     <w:pPr>
       <w:keepNext/>
       <w:keepLines/>
-      <w:spacing w:after="240" w:before="240" w:line="288" w:lineRule="auto"/>
+      <w:spacing w:after="240" w:before="240" w:line="276" w:lineRule="auto"/>
       <w:jc w:val="both"/>
     </w:pPr>
     <w:rPr>
       <w:rFonts w:ascii="Times New Roman" w:eastAsia="Times New Roman" w:hAnsi="Times New Roman"/>
       <w:color w:val="000000"/>
-      <w:sz w:val="26"/>
+      <w:sz w:val="24"/>
       <w:szCs w:val="30"/>
     </w:rPr>
   </w:style>
@@ -3606,13 +4443,13 @@
     <w:pPr>
       <w:keepNext/>
       <w:keepLines/>
-      <w:spacing w:line="288" w:lineRule="auto"/>
+      <w:spacing w:line="276" w:lineRule="auto"/>
       <w:jc w:val="both"/>
     </w:pPr>
     <w:rPr>
       <w:rFonts w:ascii="Times New Roman" w:eastAsia="Times New Roman" w:hAnsi="Times New Roman"/>
       <w:color w:val="000000"/>
-      <w:sz w:val="26"/>
+      <w:sz w:val="24"/>
     </w:rPr>
   </w:style>
   <w:style w:styleId="Date" w:type="paragraph">
@@ -3622,13 +4459,13 @@
     <w:pPr>
       <w:keepNext/>
       <w:keepLines/>
-      <w:spacing w:line="288" w:lineRule="auto"/>
+      <w:spacing w:line="276" w:lineRule="auto"/>
       <w:jc w:val="both"/>
     </w:pPr>
     <w:rPr>
       <w:rFonts w:ascii="Times New Roman" w:eastAsia="Times New Roman" w:hAnsi="Times New Roman"/>
       <w:color w:val="000000"/>
-      <w:sz w:val="26"/>
+      <w:sz w:val="24"/>
     </w:rPr>
   </w:style>
   <w:style w:customStyle="1" w:styleId="AbstractTitle" w:type="paragraph">
@@ -3640,11 +4477,11 @@
       <w:keepNext/>
       <w:keepLines/>
       <w:jc w:val="both"/>
-      <w:spacing w:after="0" w:before="300" w:line="288" w:lineRule="auto"/>
+      <w:spacing w:after="0" w:before="300" w:line="276" w:lineRule="auto"/>
     </w:pPr>
     <w:rPr>
       <w:color w:val="000000"/>
-      <w:sz w:val="26"/>
+      <w:sz w:val="24"/>
       <w:szCs w:val="20"/>
       <w:rFonts w:ascii="Times New Roman" w:eastAsia="Times New Roman" w:hAnsi="Times New Roman"/>
       <w:b/>
@@ -3658,13 +4495,13 @@
     <w:pPr>
       <w:keepNext/>
       <w:keepLines/>
-      <w:spacing w:after="300" w:before="100" w:line="288" w:lineRule="auto"/>
+      <w:spacing w:after="300" w:before="100" w:line="276" w:lineRule="auto"/>
       <w:jc w:val="both"/>
     </w:pPr>
     <w:rPr>
       <w:rFonts w:ascii="Times New Roman" w:eastAsia="Times New Roman" w:hAnsi="Times New Roman"/>
       <w:color w:val="000000"/>
-      <w:sz w:val="26"/>
+      <w:sz w:val="24"/>
       <w:szCs w:val="20"/>
     </w:rPr>
   </w:style>
@@ -3674,13 +4511,13 @@
     <w:next w:val="Bibliography"/>
     <w:qFormat/>
     <w:pPr>
-      <w:spacing w:line="288" w:lineRule="auto"/>
+      <w:spacing w:line="276" w:lineRule="auto"/>
       <w:jc w:val="both"/>
     </w:pPr>
     <w:rPr>
       <w:rFonts w:ascii="Times New Roman" w:eastAsia="Times New Roman" w:hAnsi="Times New Roman"/>
       <w:color w:val="000000"/>
-      <w:sz w:val="26"/>
+      <w:sz w:val="24"/>
     </w:rPr>
   </w:style>
   <w:style w:styleId="Heading1" w:type="paragraph">
@@ -3692,7 +4529,7 @@
     <w:pPr>
       <w:keepNext/>
       <w:keepLines/>
-      <w:spacing w:after="0" w:before="480" w:line="288" w:lineRule="auto"/>
+      <w:spacing w:after="0" w:before="480" w:line="276" w:lineRule="auto"/>
       <w:jc w:val="both"/>
       <w:outlineLvl w:val="0"/>
     </w:pPr>
@@ -3701,7 +4538,7 @@
       <w:b/>
       <w:bCs/>
       <w:color w:val="000000"/>
-      <w:sz w:val="26"/>
+      <w:sz w:val="24"/>
       <w:szCs w:val="32"/>
     </w:rPr>
   </w:style>
@@ -3715,7 +4552,7 @@
     <w:pPr>
       <w:keepNext/>
       <w:keepLines/>
-      <w:spacing w:after="0" w:before="200" w:line="288" w:lineRule="auto"/>
+      <w:spacing w:after="0" w:before="200" w:line="276" w:lineRule="auto"/>
       <w:jc w:val="both"/>
       <w:outlineLvl w:val="1"/>
     </w:pPr>
@@ -3724,7 +4561,7 @@
       <w:b/>
       <w:bCs/>
       <w:color w:val="000000"/>
-      <w:sz w:val="26"/>
+      <w:sz w:val="24"/>
       <w:szCs w:val="28"/>
     </w:rPr>
   </w:style>
@@ -3738,7 +4575,7 @@
     <w:pPr>
       <w:keepNext/>
       <w:keepLines/>
-      <w:spacing w:after="0" w:before="200" w:line="288" w:lineRule="auto"/>
+      <w:spacing w:after="0" w:before="200" w:line="276" w:lineRule="auto"/>
       <w:jc w:val="both"/>
       <w:outlineLvl w:val="2"/>
     </w:pPr>
@@ -3747,7 +4584,7 @@
       <w:b/>
       <w:bCs/>
       <w:color w:val="000000"/>
-      <w:sz w:val="26"/>
+      <w:sz w:val="24"/>
       <w:szCs w:val="24"/>
     </w:rPr>
   </w:style>
@@ -3761,7 +4598,7 @@
     <w:pPr>
       <w:keepNext/>
       <w:keepLines/>
-      <w:spacing w:after="0" w:before="200" w:line="288" w:lineRule="auto"/>
+      <w:spacing w:after="0" w:before="200" w:line="276" w:lineRule="auto"/>
       <w:jc w:val="both"/>
       <w:outlineLvl w:val="3"/>
     </w:pPr>
@@ -3770,7 +4607,7 @@
       <w:i/>
       <w:bCs/>
       <w:color w:val="000000"/>
-      <w:sz w:val="26"/>
+      <w:sz w:val="24"/>
       <w:szCs w:val="24"/>
     </w:rPr>
   </w:style>
@@ -3784,7 +4621,7 @@
     <w:pPr>
       <w:keepNext/>
       <w:keepLines/>
-      <w:spacing w:after="0" w:before="200" w:line="288" w:lineRule="auto"/>
+      <w:spacing w:after="0" w:before="200" w:line="276" w:lineRule="auto"/>
       <w:jc w:val="both"/>
       <w:outlineLvl w:val="4"/>
     </w:pPr>
@@ -3792,7 +4629,7 @@
       <w:rFonts w:ascii="Times New Roman" w:asciiTheme="majorHAnsi" w:cstheme="majorBidi" w:eastAsia="Times New Roman" w:eastAsiaTheme="majorEastAsia" w:hAnsi="Times New Roman" w:hAnsiTheme="majorHAnsi"/>
       <w:iCs/>
       <w:color w:val="000000"/>
-      <w:sz w:val="26"/>
+      <w:sz w:val="24"/>
       <w:szCs w:val="24"/>
     </w:rPr>
   </w:style>
@@ -3806,14 +4643,14 @@
     <w:pPr>
       <w:keepNext/>
       <w:keepLines/>
-      <w:spacing w:after="0" w:before="200" w:line="288" w:lineRule="auto"/>
+      <w:spacing w:after="0" w:before="200" w:line="276" w:lineRule="auto"/>
       <w:jc w:val="both"/>
       <w:outlineLvl w:val="5"/>
     </w:pPr>
     <w:rPr>
       <w:rFonts w:ascii="Times New Roman" w:asciiTheme="majorHAnsi" w:cstheme="majorBidi" w:eastAsia="Times New Roman" w:eastAsiaTheme="majorEastAsia" w:hAnsi="Times New Roman" w:hAnsiTheme="majorHAnsi"/>
       <w:color w:val="000000"/>
-      <w:sz w:val="26"/>
+      <w:sz w:val="24"/>
       <w:szCs w:val="24"/>
     </w:rPr>
   </w:style>
@@ -3827,14 +4664,14 @@
     <w:pPr>
       <w:keepNext/>
       <w:keepLines/>
-      <w:spacing w:after="0" w:before="200" w:line="288" w:lineRule="auto"/>
+      <w:spacing w:after="0" w:before="200" w:line="276" w:lineRule="auto"/>
       <w:jc w:val="both"/>
       <w:outlineLvl w:val="6"/>
     </w:pPr>
     <w:rPr>
       <w:rFonts w:ascii="Times New Roman" w:asciiTheme="majorHAnsi" w:cstheme="majorBidi" w:eastAsia="Times New Roman" w:eastAsiaTheme="majorEastAsia" w:hAnsi="Times New Roman" w:hAnsiTheme="majorHAnsi"/>
       <w:color w:val="000000"/>
-      <w:sz w:val="26"/>
+      <w:sz w:val="24"/>
       <w:szCs w:val="24"/>
     </w:rPr>
   </w:style>
@@ -3848,14 +4685,14 @@
     <w:pPr>
       <w:keepNext/>
       <w:keepLines/>
-      <w:spacing w:after="0" w:before="200" w:line="288" w:lineRule="auto"/>
+      <w:spacing w:after="0" w:before="200" w:line="276" w:lineRule="auto"/>
       <w:jc w:val="both"/>
       <w:outlineLvl w:val="7"/>
     </w:pPr>
     <w:rPr>
       <w:rFonts w:ascii="Times New Roman" w:asciiTheme="majorHAnsi" w:cstheme="majorBidi" w:eastAsia="Times New Roman" w:eastAsiaTheme="majorEastAsia" w:hAnsi="Times New Roman" w:hAnsiTheme="majorHAnsi"/>
       <w:color w:val="000000"/>
-      <w:sz w:val="26"/>
+      <w:sz w:val="24"/>
       <w:szCs w:val="24"/>
     </w:rPr>
   </w:style>
@@ -3869,14 +4706,14 @@
     <w:pPr>
       <w:keepNext/>
       <w:keepLines/>
-      <w:spacing w:after="0" w:before="200" w:line="288" w:lineRule="auto"/>
+      <w:spacing w:after="0" w:before="200" w:line="276" w:lineRule="auto"/>
       <w:jc w:val="both"/>
       <w:outlineLvl w:val="8"/>
     </w:pPr>
     <w:rPr>
       <w:rFonts w:ascii="Times New Roman" w:asciiTheme="majorHAnsi" w:cstheme="majorBidi" w:eastAsia="Times New Roman" w:eastAsiaTheme="majorEastAsia" w:hAnsi="Times New Roman" w:hAnsiTheme="majorHAnsi"/>
       <w:color w:val="000000"/>
-      <w:sz w:val="26"/>
+      <w:sz w:val="24"/>
       <w:szCs w:val="24"/>
     </w:rPr>
   </w:style>
@@ -3888,14 +4725,14 @@
     <w:unhideWhenUsed/>
     <w:qFormat/>
     <w:pPr>
-      <w:spacing w:after="100" w:before="100" w:line="288" w:lineRule="auto"/>
+      <w:spacing w:after="100" w:before="100" w:line="276" w:lineRule="auto"/>
       <w:ind w:firstLine="0" w:left="480" w:right="480"/>
       <w:jc w:val="both"/>
     </w:pPr>
     <w:rPr>
       <w:rFonts w:ascii="Times New Roman" w:eastAsia="Times New Roman" w:hAnsi="Times New Roman"/>
       <w:color w:val="000000"/>
-      <w:sz w:val="26"/>
+      <w:sz w:val="24"/>
     </w:rPr>
   </w:style>
   <w:style w:styleId="FootnoteText" w:type="paragraph">
@@ -3906,13 +4743,13 @@
     <w:unhideWhenUsed/>
     <w:qFormat/>
     <w:pPr>
-      <w:spacing w:line="288" w:lineRule="auto"/>
+      <w:spacing w:line="276" w:lineRule="auto"/>
       <w:jc w:val="both"/>
     </w:pPr>
     <w:rPr>
       <w:rFonts w:ascii="Times New Roman" w:eastAsia="Times New Roman" w:hAnsi="Times New Roman"/>
       <w:color w:val="000000"/>
-      <w:sz w:val="26"/>
+      <w:sz w:val="24"/>
     </w:rPr>
   </w:style>
   <w:style w:default="1" w:styleId="DefaultParagraphFont" w:type="character">
@@ -3922,7 +4759,7 @@
     <w:rPr>
       <w:rFonts w:ascii="Times New Roman" w:eastAsia="Times New Roman" w:hAnsi="Times New Roman"/>
       <w:color w:val="000000"/>
-      <w:sz w:val="26"/>
+      <w:sz w:val="24"/>
     </w:rPr>
   </w:style>
   <w:style w:default="1" w:styleId="Table" w:type="table">
@@ -3932,13 +4769,13 @@
     <w:unhideWhenUsed/>
     <w:qFormat/>
     <w:pPr>
-      <w:spacing w:line="288" w:lineRule="auto"/>
+      <w:spacing w:line="276" w:lineRule="auto"/>
       <w:jc w:val="both"/>
     </w:pPr>
     <w:rPr>
       <w:rFonts w:ascii="Times New Roman" w:eastAsia="Times New Roman" w:hAnsi="Times New Roman"/>
       <w:color w:val="000000"/>
-      <w:sz w:val="26"/>
+      <w:sz w:val="24"/>
     </w:rPr>
     <w:tblPr>
       <w:tblInd w:type="dxa" w:w="0"/>
@@ -3972,27 +4809,27 @@
     <w:pPr>
       <w:keepNext/>
       <w:keepLines/>
-      <w:spacing w:after="0" w:line="288" w:lineRule="auto"/>
+      <w:spacing w:after="0" w:line="276" w:lineRule="auto"/>
       <w:jc w:val="both"/>
     </w:pPr>
     <w:rPr>
       <w:rFonts w:ascii="Times New Roman" w:eastAsia="Times New Roman" w:hAnsi="Times New Roman"/>
       <w:b/>
       <w:color w:val="000000"/>
-      <w:sz w:val="26"/>
+      <w:sz w:val="24"/>
     </w:rPr>
   </w:style>
   <w:style w:customStyle="1" w:styleId="Definition" w:type="paragraph">
     <w:name w:val="Definition"/>
     <w:basedOn w:val="Normal"/>
     <w:pPr>
-      <w:spacing w:line="288" w:lineRule="auto"/>
+      <w:spacing w:line="276" w:lineRule="auto"/>
       <w:jc w:val="both"/>
     </w:pPr>
     <w:rPr>
       <w:rFonts w:ascii="Times New Roman" w:eastAsia="Times New Roman" w:hAnsi="Times New Roman"/>
       <w:color w:val="000000"/>
-      <w:sz w:val="26"/>
+      <w:sz w:val="24"/>
     </w:rPr>
   </w:style>
   <w:style w:styleId="Caption" w:type="paragraph">
@@ -4000,14 +4837,14 @@
     <w:basedOn w:val="Normal"/>
     <w:link w:val="BodyTextChar"/>
     <w:pPr>
-      <w:spacing w:after="120" w:before="0" w:line="288" w:lineRule="auto"/>
+      <w:spacing w:after="120" w:before="0" w:line="276" w:lineRule="auto"/>
       <w:jc w:val="both"/>
     </w:pPr>
     <w:rPr>
       <w:rFonts w:ascii="Times New Roman" w:eastAsia="Times New Roman" w:hAnsi="Times New Roman"/>
       <w:i/>
       <w:color w:val="000000"/>
-      <w:sz w:val="26"/>
+      <w:sz w:val="24"/>
     </w:rPr>
   </w:style>
   <w:style w:customStyle="1" w:styleId="TableCaption" w:type="paragraph">
@@ -4015,39 +4852,39 @@
     <w:basedOn w:val="Caption"/>
     <w:pPr>
       <w:keepNext/>
-      <w:spacing w:line="288" w:lineRule="auto"/>
+      <w:spacing w:line="276" w:lineRule="auto"/>
       <w:jc w:val="both"/>
     </w:pPr>
     <w:rPr>
       <w:rFonts w:ascii="Times New Roman" w:eastAsia="Times New Roman" w:hAnsi="Times New Roman"/>
       <w:color w:val="000000"/>
-      <w:sz w:val="26"/>
+      <w:sz w:val="24"/>
     </w:rPr>
   </w:style>
   <w:style w:customStyle="1" w:styleId="ImageCaption" w:type="paragraph">
     <w:name w:val="Image Caption"/>
     <w:basedOn w:val="Caption"/>
     <w:pPr>
-      <w:spacing w:line="288" w:lineRule="auto"/>
+      <w:spacing w:line="276" w:lineRule="auto"/>
       <w:jc w:val="both"/>
     </w:pPr>
     <w:rPr>
       <w:rFonts w:ascii="Times New Roman" w:eastAsia="Times New Roman" w:hAnsi="Times New Roman"/>
       <w:color w:val="000000"/>
-      <w:sz w:val="26"/>
+      <w:sz w:val="24"/>
     </w:rPr>
   </w:style>
   <w:style w:customStyle="1" w:styleId="Figure" w:type="paragraph">
     <w:name w:val="Figure"/>
     <w:basedOn w:val="Normal"/>
     <w:pPr>
-      <w:spacing w:line="288" w:lineRule="auto"/>
+      <w:spacing w:line="276" w:lineRule="auto"/>
       <w:jc w:val="both"/>
     </w:pPr>
     <w:rPr>
       <w:rFonts w:ascii="Times New Roman" w:eastAsia="Times New Roman" w:hAnsi="Times New Roman"/>
       <w:color w:val="000000"/>
-      <w:sz w:val="26"/>
+      <w:sz w:val="24"/>
     </w:rPr>
   </w:style>
   <w:style w:customStyle="1" w:styleId="CaptionedFigure" w:type="paragraph">
@@ -4055,13 +4892,13 @@
     <w:basedOn w:val="Figure"/>
     <w:pPr>
       <w:keepNext/>
-      <w:spacing w:line="288" w:lineRule="auto"/>
+      <w:spacing w:line="276" w:lineRule="auto"/>
       <w:jc w:val="both"/>
     </w:pPr>
     <w:rPr>
       <w:rFonts w:ascii="Times New Roman" w:eastAsia="Times New Roman" w:hAnsi="Times New Roman"/>
       <w:color w:val="000000"/>
-      <w:sz w:val="26"/>
+      <w:sz w:val="24"/>
     </w:rPr>
   </w:style>
   <w:style w:customStyle="1" w:styleId="BodyTextChar" w:type="character">
@@ -4071,7 +4908,7 @@
     <w:rPr>
       <w:rFonts w:ascii="Times New Roman" w:eastAsia="Times New Roman" w:hAnsi="Times New Roman"/>
       <w:color w:val="000000"/>
-      <w:sz w:val="26"/>
+      <w:sz w:val="24"/>
     </w:rPr>
   </w:style>
   <w:style w:customStyle="1" w:styleId="VerbatimChar" w:type="character">
@@ -4080,7 +4917,7 @@
     <w:rPr>
       <w:rFonts w:ascii="Times New Roman" w:eastAsia="Times New Roman" w:hAnsi="Times New Roman"/>
       <w:color w:val="000000"/>
-      <w:sz w:val="26"/>
+      <w:sz w:val="24"/>
     </w:rPr>
   </w:style>
   <w:style w:customStyle="1" w:styleId="SectionNumber" w:type="character">
@@ -4089,7 +4926,7 @@
     <w:rPr>
       <w:rFonts w:ascii="Times New Roman" w:eastAsia="Times New Roman" w:hAnsi="Times New Roman"/>
       <w:color w:val="000000"/>
-      <w:sz w:val="26"/>
+      <w:sz w:val="24"/>
     </w:rPr>
   </w:style>
   <w:style w:styleId="FootnoteReference" w:type="character">
@@ -4098,7 +4935,7 @@
     <w:rPr>
       <w:rFonts w:ascii="Times New Roman" w:eastAsia="Times New Roman" w:hAnsi="Times New Roman"/>
       <w:color w:val="000000"/>
-      <w:sz w:val="26"/>
+      <w:sz w:val="24"/>
       <w:vertAlign w:val="superscript"/>
     </w:rPr>
   </w:style>
@@ -4108,7 +4945,7 @@
     <w:rPr>
       <w:rFonts w:ascii="Times New Roman" w:eastAsia="Times New Roman" w:hAnsi="Times New Roman"/>
       <w:color w:val="000000"/>
-      <w:sz w:val="26"/>
+      <w:sz w:val="24"/>
     </w:rPr>
   </w:style>
   <w:style w:styleId="TOCHeading" w:type="paragraph">
@@ -4119,7 +4956,7 @@
     <w:unhideWhenUsed/>
     <w:qFormat/>
     <w:pPr>
-      <w:spacing w:before="240" w:line="288" w:lineRule="auto"/>
+      <w:spacing w:before="240" w:line="276" w:lineRule="auto"/>
       <w:jc w:val="both"/>
       <w:outlineLvl w:val="9"/>
     </w:pPr>
@@ -4128,7 +4965,7 @@
       <w:b w:val="0"/>
       <w:bCs w:val="0"/>
       <w:color w:val="000000"/>
-      <w:sz w:val="26"/>
+      <w:sz w:val="24"/>
     </w:rPr>
   </w:style>
   <w:style w:type="paragraph" w:customStyle="1" w:styleId="SourceCode">

--- a/p6/submission/maida_copyright/00_mo_ta_tac_pham_vi.docx
+++ b/p6/submission/maida_copyright/00_mo_ta_tac_pham_vi.docx
@@ -12,7 +12,7 @@
       </w:r>
     </w:p>
     <w:bookmarkEnd w:id="20"/>
-    <w:bookmarkStart w:id="40" w:name="X6064737552b2a0201516e23b8b18a5c7a9fa811"/>
+    <w:bookmarkStart w:id="42" w:name="X6064737552b2a0201516e23b8b18a5c7a9fa811"/>
     <w:p>
       <w:pPr>
         <w:pStyle w:val="Heading1"/>
@@ -230,7 +230,7 @@
       </w:r>
     </w:p>
     <w:bookmarkEnd w:id="22"/>
-    <w:bookmarkStart w:id="23" w:name="Xd316fc95890f12fcec3ff0b7e8d3bdc026d8e06"/>
+    <w:bookmarkStart w:id="25" w:name="Xd316fc95890f12fcec3ff0b7e8d3bdc026d8e06"/>
     <w:p>
       <w:pPr>
         <w:pStyle w:val="Heading2"/>
@@ -239,6 +239,15 @@
         <w:t xml:space="preserve">3. TÁC GIẢ / CHỦ SỞ HỮU</w:t>
       </w:r>
     </w:p>
+    <w:bookmarkStart w:id="23" w:name="Xf6438c1a699441268d300e1ddca7850e6ae7ee4"/>
+    <w:p>
+      <w:pPr>
+        <w:pStyle w:val="Heading3"/>
+      </w:pPr>
+      <w:r>
+        <w:t xml:space="preserve">3.1 Tác giả</w:t>
+      </w:r>
+    </w:p>
     <w:p>
       <w:pPr>
         <w:pStyle w:val="FirstParagraph"/>
@@ -260,382 +269,112 @@
         <w:t xml:space="preserve"> </w:t>
       </w:r>
       <w:r>
-        <w:t xml:space="preserve">và</w:t>
-      </w:r>
-      <w:r>
-        <w:t xml:space="preserve"> </w:t>
-      </w:r>
-      <w:r>
-        <w:rPr>
-          <w:bCs/>
-          <w:b/>
-        </w:rPr>
-        <w:t xml:space="preserve">Phan Anh Tú</w:t>
-      </w:r>
-      <w:r>
-        <w:t xml:space="preserve"> </w:t>
-      </w:r>
-      <w:r>
-        <w:t xml:space="preserve">(Trường Kinh tế, Trường Đại học Cần Thơ) tự</w:t>
-      </w:r>
-      <w:r>
-        <w:t xml:space="preserve"> </w:t>
-      </w:r>
-      <w:r>
-        <w:t xml:space="preserve">nghiên cứu và xây dựng. Tại thời điểm đăng ký, M-AIDA</w:t>
-      </w:r>
-      <w:r>
-        <w:t xml:space="preserve"> </w:t>
-      </w:r>
-      <w:r>
-        <w:rPr>
-          <w:bCs/>
-          <w:b/>
-        </w:rPr>
-        <w:t xml:space="preserve">chưa có sản phẩm tương đương trên thị</w:t>
-      </w:r>
-      <w:r>
-        <w:rPr>
-          <w:bCs/>
-          <w:b/>
-        </w:rPr>
-        <w:t xml:space="preserve"> </w:t>
-      </w:r>
-      <w:r>
-        <w:rPr>
-          <w:bCs/>
-          <w:b/>
-        </w:rPr>
-        <w:t xml:space="preserve">trường</w:t>
-      </w:r>
-      <w:r>
-        <w:t xml:space="preserve"> </w:t>
-      </w:r>
-      <w:r>
-        <w:t xml:space="preserve">trong phạm vi công cụ trích xuất dữ liệu chuyên biệt cho phân tích tổng hợp lĩnh vực kinh</w:t>
-      </w:r>
-      <w:r>
-        <w:t xml:space="preserve"> </w:t>
-      </w:r>
-      <w:r>
-        <w:t xml:space="preserve">doanh quốc tế.</w:t>
-      </w:r>
-    </w:p>
-    <w:p>
-      <w:pPr>
-        <w:pStyle w:val="BodyText"/>
-      </w:pPr>
+        <w:t xml:space="preserve">(Nghiên cứu sinh chuyên ngành Quản trị Kinh doanh, Trường Kinh</w:t>
+      </w:r>
+      <w:r>
+        <w:t xml:space="preserve"> </w:t>
+      </w:r>
+      <w:r>
+        <w:t xml:space="preserve">tế, Trường Đại học Cần Thơ) và</w:t>
+      </w:r>
+      <w:r>
+        <w:t xml:space="preserve"> </w:t>
+      </w:r>
+      <w:r>
+        <w:rPr>
+          <w:bCs/>
+          <w:b/>
+        </w:rPr>
+        <w:t xml:space="preserve">PGS.TS. Phan Anh Tú</w:t>
+      </w:r>
+      <w:r>
+        <w:t xml:space="preserve"> </w:t>
+      </w:r>
+      <w:r>
+        <w:t xml:space="preserve">(Người hướng dẫn khoa học, Trường Kinh tế,</w:t>
+      </w:r>
+      <w:r>
+        <w:t xml:space="preserve"> </w:t>
+      </w:r>
+      <w:r>
+        <w:t xml:space="preserve">Trường Đại học Cần Thơ) tự nghiên cứu và xây dựng trong khuôn khổ luận án tiến sĩ.</w:t>
+      </w:r>
+    </w:p>
+    <w:bookmarkEnd w:id="23"/>
+    <w:bookmarkStart w:id="24" w:name="X695e73bb73a99234dc2cbcd365b0b8659e6618f"/>
+    <w:p>
+      <w:pPr>
+        <w:pStyle w:val="Heading3"/>
+      </w:pPr>
+      <w:r>
+        <w:t xml:space="preserve">3.2 Chủ sở hữu —</w:t>
+      </w:r>
+      <w:r>
+        <w:t xml:space="preserve"> </w:t>
+      </w:r>
       <w:r>
         <w:rPr>
           <w:iCs/>
           <w:i/>
         </w:rPr>
-        <w:t xml:space="preserve">(Thông tin cá nhân để hoàn tất đơn COV — tác giả điền: họ tên đầy đủ, ngày sinh, địa chỉ thường</w:t>
-      </w:r>
-      <w:r>
-        <w:rPr>
-          <w:iCs/>
-          <w:i/>
-        </w:rPr>
-        <w:t xml:space="preserve"> </w:t>
-      </w:r>
-      <w:r>
-        <w:rPr>
-          <w:iCs/>
-          <w:i/>
-        </w:rPr>
-        <w:t xml:space="preserve">trú, số CCCD, điện thoại, email; quốc tịch Việt Nam.)</w:t>
-      </w:r>
-    </w:p>
-    <w:p>
-      <w:r>
-        <w:pict>
-          <v:rect style="width:0;height:1.5pt" o:hralign="center" o:hrstd="t" o:hr="t"/>
-        </w:pict>
-      </w:r>
-    </w:p>
-    <w:bookmarkEnd w:id="23"/>
-    <w:bookmarkStart w:id="26" w:name="Xea0793024751703a7c0882e8c843b9868efbbd6"/>
-    <w:p>
-      <w:pPr>
-        <w:pStyle w:val="Heading2"/>
-      </w:pPr>
-      <w:r>
-        <w:t xml:space="preserve">4. CƠ SỞ HỌC THUẬT VÀ ĐỘNG CƠ XÂY DỰNG (Statement of Need)</w:t>
-      </w:r>
-    </w:p>
-    <w:bookmarkStart w:id="24" w:name="Xd72ef34686eed2e7ae22b3800b488491aacfd9b"/>
-    <w:p>
-      <w:pPr>
-        <w:pStyle w:val="Heading3"/>
-      </w:pPr>
-      <w:r>
-        <w:t xml:space="preserve">4.1. Bài toán phương pháp</w:t>
-      </w:r>
-    </w:p>
-    <w:p>
-      <w:pPr>
-        <w:pStyle w:val="FirstParagraph"/>
-      </w:pPr>
-      <w:r>
-        <w:t xml:space="preserve">Phân tích tổng hợp (meta-analysis) trong kinh doanh quốc tế đòi hỏi</w:t>
-      </w:r>
-      <w:r>
-        <w:t xml:space="preserve"> </w:t>
-      </w:r>
-      <w:r>
-        <w:rPr>
-          <w:bCs/>
-          <w:b/>
-        </w:rPr>
-        <w:t xml:space="preserve">trích xuất cỡ ảnh hưởng</w:t>
-      </w:r>
-      <w:r>
-        <w:rPr>
-          <w:bCs/>
-          <w:b/>
-        </w:rPr>
-        <w:t xml:space="preserve"> </w:t>
-      </w:r>
-      <w:r>
-        <w:rPr>
-          <w:bCs/>
-          <w:b/>
-        </w:rPr>
-        <w:t xml:space="preserve">(effect size)</w:t>
-      </w:r>
-      <w:r>
-        <w:t xml:space="preserve"> </w:t>
-      </w:r>
-      <w:r>
-        <w:t xml:space="preserve">từ hàng trăm nghiên cứu sơ cấp dị biệt: hệ số tương quan Pearson</w:t>
-      </w:r>
-      <w:r>
-        <w:t xml:space="preserve"> </w:t>
-      </w:r>
-      <w:r>
-        <w:rPr>
-          <w:iCs/>
-          <w:i/>
-        </w:rPr>
-        <w:t xml:space="preserve">r</w:t>
-      </w:r>
-      <w:r>
-        <w:t xml:space="preserve">, hệ số hồi quy</w:t>
-      </w:r>
-      <w:r>
-        <w:t xml:space="preserve"> </w:t>
-      </w:r>
-      <w:r>
-        <w:t xml:space="preserve">chuẩn hóa</w:t>
-      </w:r>
-      <w:r>
-        <w:t xml:space="preserve"> </w:t>
-      </w:r>
-      <w:r>
-        <w:rPr>
-          <w:iCs/>
-          <w:i/>
-        </w:rPr>
-        <w:t xml:space="preserve">β</w:t>
-      </w:r>
-      <w:r>
-        <w:t xml:space="preserve">, thống kê</w:t>
-      </w:r>
-      <w:r>
-        <w:t xml:space="preserve"> </w:t>
-      </w:r>
-      <w:r>
-        <w:rPr>
-          <w:iCs/>
-          <w:i/>
-        </w:rPr>
-        <w:t xml:space="preserve">t</w:t>
-      </w:r>
-      <w:r>
-        <w:t xml:space="preserve">,</w:t>
-      </w:r>
-      <w:r>
-        <w:t xml:space="preserve"> </w:t>
-      </w:r>
-      <w:r>
-        <w:rPr>
-          <w:iCs/>
-          <w:i/>
-        </w:rPr>
-        <w:t xml:space="preserve">F</w:t>
-      </w:r>
-      <w:r>
-        <w:t xml:space="preserve">, giá trị</w:t>
-      </w:r>
-      <w:r>
-        <w:t xml:space="preserve"> </w:t>
-      </w:r>
-      <w:r>
-        <w:rPr>
-          <w:iCs/>
-          <w:i/>
-        </w:rPr>
-        <w:t xml:space="preserve">p</w:t>
-      </w:r>
-      <w:r>
-        <w:t xml:space="preserve">, khoảng tin cậy — kèm cỡ mẫu</w:t>
-      </w:r>
-      <w:r>
-        <w:t xml:space="preserve"> </w:t>
-      </w:r>
-      <w:r>
-        <w:rPr>
-          <w:iCs/>
-          <w:i/>
-        </w:rPr>
-        <w:t xml:space="preserve">N</w:t>
-      </w:r>
-      <w:r>
-        <w:t xml:space="preserve"> </w:t>
-      </w:r>
-      <w:r>
-        <w:t xml:space="preserve">và các biến điều</w:t>
-      </w:r>
-      <w:r>
-        <w:t xml:space="preserve"> </w:t>
-      </w:r>
-      <w:r>
-        <w:t xml:space="preserve">tiết. Thao tác này khi làm thủ công vừa</w:t>
-      </w:r>
-      <w:r>
-        <w:t xml:space="preserve"> </w:t>
-      </w:r>
-      <w:r>
-        <w:rPr>
-          <w:bCs/>
-          <w:b/>
-        </w:rPr>
-        <w:t xml:space="preserve">chậm và lặp lại</w:t>
-      </w:r>
-      <w:r>
-        <w:t xml:space="preserve">, vừa</w:t>
-      </w:r>
-      <w:r>
-        <w:t xml:space="preserve"> </w:t>
-      </w:r>
-      <w:r>
-        <w:rPr>
-          <w:bCs/>
-          <w:b/>
-        </w:rPr>
-        <w:t xml:space="preserve">dễ sai sót</w:t>
-      </w:r>
-      <w:r>
-        <w:t xml:space="preserve"> </w:t>
-      </w:r>
-      <w:r>
-        <w:t xml:space="preserve">khi quy đổi giữa các</w:t>
-      </w:r>
-      <w:r>
-        <w:t xml:space="preserve"> </w:t>
-      </w:r>
-      <w:r>
-        <w:t xml:space="preserve">dạng thống kê và khi mã hóa biến điều tiết theo một khung phân loại nhất quán. Đây là nút thắt năng</w:t>
-      </w:r>
-      <w:r>
-        <w:t xml:space="preserve"> </w:t>
-      </w:r>
-      <w:r>
-        <w:t xml:space="preserve">suất kinh điển của tổng quan hệ thống: đánh đổi giữa</w:t>
-      </w:r>
-      <w:r>
-        <w:t xml:space="preserve"> </w:t>
-      </w:r>
-      <w:r>
-        <w:rPr>
-          <w:bCs/>
-          <w:b/>
-        </w:rPr>
-        <w:t xml:space="preserve">thông lượng trích xuất</w:t>
-      </w:r>
-      <w:r>
-        <w:t xml:space="preserve"> </w:t>
-      </w:r>
-      <w:r>
-        <w:t xml:space="preserve">và</w:t>
-      </w:r>
-      <w:r>
-        <w:t xml:space="preserve"> </w:t>
-      </w:r>
-      <w:r>
-        <w:rPr>
-          <w:bCs/>
-          <w:b/>
-        </w:rPr>
-        <w:t xml:space="preserve">độ chính xác</w:t>
-      </w:r>
-      <w:r>
-        <w:t xml:space="preserve">.</w:t>
-      </w:r>
-    </w:p>
-    <w:bookmarkEnd w:id="24"/>
-    <w:bookmarkStart w:id="25" w:name="X57d53613b97000b4f2a1c6941550f037260559b"/>
-    <w:p>
-      <w:pPr>
-        <w:pStyle w:val="Heading3"/>
-      </w:pPr>
-      <w:r>
-        <w:t xml:space="preserve">4.2. Tri thức nền làm cơ sở thiết kế (knowledge-driven design)</w:t>
-      </w:r>
-    </w:p>
-    <w:p>
-      <w:pPr>
-        <w:pStyle w:val="FirstParagraph"/>
-      </w:pPr>
-      <w:r>
-        <w:t xml:space="preserve">M-AIDA</w:t>
-      </w:r>
-      <w:r>
-        <w:t xml:space="preserve"> </w:t>
-      </w:r>
-      <w:r>
-        <w:rPr>
-          <w:bCs/>
-          <w:b/>
-        </w:rPr>
-        <w:t xml:space="preserve">không phải phần mềm trích xuất tổng quát</w:t>
-      </w:r>
-      <w:r>
-        <w:t xml:space="preserve">, mà là kết tinh tri thức phương pháp luận của</w:t>
-      </w:r>
-      <w:r>
-        <w:t xml:space="preserve"> </w:t>
-      </w:r>
-      <w:r>
-        <w:t xml:space="preserve">tác giả về phân tích tổng hợp trong kinh doanh quốc tế. Cụ thể, các quy tắc nghiệp vụ được</w:t>
-      </w:r>
-      <w:r>
-        <w:t xml:space="preserve"> </w:t>
-      </w:r>
-      <w:r>
-        <w:rPr>
-          <w:bCs/>
-          <w:b/>
-        </w:rPr>
-        <w:t xml:space="preserve">mã hóa</w:t>
-      </w:r>
-      <w:r>
-        <w:rPr>
-          <w:bCs/>
-          <w:b/>
-        </w:rPr>
-        <w:t xml:space="preserve"> </w:t>
-      </w:r>
-      <w:r>
-        <w:rPr>
-          <w:bCs/>
-          <w:b/>
-        </w:rPr>
-        <w:t xml:space="preserve">trực tiếp từ chuẩn học thuật</w:t>
-      </w:r>
-      <w:r>
-        <w:t xml:space="preserve">:</w:t>
+        <w:t xml:space="preserve">Tác giả chọn 1 trong 3 mô hình dưới đây sau khi consult Phòng KHCN CTU</w:t>
+      </w:r>
+    </w:p>
+    <w:p>
+      <w:pPr>
+        <w:pStyle w:val="BlockText"/>
+      </w:pPr>
+      <w:r>
+        <w:rPr>
+          <w:bCs/>
+          <w:b/>
+        </w:rPr>
+        <w:t xml:space="preserve">Lưu ý quan trọng:</w:t>
+      </w:r>
+      <w:r>
+        <w:t xml:space="preserve"> </w:t>
+      </w:r>
+      <w:r>
+        <w:t xml:space="preserve">Vì Trường Đại học Cần Thơ là cơ sở cấp bằng PhD của Đỗ Thị Thúy Hương,</w:t>
+      </w:r>
+      <w:r>
+        <w:t xml:space="preserve"> </w:t>
+      </w:r>
+      <w:r>
+        <w:t xml:space="preserve">chủ sở hữu chính thức của M-AIDA phải được xác định theo quy chế sở hữu trí tuệ của Nhà trường</w:t>
+      </w:r>
+      <w:r>
+        <w:t xml:space="preserve"> </w:t>
+      </w:r>
+      <w:r>
+        <w:t xml:space="preserve">(Điều 27.2 Luật SHTT 2005). Trước khi nộp hồ sơ, tác giả cần xin văn bản xác nhận từ Phòng</w:t>
+      </w:r>
+      <w:r>
+        <w:t xml:space="preserve"> </w:t>
+      </w:r>
+      <w:r>
+        <w:t xml:space="preserve">Khoa học Công nghệ CTU. Xem</w:t>
+      </w:r>
+      <w:r>
+        <w:t xml:space="preserve"> </w:t>
+      </w:r>
+      <w:r>
+        <w:rPr>
+          <w:rStyle w:val="VerbatimChar"/>
+        </w:rPr>
+        <w:t xml:space="preserve">04_phan_tich_chu_so_huu_va_ctu.md</w:t>
+      </w:r>
+      <w:r>
+        <w:t xml:space="preserve"> </w:t>
+      </w:r>
+      <w:r>
+        <w:t xml:space="preserve">để biết quy trình và template</w:t>
+      </w:r>
+      <w:r>
+        <w:t xml:space="preserve"> </w:t>
+      </w:r>
+      <w:r>
+        <w:t xml:space="preserve">thư xin ý kiến.</w:t>
       </w:r>
     </w:p>
     <w:p>
@@ -647,153 +386,29 @@
         <w:pStyle w:val="Compact"/>
       </w:pPr>
       <w:r>
-        <w:rPr>
-          <w:bCs/>
-          <w:b/>
-        </w:rPr>
-        <w:t xml:space="preserve">Thứ tự ưu tiên thống kê</w:t>
-      </w:r>
-      <w:r>
-        <w:t xml:space="preserve"> </w:t>
-      </w:r>
-      <w:r>
-        <w:t xml:space="preserve">và</w:t>
-      </w:r>
-      <w:r>
-        <w:t xml:space="preserve"> </w:t>
-      </w:r>
-      <w:r>
-        <w:rPr>
-          <w:bCs/>
-          <w:b/>
-        </w:rPr>
-        <w:t xml:space="preserve">công thức quy đổi về</w:t>
-      </w:r>
-      <w:r>
-        <w:rPr>
-          <w:bCs/>
-          <w:b/>
-        </w:rPr>
-        <w:t xml:space="preserve"> </w:t>
-      </w:r>
-      <w:r>
-        <w:rPr>
-          <w:iCs/>
-          <w:i/>
-          <w:bCs/>
-          <w:b/>
-        </w:rPr>
-        <w:t xml:space="preserve">r</w:t>
-      </w:r>
-      <w:r>
-        <w:t xml:space="preserve">: trực tiếp</w:t>
-      </w:r>
-      <w:r>
-        <w:t xml:space="preserve"> </w:t>
-      </w:r>
-      <w:r>
-        <w:rPr>
-          <w:iCs/>
-          <w:i/>
-        </w:rPr>
-        <w:t xml:space="preserve">r</w:t>
-      </w:r>
-      <w:r>
-        <w:t xml:space="preserve"> </w:t>
-      </w:r>
-      <w:r>
-        <w:t xml:space="preserve">→ từ</w:t>
-      </w:r>
-      <w:r>
-        <w:t xml:space="preserve"> </w:t>
-      </w:r>
-      <w:r>
-        <w:rPr>
-          <w:iCs/>
-          <w:i/>
-        </w:rPr>
-        <w:t xml:space="preserve">t</w:t>
-      </w:r>
-      <w:r>
-        <w:t xml:space="preserve"> </w:t>
-      </w:r>
-      <w:r>
-        <w:t xml:space="preserve">→ từ</w:t>
-      </w:r>
-      <w:r>
-        <w:t xml:space="preserve"> </w:t>
-      </w:r>
-      <w:r>
-        <w:rPr>
-          <w:iCs/>
-          <w:i/>
-        </w:rPr>
-        <w:t xml:space="preserve">F</w:t>
-      </w:r>
-      <w:r>
-        <w:t xml:space="preserve"> </w:t>
-      </w:r>
-      <w:r>
-        <w:t xml:space="preserve">→ từ</w:t>
-      </w:r>
-      <w:r>
-        <w:t xml:space="preserve"> </w:t>
-      </w:r>
-      <w:r>
-        <w:rPr>
-          <w:iCs/>
-          <w:i/>
-        </w:rPr>
-        <w:t xml:space="preserve">β</w:t>
-      </w:r>
-      <w:r>
-        <w:t xml:space="preserve">, theo Borenstein et al. (2009) và Peterson &amp; Brown (2005) (</w:t>
-      </w:r>
-      <w:r>
-        <w:rPr>
-          <w:rStyle w:val="VerbatimChar"/>
-        </w:rPr>
-        <w:t xml:space="preserve">r = √(t²/(t²+df))</w:t>
-      </w:r>
-      <w:r>
-        <w:t xml:space="preserve">;</w:t>
-      </w:r>
-      <w:r>
-        <w:t xml:space="preserve"> </w:t>
-      </w:r>
-      <w:r>
-        <w:rPr>
-          <w:rStyle w:val="VerbatimChar"/>
-        </w:rPr>
-        <w:t xml:space="preserve">r ≈ β</w:t>
-      </w:r>
-      <w:r>
-        <w:t xml:space="preserve"> </w:t>
-      </w:r>
-      <w:r>
-        <w:t xml:space="preserve">với</w:t>
-      </w:r>
-      <w:r>
-        <w:t xml:space="preserve"> </w:t>
-      </w:r>
-      <w:r>
-        <w:t xml:space="preserve">hiệu chỉnh khi |β| nhỏ). Mỗi đường quy đổi gắn một</w:t>
-      </w:r>
-      <w:r>
-        <w:t xml:space="preserve"> </w:t>
-      </w:r>
-      <w:r>
-        <w:rPr>
-          <w:bCs/>
-          <w:b/>
-        </w:rPr>
-        <w:t xml:space="preserve">mức độ tin cậy</w:t>
-      </w:r>
-      <w:r>
-        <w:t xml:space="preserve"> </w:t>
-      </w:r>
-      <w:r>
-        <w:t xml:space="preserve">giảm dần.</w:t>
+        <w:t xml:space="preserve">☐</w:t>
+      </w:r>
+      <w:r>
+        <w:t xml:space="preserve"> </w:t>
+      </w:r>
+      <w:r>
+        <w:rPr>
+          <w:bCs/>
+          <w:b/>
+        </w:rPr>
+        <w:t xml:space="preserve">Mô hình A</w:t>
+      </w:r>
+      <w:r>
+        <w:t xml:space="preserve"> </w:t>
+      </w:r>
+      <w:r>
+        <w:t xml:space="preserve">— Đồng chủ sở hữu cá nhân (áp dụng nếu CTU xác nhận không claim ownership):</w:t>
+      </w:r>
+      <w:r>
+        <w:t xml:space="preserve"> </w:t>
+      </w:r>
+      <w:r>
+        <w:t xml:space="preserve">Đỗ Thị Thúy Hương + Phan Anh Tú.</w:t>
       </w:r>
     </w:p>
     <w:p>
@@ -805,26 +420,29 @@
         <w:pStyle w:val="Compact"/>
       </w:pPr>
       <w:r>
-        <w:rPr>
-          <w:bCs/>
-          <w:b/>
-        </w:rPr>
-        <w:t xml:space="preserve">Khung biến điều tiết đặc thù của luận án</w:t>
-      </w:r>
-      <w:r>
-        <w:t xml:space="preserve">: chế độ thể chế ICRV, chỉ số áp dụng số quốc gia</w:t>
-      </w:r>
-      <w:r>
-        <w:t xml:space="preserve"> </w:t>
-      </w:r>
-      <w:r>
-        <w:t xml:space="preserve">cDAI, pha Vòng đời Nghịch lý Số DPL (Precede/Span/Follow) — các kiến tạo (construct) do chính tác</w:t>
-      </w:r>
-      <w:r>
-        <w:t xml:space="preserve"> </w:t>
-      </w:r>
-      <w:r>
-        <w:t xml:space="preserve">giả phát triển trong khung lý thuyết của luận án.</w:t>
+        <w:t xml:space="preserve">☐</w:t>
+      </w:r>
+      <w:r>
+        <w:t xml:space="preserve"> </w:t>
+      </w:r>
+      <w:r>
+        <w:rPr>
+          <w:bCs/>
+          <w:b/>
+        </w:rPr>
+        <w:t xml:space="preserve">Mô hình B</w:t>
+      </w:r>
+      <w:r>
+        <w:t xml:space="preserve"> </w:t>
+      </w:r>
+      <w:r>
+        <w:t xml:space="preserve">— Đồng chủ sở hữu cá nhân + Nhà trường (khuyến nghị nếu chưa rõ chính sách):</w:t>
+      </w:r>
+      <w:r>
+        <w:t xml:space="preserve"> </w:t>
+      </w:r>
+      <w:r>
+        <w:t xml:space="preserve">Đỗ Thị Thúy Hương + Phan Anh Tú + Trường Đại học Cần Thơ.</w:t>
       </w:r>
     </w:p>
     <w:p>
@@ -836,20 +454,29 @@
         <w:pStyle w:val="Compact"/>
       </w:pPr>
       <w:r>
-        <w:rPr>
-          <w:bCs/>
-          <w:b/>
-        </w:rPr>
-        <w:t xml:space="preserve">Chuẩn báo cáo</w:t>
-      </w:r>
-      <w:r>
-        <w:t xml:space="preserve">: tuân thủ tinh thần PRISMA 2020 và MARS (Meta-Analysis Reporting Standards), với</w:t>
-      </w:r>
-      <w:r>
-        <w:t xml:space="preserve"> </w:t>
-      </w:r>
-      <w:r>
-        <w:t xml:space="preserve">trường dữ liệu xuất ra khớp ma trận dữ liệu của luận án.</w:t>
+        <w:t xml:space="preserve">☐</w:t>
+      </w:r>
+      <w:r>
+        <w:t xml:space="preserve"> </w:t>
+      </w:r>
+      <w:r>
+        <w:rPr>
+          <w:bCs/>
+          <w:b/>
+        </w:rPr>
+        <w:t xml:space="preserve">Mô hình C</w:t>
+      </w:r>
+      <w:r>
+        <w:t xml:space="preserve"> </w:t>
+      </w:r>
+      <w:r>
+        <w:t xml:space="preserve">— Trường Đại học Cần Thơ là chủ sở hữu duy nhất; hai tác giả giữ quyền nhân</w:t>
+      </w:r>
+      <w:r>
+        <w:t xml:space="preserve"> </w:t>
+      </w:r>
+      <w:r>
+        <w:t xml:space="preserve">thân theo Điều 19 (áp dụng nếu CTU yêu cầu sole ownership).</w:t>
       </w:r>
     </w:p>
     <w:p>
@@ -857,32 +484,55 @@
         <w:pStyle w:val="FirstParagraph"/>
       </w:pPr>
       <w:r>
-        <w:t xml:space="preserve">Nói cách khác,</w:t>
-      </w:r>
-      <w:r>
-        <w:t xml:space="preserve"> </w:t>
-      </w:r>
-      <w:r>
-        <w:rPr>
-          <w:bCs/>
-          <w:b/>
-        </w:rPr>
-        <w:t xml:space="preserve">giá trị cốt lõi của M-AIDA nằm ở tri thức chuyên ngành được hệ thống hóa</w:t>
-      </w:r>
-      <w:r>
-        <w:t xml:space="preserve">, không</w:t>
-      </w:r>
-      <w:r>
-        <w:t xml:space="preserve"> </w:t>
-      </w:r>
-      <w:r>
-        <w:t xml:space="preserve">chỉ ở phần lập trình. Chính vì dựa trên hiểu biết sâu về meta-analysis trong international business</w:t>
-      </w:r>
-      <w:r>
-        <w:t xml:space="preserve"> </w:t>
-      </w:r>
-      <w:r>
-        <w:t xml:space="preserve">mà tác giả mới có thể đặc tả được system prompt, thang tin cậy, và lược đồ biến điều tiết đúng chuẩn.</w:t>
+        <w:t xml:space="preserve">Tại thời điểm đăng ký, M-AIDA</w:t>
+      </w:r>
+      <w:r>
+        <w:t xml:space="preserve"> </w:t>
+      </w:r>
+      <w:r>
+        <w:rPr>
+          <w:bCs/>
+          <w:b/>
+        </w:rPr>
+        <w:t xml:space="preserve">chưa có sản phẩm tương đương trên thị trường</w:t>
+      </w:r>
+      <w:r>
+        <w:t xml:space="preserve"> </w:t>
+      </w:r>
+      <w:r>
+        <w:t xml:space="preserve">trong phạm vi</w:t>
+      </w:r>
+      <w:r>
+        <w:t xml:space="preserve"> </w:t>
+      </w:r>
+      <w:r>
+        <w:t xml:space="preserve">công cụ trích xuất dữ liệu chuyên biệt cho phân tích tổng hợp lĩnh vực kinh doanh quốc tế.</w:t>
+      </w:r>
+    </w:p>
+    <w:p>
+      <w:pPr>
+        <w:pStyle w:val="BodyText"/>
+      </w:pPr>
+      <w:r>
+        <w:rPr>
+          <w:iCs/>
+          <w:i/>
+        </w:rPr>
+        <w:t xml:space="preserve">(Thông tin cá nhân để hoàn tất đơn COV — tác giả điền: họ tên đầy đủ, ngày sinh, địa chỉ thường</w:t>
+      </w:r>
+      <w:r>
+        <w:rPr>
+          <w:iCs/>
+          <w:i/>
+        </w:rPr>
+        <w:t xml:space="preserve"> </w:t>
+      </w:r>
+      <w:r>
+        <w:rPr>
+          <w:iCs/>
+          <w:i/>
+        </w:rPr>
+        <w:t xml:space="preserve">trú, số CCCD, điện thoại, email; quốc tịch Việt Nam.)</w:t>
       </w:r>
     </w:p>
     <w:p>
@@ -892,15 +542,235 @@
         </w:pict>
       </w:r>
     </w:p>
+    <w:bookmarkEnd w:id="24"/>
     <w:bookmarkEnd w:id="25"/>
+    <w:bookmarkStart w:id="28" w:name="Xea0793024751703a7c0882e8c843b9868efbbd6"/>
+    <w:p>
+      <w:pPr>
+        <w:pStyle w:val="Heading2"/>
+      </w:pPr>
+      <w:r>
+        <w:t xml:space="preserve">4. CƠ SỞ HỌC THUẬT VÀ ĐỘNG CƠ XÂY DỰNG (Statement of Need)</w:t>
+      </w:r>
+    </w:p>
+    <w:bookmarkStart w:id="26" w:name="Xd72ef34686eed2e7ae22b3800b488491aacfd9b"/>
+    <w:p>
+      <w:pPr>
+        <w:pStyle w:val="Heading3"/>
+      </w:pPr>
+      <w:r>
+        <w:t xml:space="preserve">4.1. Bài toán phương pháp</w:t>
+      </w:r>
+    </w:p>
+    <w:p>
+      <w:pPr>
+        <w:pStyle w:val="FirstParagraph"/>
+      </w:pPr>
+      <w:r>
+        <w:t xml:space="preserve">Phân tích tổng hợp (meta-analysis) trong kinh doanh quốc tế đòi hỏi</w:t>
+      </w:r>
+      <w:r>
+        <w:t xml:space="preserve"> </w:t>
+      </w:r>
+      <w:r>
+        <w:rPr>
+          <w:bCs/>
+          <w:b/>
+        </w:rPr>
+        <w:t xml:space="preserve">trích xuất cỡ ảnh hưởng</w:t>
+      </w:r>
+      <w:r>
+        <w:rPr>
+          <w:bCs/>
+          <w:b/>
+        </w:rPr>
+        <w:t xml:space="preserve"> </w:t>
+      </w:r>
+      <w:r>
+        <w:rPr>
+          <w:bCs/>
+          <w:b/>
+        </w:rPr>
+        <w:t xml:space="preserve">(effect size)</w:t>
+      </w:r>
+      <w:r>
+        <w:t xml:space="preserve"> </w:t>
+      </w:r>
+      <w:r>
+        <w:t xml:space="preserve">từ hàng trăm nghiên cứu sơ cấp dị biệt: hệ số tương quan Pearson</w:t>
+      </w:r>
+      <w:r>
+        <w:t xml:space="preserve"> </w:t>
+      </w:r>
+      <w:r>
+        <w:rPr>
+          <w:iCs/>
+          <w:i/>
+        </w:rPr>
+        <w:t xml:space="preserve">r</w:t>
+      </w:r>
+      <w:r>
+        <w:t xml:space="preserve">, hệ số hồi quy</w:t>
+      </w:r>
+      <w:r>
+        <w:t xml:space="preserve"> </w:t>
+      </w:r>
+      <w:r>
+        <w:t xml:space="preserve">chuẩn hóa</w:t>
+      </w:r>
+      <w:r>
+        <w:t xml:space="preserve"> </w:t>
+      </w:r>
+      <w:r>
+        <w:rPr>
+          <w:iCs/>
+          <w:i/>
+        </w:rPr>
+        <w:t xml:space="preserve">β</w:t>
+      </w:r>
+      <w:r>
+        <w:t xml:space="preserve">, thống kê</w:t>
+      </w:r>
+      <w:r>
+        <w:t xml:space="preserve"> </w:t>
+      </w:r>
+      <w:r>
+        <w:rPr>
+          <w:iCs/>
+          <w:i/>
+        </w:rPr>
+        <w:t xml:space="preserve">t</w:t>
+      </w:r>
+      <w:r>
+        <w:t xml:space="preserve">,</w:t>
+      </w:r>
+      <w:r>
+        <w:t xml:space="preserve"> </w:t>
+      </w:r>
+      <w:r>
+        <w:rPr>
+          <w:iCs/>
+          <w:i/>
+        </w:rPr>
+        <w:t xml:space="preserve">F</w:t>
+      </w:r>
+      <w:r>
+        <w:t xml:space="preserve">, giá trị</w:t>
+      </w:r>
+      <w:r>
+        <w:t xml:space="preserve"> </w:t>
+      </w:r>
+      <w:r>
+        <w:rPr>
+          <w:iCs/>
+          <w:i/>
+        </w:rPr>
+        <w:t xml:space="preserve">p</w:t>
+      </w:r>
+      <w:r>
+        <w:t xml:space="preserve">, khoảng tin cậy — kèm cỡ mẫu</w:t>
+      </w:r>
+      <w:r>
+        <w:t xml:space="preserve"> </w:t>
+      </w:r>
+      <w:r>
+        <w:rPr>
+          <w:iCs/>
+          <w:i/>
+        </w:rPr>
+        <w:t xml:space="preserve">N</w:t>
+      </w:r>
+      <w:r>
+        <w:t xml:space="preserve"> </w:t>
+      </w:r>
+      <w:r>
+        <w:t xml:space="preserve">và các biến điều</w:t>
+      </w:r>
+      <w:r>
+        <w:t xml:space="preserve"> </w:t>
+      </w:r>
+      <w:r>
+        <w:t xml:space="preserve">tiết. Thao tác này khi làm thủ công vừa</w:t>
+      </w:r>
+      <w:r>
+        <w:t xml:space="preserve"> </w:t>
+      </w:r>
+      <w:r>
+        <w:rPr>
+          <w:bCs/>
+          <w:b/>
+        </w:rPr>
+        <w:t xml:space="preserve">chậm và lặp lại</w:t>
+      </w:r>
+      <w:r>
+        <w:t xml:space="preserve">, vừa</w:t>
+      </w:r>
+      <w:r>
+        <w:t xml:space="preserve"> </w:t>
+      </w:r>
+      <w:r>
+        <w:rPr>
+          <w:bCs/>
+          <w:b/>
+        </w:rPr>
+        <w:t xml:space="preserve">dễ sai sót</w:t>
+      </w:r>
+      <w:r>
+        <w:t xml:space="preserve"> </w:t>
+      </w:r>
+      <w:r>
+        <w:t xml:space="preserve">khi quy đổi giữa các</w:t>
+      </w:r>
+      <w:r>
+        <w:t xml:space="preserve"> </w:t>
+      </w:r>
+      <w:r>
+        <w:t xml:space="preserve">dạng thống kê và khi mã hóa biến điều tiết theo một khung phân loại nhất quán. Đây là nút thắt năng</w:t>
+      </w:r>
+      <w:r>
+        <w:t xml:space="preserve"> </w:t>
+      </w:r>
+      <w:r>
+        <w:t xml:space="preserve">suất kinh điển của tổng quan hệ thống: đánh đổi giữa</w:t>
+      </w:r>
+      <w:r>
+        <w:t xml:space="preserve"> </w:t>
+      </w:r>
+      <w:r>
+        <w:rPr>
+          <w:bCs/>
+          <w:b/>
+        </w:rPr>
+        <w:t xml:space="preserve">thông lượng trích xuất</w:t>
+      </w:r>
+      <w:r>
+        <w:t xml:space="preserve"> </w:t>
+      </w:r>
+      <w:r>
+        <w:t xml:space="preserve">và</w:t>
+      </w:r>
+      <w:r>
+        <w:t xml:space="preserve"> </w:t>
+      </w:r>
+      <w:r>
+        <w:rPr>
+          <w:bCs/>
+          <w:b/>
+        </w:rPr>
+        <w:t xml:space="preserve">độ chính xác</w:t>
+      </w:r>
+      <w:r>
+        <w:t xml:space="preserve">.</w:t>
+      </w:r>
+    </w:p>
     <w:bookmarkEnd w:id="26"/>
-    <w:bookmarkStart w:id="27" w:name="Xec6706d6e2bac8e139ff02548dd6e2024adfc4f"/>
-    <w:p>
-      <w:pPr>
-        <w:pStyle w:val="Heading2"/>
-      </w:pPr>
-      <w:r>
-        <w:t xml:space="preserve">5. NGUYÊN LÝ CỐT LÕI — CON NGƯỜI TRONG VÒNG LẶP (Human-in-the-Loop)</w:t>
+    <w:bookmarkStart w:id="27" w:name="X57d53613b97000b4f2a1c6941550f037260559b"/>
+    <w:p>
+      <w:pPr>
+        <w:pStyle w:val="Heading3"/>
+      </w:pPr>
+      <w:r>
+        <w:t xml:space="preserve">4.2. Tri thức nền làm cơ sở thiết kế (knowledge-driven design)</w:t>
       </w:r>
     </w:p>
     <w:p>
@@ -908,32 +778,53 @@
         <w:pStyle w:val="FirstParagraph"/>
       </w:pPr>
       <w:r>
-        <w:t xml:space="preserve">M-AIDA được thiết kế trên một nguyên lý phương pháp luận</w:t>
-      </w:r>
-      <w:r>
-        <w:t xml:space="preserve"> </w:t>
-      </w:r>
-      <w:r>
-        <w:rPr>
-          <w:bCs/>
-          <w:b/>
-        </w:rPr>
-        <w:t xml:space="preserve">bất biến</w:t>
+        <w:t xml:space="preserve">M-AIDA</w:t>
+      </w:r>
+      <w:r>
+        <w:t xml:space="preserve"> </w:t>
+      </w:r>
+      <w:r>
+        <w:rPr>
+          <w:bCs/>
+          <w:b/>
+        </w:rPr>
+        <w:t xml:space="preserve">không phải phần mềm trích xuất tổng quát</w:t>
+      </w:r>
+      <w:r>
+        <w:t xml:space="preserve">, mà là kết tinh tri thức phương pháp luận của</w:t>
+      </w:r>
+      <w:r>
+        <w:t xml:space="preserve"> </w:t>
+      </w:r>
+      <w:r>
+        <w:t xml:space="preserve">tác giả về phân tích tổng hợp trong kinh doanh quốc tế. Cụ thể, các quy tắc nghiệp vụ được</w:t>
+      </w:r>
+      <w:r>
+        <w:t xml:space="preserve"> </w:t>
+      </w:r>
+      <w:r>
+        <w:rPr>
+          <w:bCs/>
+          <w:b/>
+        </w:rPr>
+        <w:t xml:space="preserve">mã hóa</w:t>
+      </w:r>
+      <w:r>
+        <w:rPr>
+          <w:bCs/>
+          <w:b/>
+        </w:rPr>
+        <w:t xml:space="preserve"> </w:t>
+      </w:r>
+      <w:r>
+        <w:rPr>
+          <w:bCs/>
+          <w:b/>
+        </w:rPr>
+        <w:t xml:space="preserve">trực tiếp từ chuẩn học thuật</w:t>
       </w:r>
       <w:r>
         <w:t xml:space="preserve">:</w:t>
-      </w:r>
-    </w:p>
-    <w:p>
-      <w:pPr>
-        <w:pStyle w:val="BlockText"/>
-      </w:pPr>
-      <w:r>
-        <w:rPr>
-          <w:bCs/>
-          <w:b/>
-        </w:rPr>
-        <w:t xml:space="preserve">Tự động hóa để giảm THỜI GIAN; con người để bảo đảm TÍNH HỢP LỆ.</w:t>
       </w:r>
     </w:p>
     <w:p>
@@ -945,54 +836,153 @@
         <w:pStyle w:val="Compact"/>
       </w:pPr>
       <w:r>
-        <w:t xml:space="preserve">Mô hình ngôn ngữ lớn (LLM) chỉ tạo ra</w:t>
-      </w:r>
-      <w:r>
-        <w:t xml:space="preserve"> </w:t>
-      </w:r>
-      <w:r>
-        <w:rPr>
-          <w:bCs/>
-          <w:b/>
-        </w:rPr>
-        <w:t xml:space="preserve">bản nháp trích xuất</w:t>
-      </w:r>
-      <w:r>
-        <w:t xml:space="preserve"> </w:t>
-      </w:r>
-      <w:r>
-        <w:t xml:space="preserve">kèm điểm tin cậy</w:t>
-      </w:r>
-      <w:r>
-        <w:t xml:space="preserve"> </w:t>
-      </w:r>
-      <w:r>
-        <w:t xml:space="preserve">(</w:t>
+        <w:rPr>
+          <w:bCs/>
+          <w:b/>
+        </w:rPr>
+        <w:t xml:space="preserve">Thứ tự ưu tiên thống kê</w:t>
+      </w:r>
+      <w:r>
+        <w:t xml:space="preserve"> </w:t>
+      </w:r>
+      <w:r>
+        <w:t xml:space="preserve">và</w:t>
+      </w:r>
+      <w:r>
+        <w:t xml:space="preserve"> </w:t>
+      </w:r>
+      <w:r>
+        <w:rPr>
+          <w:bCs/>
+          <w:b/>
+        </w:rPr>
+        <w:t xml:space="preserve">công thức quy đổi về</w:t>
+      </w:r>
+      <w:r>
+        <w:rPr>
+          <w:bCs/>
+          <w:b/>
+        </w:rPr>
+        <w:t xml:space="preserve"> </w:t>
+      </w:r>
+      <w:r>
+        <w:rPr>
+          <w:iCs/>
+          <w:i/>
+          <w:bCs/>
+          <w:b/>
+        </w:rPr>
+        <w:t xml:space="preserve">r</w:t>
+      </w:r>
+      <w:r>
+        <w:t xml:space="preserve">: trực tiếp</w:t>
+      </w:r>
+      <w:r>
+        <w:t xml:space="preserve"> </w:t>
+      </w:r>
+      <w:r>
+        <w:rPr>
+          <w:iCs/>
+          <w:i/>
+        </w:rPr>
+        <w:t xml:space="preserve">r</w:t>
+      </w:r>
+      <w:r>
+        <w:t xml:space="preserve"> </w:t>
+      </w:r>
+      <w:r>
+        <w:t xml:space="preserve">→ từ</w:t>
+      </w:r>
+      <w:r>
+        <w:t xml:space="preserve"> </w:t>
+      </w:r>
+      <w:r>
+        <w:rPr>
+          <w:iCs/>
+          <w:i/>
+        </w:rPr>
+        <w:t xml:space="preserve">t</w:t>
+      </w:r>
+      <w:r>
+        <w:t xml:space="preserve"> </w:t>
+      </w:r>
+      <w:r>
+        <w:t xml:space="preserve">→ từ</w:t>
+      </w:r>
+      <w:r>
+        <w:t xml:space="preserve"> </w:t>
+      </w:r>
+      <w:r>
+        <w:rPr>
+          <w:iCs/>
+          <w:i/>
+        </w:rPr>
+        <w:t xml:space="preserve">F</w:t>
+      </w:r>
+      <w:r>
+        <w:t xml:space="preserve"> </w:t>
+      </w:r>
+      <w:r>
+        <w:t xml:space="preserve">→ từ</w:t>
+      </w:r>
+      <w:r>
+        <w:t xml:space="preserve"> </w:t>
+      </w:r>
+      <w:r>
+        <w:rPr>
+          <w:iCs/>
+          <w:i/>
+        </w:rPr>
+        <w:t xml:space="preserve">β</w:t>
+      </w:r>
+      <w:r>
+        <w:t xml:space="preserve">, theo Borenstein et al. (2009) và Peterson &amp; Brown (2005) (</w:t>
       </w:r>
       <w:r>
         <w:rPr>
           <w:rStyle w:val="VerbatimChar"/>
         </w:rPr>
-        <w:t xml:space="preserve">extraction_confidence</w:t>
-      </w:r>
-      <w:r>
-        <w:t xml:space="preserve">); bản nháp</w:t>
-      </w:r>
-      <w:r>
-        <w:t xml:space="preserve"> </w:t>
-      </w:r>
-      <w:r>
-        <w:rPr>
-          <w:bCs/>
-          <w:b/>
-        </w:rPr>
-        <w:t xml:space="preserve">không bao giờ</w:t>
-      </w:r>
-      <w:r>
-        <w:t xml:space="preserve"> </w:t>
-      </w:r>
-      <w:r>
-        <w:t xml:space="preserve">tự động đi vào tập dữ liệu phân tích.</w:t>
+        <w:t xml:space="preserve">r = √(t²/(t²+df))</w:t>
+      </w:r>
+      <w:r>
+        <w:t xml:space="preserve">;</w:t>
+      </w:r>
+      <w:r>
+        <w:t xml:space="preserve"> </w:t>
+      </w:r>
+      <w:r>
+        <w:rPr>
+          <w:rStyle w:val="VerbatimChar"/>
+        </w:rPr>
+        <w:t xml:space="preserve">r ≈ β</w:t>
+      </w:r>
+      <w:r>
+        <w:t xml:space="preserve"> </w:t>
+      </w:r>
+      <w:r>
+        <w:t xml:space="preserve">với</w:t>
+      </w:r>
+      <w:r>
+        <w:t xml:space="preserve"> </w:t>
+      </w:r>
+      <w:r>
+        <w:t xml:space="preserve">hiệu chỉnh khi |β| nhỏ). Mỗi đường quy đổi gắn một</w:t>
+      </w:r>
+      <w:r>
+        <w:t xml:space="preserve"> </w:t>
+      </w:r>
+      <w:r>
+        <w:rPr>
+          <w:bCs/>
+          <w:b/>
+        </w:rPr>
+        <w:t xml:space="preserve">mức độ tin cậy</w:t>
+      </w:r>
+      <w:r>
+        <w:t xml:space="preserve"> </w:t>
+      </w:r>
+      <w:r>
+        <w:t xml:space="preserve">giảm dần.</w:t>
       </w:r>
     </w:p>
     <w:p>
@@ -1004,34 +994,26 @@
         <w:pStyle w:val="Compact"/>
       </w:pPr>
       <w:r>
-        <w:t xml:space="preserve">Bản ghi có</w:t>
-      </w:r>
-      <w:r>
-        <w:t xml:space="preserve"> </w:t>
-      </w:r>
-      <w:r>
-        <w:rPr>
-          <w:rStyle w:val="VerbatimChar"/>
-        </w:rPr>
-        <w:t xml:space="preserve">confidence &lt; 0.7</w:t>
-      </w:r>
-      <w:r>
-        <w:t xml:space="preserve"> </w:t>
-      </w:r>
-      <w:r>
-        <w:t xml:space="preserve">tự động bị gắn cờ</w:t>
-      </w:r>
-      <w:r>
-        <w:t xml:space="preserve"> </w:t>
-      </w:r>
-      <w:r>
-        <w:rPr>
-          <w:rStyle w:val="VerbatimChar"/>
-        </w:rPr>
-        <w:t xml:space="preserve">requires_verification</w:t>
-      </w:r>
-      <w:r>
-        <w:t xml:space="preserve">.</w:t>
+        <w:rPr>
+          <w:bCs/>
+          <w:b/>
+        </w:rPr>
+        <w:t xml:space="preserve">Khung biến điều tiết đặc thù của luận án</w:t>
+      </w:r>
+      <w:r>
+        <w:t xml:space="preserve">: chế độ thể chế ICRV, chỉ số áp dụng số quốc gia</w:t>
+      </w:r>
+      <w:r>
+        <w:t xml:space="preserve"> </w:t>
+      </w:r>
+      <w:r>
+        <w:t xml:space="preserve">cDAI, pha Vòng đời Nghịch lý Số DPL (Precede/Span/Follow) — các kiến tạo (construct) do chính tác</w:t>
+      </w:r>
+      <w:r>
+        <w:t xml:space="preserve"> </w:t>
+      </w:r>
+      <w:r>
+        <w:t xml:space="preserve">giả phát triển trong khung lý thuyết của luận án.</w:t>
       </w:r>
     </w:p>
     <w:p>
@@ -1047,110 +1029,16 @@
           <w:bCs/>
           <w:b/>
         </w:rPr>
-        <w:t xml:space="preserve">Principal Investigator (PI)</w:t>
-      </w:r>
-      <w:r>
-        <w:t xml:space="preserve"> </w:t>
-      </w:r>
-      <w:r>
-        <w:t xml:space="preserve">bắt buộc rà soát, có quyền</w:t>
-      </w:r>
-      <w:r>
-        <w:t xml:space="preserve"> </w:t>
-      </w:r>
-      <w:r>
-        <w:rPr>
-          <w:bCs/>
-          <w:b/>
-        </w:rPr>
-        <w:t xml:space="preserve">ghi đè (override)</w:t>
-      </w:r>
-      <w:r>
-        <w:t xml:space="preserve"> </w:t>
-      </w:r>
-      <w:r>
-        <w:t xml:space="preserve">bất kỳ trường nào,</w:t>
-      </w:r>
-      <w:r>
-        <w:t xml:space="preserve"> </w:t>
-      </w:r>
-      <w:r>
-        <w:t xml:space="preserve">ghi chú lý do, rồi mới</w:t>
-      </w:r>
-      <w:r>
-        <w:t xml:space="preserve"> </w:t>
-      </w:r>
-      <w:r>
-        <w:rPr>
-          <w:bCs/>
-          <w:b/>
-        </w:rPr>
-        <w:t xml:space="preserve">phê duyệt</w:t>
-      </w:r>
-      <w:r>
-        <w:t xml:space="preserve">.</w:t>
-      </w:r>
-    </w:p>
-    <w:p>
-      <w:pPr>
-        <w:numPr>
-          <w:ilvl w:val="0"/>
-          <w:numId w:val="1002"/>
-        </w:numPr>
-        <w:pStyle w:val="Compact"/>
-      </w:pPr>
-      <w:r>
-        <w:t xml:space="preserve">Chỉ bản ghi đã phê duyệt mới được</w:t>
-      </w:r>
-      <w:r>
-        <w:t xml:space="preserve"> </w:t>
-      </w:r>
-      <w:r>
-        <w:rPr>
-          <w:bCs/>
-          <w:b/>
-        </w:rPr>
-        <w:t xml:space="preserve">khóa vĩnh viễn (irreversible lock)</w:t>
-      </w:r>
-      <w:r>
-        <w:t xml:space="preserve"> </w:t>
-      </w:r>
-      <w:r>
-        <w:t xml:space="preserve">kèm dấu thời gian UTC,</w:t>
-      </w:r>
-      <w:r>
-        <w:t xml:space="preserve"> </w:t>
-      </w:r>
-      <w:r>
-        <w:t xml:space="preserve">tạo</w:t>
-      </w:r>
-      <w:r>
-        <w:t xml:space="preserve"> </w:t>
-      </w:r>
-      <w:r>
-        <w:rPr>
-          <w:bCs/>
-          <w:b/>
-        </w:rPr>
-        <w:t xml:space="preserve">vết kiểm toán (audit trail)</w:t>
-      </w:r>
-      <w:r>
-        <w:t xml:space="preserve"> </w:t>
-      </w:r>
-      <w:r>
-        <w:t xml:space="preserve">phục vụ minh bạch và tái lập.</w:t>
-      </w:r>
-    </w:p>
-    <w:p>
-      <w:pPr>
-        <w:numPr>
-          <w:ilvl w:val="0"/>
-          <w:numId w:val="1002"/>
-        </w:numPr>
-        <w:pStyle w:val="Compact"/>
-      </w:pPr>
-      <w:r>
-        <w:t xml:space="preserve">Chỉ các bản ghi đã khóa mới được xuất ra CSV để đưa vào phân tích.</w:t>
+        <w:t xml:space="preserve">Chuẩn báo cáo</w:t>
+      </w:r>
+      <w:r>
+        <w:t xml:space="preserve">: tuân thủ tinh thần PRISMA 2020 và MARS (Meta-Analysis Reporting Standards), với</w:t>
+      </w:r>
+      <w:r>
+        <w:t xml:space="preserve"> </w:t>
+      </w:r>
+      <w:r>
+        <w:t xml:space="preserve">trường dữ liệu xuất ra khớp ma trận dữ liệu của luận án.</w:t>
       </w:r>
     </w:p>
     <w:p>
@@ -1158,78 +1046,32 @@
         <w:pStyle w:val="FirstParagraph"/>
       </w:pPr>
       <w:r>
-        <w:t xml:space="preserve">Cơ chế hai bước</w:t>
-      </w:r>
-      <w:r>
-        <w:t xml:space="preserve"> </w:t>
-      </w:r>
-      <w:r>
-        <w:rPr>
-          <w:bCs/>
-          <w:b/>
-        </w:rPr>
-        <w:t xml:space="preserve">phê duyệt → khóa</w:t>
-      </w:r>
-      <w:r>
-        <w:t xml:space="preserve"> </w:t>
-      </w:r>
-      <w:r>
-        <w:t xml:space="preserve">là</w:t>
-      </w:r>
-      <w:r>
-        <w:t xml:space="preserve"> </w:t>
-      </w:r>
-      <w:r>
-        <w:rPr>
-          <w:bCs/>
-          <w:b/>
-        </w:rPr>
-        <w:t xml:space="preserve">đặc trưng phân biệt M-AIDA với mọi công cụ trích xuất tự</w:t>
-      </w:r>
-      <w:r>
-        <w:rPr>
-          <w:bCs/>
-          <w:b/>
-        </w:rPr>
-        <w:t xml:space="preserve"> </w:t>
-      </w:r>
-      <w:r>
-        <w:rPr>
-          <w:bCs/>
-          <w:b/>
-        </w:rPr>
-        <w:t xml:space="preserve">động thuần túy</w:t>
-      </w:r>
-      <w:r>
-        <w:t xml:space="preserve">: nó hiện thực hóa chuẩn mực sử dụng AI có trách nhiệm trong nghiên cứu — AI tăng</w:t>
-      </w:r>
-      <w:r>
-        <w:t xml:space="preserve"> </w:t>
-      </w:r>
-      <w:r>
-        <w:t xml:space="preserve">tốc, nhưng</w:t>
-      </w:r>
-      <w:r>
-        <w:t xml:space="preserve"> </w:t>
-      </w:r>
-      <w:r>
-        <w:rPr>
-          <w:bCs/>
-          <w:b/>
-        </w:rPr>
-        <w:t xml:space="preserve">con người chịu trách nhiệm cuối cùng</w:t>
-      </w:r>
-      <w:r>
-        <w:t xml:space="preserve"> </w:t>
-      </w:r>
-      <w:r>
-        <w:t xml:space="preserve">về từng số liệu. Đây cũng là lý do dữ liệu do</w:t>
-      </w:r>
-      <w:r>
-        <w:t xml:space="preserve"> </w:t>
-      </w:r>
-      <w:r>
-        <w:t xml:space="preserve">quy trình M-AIDA sinh ra đủ tin cậy cho nghiên cứu bình duyệt.</w:t>
+        <w:t xml:space="preserve">Nói cách khác,</w:t>
+      </w:r>
+      <w:r>
+        <w:t xml:space="preserve"> </w:t>
+      </w:r>
+      <w:r>
+        <w:rPr>
+          <w:bCs/>
+          <w:b/>
+        </w:rPr>
+        <w:t xml:space="preserve">giá trị cốt lõi của M-AIDA nằm ở tri thức chuyên ngành được hệ thống hóa</w:t>
+      </w:r>
+      <w:r>
+        <w:t xml:space="preserve">, không</w:t>
+      </w:r>
+      <w:r>
+        <w:t xml:space="preserve"> </w:t>
+      </w:r>
+      <w:r>
+        <w:t xml:space="preserve">chỉ ở phần lập trình. Chính vì dựa trên hiểu biết sâu về meta-analysis trong international business</w:t>
+      </w:r>
+      <w:r>
+        <w:t xml:space="preserve"> </w:t>
+      </w:r>
+      <w:r>
+        <w:t xml:space="preserve">mà tác giả mới có thể đặc tả được system prompt, thang tin cậy, và lược đồ biến điều tiết đúng chuẩn.</w:t>
       </w:r>
     </w:p>
     <w:p>
@@ -1240,13 +1082,14 @@
       </w:r>
     </w:p>
     <w:bookmarkEnd w:id="27"/>
-    <w:bookmarkStart w:id="30" w:name="X0a3820061abc68e9297925f6fe23b2bc8844588"/>
+    <w:bookmarkEnd w:id="28"/>
+    <w:bookmarkStart w:id="29" w:name="Xec6706d6e2bac8e139ff02548dd6e2024adfc4f"/>
     <w:p>
       <w:pPr>
         <w:pStyle w:val="Heading2"/>
       </w:pPr>
       <w:r>
-        <w:t xml:space="preserve">6. KIẾN TRÚC PHẦN MỀM</w:t>
+        <w:t xml:space="preserve">5. NGUYÊN LÝ CỐT LÕI — CON NGƯỜI TRONG VÒNG LẶP (Human-in-the-Loop)</w:t>
       </w:r>
     </w:p>
     <w:p>
@@ -1254,84 +1097,32 @@
         <w:pStyle w:val="FirstParagraph"/>
       </w:pPr>
       <w:r>
-        <w:t xml:space="preserve">M-AIDA v7.0 là</w:t>
-      </w:r>
-      <w:r>
-        <w:t xml:space="preserve"> </w:t>
-      </w:r>
-      <w:r>
-        <w:rPr>
-          <w:bCs/>
-          <w:b/>
-        </w:rPr>
-        <w:t xml:space="preserve">ứng dụng web một tệp (single-file), chạy hoàn toàn phía trình duyệt</w:t>
-      </w:r>
-      <w:r>
-        <w:rPr>
-          <w:bCs/>
-          <w:b/>
-        </w:rPr>
-        <w:t xml:space="preserve"> </w:t>
-      </w:r>
-      <w:r>
-        <w:rPr>
-          <w:bCs/>
-          <w:b/>
-        </w:rPr>
-        <w:t xml:space="preserve">(client-side), không yêu cầu máy chủ, cơ sở dữ liệu ngoài hay khóa API</w:t>
-      </w:r>
-      <w:r>
-        <w:t xml:space="preserve">. Toàn bộ giao diện và</w:t>
-      </w:r>
-      <w:r>
-        <w:t xml:space="preserve"> </w:t>
-      </w:r>
-      <w:r>
-        <w:t xml:space="preserve">logic xử lý nằm trong một tệp</w:t>
-      </w:r>
-      <w:r>
-        <w:t xml:space="preserve"> </w:t>
-      </w:r>
-      <w:r>
-        <w:rPr>
-          <w:rStyle w:val="VerbatimChar"/>
-        </w:rPr>
-        <w:t xml:space="preserve">MAIDA_intake.html</w:t>
-      </w:r>
-      <w:r>
-        <w:t xml:space="preserve"> </w:t>
-      </w:r>
-      <w:r>
-        <w:t xml:space="preserve">(HTML5 + JavaScript ES2017+), kèm thư viện</w:t>
-      </w:r>
-      <w:r>
-        <w:t xml:space="preserve"> </w:t>
-      </w:r>
-      <w:r>
-        <w:t xml:space="preserve">PDF.js nạp từ CDN để đọc tệp PDF. Lựa chọn kiến trúc này nhằm tối đa hóa tính khả chuyển, khả</w:t>
-      </w:r>
-      <w:r>
-        <w:t xml:space="preserve"> </w:t>
-      </w:r>
-      <w:r>
-        <w:t xml:space="preserve">năng tái lập và bảo mật dữ liệu (mọi dữ liệu lưu cục bộ trên trình duyệt, không truyền ra ngoài).</w:t>
-      </w:r>
-    </w:p>
-    <w:bookmarkStart w:id="28" w:name="X59158878375c9869258f74c3a26d20d4b28ed47"/>
-    <w:p>
-      <w:pPr>
-        <w:pStyle w:val="Heading3"/>
-      </w:pPr>
-      <w:r>
-        <w:t xml:space="preserve">6.1 PHẦN DO TÁC GIẢ TỰ XÂY DỰNG (phạm vi yêu cầu bảo hộ)</w:t>
-      </w:r>
-    </w:p>
-    <w:p>
-      <w:pPr>
-        <w:pStyle w:val="FirstParagraph"/>
-      </w:pPr>
-      <w:r>
-        <w:t xml:space="preserve">Phần mã nguồn nguyên gốc của tác giả, được yêu cầu bảo hộ trong hồ sơ đăng ký này, bao gồm:</w:t>
+        <w:t xml:space="preserve">M-AIDA được thiết kế trên một nguyên lý phương pháp luận</w:t>
+      </w:r>
+      <w:r>
+        <w:t xml:space="preserve"> </w:t>
+      </w:r>
+      <w:r>
+        <w:rPr>
+          <w:bCs/>
+          <w:b/>
+        </w:rPr>
+        <w:t xml:space="preserve">bất biến</w:t>
+      </w:r>
+      <w:r>
+        <w:t xml:space="preserve">:</w:t>
+      </w:r>
+    </w:p>
+    <w:p>
+      <w:pPr>
+        <w:pStyle w:val="BlockText"/>
+      </w:pPr>
+      <w:r>
+        <w:rPr>
+          <w:bCs/>
+          <w:b/>
+        </w:rPr>
+        <w:t xml:space="preserve">Tự động hóa để giảm THỜI GIAN; con người để bảo đảm TÍNH HỢP LỆ.</w:t>
       </w:r>
     </w:p>
     <w:p>
@@ -1343,93 +1134,54 @@
         <w:pStyle w:val="Compact"/>
       </w:pPr>
       <w:r>
-        <w:rPr>
-          <w:bCs/>
-          <w:b/>
-        </w:rPr>
-        <w:t xml:space="preserve">Logic trích xuất bằng quy tắc (</w:t>
+        <w:t xml:space="preserve">Mô hình ngôn ngữ lớn (LLM) chỉ tạo ra</w:t>
+      </w:r>
+      <w:r>
+        <w:t xml:space="preserve"> </w:t>
+      </w:r>
+      <w:r>
+        <w:rPr>
+          <w:bCs/>
+          <w:b/>
+        </w:rPr>
+        <w:t xml:space="preserve">bản nháp trích xuất</w:t>
+      </w:r>
+      <w:r>
+        <w:t xml:space="preserve"> </w:t>
+      </w:r>
+      <w:r>
+        <w:t xml:space="preserve">kèm điểm tin cậy</w:t>
+      </w:r>
+      <w:r>
+        <w:t xml:space="preserve"> </w:t>
+      </w:r>
+      <w:r>
+        <w:t xml:space="preserve">(</w:t>
       </w:r>
       <w:r>
         <w:rPr>
           <w:rStyle w:val="VerbatimChar"/>
-          <w:bCs/>
-          <w:b/>
-        </w:rPr>
-        <w:t xml:space="preserve">ruleExtract</w:t>
-      </w:r>
-      <w:r>
-        <w:rPr>
-          <w:bCs/>
-          <w:b/>
-        </w:rPr>
-        <w:t xml:space="preserve">)</w:t>
-      </w:r>
-      <w:r>
-        <w:t xml:space="preserve">: bộ biểu thức chính quy (regular expressions)</w:t>
-      </w:r>
-      <w:r>
-        <w:t xml:space="preserve"> </w:t>
-      </w:r>
-      <w:r>
-        <w:t xml:space="preserve">tự thiết kế để nhận diện cỡ mẫu</w:t>
-      </w:r>
-      <w:r>
-        <w:t xml:space="preserve"> </w:t>
-      </w:r>
-      <w:r>
-        <w:rPr>
-          <w:iCs/>
-          <w:i/>
-        </w:rPr>
-        <w:t xml:space="preserve">N</w:t>
-      </w:r>
-      <w:r>
-        <w:t xml:space="preserve">, hệ số tương quan</w:t>
-      </w:r>
-      <w:r>
-        <w:t xml:space="preserve"> </w:t>
-      </w:r>
-      <w:r>
-        <w:rPr>
-          <w:iCs/>
-          <w:i/>
-        </w:rPr>
-        <w:t xml:space="preserve">r</w:t>
-      </w:r>
-      <w:r>
-        <w:t xml:space="preserve">, thống kê</w:t>
-      </w:r>
-      <w:r>
-        <w:t xml:space="preserve"> </w:t>
-      </w:r>
-      <w:r>
-        <w:rPr>
-          <w:iCs/>
-          <w:i/>
-        </w:rPr>
-        <w:t xml:space="preserve">t</w:t>
-      </w:r>
-      <w:r>
-        <w:t xml:space="preserve">(df),</w:t>
-      </w:r>
-      <w:r>
-        <w:t xml:space="preserve"> </w:t>
-      </w:r>
-      <w:r>
-        <w:rPr>
-          <w:iCs/>
-          <w:i/>
-        </w:rPr>
-        <w:t xml:space="preserve">F</w:t>
-      </w:r>
-      <w:r>
-        <w:t xml:space="preserve">(1,df₂) và hệ</w:t>
-      </w:r>
-      <w:r>
-        <w:t xml:space="preserve"> </w:t>
-      </w:r>
-      <w:r>
-        <w:t xml:space="preserve">số hồi quy chuẩn hóa β trong văn bản học thuật tiếng Anh chuyên ngành kinh doanh quốc tế.</w:t>
+        </w:rPr>
+        <w:t xml:space="preserve">extraction_confidence</w:t>
+      </w:r>
+      <w:r>
+        <w:t xml:space="preserve">); bản nháp</w:t>
+      </w:r>
+      <w:r>
+        <w:t xml:space="preserve"> </w:t>
+      </w:r>
+      <w:r>
+        <w:rPr>
+          <w:bCs/>
+          <w:b/>
+        </w:rPr>
+        <w:t xml:space="preserve">không bao giờ</w:t>
+      </w:r>
+      <w:r>
+        <w:t xml:space="preserve"> </w:t>
+      </w:r>
+      <w:r>
+        <w:t xml:space="preserve">tự động đi vào tập dữ liệu phân tích.</w:t>
       </w:r>
     </w:p>
     <w:p>
@@ -1441,26 +1193,22 @@
         <w:pStyle w:val="Compact"/>
       </w:pPr>
       <w:r>
-        <w:rPr>
-          <w:bCs/>
-          <w:b/>
-        </w:rPr>
-        <w:t xml:space="preserve">Chuỗi quy đổi hiệu ứng</w:t>
-      </w:r>
-      <w:r>
-        <w:t xml:space="preserve"> </w:t>
-      </w:r>
-      <w:r>
-        <w:t xml:space="preserve">(</w:t>
+        <w:t xml:space="preserve">Bản ghi có</w:t>
+      </w:r>
+      <w:r>
+        <w:t xml:space="preserve"> </w:t>
       </w:r>
       <w:r>
         <w:rPr>
           <w:rStyle w:val="VerbatimChar"/>
         </w:rPr>
-        <w:t xml:space="preserve">t2r</w:t>
-      </w:r>
-      <w:r>
-        <w:t xml:space="preserve">,</w:t>
+        <w:t xml:space="preserve">confidence &lt; 0.7</w:t>
+      </w:r>
+      <w:r>
+        <w:t xml:space="preserve"> </w:t>
+      </w:r>
+      <w:r>
+        <w:t xml:space="preserve">tự động bị gắn cờ</w:t>
       </w:r>
       <w:r>
         <w:t xml:space="preserve"> </w:t>
@@ -1469,58 +1217,10 @@
         <w:rPr>
           <w:rStyle w:val="VerbatimChar"/>
         </w:rPr>
-        <w:t xml:space="preserve">beta2r</w:t>
-      </w:r>
-      <w:r>
-        <w:t xml:space="preserve">,</w:t>
-      </w:r>
-      <w:r>
-        <w:t xml:space="preserve"> </w:t>
-      </w:r>
-      <w:r>
-        <w:rPr>
-          <w:rStyle w:val="VerbatimChar"/>
-        </w:rPr>
-        <w:t xml:space="preserve">f2r</w:t>
-      </w:r>
-      <w:r>
-        <w:t xml:space="preserve">,</w:t>
-      </w:r>
-      <w:r>
-        <w:t xml:space="preserve"> </w:t>
-      </w:r>
-      <w:r>
-        <w:rPr>
-          <w:rStyle w:val="VerbatimChar"/>
-        </w:rPr>
-        <w:t xml:space="preserve">clampR</w:t>
-      </w:r>
-      <w:r>
-        <w:t xml:space="preserve">,</w:t>
-      </w:r>
-      <w:r>
-        <w:t xml:space="preserve"> </w:t>
-      </w:r>
-      <w:r>
-        <w:rPr>
-          <w:rStyle w:val="VerbatimChar"/>
-        </w:rPr>
-        <w:t xml:space="preserve">z</w:t>
-      </w:r>
-      <w:r>
-        <w:t xml:space="preserve">): triển khai cụ thể chuỗi</w:t>
-      </w:r>
-      <w:r>
-        <w:t xml:space="preserve"> </w:t>
-      </w:r>
-      <w:r>
-        <w:t xml:space="preserve">chuyển đổi t→r (Cohen, 1988), β→r với hệ số 0,98 (Peterson &amp; Brown, 2005), F→r (Rosenthal,</w:t>
-      </w:r>
-      <w:r>
-        <w:t xml:space="preserve"> </w:t>
-      </w:r>
-      <w:r>
-        <w:t xml:space="preserve">1994) và Fisher z (Hedges &amp; Olkin, 1985) bằng JavaScript thuần.</w:t>
+        <w:t xml:space="preserve">requires_verification</w:t>
+      </w:r>
+      <w:r>
+        <w:t xml:space="preserve">.</w:t>
       </w:r>
     </w:p>
     <w:p>
@@ -1536,22 +1236,48 @@
           <w:bCs/>
           <w:b/>
         </w:rPr>
-        <w:t xml:space="preserve">Giao diện người-trong-vòng-lặp (HITL)</w:t>
-      </w:r>
-      <w:r>
-        <w:t xml:space="preserve">: thiết kế kiến trúc bốn-bước (Nạp PDF → Đề xuất tự</w:t>
-      </w:r>
-      <w:r>
-        <w:t xml:space="preserve"> </w:t>
-      </w:r>
-      <w:r>
-        <w:t xml:space="preserve">động → Rà soát thủ công → Khóa bản ghi) cùng UI/UX, layout, color palette và typography đặc</w:t>
-      </w:r>
-      <w:r>
-        <w:t xml:space="preserve"> </w:t>
-      </w:r>
-      <w:r>
-        <w:t xml:space="preserve">thù cho ngữ cảnh phân tích tổng hợp.</w:t>
+        <w:t xml:space="preserve">Principal Investigator (PI)</w:t>
+      </w:r>
+      <w:r>
+        <w:t xml:space="preserve"> </w:t>
+      </w:r>
+      <w:r>
+        <w:t xml:space="preserve">bắt buộc rà soát, có quyền</w:t>
+      </w:r>
+      <w:r>
+        <w:t xml:space="preserve"> </w:t>
+      </w:r>
+      <w:r>
+        <w:rPr>
+          <w:bCs/>
+          <w:b/>
+        </w:rPr>
+        <w:t xml:space="preserve">ghi đè (override)</w:t>
+      </w:r>
+      <w:r>
+        <w:t xml:space="preserve"> </w:t>
+      </w:r>
+      <w:r>
+        <w:t xml:space="preserve">bất kỳ trường nào,</w:t>
+      </w:r>
+      <w:r>
+        <w:t xml:space="preserve"> </w:t>
+      </w:r>
+      <w:r>
+        <w:t xml:space="preserve">ghi chú lý do, rồi mới</w:t>
+      </w:r>
+      <w:r>
+        <w:t xml:space="preserve"> </w:t>
+      </w:r>
+      <w:r>
+        <w:rPr>
+          <w:bCs/>
+          <w:b/>
+        </w:rPr>
+        <w:t xml:space="preserve">phê duyệt</w:t>
+      </w:r>
+      <w:r>
+        <w:t xml:space="preserve">.</w:t>
       </w:r>
     </w:p>
     <w:p>
@@ -1563,20 +1289,45 @@
         <w:pStyle w:val="Compact"/>
       </w:pPr>
       <w:r>
-        <w:rPr>
-          <w:bCs/>
-          <w:b/>
-        </w:rPr>
-        <w:t xml:space="preserve">Cơ chế khóa và vết kiểm toán (audit trail)</w:t>
-      </w:r>
-      <w:r>
-        <w:t xml:space="preserve">: thuật toán đảm bảo tính bất biến của bản ghi</w:t>
-      </w:r>
-      <w:r>
-        <w:t xml:space="preserve"> </w:t>
-      </w:r>
-      <w:r>
-        <w:t xml:space="preserve">đã xác nhận (immutability) — mọi sửa đổi phải tạo phiên bản mới với timestamp.</w:t>
+        <w:t xml:space="preserve">Chỉ bản ghi đã phê duyệt mới được</w:t>
+      </w:r>
+      <w:r>
+        <w:t xml:space="preserve"> </w:t>
+      </w:r>
+      <w:r>
+        <w:rPr>
+          <w:bCs/>
+          <w:b/>
+        </w:rPr>
+        <w:t xml:space="preserve">khóa vĩnh viễn (irreversible lock)</w:t>
+      </w:r>
+      <w:r>
+        <w:t xml:space="preserve"> </w:t>
+      </w:r>
+      <w:r>
+        <w:t xml:space="preserve">kèm dấu thời gian UTC,</w:t>
+      </w:r>
+      <w:r>
+        <w:t xml:space="preserve"> </w:t>
+      </w:r>
+      <w:r>
+        <w:t xml:space="preserve">tạo</w:t>
+      </w:r>
+      <w:r>
+        <w:t xml:space="preserve"> </w:t>
+      </w:r>
+      <w:r>
+        <w:rPr>
+          <w:bCs/>
+          <w:b/>
+        </w:rPr>
+        <w:t xml:space="preserve">vết kiểm toán (audit trail)</w:t>
+      </w:r>
+      <w:r>
+        <w:t xml:space="preserve"> </w:t>
+      </w:r>
+      <w:r>
+        <w:t xml:space="preserve">phục vụ minh bạch và tái lập.</w:t>
       </w:r>
     </w:p>
     <w:p>
@@ -1588,14 +1339,144 @@
         <w:pStyle w:val="Compact"/>
       </w:pPr>
       <w:r>
-        <w:rPr>
-          <w:bCs/>
-          <w:b/>
-        </w:rPr>
-        <w:t xml:space="preserve">Ontology trích xuất</w:t>
-      </w:r>
-      <w:r>
-        <w:t xml:space="preserve">: cấu trúc dữ liệu</w:t>
+        <w:t xml:space="preserve">Chỉ các bản ghi đã khóa mới được xuất ra CSV để đưa vào phân tích.</w:t>
+      </w:r>
+    </w:p>
+    <w:p>
+      <w:pPr>
+        <w:pStyle w:val="FirstParagraph"/>
+      </w:pPr>
+      <w:r>
+        <w:t xml:space="preserve">Cơ chế hai bước</w:t>
+      </w:r>
+      <w:r>
+        <w:t xml:space="preserve"> </w:t>
+      </w:r>
+      <w:r>
+        <w:rPr>
+          <w:bCs/>
+          <w:b/>
+        </w:rPr>
+        <w:t xml:space="preserve">phê duyệt → khóa</w:t>
+      </w:r>
+      <w:r>
+        <w:t xml:space="preserve"> </w:t>
+      </w:r>
+      <w:r>
+        <w:t xml:space="preserve">là</w:t>
+      </w:r>
+      <w:r>
+        <w:t xml:space="preserve"> </w:t>
+      </w:r>
+      <w:r>
+        <w:rPr>
+          <w:bCs/>
+          <w:b/>
+        </w:rPr>
+        <w:t xml:space="preserve">đặc trưng phân biệt M-AIDA với mọi công cụ trích xuất tự</w:t>
+      </w:r>
+      <w:r>
+        <w:rPr>
+          <w:bCs/>
+          <w:b/>
+        </w:rPr>
+        <w:t xml:space="preserve"> </w:t>
+      </w:r>
+      <w:r>
+        <w:rPr>
+          <w:bCs/>
+          <w:b/>
+        </w:rPr>
+        <w:t xml:space="preserve">động thuần túy</w:t>
+      </w:r>
+      <w:r>
+        <w:t xml:space="preserve">: nó hiện thực hóa chuẩn mực sử dụng AI có trách nhiệm trong nghiên cứu — AI tăng</w:t>
+      </w:r>
+      <w:r>
+        <w:t xml:space="preserve"> </w:t>
+      </w:r>
+      <w:r>
+        <w:t xml:space="preserve">tốc, nhưng</w:t>
+      </w:r>
+      <w:r>
+        <w:t xml:space="preserve"> </w:t>
+      </w:r>
+      <w:r>
+        <w:rPr>
+          <w:bCs/>
+          <w:b/>
+        </w:rPr>
+        <w:t xml:space="preserve">con người chịu trách nhiệm cuối cùng</w:t>
+      </w:r>
+      <w:r>
+        <w:t xml:space="preserve"> </w:t>
+      </w:r>
+      <w:r>
+        <w:t xml:space="preserve">về từng số liệu. Đây cũng là lý do dữ liệu do</w:t>
+      </w:r>
+      <w:r>
+        <w:t xml:space="preserve"> </w:t>
+      </w:r>
+      <w:r>
+        <w:t xml:space="preserve">quy trình M-AIDA sinh ra đủ tin cậy cho nghiên cứu bình duyệt.</w:t>
+      </w:r>
+    </w:p>
+    <w:p>
+      <w:r>
+        <w:pict>
+          <v:rect style="width:0;height:1.5pt" o:hralign="center" o:hrstd="t" o:hr="t"/>
+        </w:pict>
+      </w:r>
+    </w:p>
+    <w:bookmarkEnd w:id="29"/>
+    <w:bookmarkStart w:id="32" w:name="X0a3820061abc68e9297925f6fe23b2bc8844588"/>
+    <w:p>
+      <w:pPr>
+        <w:pStyle w:val="Heading2"/>
+      </w:pPr>
+      <w:r>
+        <w:t xml:space="preserve">6. KIẾN TRÚC PHẦN MỀM</w:t>
+      </w:r>
+    </w:p>
+    <w:p>
+      <w:pPr>
+        <w:pStyle w:val="FirstParagraph"/>
+      </w:pPr>
+      <w:r>
+        <w:t xml:space="preserve">M-AIDA v7.0 là</w:t>
+      </w:r>
+      <w:r>
+        <w:t xml:space="preserve"> </w:t>
+      </w:r>
+      <w:r>
+        <w:rPr>
+          <w:bCs/>
+          <w:b/>
+        </w:rPr>
+        <w:t xml:space="preserve">ứng dụng web một tệp (single-file), chạy hoàn toàn phía trình duyệt</w:t>
+      </w:r>
+      <w:r>
+        <w:rPr>
+          <w:bCs/>
+          <w:b/>
+        </w:rPr>
+        <w:t xml:space="preserve"> </w:t>
+      </w:r>
+      <w:r>
+        <w:rPr>
+          <w:bCs/>
+          <w:b/>
+        </w:rPr>
+        <w:t xml:space="preserve">(client-side), không yêu cầu máy chủ, cơ sở dữ liệu ngoài hay khóa API</w:t>
+      </w:r>
+      <w:r>
+        <w:t xml:space="preserve">. Toàn bộ giao diện và</w:t>
+      </w:r>
+      <w:r>
+        <w:t xml:space="preserve"> </w:t>
+      </w:r>
+      <w:r>
+        <w:t xml:space="preserve">logic xử lý nằm trong một tệp</w:t>
       </w:r>
       <w:r>
         <w:t xml:space="preserve"> </w:t>
@@ -1604,26 +1485,49 @@
         <w:rPr>
           <w:rStyle w:val="VerbatimChar"/>
         </w:rPr>
-        <w:t xml:space="preserve">study_id, effect_id, author, year, country, r, n, fisher_z, measure, moderator, p, source</w:t>
-      </w:r>
-      <w:r>
-        <w:t xml:space="preserve"> </w:t>
-      </w:r>
-      <w:r>
-        <w:t xml:space="preserve">được định nghĩa cho nghiên cứu quan hệ Quốc tế hóa –</w:t>
-      </w:r>
-      <w:r>
-        <w:t xml:space="preserve"> </w:t>
-      </w:r>
-      <w:r>
-        <w:t xml:space="preserve">Hiệu quả doanh nghiệp.</w:t>
+        <w:t xml:space="preserve">MAIDA_intake.html</w:t>
+      </w:r>
+      <w:r>
+        <w:t xml:space="preserve"> </w:t>
+      </w:r>
+      <w:r>
+        <w:t xml:space="preserve">(HTML5 + JavaScript ES2017+), kèm thư viện</w:t>
+      </w:r>
+      <w:r>
+        <w:t xml:space="preserve"> </w:t>
+      </w:r>
+      <w:r>
+        <w:t xml:space="preserve">PDF.js nạp từ CDN để đọc tệp PDF. Lựa chọn kiến trúc này nhằm tối đa hóa tính khả chuyển, khả</w:t>
+      </w:r>
+      <w:r>
+        <w:t xml:space="preserve"> </w:t>
+      </w:r>
+      <w:r>
+        <w:t xml:space="preserve">năng tái lập và bảo mật dữ liệu (mọi dữ liệu lưu cục bộ trên trình duyệt, không truyền ra ngoài).</w:t>
+      </w:r>
+    </w:p>
+    <w:bookmarkStart w:id="30" w:name="X59158878375c9869258f74c3a26d20d4b28ed47"/>
+    <w:p>
+      <w:pPr>
+        <w:pStyle w:val="Heading3"/>
+      </w:pPr>
+      <w:r>
+        <w:t xml:space="preserve">6.1 PHẦN DO TÁC GIẢ TỰ XÂY DỰNG (phạm vi yêu cầu bảo hộ)</w:t>
+      </w:r>
+    </w:p>
+    <w:p>
+      <w:pPr>
+        <w:pStyle w:val="FirstParagraph"/>
+      </w:pPr>
+      <w:r>
+        <w:t xml:space="preserve">Phần mã nguồn nguyên gốc của tác giả, được yêu cầu bảo hộ trong hồ sơ đăng ký này, bao gồm:</w:t>
       </w:r>
     </w:p>
     <w:p>
       <w:pPr>
         <w:numPr>
           <w:ilvl w:val="0"/>
-          <w:numId w:val="1003"/>
+          <w:numId w:val="1004"/>
         </w:numPr>
         <w:pStyle w:val="Compact"/>
       </w:pPr>
@@ -1632,14 +1536,299 @@
           <w:bCs/>
           <w:b/>
         </w:rPr>
+        <w:t xml:space="preserve">Logic trích xuất bằng quy tắc (</w:t>
+      </w:r>
+      <w:r>
+        <w:rPr>
+          <w:rStyle w:val="VerbatimChar"/>
+          <w:bCs/>
+          <w:b/>
+        </w:rPr>
+        <w:t xml:space="preserve">ruleExtract</w:t>
+      </w:r>
+      <w:r>
+        <w:rPr>
+          <w:bCs/>
+          <w:b/>
+        </w:rPr>
+        <w:t xml:space="preserve">)</w:t>
+      </w:r>
+      <w:r>
+        <w:t xml:space="preserve">: bộ biểu thức chính quy (regular expressions)</w:t>
+      </w:r>
+      <w:r>
+        <w:t xml:space="preserve"> </w:t>
+      </w:r>
+      <w:r>
+        <w:t xml:space="preserve">tự thiết kế để nhận diện cỡ mẫu</w:t>
+      </w:r>
+      <w:r>
+        <w:t xml:space="preserve"> </w:t>
+      </w:r>
+      <w:r>
+        <w:rPr>
+          <w:iCs/>
+          <w:i/>
+        </w:rPr>
+        <w:t xml:space="preserve">N</w:t>
+      </w:r>
+      <w:r>
+        <w:t xml:space="preserve">, hệ số tương quan</w:t>
+      </w:r>
+      <w:r>
+        <w:t xml:space="preserve"> </w:t>
+      </w:r>
+      <w:r>
+        <w:rPr>
+          <w:iCs/>
+          <w:i/>
+        </w:rPr>
+        <w:t xml:space="preserve">r</w:t>
+      </w:r>
+      <w:r>
+        <w:t xml:space="preserve">, thống kê</w:t>
+      </w:r>
+      <w:r>
+        <w:t xml:space="preserve"> </w:t>
+      </w:r>
+      <w:r>
+        <w:rPr>
+          <w:iCs/>
+          <w:i/>
+        </w:rPr>
+        <w:t xml:space="preserve">t</w:t>
+      </w:r>
+      <w:r>
+        <w:t xml:space="preserve">(df),</w:t>
+      </w:r>
+      <w:r>
+        <w:t xml:space="preserve"> </w:t>
+      </w:r>
+      <w:r>
+        <w:rPr>
+          <w:iCs/>
+          <w:i/>
+        </w:rPr>
+        <w:t xml:space="preserve">F</w:t>
+      </w:r>
+      <w:r>
+        <w:t xml:space="preserve">(1,df₂) và hệ</w:t>
+      </w:r>
+      <w:r>
+        <w:t xml:space="preserve"> </w:t>
+      </w:r>
+      <w:r>
+        <w:t xml:space="preserve">số hồi quy chuẩn hóa β trong văn bản học thuật tiếng Anh chuyên ngành kinh doanh quốc tế.</w:t>
+      </w:r>
+    </w:p>
+    <w:p>
+      <w:pPr>
+        <w:numPr>
+          <w:ilvl w:val="0"/>
+          <w:numId w:val="1004"/>
+        </w:numPr>
+        <w:pStyle w:val="Compact"/>
+      </w:pPr>
+      <w:r>
+        <w:rPr>
+          <w:bCs/>
+          <w:b/>
+        </w:rPr>
+        <w:t xml:space="preserve">Chuỗi quy đổi hiệu ứng</w:t>
+      </w:r>
+      <w:r>
+        <w:t xml:space="preserve"> </w:t>
+      </w:r>
+      <w:r>
+        <w:t xml:space="preserve">(</w:t>
+      </w:r>
+      <w:r>
+        <w:rPr>
+          <w:rStyle w:val="VerbatimChar"/>
+        </w:rPr>
+        <w:t xml:space="preserve">t2r</w:t>
+      </w:r>
+      <w:r>
+        <w:t xml:space="preserve">,</w:t>
+      </w:r>
+      <w:r>
+        <w:t xml:space="preserve"> </w:t>
+      </w:r>
+      <w:r>
+        <w:rPr>
+          <w:rStyle w:val="VerbatimChar"/>
+        </w:rPr>
+        <w:t xml:space="preserve">beta2r</w:t>
+      </w:r>
+      <w:r>
+        <w:t xml:space="preserve">,</w:t>
+      </w:r>
+      <w:r>
+        <w:t xml:space="preserve"> </w:t>
+      </w:r>
+      <w:r>
+        <w:rPr>
+          <w:rStyle w:val="VerbatimChar"/>
+        </w:rPr>
+        <w:t xml:space="preserve">f2r</w:t>
+      </w:r>
+      <w:r>
+        <w:t xml:space="preserve">,</w:t>
+      </w:r>
+      <w:r>
+        <w:t xml:space="preserve"> </w:t>
+      </w:r>
+      <w:r>
+        <w:rPr>
+          <w:rStyle w:val="VerbatimChar"/>
+        </w:rPr>
+        <w:t xml:space="preserve">clampR</w:t>
+      </w:r>
+      <w:r>
+        <w:t xml:space="preserve">,</w:t>
+      </w:r>
+      <w:r>
+        <w:t xml:space="preserve"> </w:t>
+      </w:r>
+      <w:r>
+        <w:rPr>
+          <w:rStyle w:val="VerbatimChar"/>
+        </w:rPr>
+        <w:t xml:space="preserve">z</w:t>
+      </w:r>
+      <w:r>
+        <w:t xml:space="preserve">): triển khai cụ thể chuỗi</w:t>
+      </w:r>
+      <w:r>
+        <w:t xml:space="preserve"> </w:t>
+      </w:r>
+      <w:r>
+        <w:t xml:space="preserve">chuyển đổi t→r (Cohen, 1988), β→r với hệ số 0,98 (Peterson &amp; Brown, 2005), F→r (Rosenthal,</w:t>
+      </w:r>
+      <w:r>
+        <w:t xml:space="preserve"> </w:t>
+      </w:r>
+      <w:r>
+        <w:t xml:space="preserve">1994) và Fisher z (Hedges &amp; Olkin, 1985) bằng JavaScript thuần.</w:t>
+      </w:r>
+    </w:p>
+    <w:p>
+      <w:pPr>
+        <w:numPr>
+          <w:ilvl w:val="0"/>
+          <w:numId w:val="1004"/>
+        </w:numPr>
+        <w:pStyle w:val="Compact"/>
+      </w:pPr>
+      <w:r>
+        <w:rPr>
+          <w:bCs/>
+          <w:b/>
+        </w:rPr>
+        <w:t xml:space="preserve">Giao diện người-trong-vòng-lặp (HITL)</w:t>
+      </w:r>
+      <w:r>
+        <w:t xml:space="preserve">: thiết kế kiến trúc bốn-bước (Nạp PDF → Đề xuất tự</w:t>
+      </w:r>
+      <w:r>
+        <w:t xml:space="preserve"> </w:t>
+      </w:r>
+      <w:r>
+        <w:t xml:space="preserve">động → Rà soát thủ công → Khóa bản ghi) cùng UI/UX, layout, color palette và typography đặc</w:t>
+      </w:r>
+      <w:r>
+        <w:t xml:space="preserve"> </w:t>
+      </w:r>
+      <w:r>
+        <w:t xml:space="preserve">thù cho ngữ cảnh phân tích tổng hợp.</w:t>
+      </w:r>
+    </w:p>
+    <w:p>
+      <w:pPr>
+        <w:numPr>
+          <w:ilvl w:val="0"/>
+          <w:numId w:val="1004"/>
+        </w:numPr>
+        <w:pStyle w:val="Compact"/>
+      </w:pPr>
+      <w:r>
+        <w:rPr>
+          <w:bCs/>
+          <w:b/>
+        </w:rPr>
+        <w:t xml:space="preserve">Cơ chế khóa và vết kiểm toán (audit trail)</w:t>
+      </w:r>
+      <w:r>
+        <w:t xml:space="preserve">: thuật toán đảm bảo tính bất biến của bản ghi</w:t>
+      </w:r>
+      <w:r>
+        <w:t xml:space="preserve"> </w:t>
+      </w:r>
+      <w:r>
+        <w:t xml:space="preserve">đã xác nhận (immutability) — mọi sửa đổi phải tạo phiên bản mới với timestamp.</w:t>
+      </w:r>
+    </w:p>
+    <w:p>
+      <w:pPr>
+        <w:numPr>
+          <w:ilvl w:val="0"/>
+          <w:numId w:val="1004"/>
+        </w:numPr>
+        <w:pStyle w:val="Compact"/>
+      </w:pPr>
+      <w:r>
+        <w:rPr>
+          <w:bCs/>
+          <w:b/>
+        </w:rPr>
+        <w:t xml:space="preserve">Ontology trích xuất</w:t>
+      </w:r>
+      <w:r>
+        <w:t xml:space="preserve">: cấu trúc dữ liệu</w:t>
+      </w:r>
+      <w:r>
+        <w:t xml:space="preserve"> </w:t>
+      </w:r>
+      <w:r>
+        <w:rPr>
+          <w:rStyle w:val="VerbatimChar"/>
+        </w:rPr>
+        <w:t xml:space="preserve">study_id, effect_id, author, year, country, r, n, fisher_z, measure, moderator, p, source</w:t>
+      </w:r>
+      <w:r>
+        <w:t xml:space="preserve"> </w:t>
+      </w:r>
+      <w:r>
+        <w:t xml:space="preserve">được định nghĩa cho nghiên cứu quan hệ Quốc tế hóa –</w:t>
+      </w:r>
+      <w:r>
+        <w:t xml:space="preserve"> </w:t>
+      </w:r>
+      <w:r>
+        <w:t xml:space="preserve">Hiệu quả doanh nghiệp.</w:t>
+      </w:r>
+    </w:p>
+    <w:p>
+      <w:pPr>
+        <w:numPr>
+          <w:ilvl w:val="0"/>
+          <w:numId w:val="1004"/>
+        </w:numPr>
+        <w:pStyle w:val="Compact"/>
+      </w:pPr>
+      <w:r>
+        <w:rPr>
+          <w:bCs/>
+          <w:b/>
+        </w:rPr>
         <w:t xml:space="preserve">Mô-đun kết xuất CSV/JSON</w:t>
       </w:r>
       <w:r>
         <w:t xml:space="preserve">: chỉ kết xuất các bản ghi đã được người dùng xác nhận và khóa.</w:t>
       </w:r>
     </w:p>
-    <w:bookmarkEnd w:id="28"/>
-    <w:bookmarkStart w:id="29" w:name="X22cfffb81b6a02a00eeda5bba461137c8d3e49a"/>
+    <w:bookmarkEnd w:id="30"/>
+    <w:bookmarkStart w:id="31" w:name="X22cfffb81b6a02a00eeda5bba461137c8d3e49a"/>
     <w:p>
       <w:pPr>
         <w:pStyle w:val="Heading3"/>
@@ -2036,7 +2225,7 @@
       <w:pPr>
         <w:numPr>
           <w:ilvl w:val="0"/>
-          <w:numId w:val="1004"/>
+          <w:numId w:val="1005"/>
         </w:numPr>
         <w:pStyle w:val="Compact"/>
       </w:pPr>
@@ -2064,7 +2253,7 @@
       <w:pPr>
         <w:numPr>
           <w:ilvl w:val="0"/>
-          <w:numId w:val="1004"/>
+          <w:numId w:val="1005"/>
         </w:numPr>
         <w:pStyle w:val="Compact"/>
       </w:pPr>
@@ -2149,7 +2338,7 @@
       <w:pPr>
         <w:numPr>
           <w:ilvl w:val="0"/>
-          <w:numId w:val="1004"/>
+          <w:numId w:val="1005"/>
         </w:numPr>
         <w:pStyle w:val="Compact"/>
       </w:pPr>
@@ -2192,7 +2381,7 @@
       <w:pPr>
         <w:numPr>
           <w:ilvl w:val="0"/>
-          <w:numId w:val="1004"/>
+          <w:numId w:val="1005"/>
         </w:numPr>
         <w:pStyle w:val="Compact"/>
       </w:pPr>
@@ -2313,9 +2502,9 @@
         </w:pict>
       </w:r>
     </w:p>
-    <w:bookmarkEnd w:id="29"/>
-    <w:bookmarkEnd w:id="30"/>
-    <w:bookmarkStart w:id="31" w:name="X7b48edecb9b630da8a2d1f546c8e4cb799048d3"/>
+    <w:bookmarkEnd w:id="31"/>
+    <w:bookmarkEnd w:id="32"/>
+    <w:bookmarkStart w:id="33" w:name="X7b48edecb9b630da8a2d1f546c8e4cb799048d3"/>
     <w:p>
       <w:pPr>
         <w:pStyle w:val="Heading2"/>
@@ -2709,503 +2898,14 @@
         </w:pict>
       </w:r>
     </w:p>
-    <w:bookmarkEnd w:id="31"/>
-    <w:bookmarkStart w:id="32" w:name="X5e88aa2437c6536abb1cbe02a6dec55f2478fb3"/>
+    <w:bookmarkEnd w:id="33"/>
+    <w:bookmarkStart w:id="34" w:name="X5e88aa2437c6536abb1cbe02a6dec55f2478fb3"/>
     <w:p>
       <w:pPr>
         <w:pStyle w:val="Heading2"/>
       </w:pPr>
       <w:r>
         <w:t xml:space="preserve">8. TÍNH NGUYÊN GỐC VÀ SÁNG TẠO</w:t>
-      </w:r>
-    </w:p>
-    <w:p>
-      <w:pPr>
-        <w:numPr>
-          <w:ilvl w:val="0"/>
-          <w:numId w:val="1005"/>
-        </w:numPr>
-        <w:pStyle w:val="Compact"/>
-      </w:pPr>
-      <w:r>
-        <w:rPr>
-          <w:bCs/>
-          <w:b/>
-        </w:rPr>
-        <w:t xml:space="preserve">Phần mềm trích xuất chuyên ngành đầu tiên cho phân tích tổng hợp I–P tại Việt Nam</w:t>
-      </w:r>
-      <w:r>
-        <w:t xml:space="preserve">, mã hóa</w:t>
-      </w:r>
-      <w:r>
-        <w:t xml:space="preserve"> </w:t>
-      </w:r>
-      <w:r>
-        <w:t xml:space="preserve">tri thức phương pháp meta-analysis vào pipeline tự động (không có trên thị trường).</w:t>
-      </w:r>
-    </w:p>
-    <w:p>
-      <w:pPr>
-        <w:numPr>
-          <w:ilvl w:val="0"/>
-          <w:numId w:val="1005"/>
-        </w:numPr>
-        <w:pStyle w:val="Compact"/>
-      </w:pPr>
-      <w:r>
-        <w:rPr>
-          <w:bCs/>
-          <w:b/>
-        </w:rPr>
-        <w:t xml:space="preserve">Thang tin cậy trích xuất 3 mức</w:t>
-      </w:r>
-      <w:r>
-        <w:t xml:space="preserve"> </w:t>
-      </w:r>
-      <w:r>
-        <w:t xml:space="preserve">gắn trực tiếp với chuẩn quy đổi Peterson &amp; Brown (2005).</w:t>
-      </w:r>
-    </w:p>
-    <w:p>
-      <w:pPr>
-        <w:numPr>
-          <w:ilvl w:val="0"/>
-          <w:numId w:val="1005"/>
-        </w:numPr>
-        <w:pStyle w:val="Compact"/>
-      </w:pPr>
-      <w:r>
-        <w:rPr>
-          <w:bCs/>
-          <w:b/>
-        </w:rPr>
-        <w:t xml:space="preserve">Quy trình PI verify → irreversible lock</w:t>
-      </w:r>
-      <w:r>
-        <w:t xml:space="preserve"> </w:t>
-      </w:r>
-      <w:r>
-        <w:t xml:space="preserve">với audit trail — phân biệt rõ "bản nháp của máy" và</w:t>
-      </w:r>
-      <w:r>
-        <w:t xml:space="preserve"> </w:t>
-      </w:r>
-      <w:r>
-        <w:t xml:space="preserve">"quyết định của nhà nghiên cứu", phù hợp luận án và nghiên cứu bình duyệt.</w:t>
-      </w:r>
-    </w:p>
-    <w:p>
-      <w:pPr>
-        <w:numPr>
-          <w:ilvl w:val="0"/>
-          <w:numId w:val="1005"/>
-        </w:numPr>
-        <w:pStyle w:val="Compact"/>
-      </w:pPr>
-      <w:r>
-        <w:rPr>
-          <w:bCs/>
-          <w:b/>
-        </w:rPr>
-        <w:t xml:space="preserve">Lược đồ biến điều tiết độc quyền của luận án</w:t>
-      </w:r>
-      <w:r>
-        <w:t xml:space="preserve"> </w:t>
-      </w:r>
-      <w:r>
-        <w:t xml:space="preserve">(ICRV / cDAI / DPL) tích hợp sẵn.</w:t>
-      </w:r>
-    </w:p>
-    <w:p>
-      <w:pPr>
-        <w:numPr>
-          <w:ilvl w:val="0"/>
-          <w:numId w:val="1005"/>
-        </w:numPr>
-        <w:pStyle w:val="Compact"/>
-      </w:pPr>
-      <w:r>
-        <w:rPr>
-          <w:bCs/>
-          <w:b/>
-        </w:rPr>
-        <w:t xml:space="preserve">Kiến trúc một-tệp client-side</w:t>
-      </w:r>
-      <w:r>
-        <w:t xml:space="preserve"> </w:t>
-      </w:r>
-      <w:r>
-        <w:t xml:space="preserve">không máy chủ: khả chuyển, tái lập và bảo mật cao (dữ liệu</w:t>
-      </w:r>
-      <w:r>
-        <w:t xml:space="preserve"> </w:t>
-      </w:r>
-      <w:r>
-        <w:t xml:space="preserve">không rời trình duyệt), phù hợp nộp kèm hồ sơ bản quyền dưới dạng một bản sao mã nguồn tự chứa.</w:t>
-      </w:r>
-    </w:p>
-    <w:bookmarkEnd w:id="32"/>
-    <w:bookmarkStart w:id="33" w:name="Xec711b38c43e36ee022489ad477e75d0774d785"/>
-    <w:p>
-      <w:pPr>
-        <w:pStyle w:val="Heading2"/>
-      </w:pPr>
-      <w:r>
-        <w:t xml:space="preserve">9. CÔNG NGHỆ SỬ DỤNG</w:t>
-      </w:r>
-    </w:p>
-    <w:p>
-      <w:pPr>
-        <w:pStyle w:val="FirstParagraph"/>
-      </w:pPr>
-      <w:r>
-        <w:t xml:space="preserve">Một tệp</w:t>
-      </w:r>
-      <w:r>
-        <w:t xml:space="preserve"> </w:t>
-      </w:r>
-      <w:r>
-        <w:rPr>
-          <w:rStyle w:val="VerbatimChar"/>
-        </w:rPr>
-        <w:t xml:space="preserve">MAIDA_intake.html</w:t>
-      </w:r>
-      <w:r>
-        <w:t xml:space="preserve">: HTML5, JavaScript (ES2017+), CSS thuần (không framework); thư viện</w:t>
-      </w:r>
-      <w:r>
-        <w:t xml:space="preserve"> </w:t>
-      </w:r>
-      <w:r>
-        <w:rPr>
-          <w:bCs/>
-          <w:b/>
-        </w:rPr>
-        <w:t xml:space="preserve">PDF.js 3.11</w:t>
-      </w:r>
-      <w:r>
-        <w:t xml:space="preserve"> </w:t>
-      </w:r>
-      <w:r>
-        <w:t xml:space="preserve">(đọc PDF) nạp từ CDN; trích xuất AI dùng</w:t>
-      </w:r>
-      <w:r>
-        <w:t xml:space="preserve"> </w:t>
-      </w:r>
-      <w:r>
-        <w:rPr>
-          <w:bCs/>
-          <w:b/>
-        </w:rPr>
-        <w:t xml:space="preserve">Claude</w:t>
-      </w:r>
-      <w:r>
-        <w:t xml:space="preserve"> </w:t>
-      </w:r>
-      <w:r>
-        <w:t xml:space="preserve">qua API artifact</w:t>
-      </w:r>
-      <w:r>
-        <w:t xml:space="preserve"> </w:t>
-      </w:r>
-      <w:r>
-        <w:rPr>
-          <w:rStyle w:val="VerbatimChar"/>
-        </w:rPr>
-        <w:t xml:space="preserve">window.claude.complete</w:t>
-      </w:r>
-      <w:r>
-        <w:t xml:space="preserve"> </w:t>
-      </w:r>
-      <w:r>
-        <w:t xml:space="preserve">(model do môi trường claude.ai cung cấp, không nhúng khóa API trong mã</w:t>
-      </w:r>
-      <w:r>
-        <w:t xml:space="preserve"> </w:t>
-      </w:r>
-      <w:r>
-        <w:t xml:space="preserve">nguồn). Không sử dụng máy chủ, cơ sở dữ liệu ngoài, hay bước biên dịch; chạy trực tiếp trên mọi</w:t>
-      </w:r>
-      <w:r>
-        <w:t xml:space="preserve"> </w:t>
-      </w:r>
-      <w:r>
-        <w:t xml:space="preserve">trình duyệt hiện đại.</w:t>
-      </w:r>
-    </w:p>
-    <w:bookmarkEnd w:id="33"/>
-    <w:bookmarkStart w:id="34" w:name="X69e0a61df68d3c468bb0dcc54c51dcca2d1a283"/>
-    <w:p>
-      <w:pPr>
-        <w:pStyle w:val="Heading2"/>
-      </w:pPr>
-      <w:r>
-        <w:t xml:space="preserve">10. ĐỐI TƯỢNG NGƯỜI DÙNG</w:t>
-      </w:r>
-    </w:p>
-    <w:p>
-      <w:pPr>
-        <w:pStyle w:val="FirstParagraph"/>
-      </w:pPr>
-      <w:r>
-        <w:t xml:space="preserve">Nghiên cứu sinh, giảng viên, nhóm nghiên cứu thực hiện tổng quan hệ thống và phân tích tổng hợp</w:t>
-      </w:r>
-      <w:r>
-        <w:t xml:space="preserve"> </w:t>
-      </w:r>
-      <w:r>
-        <w:t xml:space="preserve">trong kinh doanh quốc tế, chiến lược, quản trị — những người cần một quy trình trích xuất</w:t>
-      </w:r>
-      <w:r>
-        <w:t xml:space="preserve"> </w:t>
-      </w:r>
-      <w:r>
-        <w:rPr>
-          <w:bCs/>
-          <w:b/>
-        </w:rPr>
-        <w:t xml:space="preserve">vừa</w:t>
-      </w:r>
-      <w:r>
-        <w:rPr>
-          <w:bCs/>
-          <w:b/>
-        </w:rPr>
-        <w:t xml:space="preserve"> </w:t>
-      </w:r>
-      <w:r>
-        <w:rPr>
-          <w:bCs/>
-          <w:b/>
-        </w:rPr>
-        <w:t xml:space="preserve">nhanh vừa có kiểm chứng của con người</w:t>
-      </w:r>
-      <w:r>
-        <w:t xml:space="preserve">.</w:t>
-      </w:r>
-    </w:p>
-    <w:bookmarkEnd w:id="34"/>
-    <w:bookmarkStart w:id="35" w:name="Xdcb63621648dbfd3780f17dd9c12be8a4c09765"/>
-    <w:p>
-      <w:pPr>
-        <w:pStyle w:val="Heading2"/>
-      </w:pPr>
-      <w:r>
-        <w:t xml:space="preserve">11. QUAN HỆ VỚI LUẬN ÁN (định vị trung thực)</w:t>
-      </w:r>
-    </w:p>
-    <w:p>
-      <w:pPr>
-        <w:pStyle w:val="FirstParagraph"/>
-      </w:pPr>
-      <w:r>
-        <w:t xml:space="preserve">M-AIDA là</w:t>
-      </w:r>
-      <w:r>
-        <w:t xml:space="preserve"> </w:t>
-      </w:r>
-      <w:r>
-        <w:rPr>
-          <w:bCs/>
-          <w:b/>
-        </w:rPr>
-        <w:t xml:space="preserve">đóng góp về phương pháp/hạ tầng nghiên cứu</w:t>
-      </w:r>
-      <w:r>
-        <w:t xml:space="preserve"> </w:t>
-      </w:r>
-      <w:r>
-        <w:t xml:space="preserve">trong khuôn khổ luận án — một công cụ do</w:t>
-      </w:r>
-      <w:r>
-        <w:t xml:space="preserve"> </w:t>
-      </w:r>
-      <w:r>
-        <w:t xml:space="preserve">tác giả xây dựng để</w:t>
-      </w:r>
-      <w:r>
-        <w:t xml:space="preserve"> </w:t>
-      </w:r>
-      <w:r>
-        <w:rPr>
-          <w:bCs/>
-          <w:b/>
-        </w:rPr>
-        <w:t xml:space="preserve">tăng tốc bước trích xuất</w:t>
-      </w:r>
-      <w:r>
-        <w:t xml:space="preserve"> </w:t>
-      </w:r>
-      <w:r>
-        <w:t xml:space="preserve">dữ liệu sơ cấp cho phân tích tổng hợp, với</w:t>
-      </w:r>
-      <w:r>
-        <w:t xml:space="preserve"> </w:t>
-      </w:r>
-      <w:r>
-        <w:rPr>
-          <w:bCs/>
-          <w:b/>
-        </w:rPr>
-        <w:t xml:space="preserve">xác</w:t>
-      </w:r>
-      <w:r>
-        <w:rPr>
-          <w:bCs/>
-          <w:b/>
-        </w:rPr>
-        <w:t xml:space="preserve"> </w:t>
-      </w:r>
-      <w:r>
-        <w:rPr>
-          <w:bCs/>
-          <w:b/>
-        </w:rPr>
-        <w:t xml:space="preserve">nhận bắt buộc của con người</w:t>
-      </w:r>
-      <w:r>
-        <w:t xml:space="preserve"> </w:t>
-      </w:r>
-      <w:r>
-        <w:t xml:space="preserve">ở mọi bản ghi. M-AIDA</w:t>
-      </w:r>
-      <w:r>
-        <w:t xml:space="preserve"> </w:t>
-      </w:r>
-      <w:r>
-        <w:rPr>
-          <w:bCs/>
-          <w:b/>
-        </w:rPr>
-        <w:t xml:space="preserve">không phải là nguồn tạo ra kết quả chưa kiểm</w:t>
-      </w:r>
-      <w:r>
-        <w:rPr>
-          <w:bCs/>
-          <w:b/>
-        </w:rPr>
-        <w:t xml:space="preserve"> </w:t>
-      </w:r>
-      <w:r>
-        <w:rPr>
-          <w:bCs/>
-          <w:b/>
-        </w:rPr>
-        <w:t xml:space="preserve">chứng</w:t>
-      </w:r>
-      <w:r>
-        <w:t xml:space="preserve">: nó hỗ trợ quy trình, còn trách nhiệm khoa học thuộc về nhà nghiên cứu. Vì M-AIDA được mô tả</w:t>
-      </w:r>
-      <w:r>
-        <w:t xml:space="preserve"> </w:t>
-      </w:r>
-      <w:r>
-        <w:t xml:space="preserve">ở chương phương pháp của luận án như một công cụ hỗ trợ (có người trong vòng lặp), bài báo P6 báo</w:t>
-      </w:r>
-      <w:r>
-        <w:t xml:space="preserve"> </w:t>
-      </w:r>
-      <w:r>
-        <w:t xml:space="preserve">cáo trích xuất theo quy trình có kiểm chứng của con người và</w:t>
-      </w:r>
-      <w:r>
-        <w:t xml:space="preserve"> </w:t>
-      </w:r>
-      <w:r>
-        <w:rPr>
-          <w:bCs/>
-          <w:b/>
-        </w:rPr>
-        <w:t xml:space="preserve">không lệ thuộc</w:t>
-      </w:r>
-      <w:r>
-        <w:t xml:space="preserve"> </w:t>
-      </w:r>
-      <w:r>
-        <w:t xml:space="preserve">vào tính tự động của</w:t>
-      </w:r>
-      <w:r>
-        <w:t xml:space="preserve"> </w:t>
-      </w:r>
-      <w:r>
-        <w:t xml:space="preserve">phần mềm.</w:t>
-      </w:r>
-    </w:p>
-    <w:bookmarkEnd w:id="35"/>
-    <w:bookmarkStart w:id="36" w:name="Xe7ff42270455896e0a4ee1956611723df3d0e00"/>
-    <w:p>
-      <w:pPr>
-        <w:pStyle w:val="Heading2"/>
-      </w:pPr>
-      <w:r>
-        <w:t xml:space="preserve">12. NGÀY HOÀN THÀNH / TÌNH TRẠNG CÔNG BỐ</w:t>
-      </w:r>
-    </w:p>
-    <w:p>
-      <w:pPr>
-        <w:pStyle w:val="FirstParagraph"/>
-      </w:pPr>
-      <w:r>
-        <w:t xml:space="preserve">Ngày hoàn thành phiên bản 7.0.0:</w:t>
-      </w:r>
-      <w:r>
-        <w:t xml:space="preserve"> </w:t>
-      </w:r>
-      <w:r>
-        <w:rPr>
-          <w:bCs/>
-          <w:b/>
-        </w:rPr>
-        <w:t xml:space="preserve">29/05/2026</w:t>
-      </w:r>
-      <w:r>
-        <w:t xml:space="preserve"> </w:t>
-      </w:r>
-      <w:r>
-        <w:t xml:space="preserve">(commit cuối của</w:t>
-      </w:r>
-      <w:r>
-        <w:t xml:space="preserve"> </w:t>
-      </w:r>
-      <w:r>
-        <w:rPr>
-          <w:rStyle w:val="VerbatimChar"/>
-        </w:rPr>
-        <w:t xml:space="preserve">MAIDA_intake.html</w:t>
-      </w:r>
-      <w:r>
-        <w:t xml:space="preserve"> </w:t>
-      </w:r>
-      <w:r>
-        <w:t xml:space="preserve">trong repository</w:t>
-      </w:r>
-      <w:r>
-        <w:t xml:space="preserve"> </w:t>
-      </w:r>
-      <w:r>
-        <w:t xml:space="preserve">nghiên cứu của tác giả). Tình trạng công bố tại thời điểm nộp hồ sơ: tác giả</w:t>
-      </w:r>
-      <w:r>
-        <w:t xml:space="preserve"> </w:t>
-      </w:r>
-      <w:r>
-        <w:rPr>
-          <w:bCs/>
-          <w:b/>
-        </w:rPr>
-        <w:t xml:space="preserve">chọn 1 trong 2 ô</w:t>
-      </w:r>
-      <w:r>
-        <w:t xml:space="preserve"> </w:t>
-      </w:r>
-      <w:r>
-        <w:t xml:space="preserve">dưới</w:t>
-      </w:r>
-      <w:r>
-        <w:t xml:space="preserve"> </w:t>
-      </w:r>
-      <w:r>
-        <w:t xml:space="preserve">đây và đánh dấu ô tương ứng trên Tờ khai Cục Bản quyền:</w:t>
       </w:r>
     </w:p>
     <w:p>
@@ -3217,35 +2917,20 @@
         <w:pStyle w:val="Compact"/>
       </w:pPr>
       <w:r>
-        <w:t xml:space="preserve">☐</w:t>
-      </w:r>
-      <w:r>
-        <w:t xml:space="preserve"> </w:t>
-      </w:r>
-      <w:r>
-        <w:rPr>
-          <w:bCs/>
-          <w:b/>
-        </w:rPr>
-        <w:t xml:space="preserve">Đã công bố</w:t>
-      </w:r>
-      <w:r>
-        <w:t xml:space="preserve">: Mã nguồn lưu công khai tại repository</w:t>
-      </w:r>
-      <w:r>
-        <w:t xml:space="preserve"> </w:t>
-      </w:r>
-      <w:r>
-        <w:rPr>
-          <w:rStyle w:val="VerbatimChar"/>
-        </w:rPr>
-        <w:t xml:space="preserve">https://github.com/thuyhuongctu-cell/MY_THESIS_PHD_CANDIDATE_26/tree/main/p6/tools/maida</w:t>
-      </w:r>
-      <w:r>
-        <w:t xml:space="preserve"> </w:t>
-      </w:r>
-      <w:r>
-        <w:t xml:space="preserve">từ ngày 29/05/2026. (Chọn ô này nếu repository GitHub đang ở chế độ public tại thời điểm nộp.)</w:t>
+        <w:rPr>
+          <w:bCs/>
+          <w:b/>
+        </w:rPr>
+        <w:t xml:space="preserve">Phần mềm trích xuất chuyên ngành đầu tiên cho phân tích tổng hợp I–P tại Việt Nam</w:t>
+      </w:r>
+      <w:r>
+        <w:t xml:space="preserve">, mã hóa</w:t>
+      </w:r>
+      <w:r>
+        <w:t xml:space="preserve"> </w:t>
+      </w:r>
+      <w:r>
+        <w:t xml:space="preserve">tri thức phương pháp meta-analysis vào pipeline tự động (không có trên thị trường).</w:t>
       </w:r>
     </w:p>
     <w:p>
@@ -3257,6 +2942,470 @@
         <w:pStyle w:val="Compact"/>
       </w:pPr>
       <w:r>
+        <w:rPr>
+          <w:bCs/>
+          <w:b/>
+        </w:rPr>
+        <w:t xml:space="preserve">Thang tin cậy trích xuất 3 mức</w:t>
+      </w:r>
+      <w:r>
+        <w:t xml:space="preserve"> </w:t>
+      </w:r>
+      <w:r>
+        <w:t xml:space="preserve">gắn trực tiếp với chuẩn quy đổi Peterson &amp; Brown (2005).</w:t>
+      </w:r>
+    </w:p>
+    <w:p>
+      <w:pPr>
+        <w:numPr>
+          <w:ilvl w:val="0"/>
+          <w:numId w:val="1006"/>
+        </w:numPr>
+        <w:pStyle w:val="Compact"/>
+      </w:pPr>
+      <w:r>
+        <w:rPr>
+          <w:bCs/>
+          <w:b/>
+        </w:rPr>
+        <w:t xml:space="preserve">Quy trình PI verify → irreversible lock</w:t>
+      </w:r>
+      <w:r>
+        <w:t xml:space="preserve"> </w:t>
+      </w:r>
+      <w:r>
+        <w:t xml:space="preserve">với audit trail — phân biệt rõ "bản nháp của máy" và</w:t>
+      </w:r>
+      <w:r>
+        <w:t xml:space="preserve"> </w:t>
+      </w:r>
+      <w:r>
+        <w:t xml:space="preserve">"quyết định của nhà nghiên cứu", phù hợp luận án và nghiên cứu bình duyệt.</w:t>
+      </w:r>
+    </w:p>
+    <w:p>
+      <w:pPr>
+        <w:numPr>
+          <w:ilvl w:val="0"/>
+          <w:numId w:val="1006"/>
+        </w:numPr>
+        <w:pStyle w:val="Compact"/>
+      </w:pPr>
+      <w:r>
+        <w:rPr>
+          <w:bCs/>
+          <w:b/>
+        </w:rPr>
+        <w:t xml:space="preserve">Lược đồ biến điều tiết độc quyền của luận án</w:t>
+      </w:r>
+      <w:r>
+        <w:t xml:space="preserve"> </w:t>
+      </w:r>
+      <w:r>
+        <w:t xml:space="preserve">(ICRV / cDAI / DPL) tích hợp sẵn.</w:t>
+      </w:r>
+    </w:p>
+    <w:p>
+      <w:pPr>
+        <w:numPr>
+          <w:ilvl w:val="0"/>
+          <w:numId w:val="1006"/>
+        </w:numPr>
+        <w:pStyle w:val="Compact"/>
+      </w:pPr>
+      <w:r>
+        <w:rPr>
+          <w:bCs/>
+          <w:b/>
+        </w:rPr>
+        <w:t xml:space="preserve">Kiến trúc một-tệp client-side</w:t>
+      </w:r>
+      <w:r>
+        <w:t xml:space="preserve"> </w:t>
+      </w:r>
+      <w:r>
+        <w:t xml:space="preserve">không máy chủ: khả chuyển, tái lập và bảo mật cao (dữ liệu</w:t>
+      </w:r>
+      <w:r>
+        <w:t xml:space="preserve"> </w:t>
+      </w:r>
+      <w:r>
+        <w:t xml:space="preserve">không rời trình duyệt), phù hợp nộp kèm hồ sơ bản quyền dưới dạng một bản sao mã nguồn tự chứa.</w:t>
+      </w:r>
+    </w:p>
+    <w:bookmarkEnd w:id="34"/>
+    <w:bookmarkStart w:id="35" w:name="Xec711b38c43e36ee022489ad477e75d0774d785"/>
+    <w:p>
+      <w:pPr>
+        <w:pStyle w:val="Heading2"/>
+      </w:pPr>
+      <w:r>
+        <w:t xml:space="preserve">9. CÔNG NGHỆ SỬ DỤNG</w:t>
+      </w:r>
+    </w:p>
+    <w:p>
+      <w:pPr>
+        <w:pStyle w:val="FirstParagraph"/>
+      </w:pPr>
+      <w:r>
+        <w:t xml:space="preserve">Một tệp</w:t>
+      </w:r>
+      <w:r>
+        <w:t xml:space="preserve"> </w:t>
+      </w:r>
+      <w:r>
+        <w:rPr>
+          <w:rStyle w:val="VerbatimChar"/>
+        </w:rPr>
+        <w:t xml:space="preserve">MAIDA_intake.html</w:t>
+      </w:r>
+      <w:r>
+        <w:t xml:space="preserve">: HTML5, JavaScript (ES2017+), CSS thuần (không framework); thư viện</w:t>
+      </w:r>
+      <w:r>
+        <w:t xml:space="preserve"> </w:t>
+      </w:r>
+      <w:r>
+        <w:rPr>
+          <w:bCs/>
+          <w:b/>
+        </w:rPr>
+        <w:t xml:space="preserve">PDF.js 3.11</w:t>
+      </w:r>
+      <w:r>
+        <w:t xml:space="preserve"> </w:t>
+      </w:r>
+      <w:r>
+        <w:t xml:space="preserve">(đọc PDF) nạp từ CDN; trích xuất AI dùng</w:t>
+      </w:r>
+      <w:r>
+        <w:t xml:space="preserve"> </w:t>
+      </w:r>
+      <w:r>
+        <w:rPr>
+          <w:bCs/>
+          <w:b/>
+        </w:rPr>
+        <w:t xml:space="preserve">Claude</w:t>
+      </w:r>
+      <w:r>
+        <w:t xml:space="preserve"> </w:t>
+      </w:r>
+      <w:r>
+        <w:t xml:space="preserve">qua API artifact</w:t>
+      </w:r>
+      <w:r>
+        <w:t xml:space="preserve"> </w:t>
+      </w:r>
+      <w:r>
+        <w:rPr>
+          <w:rStyle w:val="VerbatimChar"/>
+        </w:rPr>
+        <w:t xml:space="preserve">window.claude.complete</w:t>
+      </w:r>
+      <w:r>
+        <w:t xml:space="preserve"> </w:t>
+      </w:r>
+      <w:r>
+        <w:t xml:space="preserve">(model do môi trường claude.ai cung cấp, không nhúng khóa API trong mã</w:t>
+      </w:r>
+      <w:r>
+        <w:t xml:space="preserve"> </w:t>
+      </w:r>
+      <w:r>
+        <w:t xml:space="preserve">nguồn). Không sử dụng máy chủ, cơ sở dữ liệu ngoài, hay bước biên dịch; chạy trực tiếp trên mọi</w:t>
+      </w:r>
+      <w:r>
+        <w:t xml:space="preserve"> </w:t>
+      </w:r>
+      <w:r>
+        <w:t xml:space="preserve">trình duyệt hiện đại.</w:t>
+      </w:r>
+    </w:p>
+    <w:bookmarkEnd w:id="35"/>
+    <w:bookmarkStart w:id="36" w:name="X69e0a61df68d3c468bb0dcc54c51dcca2d1a283"/>
+    <w:p>
+      <w:pPr>
+        <w:pStyle w:val="Heading2"/>
+      </w:pPr>
+      <w:r>
+        <w:t xml:space="preserve">10. ĐỐI TƯỢNG NGƯỜI DÙNG</w:t>
+      </w:r>
+    </w:p>
+    <w:p>
+      <w:pPr>
+        <w:pStyle w:val="FirstParagraph"/>
+      </w:pPr>
+      <w:r>
+        <w:t xml:space="preserve">Nghiên cứu sinh, giảng viên, nhóm nghiên cứu thực hiện tổng quan hệ thống và phân tích tổng hợp</w:t>
+      </w:r>
+      <w:r>
+        <w:t xml:space="preserve"> </w:t>
+      </w:r>
+      <w:r>
+        <w:t xml:space="preserve">trong kinh doanh quốc tế, chiến lược, quản trị — những người cần một quy trình trích xuất</w:t>
+      </w:r>
+      <w:r>
+        <w:t xml:space="preserve"> </w:t>
+      </w:r>
+      <w:r>
+        <w:rPr>
+          <w:bCs/>
+          <w:b/>
+        </w:rPr>
+        <w:t xml:space="preserve">vừa</w:t>
+      </w:r>
+      <w:r>
+        <w:rPr>
+          <w:bCs/>
+          <w:b/>
+        </w:rPr>
+        <w:t xml:space="preserve"> </w:t>
+      </w:r>
+      <w:r>
+        <w:rPr>
+          <w:bCs/>
+          <w:b/>
+        </w:rPr>
+        <w:t xml:space="preserve">nhanh vừa có kiểm chứng của con người</w:t>
+      </w:r>
+      <w:r>
+        <w:t xml:space="preserve">.</w:t>
+      </w:r>
+    </w:p>
+    <w:bookmarkEnd w:id="36"/>
+    <w:bookmarkStart w:id="37" w:name="Xdcb63621648dbfd3780f17dd9c12be8a4c09765"/>
+    <w:p>
+      <w:pPr>
+        <w:pStyle w:val="Heading2"/>
+      </w:pPr>
+      <w:r>
+        <w:t xml:space="preserve">11. QUAN HỆ VỚI LUẬN ÁN (định vị trung thực)</w:t>
+      </w:r>
+    </w:p>
+    <w:p>
+      <w:pPr>
+        <w:pStyle w:val="FirstParagraph"/>
+      </w:pPr>
+      <w:r>
+        <w:t xml:space="preserve">M-AIDA là</w:t>
+      </w:r>
+      <w:r>
+        <w:t xml:space="preserve"> </w:t>
+      </w:r>
+      <w:r>
+        <w:rPr>
+          <w:bCs/>
+          <w:b/>
+        </w:rPr>
+        <w:t xml:space="preserve">đóng góp về phương pháp/hạ tầng nghiên cứu</w:t>
+      </w:r>
+      <w:r>
+        <w:t xml:space="preserve"> </w:t>
+      </w:r>
+      <w:r>
+        <w:t xml:space="preserve">trong khuôn khổ luận án — một công cụ do</w:t>
+      </w:r>
+      <w:r>
+        <w:t xml:space="preserve"> </w:t>
+      </w:r>
+      <w:r>
+        <w:t xml:space="preserve">tác giả xây dựng để</w:t>
+      </w:r>
+      <w:r>
+        <w:t xml:space="preserve"> </w:t>
+      </w:r>
+      <w:r>
+        <w:rPr>
+          <w:bCs/>
+          <w:b/>
+        </w:rPr>
+        <w:t xml:space="preserve">tăng tốc bước trích xuất</w:t>
+      </w:r>
+      <w:r>
+        <w:t xml:space="preserve"> </w:t>
+      </w:r>
+      <w:r>
+        <w:t xml:space="preserve">dữ liệu sơ cấp cho phân tích tổng hợp, với</w:t>
+      </w:r>
+      <w:r>
+        <w:t xml:space="preserve"> </w:t>
+      </w:r>
+      <w:r>
+        <w:rPr>
+          <w:bCs/>
+          <w:b/>
+        </w:rPr>
+        <w:t xml:space="preserve">xác</w:t>
+      </w:r>
+      <w:r>
+        <w:rPr>
+          <w:bCs/>
+          <w:b/>
+        </w:rPr>
+        <w:t xml:space="preserve"> </w:t>
+      </w:r>
+      <w:r>
+        <w:rPr>
+          <w:bCs/>
+          <w:b/>
+        </w:rPr>
+        <w:t xml:space="preserve">nhận bắt buộc của con người</w:t>
+      </w:r>
+      <w:r>
+        <w:t xml:space="preserve"> </w:t>
+      </w:r>
+      <w:r>
+        <w:t xml:space="preserve">ở mọi bản ghi. M-AIDA</w:t>
+      </w:r>
+      <w:r>
+        <w:t xml:space="preserve"> </w:t>
+      </w:r>
+      <w:r>
+        <w:rPr>
+          <w:bCs/>
+          <w:b/>
+        </w:rPr>
+        <w:t xml:space="preserve">không phải là nguồn tạo ra kết quả chưa kiểm</w:t>
+      </w:r>
+      <w:r>
+        <w:rPr>
+          <w:bCs/>
+          <w:b/>
+        </w:rPr>
+        <w:t xml:space="preserve"> </w:t>
+      </w:r>
+      <w:r>
+        <w:rPr>
+          <w:bCs/>
+          <w:b/>
+        </w:rPr>
+        <w:t xml:space="preserve">chứng</w:t>
+      </w:r>
+      <w:r>
+        <w:t xml:space="preserve">: nó hỗ trợ quy trình, còn trách nhiệm khoa học thuộc về nhà nghiên cứu. Vì M-AIDA được mô tả</w:t>
+      </w:r>
+      <w:r>
+        <w:t xml:space="preserve"> </w:t>
+      </w:r>
+      <w:r>
+        <w:t xml:space="preserve">ở chương phương pháp của luận án như một công cụ hỗ trợ (có người trong vòng lặp), bài báo P6 báo</w:t>
+      </w:r>
+      <w:r>
+        <w:t xml:space="preserve"> </w:t>
+      </w:r>
+      <w:r>
+        <w:t xml:space="preserve">cáo trích xuất theo quy trình có kiểm chứng của con người và</w:t>
+      </w:r>
+      <w:r>
+        <w:t xml:space="preserve"> </w:t>
+      </w:r>
+      <w:r>
+        <w:rPr>
+          <w:bCs/>
+          <w:b/>
+        </w:rPr>
+        <w:t xml:space="preserve">không lệ thuộc</w:t>
+      </w:r>
+      <w:r>
+        <w:t xml:space="preserve"> </w:t>
+      </w:r>
+      <w:r>
+        <w:t xml:space="preserve">vào tính tự động của</w:t>
+      </w:r>
+      <w:r>
+        <w:t xml:space="preserve"> </w:t>
+      </w:r>
+      <w:r>
+        <w:t xml:space="preserve">phần mềm.</w:t>
+      </w:r>
+    </w:p>
+    <w:bookmarkEnd w:id="37"/>
+    <w:bookmarkStart w:id="38" w:name="Xe7ff42270455896e0a4ee1956611723df3d0e00"/>
+    <w:p>
+      <w:pPr>
+        <w:pStyle w:val="Heading2"/>
+      </w:pPr>
+      <w:r>
+        <w:t xml:space="preserve">12. NGÀY HOÀN THÀNH / TÌNH TRẠNG CÔNG BỐ</w:t>
+      </w:r>
+    </w:p>
+    <w:p>
+      <w:pPr>
+        <w:pStyle w:val="FirstParagraph"/>
+      </w:pPr>
+      <w:r>
+        <w:t xml:space="preserve">Ngày hoàn thành phiên bản 7.0.0:</w:t>
+      </w:r>
+      <w:r>
+        <w:t xml:space="preserve"> </w:t>
+      </w:r>
+      <w:r>
+        <w:rPr>
+          <w:bCs/>
+          <w:b/>
+        </w:rPr>
+        <w:t xml:space="preserve">29/05/2026</w:t>
+      </w:r>
+      <w:r>
+        <w:t xml:space="preserve"> </w:t>
+      </w:r>
+      <w:r>
+        <w:t xml:space="preserve">(commit cuối của</w:t>
+      </w:r>
+      <w:r>
+        <w:t xml:space="preserve"> </w:t>
+      </w:r>
+      <w:r>
+        <w:rPr>
+          <w:rStyle w:val="VerbatimChar"/>
+        </w:rPr>
+        <w:t xml:space="preserve">MAIDA_intake.html</w:t>
+      </w:r>
+      <w:r>
+        <w:t xml:space="preserve"> </w:t>
+      </w:r>
+      <w:r>
+        <w:t xml:space="preserve">trong repository</w:t>
+      </w:r>
+      <w:r>
+        <w:t xml:space="preserve"> </w:t>
+      </w:r>
+      <w:r>
+        <w:t xml:space="preserve">nghiên cứu của tác giả). Tình trạng công bố tại thời điểm nộp hồ sơ: tác giả</w:t>
+      </w:r>
+      <w:r>
+        <w:t xml:space="preserve"> </w:t>
+      </w:r>
+      <w:r>
+        <w:rPr>
+          <w:bCs/>
+          <w:b/>
+        </w:rPr>
+        <w:t xml:space="preserve">chọn 1 trong 2 ô</w:t>
+      </w:r>
+      <w:r>
+        <w:t xml:space="preserve"> </w:t>
+      </w:r>
+      <w:r>
+        <w:t xml:space="preserve">dưới</w:t>
+      </w:r>
+      <w:r>
+        <w:t xml:space="preserve"> </w:t>
+      </w:r>
+      <w:r>
+        <w:t xml:space="preserve">đây và đánh dấu ô tương ứng trên Tờ khai Cục Bản quyền:</w:t>
+      </w:r>
+    </w:p>
+    <w:p>
+      <w:pPr>
+        <w:numPr>
+          <w:ilvl w:val="0"/>
+          <w:numId w:val="1007"/>
+        </w:numPr>
+        <w:pStyle w:val="Compact"/>
+      </w:pPr>
+      <w:r>
         <w:t xml:space="preserve">☐</w:t>
       </w:r>
       <w:r>
@@ -3267,6 +3416,46 @@
           <w:bCs/>
           <w:b/>
         </w:rPr>
+        <w:t xml:space="preserve">Đã công bố</w:t>
+      </w:r>
+      <w:r>
+        <w:t xml:space="preserve">: Mã nguồn lưu công khai tại repository</w:t>
+      </w:r>
+      <w:r>
+        <w:t xml:space="preserve"> </w:t>
+      </w:r>
+      <w:r>
+        <w:rPr>
+          <w:rStyle w:val="VerbatimChar"/>
+        </w:rPr>
+        <w:t xml:space="preserve">https://github.com/thuyhuongctu-cell/MY_THESIS_PHD_CANDIDATE_26/tree/main/p6/tools/maida</w:t>
+      </w:r>
+      <w:r>
+        <w:t xml:space="preserve"> </w:t>
+      </w:r>
+      <w:r>
+        <w:t xml:space="preserve">từ ngày 29/05/2026. (Chọn ô này nếu repository GitHub đang ở chế độ public tại thời điểm nộp.)</w:t>
+      </w:r>
+    </w:p>
+    <w:p>
+      <w:pPr>
+        <w:numPr>
+          <w:ilvl w:val="0"/>
+          <w:numId w:val="1007"/>
+        </w:numPr>
+        <w:pStyle w:val="Compact"/>
+      </w:pPr>
+      <w:r>
+        <w:t xml:space="preserve">☐</w:t>
+      </w:r>
+      <w:r>
+        <w:t xml:space="preserve"> </w:t>
+      </w:r>
+      <w:r>
+        <w:rPr>
+          <w:bCs/>
+          <w:b/>
+        </w:rPr>
         <w:t xml:space="preserve">Chưa công bố</w:t>
       </w:r>
       <w:r>
@@ -3285,8 +3474,8 @@
         <w:t xml:space="preserve">độ private tại thời điểm nộp; trong trường hợp này khuyến nghị giữ private cho đến khi nhận cert.)</w:t>
       </w:r>
     </w:p>
-    <w:bookmarkEnd w:id="36"/>
-    <w:bookmarkStart w:id="37" w:name="Xe8c8bc435a01a0f1d3533f8f2af16bbb628c41a"/>
+    <w:bookmarkEnd w:id="38"/>
+    <w:bookmarkStart w:id="39" w:name="Xe8c8bc435a01a0f1d3533f8f2af16bbb628c41a"/>
     <w:p>
       <w:pPr>
         <w:pStyle w:val="Heading2"/>
@@ -3324,8 +3513,8 @@
         <w:t xml:space="preserve">Liên hệ cấp phép: huongp1323001@gstudent.ctu.edu.vn</w:t>
       </w:r>
     </w:p>
-    <w:bookmarkEnd w:id="37"/>
-    <w:bookmarkStart w:id="38" w:name="X624bb739bdb7864f334a66fc69faa716c8e90b7"/>
+    <w:bookmarkEnd w:id="39"/>
+    <w:bookmarkStart w:id="40" w:name="X624bb739bdb7864f334a66fc69faa716c8e90b7"/>
     <w:p>
       <w:pPr>
         <w:pStyle w:val="Heading2"/>
@@ -3407,8 +3596,8 @@
         </w:pict>
       </w:r>
     </w:p>
-    <w:bookmarkEnd w:id="38"/>
-    <w:bookmarkStart w:id="39" w:name="phụ-lục--danh-mục-tệp-mã-nguồn-nộp-kèm"/>
+    <w:bookmarkEnd w:id="40"/>
+    <w:bookmarkStart w:id="41" w:name="phụ-lục--danh-mục-tệp-mã-nguồn-nộp-kèm"/>
     <w:p>
       <w:pPr>
         <w:pStyle w:val="Heading2"/>
@@ -3973,8 +4162,8 @@
         <w:t xml:space="preserve">.</w:t>
       </w:r>
     </w:p>
-    <w:bookmarkEnd w:id="39"/>
-    <w:bookmarkEnd w:id="40"/>
+    <w:bookmarkEnd w:id="41"/>
+    <w:bookmarkEnd w:id="42"/>
     <w:sectPr>
       <w:pgSz w:h="16838" w:w="11906"/>
       <w:pgMar w:bottom="1417" w:left="1417" w:right="1417" w:top="1417"/>
@@ -4255,6 +4444,9 @@
     <w:abstractNumId w:val="991"/>
   </w:num>
   <w:num w:numId="1003">
+    <w:abstractNumId w:val="991"/>
+  </w:num>
+  <w:num w:numId="1004">
     <w:abstractNumId w:val="99411"/>
     <w:lvlOverride w:ilvl="0">
       <w:startOverride w:val="1"/>
@@ -4284,10 +4476,10 @@
       <w:startOverride w:val="1"/>
     </w:lvlOverride>
   </w:num>
-  <w:num w:numId="1004">
+  <w:num w:numId="1005">
     <w:abstractNumId w:val="991"/>
   </w:num>
-  <w:num w:numId="1005">
+  <w:num w:numId="1006">
     <w:abstractNumId w:val="99411"/>
     <w:lvlOverride w:ilvl="0">
       <w:startOverride w:val="1"/>
@@ -4317,7 +4509,7 @@
       <w:startOverride w:val="1"/>
     </w:lvlOverride>
   </w:num>
-  <w:num w:numId="1006">
+  <w:num w:numId="1007">
     <w:abstractNumId w:val="991"/>
   </w:num>
 </w:numbering>

--- a/p6/submission/maida_copyright/00_mo_ta_tac_pham_vi.docx
+++ b/p6/submission/maida_copyright/00_mo_ta_tac_pham_vi.docx
@@ -301,13 +301,25 @@
       </w:r>
     </w:p>
     <w:bookmarkEnd w:id="23"/>
-    <w:bookmarkStart w:id="24" w:name="X695e73bb73a99234dc2cbcd365b0b8659e6618f"/>
+    <w:bookmarkStart w:id="24" w:name="X0b5e268c0478b008c8a744c7ba6389213ac6ffc"/>
     <w:p>
       <w:pPr>
         <w:pStyle w:val="Heading3"/>
       </w:pPr>
       <w:r>
-        <w:t xml:space="preserve">3.2 Chủ sở hữu —</w:t>
+        <w:t xml:space="preserve">3.2 Chủ sở hữu</w:t>
+      </w:r>
+    </w:p>
+    <w:p>
+      <w:pPr>
+        <w:pStyle w:val="FirstParagraph"/>
+      </w:pPr>
+      <w:r>
+        <w:rPr>
+          <w:bCs/>
+          <w:b/>
+        </w:rPr>
+        <w:t xml:space="preserve">Áp dụng Điều 27.1 Luật SHTT 2005 (sđ 2022):</w:t>
       </w:r>
       <w:r>
         <w:t xml:space="preserve"> </w:t>
@@ -317,64 +329,130 @@
           <w:iCs/>
           <w:i/>
         </w:rPr>
-        <w:t xml:space="preserve">Tác giả chọn 1 trong 3 mô hình dưới đây sau khi consult Phòng KHCN CTU</w:t>
-      </w:r>
-    </w:p>
-    <w:p>
-      <w:pPr>
-        <w:pStyle w:val="BlockText"/>
-      </w:pPr>
-      <w:r>
-        <w:rPr>
-          <w:bCs/>
-          <w:b/>
-        </w:rPr>
-        <w:t xml:space="preserve">Lưu ý quan trọng:</w:t>
-      </w:r>
-      <w:r>
-        <w:t xml:space="preserve"> </w:t>
-      </w:r>
-      <w:r>
-        <w:t xml:space="preserve">Vì Trường Đại học Cần Thơ là cơ sở cấp bằng PhD của Đỗ Thị Thúy Hương,</w:t>
-      </w:r>
-      <w:r>
-        <w:t xml:space="preserve"> </w:t>
-      </w:r>
-      <w:r>
-        <w:t xml:space="preserve">chủ sở hữu chính thức của M-AIDA phải được xác định theo quy chế sở hữu trí tuệ của Nhà trường</w:t>
-      </w:r>
-      <w:r>
-        <w:t xml:space="preserve"> </w:t>
-      </w:r>
-      <w:r>
-        <w:t xml:space="preserve">(Điều 27.2 Luật SHTT 2005). Trước khi nộp hồ sơ, tác giả cần xin văn bản xác nhận từ Phòng</w:t>
-      </w:r>
-      <w:r>
-        <w:t xml:space="preserve"> </w:t>
-      </w:r>
-      <w:r>
-        <w:t xml:space="preserve">Khoa học Công nghệ CTU. Xem</w:t>
-      </w:r>
-      <w:r>
-        <w:t xml:space="preserve"> </w:t>
-      </w:r>
-      <w:r>
-        <w:rPr>
-          <w:rStyle w:val="VerbatimChar"/>
-        </w:rPr>
-        <w:t xml:space="preserve">04_phan_tich_chu_so_huu_va_ctu.md</w:t>
-      </w:r>
-      <w:r>
-        <w:t xml:space="preserve"> </w:t>
-      </w:r>
-      <w:r>
-        <w:t xml:space="preserve">để biết quy trình và template</w:t>
-      </w:r>
-      <w:r>
-        <w:t xml:space="preserve"> </w:t>
-      </w:r>
-      <w:r>
-        <w:t xml:space="preserve">thư xin ý kiến.</w:t>
+        <w:t xml:space="preserve">"Tác giả là chủ sở hữu quyền tác giả đối với tác</w:t>
+      </w:r>
+      <w:r>
+        <w:rPr>
+          <w:iCs/>
+          <w:i/>
+        </w:rPr>
+        <w:t xml:space="preserve"> </w:t>
+      </w:r>
+      <w:r>
+        <w:rPr>
+          <w:iCs/>
+          <w:i/>
+        </w:rPr>
+        <w:t xml:space="preserve">phẩm do mình tự sáng tạo bằng thời gian, tài chính và cơ sở vật chất - kỹ thuật của mình."</w:t>
+      </w:r>
+    </w:p>
+    <w:p>
+      <w:pPr>
+        <w:pStyle w:val="BodyText"/>
+      </w:pPr>
+      <w:r>
+        <w:t xml:space="preserve">Phần mềm M-AIDA v7.0 được phát triển hoàn toàn bằng nguồn lực cá nhân của (các) tác giả;</w:t>
+      </w:r>
+      <w:r>
+        <w:t xml:space="preserve"> </w:t>
+      </w:r>
+      <w:r>
+        <w:rPr>
+          <w:bCs/>
+          <w:b/>
+        </w:rPr>
+        <w:t xml:space="preserve">không</w:t>
+      </w:r>
+      <w:r>
+        <w:rPr>
+          <w:bCs/>
+          <w:b/>
+        </w:rPr>
+        <w:t xml:space="preserve"> </w:t>
+      </w:r>
+      <w:r>
+        <w:rPr>
+          <w:bCs/>
+          <w:b/>
+        </w:rPr>
+        <w:t xml:space="preserve">sử dụng kinh phí, học bổng, máy chủ hay cơ sở vật chất chuyên dụng của Trường Đại học Cần Thơ</w:t>
+      </w:r>
+      <w:r>
+        <w:rPr>
+          <w:bCs/>
+          <w:b/>
+        </w:rPr>
+        <w:t xml:space="preserve"> </w:t>
+      </w:r>
+      <w:r>
+        <w:rPr>
+          <w:bCs/>
+          <w:b/>
+        </w:rPr>
+        <w:t xml:space="preserve">hoặc bất kỳ tổ chức nào khác</w:t>
+      </w:r>
+      <w:r>
+        <w:t xml:space="preserve">. Các Quyết định của Trường Đại học Cần Thơ liên quan đến nghiên cứu</w:t>
+      </w:r>
+      <w:r>
+        <w:t xml:space="preserve"> </w:t>
+      </w:r>
+      <w:r>
+        <w:t xml:space="preserve">sinh (số 3010/QĐ-ĐHCT ngày 23/6/2023, số 4768/QĐ-ĐHCT ngày 15/10/2024, số 4769/QĐ-ĐHCT ngày</w:t>
+      </w:r>
+      <w:r>
+        <w:t xml:space="preserve"> </w:t>
+      </w:r>
+      <w:r>
+        <w:t xml:space="preserve">15/10/2024) chỉ giao đề tài học thuật, KHÔNG giao nhiệm vụ phát triển phần mềm; do đó Điều 27.2</w:t>
+      </w:r>
+      <w:r>
+        <w:t xml:space="preserve"> </w:t>
+      </w:r>
+      <w:r>
+        <w:t xml:space="preserve">Luật SHTT về "tổ chức giao nhiệm vụ sáng tạo" không áp dụng.</w:t>
+      </w:r>
+    </w:p>
+    <w:p>
+      <w:pPr>
+        <w:pStyle w:val="BodyText"/>
+      </w:pPr>
+      <w:r>
+        <w:rPr>
+          <w:bCs/>
+          <w:b/>
+        </w:rPr>
+        <w:t xml:space="preserve">Chủ sở hữu</w:t>
+      </w:r>
+      <w:r>
+        <w:t xml:space="preserve"> </w:t>
+      </w:r>
+      <w:r>
+        <w:t xml:space="preserve">—</w:t>
+      </w:r>
+      <w:r>
+        <w:t xml:space="preserve"> </w:t>
+      </w:r>
+      <w:r>
+        <w:rPr>
+          <w:iCs/>
+          <w:i/>
+        </w:rPr>
+        <w:t xml:space="preserve">Tác giả tick MỘT ô dưới đây sau khi confirm với PGS.TS. Phan Anh Tú về</w:t>
+      </w:r>
+      <w:r>
+        <w:rPr>
+          <w:iCs/>
+          <w:i/>
+        </w:rPr>
+        <w:t xml:space="preserve"> </w:t>
+      </w:r>
+      <w:r>
+        <w:rPr>
+          <w:iCs/>
+          <w:i/>
+        </w:rPr>
+        <w:t xml:space="preserve">đóng góp lập trình:</w:t>
       </w:r>
     </w:p>
     <w:p>
@@ -396,19 +474,35 @@
           <w:bCs/>
           <w:b/>
         </w:rPr>
-        <w:t xml:space="preserve">Mô hình A</w:t>
-      </w:r>
-      <w:r>
-        <w:t xml:space="preserve"> </w:t>
-      </w:r>
-      <w:r>
-        <w:t xml:space="preserve">— Đồng chủ sở hữu cá nhân (áp dụng nếu CTU xác nhận không claim ownership):</w:t>
-      </w:r>
-      <w:r>
-        <w:t xml:space="preserve"> </w:t>
-      </w:r>
-      <w:r>
-        <w:t xml:space="preserve">Đỗ Thị Thúy Hương + Phan Anh Tú.</w:t>
+        <w:t xml:space="preserve">Phương án A.1</w:t>
+      </w:r>
+      <w:r>
+        <w:t xml:space="preserve"> </w:t>
+      </w:r>
+      <w:r>
+        <w:t xml:space="preserve">(NCS solo, mặc định nếu Phan Anh Tú KHÔNG trực tiếp lập trình):</w:t>
+      </w:r>
+      <w:r>
+        <w:t xml:space="preserve"> </w:t>
+      </w:r>
+      <w:r>
+        <w:rPr>
+          <w:bCs/>
+          <w:b/>
+        </w:rPr>
+        <w:t xml:space="preserve">Đỗ Thị Thúy Hương</w:t>
+      </w:r>
+      <w:r>
+        <w:t xml:space="preserve"> </w:t>
+      </w:r>
+      <w:r>
+        <w:t xml:space="preserve">là chủ sở hữu duy nhất. PGS.TS. Phan Anh Tú được ghi nhận trong</w:t>
+      </w:r>
+      <w:r>
+        <w:t xml:space="preserve"> </w:t>
+      </w:r>
+      <w:r>
+        <w:t xml:space="preserve">Acknowledgements với vai trò Người hướng dẫn khoa học của luận án.</w:t>
       </w:r>
     </w:p>
     <w:p>
@@ -430,53 +524,35 @@
           <w:bCs/>
           <w:b/>
         </w:rPr>
-        <w:t xml:space="preserve">Mô hình B</w:t>
-      </w:r>
-      <w:r>
-        <w:t xml:space="preserve"> </w:t>
-      </w:r>
-      <w:r>
-        <w:t xml:space="preserve">— Đồng chủ sở hữu cá nhân + Nhà trường (khuyến nghị nếu chưa rõ chính sách):</w:t>
-      </w:r>
-      <w:r>
-        <w:t xml:space="preserve"> </w:t>
-      </w:r>
-      <w:r>
-        <w:t xml:space="preserve">Đỗ Thị Thúy Hương + Phan Anh Tú + Trường Đại học Cần Thơ.</w:t>
-      </w:r>
-    </w:p>
-    <w:p>
-      <w:pPr>
-        <w:numPr>
-          <w:ilvl w:val="0"/>
-          <w:numId w:val="1001"/>
-        </w:numPr>
-        <w:pStyle w:val="Compact"/>
-      </w:pPr>
-      <w:r>
-        <w:t xml:space="preserve">☐</w:t>
-      </w:r>
-      <w:r>
-        <w:t xml:space="preserve"> </w:t>
-      </w:r>
-      <w:r>
-        <w:rPr>
-          <w:bCs/>
-          <w:b/>
-        </w:rPr>
-        <w:t xml:space="preserve">Mô hình C</w:t>
-      </w:r>
-      <w:r>
-        <w:t xml:space="preserve"> </w:t>
-      </w:r>
-      <w:r>
-        <w:t xml:space="preserve">— Trường Đại học Cần Thơ là chủ sở hữu duy nhất; hai tác giả giữ quyền nhân</w:t>
-      </w:r>
-      <w:r>
-        <w:t xml:space="preserve"> </w:t>
-      </w:r>
-      <w:r>
-        <w:t xml:space="preserve">thân theo Điều 19 (áp dụng nếu CTU yêu cầu sole ownership).</w:t>
+        <w:t xml:space="preserve">Phương án A.2</w:t>
+      </w:r>
+      <w:r>
+        <w:t xml:space="preserve"> </w:t>
+      </w:r>
+      <w:r>
+        <w:t xml:space="preserve">(đồng chủ sở hữu, nếu Phan Anh Tú có trực tiếp đóng góp code/design):</w:t>
+      </w:r>
+      <w:r>
+        <w:t xml:space="preserve"> </w:t>
+      </w:r>
+      <w:r>
+        <w:rPr>
+          <w:bCs/>
+          <w:b/>
+        </w:rPr>
+        <w:t xml:space="preserve">Đỗ Thị Thúy Hương + PGS.TS. Phan Anh Tú</w:t>
+      </w:r>
+      <w:r>
+        <w:t xml:space="preserve"> </w:t>
+      </w:r>
+      <w:r>
+        <w:t xml:space="preserve">đồng chủ sở hữu cá nhân, theo tỷ lệ thỏa thuận</w:t>
+      </w:r>
+      <w:r>
+        <w:t xml:space="preserve"> </w:t>
+      </w:r>
+      <w:r>
+        <w:t xml:space="preserve">riêng giữa hai tác giả (thông thường ghi 50/50 trừ khi có văn bản thỏa thuận khác).</w:t>
       </w:r>
     </w:p>
     <w:p>
@@ -484,347 +560,11 @@
         <w:pStyle w:val="FirstParagraph"/>
       </w:pPr>
       <w:r>
-        <w:t xml:space="preserve">Tại thời điểm đăng ký, M-AIDA</w:t>
-      </w:r>
-      <w:r>
-        <w:t xml:space="preserve"> </w:t>
-      </w:r>
-      <w:r>
-        <w:rPr>
-          <w:bCs/>
-          <w:b/>
-        </w:rPr>
-        <w:t xml:space="preserve">chưa có sản phẩm tương đương trên thị trường</w:t>
-      </w:r>
-      <w:r>
-        <w:t xml:space="preserve"> </w:t>
-      </w:r>
-      <w:r>
-        <w:t xml:space="preserve">trong phạm vi</w:t>
-      </w:r>
-      <w:r>
-        <w:t xml:space="preserve"> </w:t>
-      </w:r>
-      <w:r>
-        <w:t xml:space="preserve">công cụ trích xuất dữ liệu chuyên biệt cho phân tích tổng hợp lĩnh vực kinh doanh quốc tế.</w:t>
-      </w:r>
-    </w:p>
-    <w:p>
-      <w:pPr>
-        <w:pStyle w:val="BodyText"/>
-      </w:pPr>
-      <w:r>
-        <w:rPr>
-          <w:iCs/>
-          <w:i/>
-        </w:rPr>
-        <w:t xml:space="preserve">(Thông tin cá nhân để hoàn tất đơn COV — tác giả điền: họ tên đầy đủ, ngày sinh, địa chỉ thường</w:t>
-      </w:r>
-      <w:r>
-        <w:rPr>
-          <w:iCs/>
-          <w:i/>
-        </w:rPr>
-        <w:t xml:space="preserve"> </w:t>
-      </w:r>
-      <w:r>
-        <w:rPr>
-          <w:iCs/>
-          <w:i/>
-        </w:rPr>
-        <w:t xml:space="preserve">trú, số CCCD, điện thoại, email; quốc tịch Việt Nam.)</w:t>
-      </w:r>
-    </w:p>
-    <w:p>
-      <w:r>
-        <w:pict>
-          <v:rect style="width:0;height:1.5pt" o:hralign="center" o:hrstd="t" o:hr="t"/>
-        </w:pict>
-      </w:r>
-    </w:p>
-    <w:bookmarkEnd w:id="24"/>
-    <w:bookmarkEnd w:id="25"/>
-    <w:bookmarkStart w:id="28" w:name="Xea0793024751703a7c0882e8c843b9868efbbd6"/>
-    <w:p>
-      <w:pPr>
-        <w:pStyle w:val="Heading2"/>
-      </w:pPr>
-      <w:r>
-        <w:t xml:space="preserve">4. CƠ SỞ HỌC THUẬT VÀ ĐỘNG CƠ XÂY DỰNG (Statement of Need)</w:t>
-      </w:r>
-    </w:p>
-    <w:bookmarkStart w:id="26" w:name="Xd72ef34686eed2e7ae22b3800b488491aacfd9b"/>
-    <w:p>
-      <w:pPr>
-        <w:pStyle w:val="Heading3"/>
-      </w:pPr>
-      <w:r>
-        <w:t xml:space="preserve">4.1. Bài toán phương pháp</w:t>
-      </w:r>
-    </w:p>
-    <w:p>
-      <w:pPr>
-        <w:pStyle w:val="FirstParagraph"/>
-      </w:pPr>
-      <w:r>
-        <w:t xml:space="preserve">Phân tích tổng hợp (meta-analysis) trong kinh doanh quốc tế đòi hỏi</w:t>
-      </w:r>
-      <w:r>
-        <w:t xml:space="preserve"> </w:t>
-      </w:r>
-      <w:r>
-        <w:rPr>
-          <w:bCs/>
-          <w:b/>
-        </w:rPr>
-        <w:t xml:space="preserve">trích xuất cỡ ảnh hưởng</w:t>
-      </w:r>
-      <w:r>
-        <w:rPr>
-          <w:bCs/>
-          <w:b/>
-        </w:rPr>
-        <w:t xml:space="preserve"> </w:t>
-      </w:r>
-      <w:r>
-        <w:rPr>
-          <w:bCs/>
-          <w:b/>
-        </w:rPr>
-        <w:t xml:space="preserve">(effect size)</w:t>
-      </w:r>
-      <w:r>
-        <w:t xml:space="preserve"> </w:t>
-      </w:r>
-      <w:r>
-        <w:t xml:space="preserve">từ hàng trăm nghiên cứu sơ cấp dị biệt: hệ số tương quan Pearson</w:t>
-      </w:r>
-      <w:r>
-        <w:t xml:space="preserve"> </w:t>
-      </w:r>
-      <w:r>
-        <w:rPr>
-          <w:iCs/>
-          <w:i/>
-        </w:rPr>
-        <w:t xml:space="preserve">r</w:t>
-      </w:r>
-      <w:r>
-        <w:t xml:space="preserve">, hệ số hồi quy</w:t>
-      </w:r>
-      <w:r>
-        <w:t xml:space="preserve"> </w:t>
-      </w:r>
-      <w:r>
-        <w:t xml:space="preserve">chuẩn hóa</w:t>
-      </w:r>
-      <w:r>
-        <w:t xml:space="preserve"> </w:t>
-      </w:r>
-      <w:r>
-        <w:rPr>
-          <w:iCs/>
-          <w:i/>
-        </w:rPr>
-        <w:t xml:space="preserve">β</w:t>
-      </w:r>
-      <w:r>
-        <w:t xml:space="preserve">, thống kê</w:t>
-      </w:r>
-      <w:r>
-        <w:t xml:space="preserve"> </w:t>
-      </w:r>
-      <w:r>
-        <w:rPr>
-          <w:iCs/>
-          <w:i/>
-        </w:rPr>
-        <w:t xml:space="preserve">t</w:t>
-      </w:r>
-      <w:r>
-        <w:t xml:space="preserve">,</w:t>
-      </w:r>
-      <w:r>
-        <w:t xml:space="preserve"> </w:t>
-      </w:r>
-      <w:r>
-        <w:rPr>
-          <w:iCs/>
-          <w:i/>
-        </w:rPr>
-        <w:t xml:space="preserve">F</w:t>
-      </w:r>
-      <w:r>
-        <w:t xml:space="preserve">, giá trị</w:t>
-      </w:r>
-      <w:r>
-        <w:t xml:space="preserve"> </w:t>
-      </w:r>
-      <w:r>
-        <w:rPr>
-          <w:iCs/>
-          <w:i/>
-        </w:rPr>
-        <w:t xml:space="preserve">p</w:t>
-      </w:r>
-      <w:r>
-        <w:t xml:space="preserve">, khoảng tin cậy — kèm cỡ mẫu</w:t>
-      </w:r>
-      <w:r>
-        <w:t xml:space="preserve"> </w:t>
-      </w:r>
-      <w:r>
-        <w:rPr>
-          <w:iCs/>
-          <w:i/>
-        </w:rPr>
-        <w:t xml:space="preserve">N</w:t>
-      </w:r>
-      <w:r>
-        <w:t xml:space="preserve"> </w:t>
-      </w:r>
-      <w:r>
-        <w:t xml:space="preserve">và các biến điều</w:t>
-      </w:r>
-      <w:r>
-        <w:t xml:space="preserve"> </w:t>
-      </w:r>
-      <w:r>
-        <w:t xml:space="preserve">tiết. Thao tác này khi làm thủ công vừa</w:t>
-      </w:r>
-      <w:r>
-        <w:t xml:space="preserve"> </w:t>
-      </w:r>
-      <w:r>
-        <w:rPr>
-          <w:bCs/>
-          <w:b/>
-        </w:rPr>
-        <w:t xml:space="preserve">chậm và lặp lại</w:t>
-      </w:r>
-      <w:r>
-        <w:t xml:space="preserve">, vừa</w:t>
-      </w:r>
-      <w:r>
-        <w:t xml:space="preserve"> </w:t>
-      </w:r>
-      <w:r>
-        <w:rPr>
-          <w:bCs/>
-          <w:b/>
-        </w:rPr>
-        <w:t xml:space="preserve">dễ sai sót</w:t>
-      </w:r>
-      <w:r>
-        <w:t xml:space="preserve"> </w:t>
-      </w:r>
-      <w:r>
-        <w:t xml:space="preserve">khi quy đổi giữa các</w:t>
-      </w:r>
-      <w:r>
-        <w:t xml:space="preserve"> </w:t>
-      </w:r>
-      <w:r>
-        <w:t xml:space="preserve">dạng thống kê và khi mã hóa biến điều tiết theo một khung phân loại nhất quán. Đây là nút thắt năng</w:t>
-      </w:r>
-      <w:r>
-        <w:t xml:space="preserve"> </w:t>
-      </w:r>
-      <w:r>
-        <w:t xml:space="preserve">suất kinh điển của tổng quan hệ thống: đánh đổi giữa</w:t>
-      </w:r>
-      <w:r>
-        <w:t xml:space="preserve"> </w:t>
-      </w:r>
-      <w:r>
-        <w:rPr>
-          <w:bCs/>
-          <w:b/>
-        </w:rPr>
-        <w:t xml:space="preserve">thông lượng trích xuất</w:t>
-      </w:r>
-      <w:r>
-        <w:t xml:space="preserve"> </w:t>
-      </w:r>
-      <w:r>
-        <w:t xml:space="preserve">và</w:t>
-      </w:r>
-      <w:r>
-        <w:t xml:space="preserve"> </w:t>
-      </w:r>
-      <w:r>
-        <w:rPr>
-          <w:bCs/>
-          <w:b/>
-        </w:rPr>
-        <w:t xml:space="preserve">độ chính xác</w:t>
-      </w:r>
-      <w:r>
-        <w:t xml:space="preserve">.</w:t>
-      </w:r>
-    </w:p>
-    <w:bookmarkEnd w:id="26"/>
-    <w:bookmarkStart w:id="27" w:name="X57d53613b97000b4f2a1c6941550f037260559b"/>
-    <w:p>
-      <w:pPr>
-        <w:pStyle w:val="Heading3"/>
-      </w:pPr>
-      <w:r>
-        <w:t xml:space="preserve">4.2. Tri thức nền làm cơ sở thiết kế (knowledge-driven design)</w:t>
-      </w:r>
-    </w:p>
-    <w:p>
-      <w:pPr>
-        <w:pStyle w:val="FirstParagraph"/>
-      </w:pPr>
-      <w:r>
-        <w:t xml:space="preserve">M-AIDA</w:t>
-      </w:r>
-      <w:r>
-        <w:t xml:space="preserve"> </w:t>
-      </w:r>
-      <w:r>
-        <w:rPr>
-          <w:bCs/>
-          <w:b/>
-        </w:rPr>
-        <w:t xml:space="preserve">không phải phần mềm trích xuất tổng quát</w:t>
-      </w:r>
-      <w:r>
-        <w:t xml:space="preserve">, mà là kết tinh tri thức phương pháp luận của</w:t>
-      </w:r>
-      <w:r>
-        <w:t xml:space="preserve"> </w:t>
-      </w:r>
-      <w:r>
-        <w:t xml:space="preserve">tác giả về phân tích tổng hợp trong kinh doanh quốc tế. Cụ thể, các quy tắc nghiệp vụ được</w:t>
-      </w:r>
-      <w:r>
-        <w:t xml:space="preserve"> </w:t>
-      </w:r>
-      <w:r>
-        <w:rPr>
-          <w:bCs/>
-          <w:b/>
-        </w:rPr>
-        <w:t xml:space="preserve">mã hóa</w:t>
-      </w:r>
-      <w:r>
-        <w:rPr>
-          <w:bCs/>
-          <w:b/>
-        </w:rPr>
-        <w:t xml:space="preserve"> </w:t>
-      </w:r>
-      <w:r>
-        <w:rPr>
-          <w:bCs/>
-          <w:b/>
-        </w:rPr>
-        <w:t xml:space="preserve">trực tiếp từ chuẩn học thuật</w:t>
-      </w:r>
-      <w:r>
-        <w:t xml:space="preserve">:</w:t>
+        <w:rPr>
+          <w:bCs/>
+          <w:b/>
+        </w:rPr>
+        <w:t xml:space="preserve">Bằng chứng pháp lý đính kèm hồ sơ:</w:t>
       </w:r>
     </w:p>
     <w:p>
@@ -836,153 +576,7 @@
         <w:pStyle w:val="Compact"/>
       </w:pPr>
       <w:r>
-        <w:rPr>
-          <w:bCs/>
-          <w:b/>
-        </w:rPr>
-        <w:t xml:space="preserve">Thứ tự ưu tiên thống kê</w:t>
-      </w:r>
-      <w:r>
-        <w:t xml:space="preserve"> </w:t>
-      </w:r>
-      <w:r>
-        <w:t xml:space="preserve">và</w:t>
-      </w:r>
-      <w:r>
-        <w:t xml:space="preserve"> </w:t>
-      </w:r>
-      <w:r>
-        <w:rPr>
-          <w:bCs/>
-          <w:b/>
-        </w:rPr>
-        <w:t xml:space="preserve">công thức quy đổi về</w:t>
-      </w:r>
-      <w:r>
-        <w:rPr>
-          <w:bCs/>
-          <w:b/>
-        </w:rPr>
-        <w:t xml:space="preserve"> </w:t>
-      </w:r>
-      <w:r>
-        <w:rPr>
-          <w:iCs/>
-          <w:i/>
-          <w:bCs/>
-          <w:b/>
-        </w:rPr>
-        <w:t xml:space="preserve">r</w:t>
-      </w:r>
-      <w:r>
-        <w:t xml:space="preserve">: trực tiếp</w:t>
-      </w:r>
-      <w:r>
-        <w:t xml:space="preserve"> </w:t>
-      </w:r>
-      <w:r>
-        <w:rPr>
-          <w:iCs/>
-          <w:i/>
-        </w:rPr>
-        <w:t xml:space="preserve">r</w:t>
-      </w:r>
-      <w:r>
-        <w:t xml:space="preserve"> </w:t>
-      </w:r>
-      <w:r>
-        <w:t xml:space="preserve">→ từ</w:t>
-      </w:r>
-      <w:r>
-        <w:t xml:space="preserve"> </w:t>
-      </w:r>
-      <w:r>
-        <w:rPr>
-          <w:iCs/>
-          <w:i/>
-        </w:rPr>
-        <w:t xml:space="preserve">t</w:t>
-      </w:r>
-      <w:r>
-        <w:t xml:space="preserve"> </w:t>
-      </w:r>
-      <w:r>
-        <w:t xml:space="preserve">→ từ</w:t>
-      </w:r>
-      <w:r>
-        <w:t xml:space="preserve"> </w:t>
-      </w:r>
-      <w:r>
-        <w:rPr>
-          <w:iCs/>
-          <w:i/>
-        </w:rPr>
-        <w:t xml:space="preserve">F</w:t>
-      </w:r>
-      <w:r>
-        <w:t xml:space="preserve"> </w:t>
-      </w:r>
-      <w:r>
-        <w:t xml:space="preserve">→ từ</w:t>
-      </w:r>
-      <w:r>
-        <w:t xml:space="preserve"> </w:t>
-      </w:r>
-      <w:r>
-        <w:rPr>
-          <w:iCs/>
-          <w:i/>
-        </w:rPr>
-        <w:t xml:space="preserve">β</w:t>
-      </w:r>
-      <w:r>
-        <w:t xml:space="preserve">, theo Borenstein et al. (2009) và Peterson &amp; Brown (2005) (</w:t>
-      </w:r>
-      <w:r>
-        <w:rPr>
-          <w:rStyle w:val="VerbatimChar"/>
-        </w:rPr>
-        <w:t xml:space="preserve">r = √(t²/(t²+df))</w:t>
-      </w:r>
-      <w:r>
-        <w:t xml:space="preserve">;</w:t>
-      </w:r>
-      <w:r>
-        <w:t xml:space="preserve"> </w:t>
-      </w:r>
-      <w:r>
-        <w:rPr>
-          <w:rStyle w:val="VerbatimChar"/>
-        </w:rPr>
-        <w:t xml:space="preserve">r ≈ β</w:t>
-      </w:r>
-      <w:r>
-        <w:t xml:space="preserve"> </w:t>
-      </w:r>
-      <w:r>
-        <w:t xml:space="preserve">với</w:t>
-      </w:r>
-      <w:r>
-        <w:t xml:space="preserve"> </w:t>
-      </w:r>
-      <w:r>
-        <w:t xml:space="preserve">hiệu chỉnh khi |β| nhỏ). Mỗi đường quy đổi gắn một</w:t>
-      </w:r>
-      <w:r>
-        <w:t xml:space="preserve"> </w:t>
-      </w:r>
-      <w:r>
-        <w:rPr>
-          <w:bCs/>
-          <w:b/>
-        </w:rPr>
-        <w:t xml:space="preserve">mức độ tin cậy</w:t>
-      </w:r>
-      <w:r>
-        <w:t xml:space="preserve"> </w:t>
-      </w:r>
-      <w:r>
-        <w:t xml:space="preserve">giảm dần.</w:t>
+        <w:t xml:space="preserve">Quyết định 3010/QĐ-ĐHCT (Công nhận NCS) — không có điều khoản IP</w:t>
       </w:r>
     </w:p>
     <w:p>
@@ -994,26 +588,7 @@
         <w:pStyle w:val="Compact"/>
       </w:pPr>
       <w:r>
-        <w:rPr>
-          <w:bCs/>
-          <w:b/>
-        </w:rPr>
-        <w:t xml:space="preserve">Khung biến điều tiết đặc thù của luận án</w:t>
-      </w:r>
-      <w:r>
-        <w:t xml:space="preserve">: chế độ thể chế ICRV, chỉ số áp dụng số quốc gia</w:t>
-      </w:r>
-      <w:r>
-        <w:t xml:space="preserve"> </w:t>
-      </w:r>
-      <w:r>
-        <w:t xml:space="preserve">cDAI, pha Vòng đời Nghịch lý Số DPL (Precede/Span/Follow) — các kiến tạo (construct) do chính tác</w:t>
-      </w:r>
-      <w:r>
-        <w:t xml:space="preserve"> </w:t>
-      </w:r>
-      <w:r>
-        <w:t xml:space="preserve">giả phát triển trong khung lý thuyết của luận án.</w:t>
+        <w:t xml:space="preserve">Quyết định 4768/QĐ-ĐHCT (Giao chuyên đề) — không có điều khoản IP</w:t>
       </w:r>
     </w:p>
     <w:p>
@@ -1025,20 +600,64 @@
         <w:pStyle w:val="Compact"/>
       </w:pPr>
       <w:r>
-        <w:rPr>
-          <w:bCs/>
-          <w:b/>
-        </w:rPr>
-        <w:t xml:space="preserve">Chuẩn báo cáo</w:t>
-      </w:r>
-      <w:r>
-        <w:t xml:space="preserve">: tuân thủ tinh thần PRISMA 2020 và MARS (Meta-Analysis Reporting Standards), với</w:t>
-      </w:r>
-      <w:r>
-        <w:t xml:space="preserve"> </w:t>
-      </w:r>
-      <w:r>
-        <w:t xml:space="preserve">trường dữ liệu xuất ra khớp ma trận dữ liệu của luận án.</w:t>
+        <w:t xml:space="preserve">Quyết định 4769/QĐ-ĐHCT (Điều chỉnh tên luận án) — không có điều khoản IP</w:t>
+      </w:r>
+    </w:p>
+    <w:p>
+      <w:pPr>
+        <w:numPr>
+          <w:ilvl w:val="0"/>
+          <w:numId w:val="1002"/>
+        </w:numPr>
+        <w:pStyle w:val="Compact"/>
+      </w:pPr>
+      <w:r>
+        <w:t xml:space="preserve">Bản cam đoan của NCS về nguồn lực cá nhân (xem</w:t>
+      </w:r>
+      <w:r>
+        <w:t xml:space="preserve"> </w:t>
+      </w:r>
+      <w:r>
+        <w:rPr>
+          <w:rStyle w:val="VerbatimChar"/>
+        </w:rPr>
+        <w:t xml:space="preserve">06_cam_doan_nguon_luc_ca_nhan.md</w:t>
+      </w:r>
+      <w:r>
+        <w:t xml:space="preserve">)</w:t>
+      </w:r>
+    </w:p>
+    <w:p>
+      <w:pPr>
+        <w:numPr>
+          <w:ilvl w:val="0"/>
+          <w:numId w:val="1002"/>
+        </w:numPr>
+        <w:pStyle w:val="Compact"/>
+      </w:pPr>
+      <w:r>
+        <w:t xml:space="preserve">Email thông báo Phòng KHCN CTU (xem</w:t>
+      </w:r>
+      <w:r>
+        <w:t xml:space="preserve"> </w:t>
+      </w:r>
+      <w:r>
+        <w:rPr>
+          <w:rStyle w:val="VerbatimChar"/>
+        </w:rPr>
+        <w:t xml:space="preserve">04_phan_tich_chu_so_huu_va_ctu.md</w:t>
+      </w:r>
+      <w:r>
+        <w:t xml:space="preserve"> </w:t>
+      </w:r>
+      <w:r>
+        <w:t xml:space="preserve">Section 9 — short</w:t>
+      </w:r>
+      <w:r>
+        <w:t xml:space="preserve"> </w:t>
+      </w:r>
+      <w:r>
+        <w:t xml:space="preserve">email version)</w:t>
       </w:r>
     </w:p>
     <w:p>
@@ -1046,32 +665,55 @@
         <w:pStyle w:val="FirstParagraph"/>
       </w:pPr>
       <w:r>
-        <w:t xml:space="preserve">Nói cách khác,</w:t>
-      </w:r>
-      <w:r>
-        <w:t xml:space="preserve"> </w:t>
-      </w:r>
-      <w:r>
-        <w:rPr>
-          <w:bCs/>
-          <w:b/>
-        </w:rPr>
-        <w:t xml:space="preserve">giá trị cốt lõi của M-AIDA nằm ở tri thức chuyên ngành được hệ thống hóa</w:t>
-      </w:r>
-      <w:r>
-        <w:t xml:space="preserve">, không</w:t>
-      </w:r>
-      <w:r>
-        <w:t xml:space="preserve"> </w:t>
-      </w:r>
-      <w:r>
-        <w:t xml:space="preserve">chỉ ở phần lập trình. Chính vì dựa trên hiểu biết sâu về meta-analysis trong international business</w:t>
-      </w:r>
-      <w:r>
-        <w:t xml:space="preserve"> </w:t>
-      </w:r>
-      <w:r>
-        <w:t xml:space="preserve">mà tác giả mới có thể đặc tả được system prompt, thang tin cậy, và lược đồ biến điều tiết đúng chuẩn.</w:t>
+        <w:t xml:space="preserve">Tại thời điểm đăng ký, M-AIDA</w:t>
+      </w:r>
+      <w:r>
+        <w:t xml:space="preserve"> </w:t>
+      </w:r>
+      <w:r>
+        <w:rPr>
+          <w:bCs/>
+          <w:b/>
+        </w:rPr>
+        <w:t xml:space="preserve">chưa có sản phẩm tương đương trên thị trường</w:t>
+      </w:r>
+      <w:r>
+        <w:t xml:space="preserve"> </w:t>
+      </w:r>
+      <w:r>
+        <w:t xml:space="preserve">trong phạm vi</w:t>
+      </w:r>
+      <w:r>
+        <w:t xml:space="preserve"> </w:t>
+      </w:r>
+      <w:r>
+        <w:t xml:space="preserve">công cụ trích xuất dữ liệu chuyên biệt cho phân tích tổng hợp lĩnh vực kinh doanh quốc tế.</w:t>
+      </w:r>
+    </w:p>
+    <w:p>
+      <w:pPr>
+        <w:pStyle w:val="BodyText"/>
+      </w:pPr>
+      <w:r>
+        <w:rPr>
+          <w:iCs/>
+          <w:i/>
+        </w:rPr>
+        <w:t xml:space="preserve">(Thông tin cá nhân để hoàn tất đơn COV — tác giả điền: họ tên đầy đủ, ngày sinh, địa chỉ thường</w:t>
+      </w:r>
+      <w:r>
+        <w:rPr>
+          <w:iCs/>
+          <w:i/>
+        </w:rPr>
+        <w:t xml:space="preserve"> </w:t>
+      </w:r>
+      <w:r>
+        <w:rPr>
+          <w:iCs/>
+          <w:i/>
+        </w:rPr>
+        <w:t xml:space="preserve">trú, số CCCD, điện thoại, email; quốc tịch Việt Nam.)</w:t>
       </w:r>
     </w:p>
     <w:p>
@@ -1081,15 +723,24 @@
         </w:pict>
       </w:r>
     </w:p>
-    <w:bookmarkEnd w:id="27"/>
-    <w:bookmarkEnd w:id="28"/>
-    <w:bookmarkStart w:id="29" w:name="Xec6706d6e2bac8e139ff02548dd6e2024adfc4f"/>
+    <w:bookmarkEnd w:id="24"/>
+    <w:bookmarkEnd w:id="25"/>
+    <w:bookmarkStart w:id="28" w:name="Xea0793024751703a7c0882e8c843b9868efbbd6"/>
     <w:p>
       <w:pPr>
         <w:pStyle w:val="Heading2"/>
       </w:pPr>
       <w:r>
-        <w:t xml:space="preserve">5. NGUYÊN LÝ CỐT LÕI — CON NGƯỜI TRONG VÒNG LẶP (Human-in-the-Loop)</w:t>
+        <w:t xml:space="preserve">4. CƠ SỞ HỌC THUẬT VÀ ĐỘNG CƠ XÂY DỰNG (Statement of Need)</w:t>
+      </w:r>
+    </w:p>
+    <w:bookmarkStart w:id="26" w:name="Xd72ef34686eed2e7ae22b3800b488491aacfd9b"/>
+    <w:p>
+      <w:pPr>
+        <w:pStyle w:val="Heading3"/>
+      </w:pPr>
+      <w:r>
+        <w:t xml:space="preserve">4.1. Bài toán phương pháp</w:t>
       </w:r>
     </w:p>
     <w:p>
@@ -1097,32 +748,264 @@
         <w:pStyle w:val="FirstParagraph"/>
       </w:pPr>
       <w:r>
-        <w:t xml:space="preserve">M-AIDA được thiết kế trên một nguyên lý phương pháp luận</w:t>
-      </w:r>
-      <w:r>
-        <w:t xml:space="preserve"> </w:t>
-      </w:r>
-      <w:r>
-        <w:rPr>
-          <w:bCs/>
-          <w:b/>
-        </w:rPr>
-        <w:t xml:space="preserve">bất biến</w:t>
+        <w:t xml:space="preserve">Phân tích tổng hợp (meta-analysis) trong kinh doanh quốc tế đòi hỏi</w:t>
+      </w:r>
+      <w:r>
+        <w:t xml:space="preserve"> </w:t>
+      </w:r>
+      <w:r>
+        <w:rPr>
+          <w:bCs/>
+          <w:b/>
+        </w:rPr>
+        <w:t xml:space="preserve">trích xuất cỡ ảnh hưởng</w:t>
+      </w:r>
+      <w:r>
+        <w:rPr>
+          <w:bCs/>
+          <w:b/>
+        </w:rPr>
+        <w:t xml:space="preserve"> </w:t>
+      </w:r>
+      <w:r>
+        <w:rPr>
+          <w:bCs/>
+          <w:b/>
+        </w:rPr>
+        <w:t xml:space="preserve">(effect size)</w:t>
+      </w:r>
+      <w:r>
+        <w:t xml:space="preserve"> </w:t>
+      </w:r>
+      <w:r>
+        <w:t xml:space="preserve">từ hàng trăm nghiên cứu sơ cấp dị biệt: hệ số tương quan Pearson</w:t>
+      </w:r>
+      <w:r>
+        <w:t xml:space="preserve"> </w:t>
+      </w:r>
+      <w:r>
+        <w:rPr>
+          <w:iCs/>
+          <w:i/>
+        </w:rPr>
+        <w:t xml:space="preserve">r</w:t>
+      </w:r>
+      <w:r>
+        <w:t xml:space="preserve">, hệ số hồi quy</w:t>
+      </w:r>
+      <w:r>
+        <w:t xml:space="preserve"> </w:t>
+      </w:r>
+      <w:r>
+        <w:t xml:space="preserve">chuẩn hóa</w:t>
+      </w:r>
+      <w:r>
+        <w:t xml:space="preserve"> </w:t>
+      </w:r>
+      <w:r>
+        <w:rPr>
+          <w:iCs/>
+          <w:i/>
+        </w:rPr>
+        <w:t xml:space="preserve">β</w:t>
+      </w:r>
+      <w:r>
+        <w:t xml:space="preserve">, thống kê</w:t>
+      </w:r>
+      <w:r>
+        <w:t xml:space="preserve"> </w:t>
+      </w:r>
+      <w:r>
+        <w:rPr>
+          <w:iCs/>
+          <w:i/>
+        </w:rPr>
+        <w:t xml:space="preserve">t</w:t>
+      </w:r>
+      <w:r>
+        <w:t xml:space="preserve">,</w:t>
+      </w:r>
+      <w:r>
+        <w:t xml:space="preserve"> </w:t>
+      </w:r>
+      <w:r>
+        <w:rPr>
+          <w:iCs/>
+          <w:i/>
+        </w:rPr>
+        <w:t xml:space="preserve">F</w:t>
+      </w:r>
+      <w:r>
+        <w:t xml:space="preserve">, giá trị</w:t>
+      </w:r>
+      <w:r>
+        <w:t xml:space="preserve"> </w:t>
+      </w:r>
+      <w:r>
+        <w:rPr>
+          <w:iCs/>
+          <w:i/>
+        </w:rPr>
+        <w:t xml:space="preserve">p</w:t>
+      </w:r>
+      <w:r>
+        <w:t xml:space="preserve">, khoảng tin cậy — kèm cỡ mẫu</w:t>
+      </w:r>
+      <w:r>
+        <w:t xml:space="preserve"> </w:t>
+      </w:r>
+      <w:r>
+        <w:rPr>
+          <w:iCs/>
+          <w:i/>
+        </w:rPr>
+        <w:t xml:space="preserve">N</w:t>
+      </w:r>
+      <w:r>
+        <w:t xml:space="preserve"> </w:t>
+      </w:r>
+      <w:r>
+        <w:t xml:space="preserve">và các biến điều</w:t>
+      </w:r>
+      <w:r>
+        <w:t xml:space="preserve"> </w:t>
+      </w:r>
+      <w:r>
+        <w:t xml:space="preserve">tiết. Thao tác này khi làm thủ công vừa</w:t>
+      </w:r>
+      <w:r>
+        <w:t xml:space="preserve"> </w:t>
+      </w:r>
+      <w:r>
+        <w:rPr>
+          <w:bCs/>
+          <w:b/>
+        </w:rPr>
+        <w:t xml:space="preserve">chậm và lặp lại</w:t>
+      </w:r>
+      <w:r>
+        <w:t xml:space="preserve">, vừa</w:t>
+      </w:r>
+      <w:r>
+        <w:t xml:space="preserve"> </w:t>
+      </w:r>
+      <w:r>
+        <w:rPr>
+          <w:bCs/>
+          <w:b/>
+        </w:rPr>
+        <w:t xml:space="preserve">dễ sai sót</w:t>
+      </w:r>
+      <w:r>
+        <w:t xml:space="preserve"> </w:t>
+      </w:r>
+      <w:r>
+        <w:t xml:space="preserve">khi quy đổi giữa các</w:t>
+      </w:r>
+      <w:r>
+        <w:t xml:space="preserve"> </w:t>
+      </w:r>
+      <w:r>
+        <w:t xml:space="preserve">dạng thống kê và khi mã hóa biến điều tiết theo một khung phân loại nhất quán. Đây là nút thắt năng</w:t>
+      </w:r>
+      <w:r>
+        <w:t xml:space="preserve"> </w:t>
+      </w:r>
+      <w:r>
+        <w:t xml:space="preserve">suất kinh điển của tổng quan hệ thống: đánh đổi giữa</w:t>
+      </w:r>
+      <w:r>
+        <w:t xml:space="preserve"> </w:t>
+      </w:r>
+      <w:r>
+        <w:rPr>
+          <w:bCs/>
+          <w:b/>
+        </w:rPr>
+        <w:t xml:space="preserve">thông lượng trích xuất</w:t>
+      </w:r>
+      <w:r>
+        <w:t xml:space="preserve"> </w:t>
+      </w:r>
+      <w:r>
+        <w:t xml:space="preserve">và</w:t>
+      </w:r>
+      <w:r>
+        <w:t xml:space="preserve"> </w:t>
+      </w:r>
+      <w:r>
+        <w:rPr>
+          <w:bCs/>
+          <w:b/>
+        </w:rPr>
+        <w:t xml:space="preserve">độ chính xác</w:t>
+      </w:r>
+      <w:r>
+        <w:t xml:space="preserve">.</w:t>
+      </w:r>
+    </w:p>
+    <w:bookmarkEnd w:id="26"/>
+    <w:bookmarkStart w:id="27" w:name="X57d53613b97000b4f2a1c6941550f037260559b"/>
+    <w:p>
+      <w:pPr>
+        <w:pStyle w:val="Heading3"/>
+      </w:pPr>
+      <w:r>
+        <w:t xml:space="preserve">4.2. Tri thức nền làm cơ sở thiết kế (knowledge-driven design)</w:t>
+      </w:r>
+    </w:p>
+    <w:p>
+      <w:pPr>
+        <w:pStyle w:val="FirstParagraph"/>
+      </w:pPr>
+      <w:r>
+        <w:t xml:space="preserve">M-AIDA</w:t>
+      </w:r>
+      <w:r>
+        <w:t xml:space="preserve"> </w:t>
+      </w:r>
+      <w:r>
+        <w:rPr>
+          <w:bCs/>
+          <w:b/>
+        </w:rPr>
+        <w:t xml:space="preserve">không phải phần mềm trích xuất tổng quát</w:t>
+      </w:r>
+      <w:r>
+        <w:t xml:space="preserve">, mà là kết tinh tri thức phương pháp luận của</w:t>
+      </w:r>
+      <w:r>
+        <w:t xml:space="preserve"> </w:t>
+      </w:r>
+      <w:r>
+        <w:t xml:space="preserve">tác giả về phân tích tổng hợp trong kinh doanh quốc tế. Cụ thể, các quy tắc nghiệp vụ được</w:t>
+      </w:r>
+      <w:r>
+        <w:t xml:space="preserve"> </w:t>
+      </w:r>
+      <w:r>
+        <w:rPr>
+          <w:bCs/>
+          <w:b/>
+        </w:rPr>
+        <w:t xml:space="preserve">mã hóa</w:t>
+      </w:r>
+      <w:r>
+        <w:rPr>
+          <w:bCs/>
+          <w:b/>
+        </w:rPr>
+        <w:t xml:space="preserve"> </w:t>
+      </w:r>
+      <w:r>
+        <w:rPr>
+          <w:bCs/>
+          <w:b/>
+        </w:rPr>
+        <w:t xml:space="preserve">trực tiếp từ chuẩn học thuật</w:t>
       </w:r>
       <w:r>
         <w:t xml:space="preserve">:</w:t>
-      </w:r>
-    </w:p>
-    <w:p>
-      <w:pPr>
-        <w:pStyle w:val="BlockText"/>
-      </w:pPr>
-      <w:r>
-        <w:rPr>
-          <w:bCs/>
-          <w:b/>
-        </w:rPr>
-        <w:t xml:space="preserve">Tự động hóa để giảm THỜI GIAN; con người để bảo đảm TÍNH HỢP LỆ.</w:t>
       </w:r>
     </w:p>
     <w:p>
@@ -1134,54 +1017,153 @@
         <w:pStyle w:val="Compact"/>
       </w:pPr>
       <w:r>
-        <w:t xml:space="preserve">Mô hình ngôn ngữ lớn (LLM) chỉ tạo ra</w:t>
-      </w:r>
-      <w:r>
-        <w:t xml:space="preserve"> </w:t>
-      </w:r>
-      <w:r>
-        <w:rPr>
-          <w:bCs/>
-          <w:b/>
-        </w:rPr>
-        <w:t xml:space="preserve">bản nháp trích xuất</w:t>
-      </w:r>
-      <w:r>
-        <w:t xml:space="preserve"> </w:t>
-      </w:r>
-      <w:r>
-        <w:t xml:space="preserve">kèm điểm tin cậy</w:t>
-      </w:r>
-      <w:r>
-        <w:t xml:space="preserve"> </w:t>
-      </w:r>
-      <w:r>
-        <w:t xml:space="preserve">(</w:t>
+        <w:rPr>
+          <w:bCs/>
+          <w:b/>
+        </w:rPr>
+        <w:t xml:space="preserve">Thứ tự ưu tiên thống kê</w:t>
+      </w:r>
+      <w:r>
+        <w:t xml:space="preserve"> </w:t>
+      </w:r>
+      <w:r>
+        <w:t xml:space="preserve">và</w:t>
+      </w:r>
+      <w:r>
+        <w:t xml:space="preserve"> </w:t>
+      </w:r>
+      <w:r>
+        <w:rPr>
+          <w:bCs/>
+          <w:b/>
+        </w:rPr>
+        <w:t xml:space="preserve">công thức quy đổi về</w:t>
+      </w:r>
+      <w:r>
+        <w:rPr>
+          <w:bCs/>
+          <w:b/>
+        </w:rPr>
+        <w:t xml:space="preserve"> </w:t>
+      </w:r>
+      <w:r>
+        <w:rPr>
+          <w:iCs/>
+          <w:i/>
+          <w:bCs/>
+          <w:b/>
+        </w:rPr>
+        <w:t xml:space="preserve">r</w:t>
+      </w:r>
+      <w:r>
+        <w:t xml:space="preserve">: trực tiếp</w:t>
+      </w:r>
+      <w:r>
+        <w:t xml:space="preserve"> </w:t>
+      </w:r>
+      <w:r>
+        <w:rPr>
+          <w:iCs/>
+          <w:i/>
+        </w:rPr>
+        <w:t xml:space="preserve">r</w:t>
+      </w:r>
+      <w:r>
+        <w:t xml:space="preserve"> </w:t>
+      </w:r>
+      <w:r>
+        <w:t xml:space="preserve">→ từ</w:t>
+      </w:r>
+      <w:r>
+        <w:t xml:space="preserve"> </w:t>
+      </w:r>
+      <w:r>
+        <w:rPr>
+          <w:iCs/>
+          <w:i/>
+        </w:rPr>
+        <w:t xml:space="preserve">t</w:t>
+      </w:r>
+      <w:r>
+        <w:t xml:space="preserve"> </w:t>
+      </w:r>
+      <w:r>
+        <w:t xml:space="preserve">→ từ</w:t>
+      </w:r>
+      <w:r>
+        <w:t xml:space="preserve"> </w:t>
+      </w:r>
+      <w:r>
+        <w:rPr>
+          <w:iCs/>
+          <w:i/>
+        </w:rPr>
+        <w:t xml:space="preserve">F</w:t>
+      </w:r>
+      <w:r>
+        <w:t xml:space="preserve"> </w:t>
+      </w:r>
+      <w:r>
+        <w:t xml:space="preserve">→ từ</w:t>
+      </w:r>
+      <w:r>
+        <w:t xml:space="preserve"> </w:t>
+      </w:r>
+      <w:r>
+        <w:rPr>
+          <w:iCs/>
+          <w:i/>
+        </w:rPr>
+        <w:t xml:space="preserve">β</w:t>
+      </w:r>
+      <w:r>
+        <w:t xml:space="preserve">, theo Borenstein et al. (2009) và Peterson &amp; Brown (2005) (</w:t>
       </w:r>
       <w:r>
         <w:rPr>
           <w:rStyle w:val="VerbatimChar"/>
         </w:rPr>
-        <w:t xml:space="preserve">extraction_confidence</w:t>
-      </w:r>
-      <w:r>
-        <w:t xml:space="preserve">); bản nháp</w:t>
-      </w:r>
-      <w:r>
-        <w:t xml:space="preserve"> </w:t>
-      </w:r>
-      <w:r>
-        <w:rPr>
-          <w:bCs/>
-          <w:b/>
-        </w:rPr>
-        <w:t xml:space="preserve">không bao giờ</w:t>
-      </w:r>
-      <w:r>
-        <w:t xml:space="preserve"> </w:t>
-      </w:r>
-      <w:r>
-        <w:t xml:space="preserve">tự động đi vào tập dữ liệu phân tích.</w:t>
+        <w:t xml:space="preserve">r = √(t²/(t²+df))</w:t>
+      </w:r>
+      <w:r>
+        <w:t xml:space="preserve">;</w:t>
+      </w:r>
+      <w:r>
+        <w:t xml:space="preserve"> </w:t>
+      </w:r>
+      <w:r>
+        <w:rPr>
+          <w:rStyle w:val="VerbatimChar"/>
+        </w:rPr>
+        <w:t xml:space="preserve">r ≈ β</w:t>
+      </w:r>
+      <w:r>
+        <w:t xml:space="preserve"> </w:t>
+      </w:r>
+      <w:r>
+        <w:t xml:space="preserve">với</w:t>
+      </w:r>
+      <w:r>
+        <w:t xml:space="preserve"> </w:t>
+      </w:r>
+      <w:r>
+        <w:t xml:space="preserve">hiệu chỉnh khi |β| nhỏ). Mỗi đường quy đổi gắn một</w:t>
+      </w:r>
+      <w:r>
+        <w:t xml:space="preserve"> </w:t>
+      </w:r>
+      <w:r>
+        <w:rPr>
+          <w:bCs/>
+          <w:b/>
+        </w:rPr>
+        <w:t xml:space="preserve">mức độ tin cậy</w:t>
+      </w:r>
+      <w:r>
+        <w:t xml:space="preserve"> </w:t>
+      </w:r>
+      <w:r>
+        <w:t xml:space="preserve">giảm dần.</w:t>
       </w:r>
     </w:p>
     <w:p>
@@ -1193,34 +1175,26 @@
         <w:pStyle w:val="Compact"/>
       </w:pPr>
       <w:r>
-        <w:t xml:space="preserve">Bản ghi có</w:t>
-      </w:r>
-      <w:r>
-        <w:t xml:space="preserve"> </w:t>
-      </w:r>
-      <w:r>
-        <w:rPr>
-          <w:rStyle w:val="VerbatimChar"/>
-        </w:rPr>
-        <w:t xml:space="preserve">confidence &lt; 0.7</w:t>
-      </w:r>
-      <w:r>
-        <w:t xml:space="preserve"> </w:t>
-      </w:r>
-      <w:r>
-        <w:t xml:space="preserve">tự động bị gắn cờ</w:t>
-      </w:r>
-      <w:r>
-        <w:t xml:space="preserve"> </w:t>
-      </w:r>
-      <w:r>
-        <w:rPr>
-          <w:rStyle w:val="VerbatimChar"/>
-        </w:rPr>
-        <w:t xml:space="preserve">requires_verification</w:t>
-      </w:r>
-      <w:r>
-        <w:t xml:space="preserve">.</w:t>
+        <w:rPr>
+          <w:bCs/>
+          <w:b/>
+        </w:rPr>
+        <w:t xml:space="preserve">Khung biến điều tiết đặc thù của luận án</w:t>
+      </w:r>
+      <w:r>
+        <w:t xml:space="preserve">: chế độ thể chế ICRV, chỉ số áp dụng số quốc gia</w:t>
+      </w:r>
+      <w:r>
+        <w:t xml:space="preserve"> </w:t>
+      </w:r>
+      <w:r>
+        <w:t xml:space="preserve">cDAI, pha Vòng đời Nghịch lý Số DPL (Precede/Span/Follow) — các kiến tạo (construct) do chính tác</w:t>
+      </w:r>
+      <w:r>
+        <w:t xml:space="preserve"> </w:t>
+      </w:r>
+      <w:r>
+        <w:t xml:space="preserve">giả phát triển trong khung lý thuyết của luận án.</w:t>
       </w:r>
     </w:p>
     <w:p>
@@ -1236,110 +1210,16 @@
           <w:bCs/>
           <w:b/>
         </w:rPr>
-        <w:t xml:space="preserve">Principal Investigator (PI)</w:t>
-      </w:r>
-      <w:r>
-        <w:t xml:space="preserve"> </w:t>
-      </w:r>
-      <w:r>
-        <w:t xml:space="preserve">bắt buộc rà soát, có quyền</w:t>
-      </w:r>
-      <w:r>
-        <w:t xml:space="preserve"> </w:t>
-      </w:r>
-      <w:r>
-        <w:rPr>
-          <w:bCs/>
-          <w:b/>
-        </w:rPr>
-        <w:t xml:space="preserve">ghi đè (override)</w:t>
-      </w:r>
-      <w:r>
-        <w:t xml:space="preserve"> </w:t>
-      </w:r>
-      <w:r>
-        <w:t xml:space="preserve">bất kỳ trường nào,</w:t>
-      </w:r>
-      <w:r>
-        <w:t xml:space="preserve"> </w:t>
-      </w:r>
-      <w:r>
-        <w:t xml:space="preserve">ghi chú lý do, rồi mới</w:t>
-      </w:r>
-      <w:r>
-        <w:t xml:space="preserve"> </w:t>
-      </w:r>
-      <w:r>
-        <w:rPr>
-          <w:bCs/>
-          <w:b/>
-        </w:rPr>
-        <w:t xml:space="preserve">phê duyệt</w:t>
-      </w:r>
-      <w:r>
-        <w:t xml:space="preserve">.</w:t>
-      </w:r>
-    </w:p>
-    <w:p>
-      <w:pPr>
-        <w:numPr>
-          <w:ilvl w:val="0"/>
-          <w:numId w:val="1003"/>
-        </w:numPr>
-        <w:pStyle w:val="Compact"/>
-      </w:pPr>
-      <w:r>
-        <w:t xml:space="preserve">Chỉ bản ghi đã phê duyệt mới được</w:t>
-      </w:r>
-      <w:r>
-        <w:t xml:space="preserve"> </w:t>
-      </w:r>
-      <w:r>
-        <w:rPr>
-          <w:bCs/>
-          <w:b/>
-        </w:rPr>
-        <w:t xml:space="preserve">khóa vĩnh viễn (irreversible lock)</w:t>
-      </w:r>
-      <w:r>
-        <w:t xml:space="preserve"> </w:t>
-      </w:r>
-      <w:r>
-        <w:t xml:space="preserve">kèm dấu thời gian UTC,</w:t>
-      </w:r>
-      <w:r>
-        <w:t xml:space="preserve"> </w:t>
-      </w:r>
-      <w:r>
-        <w:t xml:space="preserve">tạo</w:t>
-      </w:r>
-      <w:r>
-        <w:t xml:space="preserve"> </w:t>
-      </w:r>
-      <w:r>
-        <w:rPr>
-          <w:bCs/>
-          <w:b/>
-        </w:rPr>
-        <w:t xml:space="preserve">vết kiểm toán (audit trail)</w:t>
-      </w:r>
-      <w:r>
-        <w:t xml:space="preserve"> </w:t>
-      </w:r>
-      <w:r>
-        <w:t xml:space="preserve">phục vụ minh bạch và tái lập.</w:t>
-      </w:r>
-    </w:p>
-    <w:p>
-      <w:pPr>
-        <w:numPr>
-          <w:ilvl w:val="0"/>
-          <w:numId w:val="1003"/>
-        </w:numPr>
-        <w:pStyle w:val="Compact"/>
-      </w:pPr>
-      <w:r>
-        <w:t xml:space="preserve">Chỉ các bản ghi đã khóa mới được xuất ra CSV để đưa vào phân tích.</w:t>
+        <w:t xml:space="preserve">Chuẩn báo cáo</w:t>
+      </w:r>
+      <w:r>
+        <w:t xml:space="preserve">: tuân thủ tinh thần PRISMA 2020 và MARS (Meta-Analysis Reporting Standards), với</w:t>
+      </w:r>
+      <w:r>
+        <w:t xml:space="preserve"> </w:t>
+      </w:r>
+      <w:r>
+        <w:t xml:space="preserve">trường dữ liệu xuất ra khớp ma trận dữ liệu của luận án.</w:t>
       </w:r>
     </w:p>
     <w:p>
@@ -1347,78 +1227,32 @@
         <w:pStyle w:val="FirstParagraph"/>
       </w:pPr>
       <w:r>
-        <w:t xml:space="preserve">Cơ chế hai bước</w:t>
-      </w:r>
-      <w:r>
-        <w:t xml:space="preserve"> </w:t>
-      </w:r>
-      <w:r>
-        <w:rPr>
-          <w:bCs/>
-          <w:b/>
-        </w:rPr>
-        <w:t xml:space="preserve">phê duyệt → khóa</w:t>
-      </w:r>
-      <w:r>
-        <w:t xml:space="preserve"> </w:t>
-      </w:r>
-      <w:r>
-        <w:t xml:space="preserve">là</w:t>
-      </w:r>
-      <w:r>
-        <w:t xml:space="preserve"> </w:t>
-      </w:r>
-      <w:r>
-        <w:rPr>
-          <w:bCs/>
-          <w:b/>
-        </w:rPr>
-        <w:t xml:space="preserve">đặc trưng phân biệt M-AIDA với mọi công cụ trích xuất tự</w:t>
-      </w:r>
-      <w:r>
-        <w:rPr>
-          <w:bCs/>
-          <w:b/>
-        </w:rPr>
-        <w:t xml:space="preserve"> </w:t>
-      </w:r>
-      <w:r>
-        <w:rPr>
-          <w:bCs/>
-          <w:b/>
-        </w:rPr>
-        <w:t xml:space="preserve">động thuần túy</w:t>
-      </w:r>
-      <w:r>
-        <w:t xml:space="preserve">: nó hiện thực hóa chuẩn mực sử dụng AI có trách nhiệm trong nghiên cứu — AI tăng</w:t>
-      </w:r>
-      <w:r>
-        <w:t xml:space="preserve"> </w:t>
-      </w:r>
-      <w:r>
-        <w:t xml:space="preserve">tốc, nhưng</w:t>
-      </w:r>
-      <w:r>
-        <w:t xml:space="preserve"> </w:t>
-      </w:r>
-      <w:r>
-        <w:rPr>
-          <w:bCs/>
-          <w:b/>
-        </w:rPr>
-        <w:t xml:space="preserve">con người chịu trách nhiệm cuối cùng</w:t>
-      </w:r>
-      <w:r>
-        <w:t xml:space="preserve"> </w:t>
-      </w:r>
-      <w:r>
-        <w:t xml:space="preserve">về từng số liệu. Đây cũng là lý do dữ liệu do</w:t>
-      </w:r>
-      <w:r>
-        <w:t xml:space="preserve"> </w:t>
-      </w:r>
-      <w:r>
-        <w:t xml:space="preserve">quy trình M-AIDA sinh ra đủ tin cậy cho nghiên cứu bình duyệt.</w:t>
+        <w:t xml:space="preserve">Nói cách khác,</w:t>
+      </w:r>
+      <w:r>
+        <w:t xml:space="preserve"> </w:t>
+      </w:r>
+      <w:r>
+        <w:rPr>
+          <w:bCs/>
+          <w:b/>
+        </w:rPr>
+        <w:t xml:space="preserve">giá trị cốt lõi của M-AIDA nằm ở tri thức chuyên ngành được hệ thống hóa</w:t>
+      </w:r>
+      <w:r>
+        <w:t xml:space="preserve">, không</w:t>
+      </w:r>
+      <w:r>
+        <w:t xml:space="preserve"> </w:t>
+      </w:r>
+      <w:r>
+        <w:t xml:space="preserve">chỉ ở phần lập trình. Chính vì dựa trên hiểu biết sâu về meta-analysis trong international business</w:t>
+      </w:r>
+      <w:r>
+        <w:t xml:space="preserve"> </w:t>
+      </w:r>
+      <w:r>
+        <w:t xml:space="preserve">mà tác giả mới có thể đặc tả được system prompt, thang tin cậy, và lược đồ biến điều tiết đúng chuẩn.</w:t>
       </w:r>
     </w:p>
     <w:p>
@@ -1428,14 +1262,15 @@
         </w:pict>
       </w:r>
     </w:p>
-    <w:bookmarkEnd w:id="29"/>
-    <w:bookmarkStart w:id="32" w:name="X0a3820061abc68e9297925f6fe23b2bc8844588"/>
+    <w:bookmarkEnd w:id="27"/>
+    <w:bookmarkEnd w:id="28"/>
+    <w:bookmarkStart w:id="29" w:name="Xec6706d6e2bac8e139ff02548dd6e2024adfc4f"/>
     <w:p>
       <w:pPr>
         <w:pStyle w:val="Heading2"/>
       </w:pPr>
       <w:r>
-        <w:t xml:space="preserve">6. KIẾN TRÚC PHẦN MỀM</w:t>
+        <w:t xml:space="preserve">5. NGUYÊN LÝ CỐT LÕI — CON NGƯỜI TRONG VÒNG LẶP (Human-in-the-Loop)</w:t>
       </w:r>
     </w:p>
     <w:p>
@@ -1443,84 +1278,32 @@
         <w:pStyle w:val="FirstParagraph"/>
       </w:pPr>
       <w:r>
-        <w:t xml:space="preserve">M-AIDA v7.0 là</w:t>
-      </w:r>
-      <w:r>
-        <w:t xml:space="preserve"> </w:t>
-      </w:r>
-      <w:r>
-        <w:rPr>
-          <w:bCs/>
-          <w:b/>
-        </w:rPr>
-        <w:t xml:space="preserve">ứng dụng web một tệp (single-file), chạy hoàn toàn phía trình duyệt</w:t>
-      </w:r>
-      <w:r>
-        <w:rPr>
-          <w:bCs/>
-          <w:b/>
-        </w:rPr>
-        <w:t xml:space="preserve"> </w:t>
-      </w:r>
-      <w:r>
-        <w:rPr>
-          <w:bCs/>
-          <w:b/>
-        </w:rPr>
-        <w:t xml:space="preserve">(client-side), không yêu cầu máy chủ, cơ sở dữ liệu ngoài hay khóa API</w:t>
-      </w:r>
-      <w:r>
-        <w:t xml:space="preserve">. Toàn bộ giao diện và</w:t>
-      </w:r>
-      <w:r>
-        <w:t xml:space="preserve"> </w:t>
-      </w:r>
-      <w:r>
-        <w:t xml:space="preserve">logic xử lý nằm trong một tệp</w:t>
-      </w:r>
-      <w:r>
-        <w:t xml:space="preserve"> </w:t>
-      </w:r>
-      <w:r>
-        <w:rPr>
-          <w:rStyle w:val="VerbatimChar"/>
-        </w:rPr>
-        <w:t xml:space="preserve">MAIDA_intake.html</w:t>
-      </w:r>
-      <w:r>
-        <w:t xml:space="preserve"> </w:t>
-      </w:r>
-      <w:r>
-        <w:t xml:space="preserve">(HTML5 + JavaScript ES2017+), kèm thư viện</w:t>
-      </w:r>
-      <w:r>
-        <w:t xml:space="preserve"> </w:t>
-      </w:r>
-      <w:r>
-        <w:t xml:space="preserve">PDF.js nạp từ CDN để đọc tệp PDF. Lựa chọn kiến trúc này nhằm tối đa hóa tính khả chuyển, khả</w:t>
-      </w:r>
-      <w:r>
-        <w:t xml:space="preserve"> </w:t>
-      </w:r>
-      <w:r>
-        <w:t xml:space="preserve">năng tái lập và bảo mật dữ liệu (mọi dữ liệu lưu cục bộ trên trình duyệt, không truyền ra ngoài).</w:t>
-      </w:r>
-    </w:p>
-    <w:bookmarkStart w:id="30" w:name="X59158878375c9869258f74c3a26d20d4b28ed47"/>
-    <w:p>
-      <w:pPr>
-        <w:pStyle w:val="Heading3"/>
-      </w:pPr>
-      <w:r>
-        <w:t xml:space="preserve">6.1 PHẦN DO TÁC GIẢ TỰ XÂY DỰNG (phạm vi yêu cầu bảo hộ)</w:t>
-      </w:r>
-    </w:p>
-    <w:p>
-      <w:pPr>
-        <w:pStyle w:val="FirstParagraph"/>
-      </w:pPr>
-      <w:r>
-        <w:t xml:space="preserve">Phần mã nguồn nguyên gốc của tác giả, được yêu cầu bảo hộ trong hồ sơ đăng ký này, bao gồm:</w:t>
+        <w:t xml:space="preserve">M-AIDA được thiết kế trên một nguyên lý phương pháp luận</w:t>
+      </w:r>
+      <w:r>
+        <w:t xml:space="preserve"> </w:t>
+      </w:r>
+      <w:r>
+        <w:rPr>
+          <w:bCs/>
+          <w:b/>
+        </w:rPr>
+        <w:t xml:space="preserve">bất biến</w:t>
+      </w:r>
+      <w:r>
+        <w:t xml:space="preserve">:</w:t>
+      </w:r>
+    </w:p>
+    <w:p>
+      <w:pPr>
+        <w:pStyle w:val="BlockText"/>
+      </w:pPr>
+      <w:r>
+        <w:rPr>
+          <w:bCs/>
+          <w:b/>
+        </w:rPr>
+        <w:t xml:space="preserve">Tự động hóa để giảm THỜI GIAN; con người để bảo đảm TÍNH HỢP LỆ.</w:t>
       </w:r>
     </w:p>
     <w:p>
@@ -1532,93 +1315,54 @@
         <w:pStyle w:val="Compact"/>
       </w:pPr>
       <w:r>
-        <w:rPr>
-          <w:bCs/>
-          <w:b/>
-        </w:rPr>
-        <w:t xml:space="preserve">Logic trích xuất bằng quy tắc (</w:t>
+        <w:t xml:space="preserve">Mô hình ngôn ngữ lớn (LLM) chỉ tạo ra</w:t>
+      </w:r>
+      <w:r>
+        <w:t xml:space="preserve"> </w:t>
+      </w:r>
+      <w:r>
+        <w:rPr>
+          <w:bCs/>
+          <w:b/>
+        </w:rPr>
+        <w:t xml:space="preserve">bản nháp trích xuất</w:t>
+      </w:r>
+      <w:r>
+        <w:t xml:space="preserve"> </w:t>
+      </w:r>
+      <w:r>
+        <w:t xml:space="preserve">kèm điểm tin cậy</w:t>
+      </w:r>
+      <w:r>
+        <w:t xml:space="preserve"> </w:t>
+      </w:r>
+      <w:r>
+        <w:t xml:space="preserve">(</w:t>
       </w:r>
       <w:r>
         <w:rPr>
           <w:rStyle w:val="VerbatimChar"/>
-          <w:bCs/>
-          <w:b/>
-        </w:rPr>
-        <w:t xml:space="preserve">ruleExtract</w:t>
-      </w:r>
-      <w:r>
-        <w:rPr>
-          <w:bCs/>
-          <w:b/>
-        </w:rPr>
-        <w:t xml:space="preserve">)</w:t>
-      </w:r>
-      <w:r>
-        <w:t xml:space="preserve">: bộ biểu thức chính quy (regular expressions)</w:t>
-      </w:r>
-      <w:r>
-        <w:t xml:space="preserve"> </w:t>
-      </w:r>
-      <w:r>
-        <w:t xml:space="preserve">tự thiết kế để nhận diện cỡ mẫu</w:t>
-      </w:r>
-      <w:r>
-        <w:t xml:space="preserve"> </w:t>
-      </w:r>
-      <w:r>
-        <w:rPr>
-          <w:iCs/>
-          <w:i/>
-        </w:rPr>
-        <w:t xml:space="preserve">N</w:t>
-      </w:r>
-      <w:r>
-        <w:t xml:space="preserve">, hệ số tương quan</w:t>
-      </w:r>
-      <w:r>
-        <w:t xml:space="preserve"> </w:t>
-      </w:r>
-      <w:r>
-        <w:rPr>
-          <w:iCs/>
-          <w:i/>
-        </w:rPr>
-        <w:t xml:space="preserve">r</w:t>
-      </w:r>
-      <w:r>
-        <w:t xml:space="preserve">, thống kê</w:t>
-      </w:r>
-      <w:r>
-        <w:t xml:space="preserve"> </w:t>
-      </w:r>
-      <w:r>
-        <w:rPr>
-          <w:iCs/>
-          <w:i/>
-        </w:rPr>
-        <w:t xml:space="preserve">t</w:t>
-      </w:r>
-      <w:r>
-        <w:t xml:space="preserve">(df),</w:t>
-      </w:r>
-      <w:r>
-        <w:t xml:space="preserve"> </w:t>
-      </w:r>
-      <w:r>
-        <w:rPr>
-          <w:iCs/>
-          <w:i/>
-        </w:rPr>
-        <w:t xml:space="preserve">F</w:t>
-      </w:r>
-      <w:r>
-        <w:t xml:space="preserve">(1,df₂) và hệ</w:t>
-      </w:r>
-      <w:r>
-        <w:t xml:space="preserve"> </w:t>
-      </w:r>
-      <w:r>
-        <w:t xml:space="preserve">số hồi quy chuẩn hóa β trong văn bản học thuật tiếng Anh chuyên ngành kinh doanh quốc tế.</w:t>
+        </w:rPr>
+        <w:t xml:space="preserve">extraction_confidence</w:t>
+      </w:r>
+      <w:r>
+        <w:t xml:space="preserve">); bản nháp</w:t>
+      </w:r>
+      <w:r>
+        <w:t xml:space="preserve"> </w:t>
+      </w:r>
+      <w:r>
+        <w:rPr>
+          <w:bCs/>
+          <w:b/>
+        </w:rPr>
+        <w:t xml:space="preserve">không bao giờ</w:t>
+      </w:r>
+      <w:r>
+        <w:t xml:space="preserve"> </w:t>
+      </w:r>
+      <w:r>
+        <w:t xml:space="preserve">tự động đi vào tập dữ liệu phân tích.</w:t>
       </w:r>
     </w:p>
     <w:p>
@@ -1630,26 +1374,22 @@
         <w:pStyle w:val="Compact"/>
       </w:pPr>
       <w:r>
-        <w:rPr>
-          <w:bCs/>
-          <w:b/>
-        </w:rPr>
-        <w:t xml:space="preserve">Chuỗi quy đổi hiệu ứng</w:t>
-      </w:r>
-      <w:r>
-        <w:t xml:space="preserve"> </w:t>
-      </w:r>
-      <w:r>
-        <w:t xml:space="preserve">(</w:t>
+        <w:t xml:space="preserve">Bản ghi có</w:t>
+      </w:r>
+      <w:r>
+        <w:t xml:space="preserve"> </w:t>
       </w:r>
       <w:r>
         <w:rPr>
           <w:rStyle w:val="VerbatimChar"/>
         </w:rPr>
-        <w:t xml:space="preserve">t2r</w:t>
-      </w:r>
-      <w:r>
-        <w:t xml:space="preserve">,</w:t>
+        <w:t xml:space="preserve">confidence &lt; 0.7</w:t>
+      </w:r>
+      <w:r>
+        <w:t xml:space="preserve"> </w:t>
+      </w:r>
+      <w:r>
+        <w:t xml:space="preserve">tự động bị gắn cờ</w:t>
       </w:r>
       <w:r>
         <w:t xml:space="preserve"> </w:t>
@@ -1658,58 +1398,10 @@
         <w:rPr>
           <w:rStyle w:val="VerbatimChar"/>
         </w:rPr>
-        <w:t xml:space="preserve">beta2r</w:t>
-      </w:r>
-      <w:r>
-        <w:t xml:space="preserve">,</w:t>
-      </w:r>
-      <w:r>
-        <w:t xml:space="preserve"> </w:t>
-      </w:r>
-      <w:r>
-        <w:rPr>
-          <w:rStyle w:val="VerbatimChar"/>
-        </w:rPr>
-        <w:t xml:space="preserve">f2r</w:t>
-      </w:r>
-      <w:r>
-        <w:t xml:space="preserve">,</w:t>
-      </w:r>
-      <w:r>
-        <w:t xml:space="preserve"> </w:t>
-      </w:r>
-      <w:r>
-        <w:rPr>
-          <w:rStyle w:val="VerbatimChar"/>
-        </w:rPr>
-        <w:t xml:space="preserve">clampR</w:t>
-      </w:r>
-      <w:r>
-        <w:t xml:space="preserve">,</w:t>
-      </w:r>
-      <w:r>
-        <w:t xml:space="preserve"> </w:t>
-      </w:r>
-      <w:r>
-        <w:rPr>
-          <w:rStyle w:val="VerbatimChar"/>
-        </w:rPr>
-        <w:t xml:space="preserve">z</w:t>
-      </w:r>
-      <w:r>
-        <w:t xml:space="preserve">): triển khai cụ thể chuỗi</w:t>
-      </w:r>
-      <w:r>
-        <w:t xml:space="preserve"> </w:t>
-      </w:r>
-      <w:r>
-        <w:t xml:space="preserve">chuyển đổi t→r (Cohen, 1988), β→r với hệ số 0,98 (Peterson &amp; Brown, 2005), F→r (Rosenthal,</w:t>
-      </w:r>
-      <w:r>
-        <w:t xml:space="preserve"> </w:t>
-      </w:r>
-      <w:r>
-        <w:t xml:space="preserve">1994) và Fisher z (Hedges &amp; Olkin, 1985) bằng JavaScript thuần.</w:t>
+        <w:t xml:space="preserve">requires_verification</w:t>
+      </w:r>
+      <w:r>
+        <w:t xml:space="preserve">.</w:t>
       </w:r>
     </w:p>
     <w:p>
@@ -1725,22 +1417,48 @@
           <w:bCs/>
           <w:b/>
         </w:rPr>
-        <w:t xml:space="preserve">Giao diện người-trong-vòng-lặp (HITL)</w:t>
-      </w:r>
-      <w:r>
-        <w:t xml:space="preserve">: thiết kế kiến trúc bốn-bước (Nạp PDF → Đề xuất tự</w:t>
-      </w:r>
-      <w:r>
-        <w:t xml:space="preserve"> </w:t>
-      </w:r>
-      <w:r>
-        <w:t xml:space="preserve">động → Rà soát thủ công → Khóa bản ghi) cùng UI/UX, layout, color palette và typography đặc</w:t>
-      </w:r>
-      <w:r>
-        <w:t xml:space="preserve"> </w:t>
-      </w:r>
-      <w:r>
-        <w:t xml:space="preserve">thù cho ngữ cảnh phân tích tổng hợp.</w:t>
+        <w:t xml:space="preserve">Principal Investigator (PI)</w:t>
+      </w:r>
+      <w:r>
+        <w:t xml:space="preserve"> </w:t>
+      </w:r>
+      <w:r>
+        <w:t xml:space="preserve">bắt buộc rà soát, có quyền</w:t>
+      </w:r>
+      <w:r>
+        <w:t xml:space="preserve"> </w:t>
+      </w:r>
+      <w:r>
+        <w:rPr>
+          <w:bCs/>
+          <w:b/>
+        </w:rPr>
+        <w:t xml:space="preserve">ghi đè (override)</w:t>
+      </w:r>
+      <w:r>
+        <w:t xml:space="preserve"> </w:t>
+      </w:r>
+      <w:r>
+        <w:t xml:space="preserve">bất kỳ trường nào,</w:t>
+      </w:r>
+      <w:r>
+        <w:t xml:space="preserve"> </w:t>
+      </w:r>
+      <w:r>
+        <w:t xml:space="preserve">ghi chú lý do, rồi mới</w:t>
+      </w:r>
+      <w:r>
+        <w:t xml:space="preserve"> </w:t>
+      </w:r>
+      <w:r>
+        <w:rPr>
+          <w:bCs/>
+          <w:b/>
+        </w:rPr>
+        <w:t xml:space="preserve">phê duyệt</w:t>
+      </w:r>
+      <w:r>
+        <w:t xml:space="preserve">.</w:t>
       </w:r>
     </w:p>
     <w:p>
@@ -1752,20 +1470,45 @@
         <w:pStyle w:val="Compact"/>
       </w:pPr>
       <w:r>
-        <w:rPr>
-          <w:bCs/>
-          <w:b/>
-        </w:rPr>
-        <w:t xml:space="preserve">Cơ chế khóa và vết kiểm toán (audit trail)</w:t>
-      </w:r>
-      <w:r>
-        <w:t xml:space="preserve">: thuật toán đảm bảo tính bất biến của bản ghi</w:t>
-      </w:r>
-      <w:r>
-        <w:t xml:space="preserve"> </w:t>
-      </w:r>
-      <w:r>
-        <w:t xml:space="preserve">đã xác nhận (immutability) — mọi sửa đổi phải tạo phiên bản mới với timestamp.</w:t>
+        <w:t xml:space="preserve">Chỉ bản ghi đã phê duyệt mới được</w:t>
+      </w:r>
+      <w:r>
+        <w:t xml:space="preserve"> </w:t>
+      </w:r>
+      <w:r>
+        <w:rPr>
+          <w:bCs/>
+          <w:b/>
+        </w:rPr>
+        <w:t xml:space="preserve">khóa vĩnh viễn (irreversible lock)</w:t>
+      </w:r>
+      <w:r>
+        <w:t xml:space="preserve"> </w:t>
+      </w:r>
+      <w:r>
+        <w:t xml:space="preserve">kèm dấu thời gian UTC,</w:t>
+      </w:r>
+      <w:r>
+        <w:t xml:space="preserve"> </w:t>
+      </w:r>
+      <w:r>
+        <w:t xml:space="preserve">tạo</w:t>
+      </w:r>
+      <w:r>
+        <w:t xml:space="preserve"> </w:t>
+      </w:r>
+      <w:r>
+        <w:rPr>
+          <w:bCs/>
+          <w:b/>
+        </w:rPr>
+        <w:t xml:space="preserve">vết kiểm toán (audit trail)</w:t>
+      </w:r>
+      <w:r>
+        <w:t xml:space="preserve"> </w:t>
+      </w:r>
+      <w:r>
+        <w:t xml:space="preserve">phục vụ minh bạch và tái lập.</w:t>
       </w:r>
     </w:p>
     <w:p>
@@ -1777,14 +1520,144 @@
         <w:pStyle w:val="Compact"/>
       </w:pPr>
       <w:r>
-        <w:rPr>
-          <w:bCs/>
-          <w:b/>
-        </w:rPr>
-        <w:t xml:space="preserve">Ontology trích xuất</w:t>
-      </w:r>
-      <w:r>
-        <w:t xml:space="preserve">: cấu trúc dữ liệu</w:t>
+        <w:t xml:space="preserve">Chỉ các bản ghi đã khóa mới được xuất ra CSV để đưa vào phân tích.</w:t>
+      </w:r>
+    </w:p>
+    <w:p>
+      <w:pPr>
+        <w:pStyle w:val="FirstParagraph"/>
+      </w:pPr>
+      <w:r>
+        <w:t xml:space="preserve">Cơ chế hai bước</w:t>
+      </w:r>
+      <w:r>
+        <w:t xml:space="preserve"> </w:t>
+      </w:r>
+      <w:r>
+        <w:rPr>
+          <w:bCs/>
+          <w:b/>
+        </w:rPr>
+        <w:t xml:space="preserve">phê duyệt → khóa</w:t>
+      </w:r>
+      <w:r>
+        <w:t xml:space="preserve"> </w:t>
+      </w:r>
+      <w:r>
+        <w:t xml:space="preserve">là</w:t>
+      </w:r>
+      <w:r>
+        <w:t xml:space="preserve"> </w:t>
+      </w:r>
+      <w:r>
+        <w:rPr>
+          <w:bCs/>
+          <w:b/>
+        </w:rPr>
+        <w:t xml:space="preserve">đặc trưng phân biệt M-AIDA với mọi công cụ trích xuất tự</w:t>
+      </w:r>
+      <w:r>
+        <w:rPr>
+          <w:bCs/>
+          <w:b/>
+        </w:rPr>
+        <w:t xml:space="preserve"> </w:t>
+      </w:r>
+      <w:r>
+        <w:rPr>
+          <w:bCs/>
+          <w:b/>
+        </w:rPr>
+        <w:t xml:space="preserve">động thuần túy</w:t>
+      </w:r>
+      <w:r>
+        <w:t xml:space="preserve">: nó hiện thực hóa chuẩn mực sử dụng AI có trách nhiệm trong nghiên cứu — AI tăng</w:t>
+      </w:r>
+      <w:r>
+        <w:t xml:space="preserve"> </w:t>
+      </w:r>
+      <w:r>
+        <w:t xml:space="preserve">tốc, nhưng</w:t>
+      </w:r>
+      <w:r>
+        <w:t xml:space="preserve"> </w:t>
+      </w:r>
+      <w:r>
+        <w:rPr>
+          <w:bCs/>
+          <w:b/>
+        </w:rPr>
+        <w:t xml:space="preserve">con người chịu trách nhiệm cuối cùng</w:t>
+      </w:r>
+      <w:r>
+        <w:t xml:space="preserve"> </w:t>
+      </w:r>
+      <w:r>
+        <w:t xml:space="preserve">về từng số liệu. Đây cũng là lý do dữ liệu do</w:t>
+      </w:r>
+      <w:r>
+        <w:t xml:space="preserve"> </w:t>
+      </w:r>
+      <w:r>
+        <w:t xml:space="preserve">quy trình M-AIDA sinh ra đủ tin cậy cho nghiên cứu bình duyệt.</w:t>
+      </w:r>
+    </w:p>
+    <w:p>
+      <w:r>
+        <w:pict>
+          <v:rect style="width:0;height:1.5pt" o:hralign="center" o:hrstd="t" o:hr="t"/>
+        </w:pict>
+      </w:r>
+    </w:p>
+    <w:bookmarkEnd w:id="29"/>
+    <w:bookmarkStart w:id="32" w:name="X0a3820061abc68e9297925f6fe23b2bc8844588"/>
+    <w:p>
+      <w:pPr>
+        <w:pStyle w:val="Heading2"/>
+      </w:pPr>
+      <w:r>
+        <w:t xml:space="preserve">6. KIẾN TRÚC PHẦN MỀM</w:t>
+      </w:r>
+    </w:p>
+    <w:p>
+      <w:pPr>
+        <w:pStyle w:val="FirstParagraph"/>
+      </w:pPr>
+      <w:r>
+        <w:t xml:space="preserve">M-AIDA v7.0 là</w:t>
+      </w:r>
+      <w:r>
+        <w:t xml:space="preserve"> </w:t>
+      </w:r>
+      <w:r>
+        <w:rPr>
+          <w:bCs/>
+          <w:b/>
+        </w:rPr>
+        <w:t xml:space="preserve">ứng dụng web một tệp (single-file), chạy hoàn toàn phía trình duyệt</w:t>
+      </w:r>
+      <w:r>
+        <w:rPr>
+          <w:bCs/>
+          <w:b/>
+        </w:rPr>
+        <w:t xml:space="preserve"> </w:t>
+      </w:r>
+      <w:r>
+        <w:rPr>
+          <w:bCs/>
+          <w:b/>
+        </w:rPr>
+        <w:t xml:space="preserve">(client-side), không yêu cầu máy chủ, cơ sở dữ liệu ngoài hay khóa API</w:t>
+      </w:r>
+      <w:r>
+        <w:t xml:space="preserve">. Toàn bộ giao diện và</w:t>
+      </w:r>
+      <w:r>
+        <w:t xml:space="preserve"> </w:t>
+      </w:r>
+      <w:r>
+        <w:t xml:space="preserve">logic xử lý nằm trong một tệp</w:t>
       </w:r>
       <w:r>
         <w:t xml:space="preserve"> </w:t>
@@ -1793,26 +1666,334 @@
         <w:rPr>
           <w:rStyle w:val="VerbatimChar"/>
         </w:rPr>
-        <w:t xml:space="preserve">study_id, effect_id, author, year, country, r, n, fisher_z, measure, moderator, p, source</w:t>
-      </w:r>
-      <w:r>
-        <w:t xml:space="preserve"> </w:t>
-      </w:r>
-      <w:r>
-        <w:t xml:space="preserve">được định nghĩa cho nghiên cứu quan hệ Quốc tế hóa –</w:t>
-      </w:r>
-      <w:r>
-        <w:t xml:space="preserve"> </w:t>
-      </w:r>
-      <w:r>
-        <w:t xml:space="preserve">Hiệu quả doanh nghiệp.</w:t>
+        <w:t xml:space="preserve">MAIDA_intake.html</w:t>
+      </w:r>
+      <w:r>
+        <w:t xml:space="preserve"> </w:t>
+      </w:r>
+      <w:r>
+        <w:t xml:space="preserve">(HTML5 + JavaScript ES2017+), kèm thư viện</w:t>
+      </w:r>
+      <w:r>
+        <w:t xml:space="preserve"> </w:t>
+      </w:r>
+      <w:r>
+        <w:t xml:space="preserve">PDF.js nạp từ CDN để đọc tệp PDF. Lựa chọn kiến trúc này nhằm tối đa hóa tính khả chuyển, khả</w:t>
+      </w:r>
+      <w:r>
+        <w:t xml:space="preserve"> </w:t>
+      </w:r>
+      <w:r>
+        <w:t xml:space="preserve">năng tái lập và bảo mật dữ liệu (mọi dữ liệu lưu cục bộ trên trình duyệt, không truyền ra ngoài).</w:t>
+      </w:r>
+    </w:p>
+    <w:bookmarkStart w:id="30" w:name="X59158878375c9869258f74c3a26d20d4b28ed47"/>
+    <w:p>
+      <w:pPr>
+        <w:pStyle w:val="Heading3"/>
+      </w:pPr>
+      <w:r>
+        <w:t xml:space="preserve">6.1 PHẦN DO TÁC GIẢ TỰ XÂY DỰNG (phạm vi yêu cầu bảo hộ)</w:t>
+      </w:r>
+    </w:p>
+    <w:p>
+      <w:pPr>
+        <w:pStyle w:val="FirstParagraph"/>
+      </w:pPr>
+      <w:r>
+        <w:t xml:space="preserve">Phần mã nguồn nguyên gốc của tác giả, được yêu cầu bảo hộ trong hồ sơ đăng ký này, bao gồm:</w:t>
       </w:r>
     </w:p>
     <w:p>
       <w:pPr>
         <w:numPr>
           <w:ilvl w:val="0"/>
-          <w:numId w:val="1004"/>
+          <w:numId w:val="1005"/>
+        </w:numPr>
+        <w:pStyle w:val="Compact"/>
+      </w:pPr>
+      <w:r>
+        <w:rPr>
+          <w:bCs/>
+          <w:b/>
+        </w:rPr>
+        <w:t xml:space="preserve">Logic trích xuất bằng quy tắc (</w:t>
+      </w:r>
+      <w:r>
+        <w:rPr>
+          <w:rStyle w:val="VerbatimChar"/>
+          <w:bCs/>
+          <w:b/>
+        </w:rPr>
+        <w:t xml:space="preserve">ruleExtract</w:t>
+      </w:r>
+      <w:r>
+        <w:rPr>
+          <w:bCs/>
+          <w:b/>
+        </w:rPr>
+        <w:t xml:space="preserve">)</w:t>
+      </w:r>
+      <w:r>
+        <w:t xml:space="preserve">: bộ biểu thức chính quy (regular expressions)</w:t>
+      </w:r>
+      <w:r>
+        <w:t xml:space="preserve"> </w:t>
+      </w:r>
+      <w:r>
+        <w:t xml:space="preserve">tự thiết kế để nhận diện cỡ mẫu</w:t>
+      </w:r>
+      <w:r>
+        <w:t xml:space="preserve"> </w:t>
+      </w:r>
+      <w:r>
+        <w:rPr>
+          <w:iCs/>
+          <w:i/>
+        </w:rPr>
+        <w:t xml:space="preserve">N</w:t>
+      </w:r>
+      <w:r>
+        <w:t xml:space="preserve">, hệ số tương quan</w:t>
+      </w:r>
+      <w:r>
+        <w:t xml:space="preserve"> </w:t>
+      </w:r>
+      <w:r>
+        <w:rPr>
+          <w:iCs/>
+          <w:i/>
+        </w:rPr>
+        <w:t xml:space="preserve">r</w:t>
+      </w:r>
+      <w:r>
+        <w:t xml:space="preserve">, thống kê</w:t>
+      </w:r>
+      <w:r>
+        <w:t xml:space="preserve"> </w:t>
+      </w:r>
+      <w:r>
+        <w:rPr>
+          <w:iCs/>
+          <w:i/>
+        </w:rPr>
+        <w:t xml:space="preserve">t</w:t>
+      </w:r>
+      <w:r>
+        <w:t xml:space="preserve">(df),</w:t>
+      </w:r>
+      <w:r>
+        <w:t xml:space="preserve"> </w:t>
+      </w:r>
+      <w:r>
+        <w:rPr>
+          <w:iCs/>
+          <w:i/>
+        </w:rPr>
+        <w:t xml:space="preserve">F</w:t>
+      </w:r>
+      <w:r>
+        <w:t xml:space="preserve">(1,df₂) và hệ</w:t>
+      </w:r>
+      <w:r>
+        <w:t xml:space="preserve"> </w:t>
+      </w:r>
+      <w:r>
+        <w:t xml:space="preserve">số hồi quy chuẩn hóa β trong văn bản học thuật tiếng Anh chuyên ngành kinh doanh quốc tế.</w:t>
+      </w:r>
+    </w:p>
+    <w:p>
+      <w:pPr>
+        <w:numPr>
+          <w:ilvl w:val="0"/>
+          <w:numId w:val="1005"/>
+        </w:numPr>
+        <w:pStyle w:val="Compact"/>
+      </w:pPr>
+      <w:r>
+        <w:rPr>
+          <w:bCs/>
+          <w:b/>
+        </w:rPr>
+        <w:t xml:space="preserve">Chuỗi quy đổi hiệu ứng</w:t>
+      </w:r>
+      <w:r>
+        <w:t xml:space="preserve"> </w:t>
+      </w:r>
+      <w:r>
+        <w:t xml:space="preserve">(</w:t>
+      </w:r>
+      <w:r>
+        <w:rPr>
+          <w:rStyle w:val="VerbatimChar"/>
+        </w:rPr>
+        <w:t xml:space="preserve">t2r</w:t>
+      </w:r>
+      <w:r>
+        <w:t xml:space="preserve">,</w:t>
+      </w:r>
+      <w:r>
+        <w:t xml:space="preserve"> </w:t>
+      </w:r>
+      <w:r>
+        <w:rPr>
+          <w:rStyle w:val="VerbatimChar"/>
+        </w:rPr>
+        <w:t xml:space="preserve">beta2r</w:t>
+      </w:r>
+      <w:r>
+        <w:t xml:space="preserve">,</w:t>
+      </w:r>
+      <w:r>
+        <w:t xml:space="preserve"> </w:t>
+      </w:r>
+      <w:r>
+        <w:rPr>
+          <w:rStyle w:val="VerbatimChar"/>
+        </w:rPr>
+        <w:t xml:space="preserve">f2r</w:t>
+      </w:r>
+      <w:r>
+        <w:t xml:space="preserve">,</w:t>
+      </w:r>
+      <w:r>
+        <w:t xml:space="preserve"> </w:t>
+      </w:r>
+      <w:r>
+        <w:rPr>
+          <w:rStyle w:val="VerbatimChar"/>
+        </w:rPr>
+        <w:t xml:space="preserve">clampR</w:t>
+      </w:r>
+      <w:r>
+        <w:t xml:space="preserve">,</w:t>
+      </w:r>
+      <w:r>
+        <w:t xml:space="preserve"> </w:t>
+      </w:r>
+      <w:r>
+        <w:rPr>
+          <w:rStyle w:val="VerbatimChar"/>
+        </w:rPr>
+        <w:t xml:space="preserve">z</w:t>
+      </w:r>
+      <w:r>
+        <w:t xml:space="preserve">): triển khai cụ thể chuỗi</w:t>
+      </w:r>
+      <w:r>
+        <w:t xml:space="preserve"> </w:t>
+      </w:r>
+      <w:r>
+        <w:t xml:space="preserve">chuyển đổi t→r (Cohen, 1988), β→r với hệ số 0,98 (Peterson &amp; Brown, 2005), F→r (Rosenthal,</w:t>
+      </w:r>
+      <w:r>
+        <w:t xml:space="preserve"> </w:t>
+      </w:r>
+      <w:r>
+        <w:t xml:space="preserve">1994) và Fisher z (Hedges &amp; Olkin, 1985) bằng JavaScript thuần.</w:t>
+      </w:r>
+    </w:p>
+    <w:p>
+      <w:pPr>
+        <w:numPr>
+          <w:ilvl w:val="0"/>
+          <w:numId w:val="1005"/>
+        </w:numPr>
+        <w:pStyle w:val="Compact"/>
+      </w:pPr>
+      <w:r>
+        <w:rPr>
+          <w:bCs/>
+          <w:b/>
+        </w:rPr>
+        <w:t xml:space="preserve">Giao diện người-trong-vòng-lặp (HITL)</w:t>
+      </w:r>
+      <w:r>
+        <w:t xml:space="preserve">: thiết kế kiến trúc bốn-bước (Nạp PDF → Đề xuất tự</w:t>
+      </w:r>
+      <w:r>
+        <w:t xml:space="preserve"> </w:t>
+      </w:r>
+      <w:r>
+        <w:t xml:space="preserve">động → Rà soát thủ công → Khóa bản ghi) cùng UI/UX, layout, color palette và typography đặc</w:t>
+      </w:r>
+      <w:r>
+        <w:t xml:space="preserve"> </w:t>
+      </w:r>
+      <w:r>
+        <w:t xml:space="preserve">thù cho ngữ cảnh phân tích tổng hợp.</w:t>
+      </w:r>
+    </w:p>
+    <w:p>
+      <w:pPr>
+        <w:numPr>
+          <w:ilvl w:val="0"/>
+          <w:numId w:val="1005"/>
+        </w:numPr>
+        <w:pStyle w:val="Compact"/>
+      </w:pPr>
+      <w:r>
+        <w:rPr>
+          <w:bCs/>
+          <w:b/>
+        </w:rPr>
+        <w:t xml:space="preserve">Cơ chế khóa và vết kiểm toán (audit trail)</w:t>
+      </w:r>
+      <w:r>
+        <w:t xml:space="preserve">: thuật toán đảm bảo tính bất biến của bản ghi</w:t>
+      </w:r>
+      <w:r>
+        <w:t xml:space="preserve"> </w:t>
+      </w:r>
+      <w:r>
+        <w:t xml:space="preserve">đã xác nhận (immutability) — mọi sửa đổi phải tạo phiên bản mới với timestamp.</w:t>
+      </w:r>
+    </w:p>
+    <w:p>
+      <w:pPr>
+        <w:numPr>
+          <w:ilvl w:val="0"/>
+          <w:numId w:val="1005"/>
+        </w:numPr>
+        <w:pStyle w:val="Compact"/>
+      </w:pPr>
+      <w:r>
+        <w:rPr>
+          <w:bCs/>
+          <w:b/>
+        </w:rPr>
+        <w:t xml:space="preserve">Ontology trích xuất</w:t>
+      </w:r>
+      <w:r>
+        <w:t xml:space="preserve">: cấu trúc dữ liệu</w:t>
+      </w:r>
+      <w:r>
+        <w:t xml:space="preserve"> </w:t>
+      </w:r>
+      <w:r>
+        <w:rPr>
+          <w:rStyle w:val="VerbatimChar"/>
+        </w:rPr>
+        <w:t xml:space="preserve">study_id, effect_id, author, year, country, r, n, fisher_z, measure, moderator, p, source</w:t>
+      </w:r>
+      <w:r>
+        <w:t xml:space="preserve"> </w:t>
+      </w:r>
+      <w:r>
+        <w:t xml:space="preserve">được định nghĩa cho nghiên cứu quan hệ Quốc tế hóa –</w:t>
+      </w:r>
+      <w:r>
+        <w:t xml:space="preserve"> </w:t>
+      </w:r>
+      <w:r>
+        <w:t xml:space="preserve">Hiệu quả doanh nghiệp.</w:t>
+      </w:r>
+    </w:p>
+    <w:p>
+      <w:pPr>
+        <w:numPr>
+          <w:ilvl w:val="0"/>
+          <w:numId w:val="1005"/>
         </w:numPr>
         <w:pStyle w:val="Compact"/>
       </w:pPr>
@@ -2225,7 +2406,7 @@
       <w:pPr>
         <w:numPr>
           <w:ilvl w:val="0"/>
-          <w:numId w:val="1005"/>
+          <w:numId w:val="1006"/>
         </w:numPr>
         <w:pStyle w:val="Compact"/>
       </w:pPr>
@@ -2253,7 +2434,7 @@
       <w:pPr>
         <w:numPr>
           <w:ilvl w:val="0"/>
-          <w:numId w:val="1005"/>
+          <w:numId w:val="1006"/>
         </w:numPr>
         <w:pStyle w:val="Compact"/>
       </w:pPr>
@@ -2338,7 +2519,7 @@
       <w:pPr>
         <w:numPr>
           <w:ilvl w:val="0"/>
-          <w:numId w:val="1005"/>
+          <w:numId w:val="1006"/>
         </w:numPr>
         <w:pStyle w:val="Compact"/>
       </w:pPr>
@@ -2381,7 +2562,7 @@
       <w:pPr>
         <w:numPr>
           <w:ilvl w:val="0"/>
-          <w:numId w:val="1005"/>
+          <w:numId w:val="1006"/>
         </w:numPr>
         <w:pStyle w:val="Compact"/>
       </w:pPr>
@@ -2912,7 +3093,7 @@
       <w:pPr>
         <w:numPr>
           <w:ilvl w:val="0"/>
-          <w:numId w:val="1006"/>
+          <w:numId w:val="1007"/>
         </w:numPr>
         <w:pStyle w:val="Compact"/>
       </w:pPr>
@@ -2931,470 +3112,6 @@
       </w:r>
       <w:r>
         <w:t xml:space="preserve">tri thức phương pháp meta-analysis vào pipeline tự động (không có trên thị trường).</w:t>
-      </w:r>
-    </w:p>
-    <w:p>
-      <w:pPr>
-        <w:numPr>
-          <w:ilvl w:val="0"/>
-          <w:numId w:val="1006"/>
-        </w:numPr>
-        <w:pStyle w:val="Compact"/>
-      </w:pPr>
-      <w:r>
-        <w:rPr>
-          <w:bCs/>
-          <w:b/>
-        </w:rPr>
-        <w:t xml:space="preserve">Thang tin cậy trích xuất 3 mức</w:t>
-      </w:r>
-      <w:r>
-        <w:t xml:space="preserve"> </w:t>
-      </w:r>
-      <w:r>
-        <w:t xml:space="preserve">gắn trực tiếp với chuẩn quy đổi Peterson &amp; Brown (2005).</w:t>
-      </w:r>
-    </w:p>
-    <w:p>
-      <w:pPr>
-        <w:numPr>
-          <w:ilvl w:val="0"/>
-          <w:numId w:val="1006"/>
-        </w:numPr>
-        <w:pStyle w:val="Compact"/>
-      </w:pPr>
-      <w:r>
-        <w:rPr>
-          <w:bCs/>
-          <w:b/>
-        </w:rPr>
-        <w:t xml:space="preserve">Quy trình PI verify → irreversible lock</w:t>
-      </w:r>
-      <w:r>
-        <w:t xml:space="preserve"> </w:t>
-      </w:r>
-      <w:r>
-        <w:t xml:space="preserve">với audit trail — phân biệt rõ "bản nháp của máy" và</w:t>
-      </w:r>
-      <w:r>
-        <w:t xml:space="preserve"> </w:t>
-      </w:r>
-      <w:r>
-        <w:t xml:space="preserve">"quyết định của nhà nghiên cứu", phù hợp luận án và nghiên cứu bình duyệt.</w:t>
-      </w:r>
-    </w:p>
-    <w:p>
-      <w:pPr>
-        <w:numPr>
-          <w:ilvl w:val="0"/>
-          <w:numId w:val="1006"/>
-        </w:numPr>
-        <w:pStyle w:val="Compact"/>
-      </w:pPr>
-      <w:r>
-        <w:rPr>
-          <w:bCs/>
-          <w:b/>
-        </w:rPr>
-        <w:t xml:space="preserve">Lược đồ biến điều tiết độc quyền của luận án</w:t>
-      </w:r>
-      <w:r>
-        <w:t xml:space="preserve"> </w:t>
-      </w:r>
-      <w:r>
-        <w:t xml:space="preserve">(ICRV / cDAI / DPL) tích hợp sẵn.</w:t>
-      </w:r>
-    </w:p>
-    <w:p>
-      <w:pPr>
-        <w:numPr>
-          <w:ilvl w:val="0"/>
-          <w:numId w:val="1006"/>
-        </w:numPr>
-        <w:pStyle w:val="Compact"/>
-      </w:pPr>
-      <w:r>
-        <w:rPr>
-          <w:bCs/>
-          <w:b/>
-        </w:rPr>
-        <w:t xml:space="preserve">Kiến trúc một-tệp client-side</w:t>
-      </w:r>
-      <w:r>
-        <w:t xml:space="preserve"> </w:t>
-      </w:r>
-      <w:r>
-        <w:t xml:space="preserve">không máy chủ: khả chuyển, tái lập và bảo mật cao (dữ liệu</w:t>
-      </w:r>
-      <w:r>
-        <w:t xml:space="preserve"> </w:t>
-      </w:r>
-      <w:r>
-        <w:t xml:space="preserve">không rời trình duyệt), phù hợp nộp kèm hồ sơ bản quyền dưới dạng một bản sao mã nguồn tự chứa.</w:t>
-      </w:r>
-    </w:p>
-    <w:bookmarkEnd w:id="34"/>
-    <w:bookmarkStart w:id="35" w:name="Xec711b38c43e36ee022489ad477e75d0774d785"/>
-    <w:p>
-      <w:pPr>
-        <w:pStyle w:val="Heading2"/>
-      </w:pPr>
-      <w:r>
-        <w:t xml:space="preserve">9. CÔNG NGHỆ SỬ DỤNG</w:t>
-      </w:r>
-    </w:p>
-    <w:p>
-      <w:pPr>
-        <w:pStyle w:val="FirstParagraph"/>
-      </w:pPr>
-      <w:r>
-        <w:t xml:space="preserve">Một tệp</w:t>
-      </w:r>
-      <w:r>
-        <w:t xml:space="preserve"> </w:t>
-      </w:r>
-      <w:r>
-        <w:rPr>
-          <w:rStyle w:val="VerbatimChar"/>
-        </w:rPr>
-        <w:t xml:space="preserve">MAIDA_intake.html</w:t>
-      </w:r>
-      <w:r>
-        <w:t xml:space="preserve">: HTML5, JavaScript (ES2017+), CSS thuần (không framework); thư viện</w:t>
-      </w:r>
-      <w:r>
-        <w:t xml:space="preserve"> </w:t>
-      </w:r>
-      <w:r>
-        <w:rPr>
-          <w:bCs/>
-          <w:b/>
-        </w:rPr>
-        <w:t xml:space="preserve">PDF.js 3.11</w:t>
-      </w:r>
-      <w:r>
-        <w:t xml:space="preserve"> </w:t>
-      </w:r>
-      <w:r>
-        <w:t xml:space="preserve">(đọc PDF) nạp từ CDN; trích xuất AI dùng</w:t>
-      </w:r>
-      <w:r>
-        <w:t xml:space="preserve"> </w:t>
-      </w:r>
-      <w:r>
-        <w:rPr>
-          <w:bCs/>
-          <w:b/>
-        </w:rPr>
-        <w:t xml:space="preserve">Claude</w:t>
-      </w:r>
-      <w:r>
-        <w:t xml:space="preserve"> </w:t>
-      </w:r>
-      <w:r>
-        <w:t xml:space="preserve">qua API artifact</w:t>
-      </w:r>
-      <w:r>
-        <w:t xml:space="preserve"> </w:t>
-      </w:r>
-      <w:r>
-        <w:rPr>
-          <w:rStyle w:val="VerbatimChar"/>
-        </w:rPr>
-        <w:t xml:space="preserve">window.claude.complete</w:t>
-      </w:r>
-      <w:r>
-        <w:t xml:space="preserve"> </w:t>
-      </w:r>
-      <w:r>
-        <w:t xml:space="preserve">(model do môi trường claude.ai cung cấp, không nhúng khóa API trong mã</w:t>
-      </w:r>
-      <w:r>
-        <w:t xml:space="preserve"> </w:t>
-      </w:r>
-      <w:r>
-        <w:t xml:space="preserve">nguồn). Không sử dụng máy chủ, cơ sở dữ liệu ngoài, hay bước biên dịch; chạy trực tiếp trên mọi</w:t>
-      </w:r>
-      <w:r>
-        <w:t xml:space="preserve"> </w:t>
-      </w:r>
-      <w:r>
-        <w:t xml:space="preserve">trình duyệt hiện đại.</w:t>
-      </w:r>
-    </w:p>
-    <w:bookmarkEnd w:id="35"/>
-    <w:bookmarkStart w:id="36" w:name="X69e0a61df68d3c468bb0dcc54c51dcca2d1a283"/>
-    <w:p>
-      <w:pPr>
-        <w:pStyle w:val="Heading2"/>
-      </w:pPr>
-      <w:r>
-        <w:t xml:space="preserve">10. ĐỐI TƯỢNG NGƯỜI DÙNG</w:t>
-      </w:r>
-    </w:p>
-    <w:p>
-      <w:pPr>
-        <w:pStyle w:val="FirstParagraph"/>
-      </w:pPr>
-      <w:r>
-        <w:t xml:space="preserve">Nghiên cứu sinh, giảng viên, nhóm nghiên cứu thực hiện tổng quan hệ thống và phân tích tổng hợp</w:t>
-      </w:r>
-      <w:r>
-        <w:t xml:space="preserve"> </w:t>
-      </w:r>
-      <w:r>
-        <w:t xml:space="preserve">trong kinh doanh quốc tế, chiến lược, quản trị — những người cần một quy trình trích xuất</w:t>
-      </w:r>
-      <w:r>
-        <w:t xml:space="preserve"> </w:t>
-      </w:r>
-      <w:r>
-        <w:rPr>
-          <w:bCs/>
-          <w:b/>
-        </w:rPr>
-        <w:t xml:space="preserve">vừa</w:t>
-      </w:r>
-      <w:r>
-        <w:rPr>
-          <w:bCs/>
-          <w:b/>
-        </w:rPr>
-        <w:t xml:space="preserve"> </w:t>
-      </w:r>
-      <w:r>
-        <w:rPr>
-          <w:bCs/>
-          <w:b/>
-        </w:rPr>
-        <w:t xml:space="preserve">nhanh vừa có kiểm chứng của con người</w:t>
-      </w:r>
-      <w:r>
-        <w:t xml:space="preserve">.</w:t>
-      </w:r>
-    </w:p>
-    <w:bookmarkEnd w:id="36"/>
-    <w:bookmarkStart w:id="37" w:name="Xdcb63621648dbfd3780f17dd9c12be8a4c09765"/>
-    <w:p>
-      <w:pPr>
-        <w:pStyle w:val="Heading2"/>
-      </w:pPr>
-      <w:r>
-        <w:t xml:space="preserve">11. QUAN HỆ VỚI LUẬN ÁN (định vị trung thực)</w:t>
-      </w:r>
-    </w:p>
-    <w:p>
-      <w:pPr>
-        <w:pStyle w:val="FirstParagraph"/>
-      </w:pPr>
-      <w:r>
-        <w:t xml:space="preserve">M-AIDA là</w:t>
-      </w:r>
-      <w:r>
-        <w:t xml:space="preserve"> </w:t>
-      </w:r>
-      <w:r>
-        <w:rPr>
-          <w:bCs/>
-          <w:b/>
-        </w:rPr>
-        <w:t xml:space="preserve">đóng góp về phương pháp/hạ tầng nghiên cứu</w:t>
-      </w:r>
-      <w:r>
-        <w:t xml:space="preserve"> </w:t>
-      </w:r>
-      <w:r>
-        <w:t xml:space="preserve">trong khuôn khổ luận án — một công cụ do</w:t>
-      </w:r>
-      <w:r>
-        <w:t xml:space="preserve"> </w:t>
-      </w:r>
-      <w:r>
-        <w:t xml:space="preserve">tác giả xây dựng để</w:t>
-      </w:r>
-      <w:r>
-        <w:t xml:space="preserve"> </w:t>
-      </w:r>
-      <w:r>
-        <w:rPr>
-          <w:bCs/>
-          <w:b/>
-        </w:rPr>
-        <w:t xml:space="preserve">tăng tốc bước trích xuất</w:t>
-      </w:r>
-      <w:r>
-        <w:t xml:space="preserve"> </w:t>
-      </w:r>
-      <w:r>
-        <w:t xml:space="preserve">dữ liệu sơ cấp cho phân tích tổng hợp, với</w:t>
-      </w:r>
-      <w:r>
-        <w:t xml:space="preserve"> </w:t>
-      </w:r>
-      <w:r>
-        <w:rPr>
-          <w:bCs/>
-          <w:b/>
-        </w:rPr>
-        <w:t xml:space="preserve">xác</w:t>
-      </w:r>
-      <w:r>
-        <w:rPr>
-          <w:bCs/>
-          <w:b/>
-        </w:rPr>
-        <w:t xml:space="preserve"> </w:t>
-      </w:r>
-      <w:r>
-        <w:rPr>
-          <w:bCs/>
-          <w:b/>
-        </w:rPr>
-        <w:t xml:space="preserve">nhận bắt buộc của con người</w:t>
-      </w:r>
-      <w:r>
-        <w:t xml:space="preserve"> </w:t>
-      </w:r>
-      <w:r>
-        <w:t xml:space="preserve">ở mọi bản ghi. M-AIDA</w:t>
-      </w:r>
-      <w:r>
-        <w:t xml:space="preserve"> </w:t>
-      </w:r>
-      <w:r>
-        <w:rPr>
-          <w:bCs/>
-          <w:b/>
-        </w:rPr>
-        <w:t xml:space="preserve">không phải là nguồn tạo ra kết quả chưa kiểm</w:t>
-      </w:r>
-      <w:r>
-        <w:rPr>
-          <w:bCs/>
-          <w:b/>
-        </w:rPr>
-        <w:t xml:space="preserve"> </w:t>
-      </w:r>
-      <w:r>
-        <w:rPr>
-          <w:bCs/>
-          <w:b/>
-        </w:rPr>
-        <w:t xml:space="preserve">chứng</w:t>
-      </w:r>
-      <w:r>
-        <w:t xml:space="preserve">: nó hỗ trợ quy trình, còn trách nhiệm khoa học thuộc về nhà nghiên cứu. Vì M-AIDA được mô tả</w:t>
-      </w:r>
-      <w:r>
-        <w:t xml:space="preserve"> </w:t>
-      </w:r>
-      <w:r>
-        <w:t xml:space="preserve">ở chương phương pháp của luận án như một công cụ hỗ trợ (có người trong vòng lặp), bài báo P6 báo</w:t>
-      </w:r>
-      <w:r>
-        <w:t xml:space="preserve"> </w:t>
-      </w:r>
-      <w:r>
-        <w:t xml:space="preserve">cáo trích xuất theo quy trình có kiểm chứng của con người và</w:t>
-      </w:r>
-      <w:r>
-        <w:t xml:space="preserve"> </w:t>
-      </w:r>
-      <w:r>
-        <w:rPr>
-          <w:bCs/>
-          <w:b/>
-        </w:rPr>
-        <w:t xml:space="preserve">không lệ thuộc</w:t>
-      </w:r>
-      <w:r>
-        <w:t xml:space="preserve"> </w:t>
-      </w:r>
-      <w:r>
-        <w:t xml:space="preserve">vào tính tự động của</w:t>
-      </w:r>
-      <w:r>
-        <w:t xml:space="preserve"> </w:t>
-      </w:r>
-      <w:r>
-        <w:t xml:space="preserve">phần mềm.</w:t>
-      </w:r>
-    </w:p>
-    <w:bookmarkEnd w:id="37"/>
-    <w:bookmarkStart w:id="38" w:name="Xe7ff42270455896e0a4ee1956611723df3d0e00"/>
-    <w:p>
-      <w:pPr>
-        <w:pStyle w:val="Heading2"/>
-      </w:pPr>
-      <w:r>
-        <w:t xml:space="preserve">12. NGÀY HOÀN THÀNH / TÌNH TRẠNG CÔNG BỐ</w:t>
-      </w:r>
-    </w:p>
-    <w:p>
-      <w:pPr>
-        <w:pStyle w:val="FirstParagraph"/>
-      </w:pPr>
-      <w:r>
-        <w:t xml:space="preserve">Ngày hoàn thành phiên bản 7.0.0:</w:t>
-      </w:r>
-      <w:r>
-        <w:t xml:space="preserve"> </w:t>
-      </w:r>
-      <w:r>
-        <w:rPr>
-          <w:bCs/>
-          <w:b/>
-        </w:rPr>
-        <w:t xml:space="preserve">29/05/2026</w:t>
-      </w:r>
-      <w:r>
-        <w:t xml:space="preserve"> </w:t>
-      </w:r>
-      <w:r>
-        <w:t xml:space="preserve">(commit cuối của</w:t>
-      </w:r>
-      <w:r>
-        <w:t xml:space="preserve"> </w:t>
-      </w:r>
-      <w:r>
-        <w:rPr>
-          <w:rStyle w:val="VerbatimChar"/>
-        </w:rPr>
-        <w:t xml:space="preserve">MAIDA_intake.html</w:t>
-      </w:r>
-      <w:r>
-        <w:t xml:space="preserve"> </w:t>
-      </w:r>
-      <w:r>
-        <w:t xml:space="preserve">trong repository</w:t>
-      </w:r>
-      <w:r>
-        <w:t xml:space="preserve"> </w:t>
-      </w:r>
-      <w:r>
-        <w:t xml:space="preserve">nghiên cứu của tác giả). Tình trạng công bố tại thời điểm nộp hồ sơ: tác giả</w:t>
-      </w:r>
-      <w:r>
-        <w:t xml:space="preserve"> </w:t>
-      </w:r>
-      <w:r>
-        <w:rPr>
-          <w:bCs/>
-          <w:b/>
-        </w:rPr>
-        <w:t xml:space="preserve">chọn 1 trong 2 ô</w:t>
-      </w:r>
-      <w:r>
-        <w:t xml:space="preserve"> </w:t>
-      </w:r>
-      <w:r>
-        <w:t xml:space="preserve">dưới</w:t>
-      </w:r>
-      <w:r>
-        <w:t xml:space="preserve"> </w:t>
-      </w:r>
-      <w:r>
-        <w:t xml:space="preserve">đây và đánh dấu ô tương ứng trên Tờ khai Cục Bản quyền:</w:t>
       </w:r>
     </w:p>
     <w:p>
@@ -3406,35 +3123,17 @@
         <w:pStyle w:val="Compact"/>
       </w:pPr>
       <w:r>
-        <w:t xml:space="preserve">☐</w:t>
-      </w:r>
-      <w:r>
-        <w:t xml:space="preserve"> </w:t>
-      </w:r>
-      <w:r>
-        <w:rPr>
-          <w:bCs/>
-          <w:b/>
-        </w:rPr>
-        <w:t xml:space="preserve">Đã công bố</w:t>
-      </w:r>
-      <w:r>
-        <w:t xml:space="preserve">: Mã nguồn lưu công khai tại repository</w:t>
-      </w:r>
-      <w:r>
-        <w:t xml:space="preserve"> </w:t>
-      </w:r>
-      <w:r>
-        <w:rPr>
-          <w:rStyle w:val="VerbatimChar"/>
-        </w:rPr>
-        <w:t xml:space="preserve">https://github.com/thuyhuongctu-cell/MY_THESIS_PHD_CANDIDATE_26/tree/main/p6/tools/maida</w:t>
-      </w:r>
-      <w:r>
-        <w:t xml:space="preserve"> </w:t>
-      </w:r>
-      <w:r>
-        <w:t xml:space="preserve">từ ngày 29/05/2026. (Chọn ô này nếu repository GitHub đang ở chế độ public tại thời điểm nộp.)</w:t>
+        <w:rPr>
+          <w:bCs/>
+          <w:b/>
+        </w:rPr>
+        <w:t xml:space="preserve">Thang tin cậy trích xuất 3 mức</w:t>
+      </w:r>
+      <w:r>
+        <w:t xml:space="preserve"> </w:t>
+      </w:r>
+      <w:r>
+        <w:t xml:space="preserve">gắn trực tiếp với chuẩn quy đổi Peterson &amp; Brown (2005).</w:t>
       </w:r>
     </w:p>
     <w:p>
@@ -3442,6 +3141,488 @@
         <w:numPr>
           <w:ilvl w:val="0"/>
           <w:numId w:val="1007"/>
+        </w:numPr>
+        <w:pStyle w:val="Compact"/>
+      </w:pPr>
+      <w:r>
+        <w:rPr>
+          <w:bCs/>
+          <w:b/>
+        </w:rPr>
+        <w:t xml:space="preserve">Quy trình PI verify → irreversible lock</w:t>
+      </w:r>
+      <w:r>
+        <w:t xml:space="preserve"> </w:t>
+      </w:r>
+      <w:r>
+        <w:t xml:space="preserve">với audit trail — phân biệt rõ "bản nháp của máy" và</w:t>
+      </w:r>
+      <w:r>
+        <w:t xml:space="preserve"> </w:t>
+      </w:r>
+      <w:r>
+        <w:t xml:space="preserve">"quyết định của nhà nghiên cứu", phù hợp luận án và nghiên cứu bình duyệt.</w:t>
+      </w:r>
+    </w:p>
+    <w:p>
+      <w:pPr>
+        <w:numPr>
+          <w:ilvl w:val="0"/>
+          <w:numId w:val="1007"/>
+        </w:numPr>
+        <w:pStyle w:val="Compact"/>
+      </w:pPr>
+      <w:r>
+        <w:rPr>
+          <w:bCs/>
+          <w:b/>
+        </w:rPr>
+        <w:t xml:space="preserve">Lược đồ biến điều tiết độc quyền của luận án</w:t>
+      </w:r>
+      <w:r>
+        <w:t xml:space="preserve"> </w:t>
+      </w:r>
+      <w:r>
+        <w:t xml:space="preserve">(ICRV / cDAI / DPL) tích hợp sẵn.</w:t>
+      </w:r>
+    </w:p>
+    <w:p>
+      <w:pPr>
+        <w:numPr>
+          <w:ilvl w:val="0"/>
+          <w:numId w:val="1007"/>
+        </w:numPr>
+        <w:pStyle w:val="Compact"/>
+      </w:pPr>
+      <w:r>
+        <w:rPr>
+          <w:bCs/>
+          <w:b/>
+        </w:rPr>
+        <w:t xml:space="preserve">Kiến trúc một-tệp client-side</w:t>
+      </w:r>
+      <w:r>
+        <w:t xml:space="preserve"> </w:t>
+      </w:r>
+      <w:r>
+        <w:t xml:space="preserve">không máy chủ: khả chuyển, tái lập và bảo mật cao (dữ liệu</w:t>
+      </w:r>
+      <w:r>
+        <w:t xml:space="preserve"> </w:t>
+      </w:r>
+      <w:r>
+        <w:t xml:space="preserve">không rời trình duyệt), phù hợp nộp kèm hồ sơ bản quyền dưới dạng một bản sao mã nguồn tự chứa.</w:t>
+      </w:r>
+    </w:p>
+    <w:bookmarkEnd w:id="34"/>
+    <w:bookmarkStart w:id="35" w:name="Xec711b38c43e36ee022489ad477e75d0774d785"/>
+    <w:p>
+      <w:pPr>
+        <w:pStyle w:val="Heading2"/>
+      </w:pPr>
+      <w:r>
+        <w:t xml:space="preserve">9. CÔNG NGHỆ SỬ DỤNG</w:t>
+      </w:r>
+    </w:p>
+    <w:p>
+      <w:pPr>
+        <w:pStyle w:val="FirstParagraph"/>
+      </w:pPr>
+      <w:r>
+        <w:t xml:space="preserve">Một tệp</w:t>
+      </w:r>
+      <w:r>
+        <w:t xml:space="preserve"> </w:t>
+      </w:r>
+      <w:r>
+        <w:rPr>
+          <w:rStyle w:val="VerbatimChar"/>
+        </w:rPr>
+        <w:t xml:space="preserve">MAIDA_intake.html</w:t>
+      </w:r>
+      <w:r>
+        <w:t xml:space="preserve">: HTML5, JavaScript (ES2017+), CSS thuần (không framework); thư viện</w:t>
+      </w:r>
+      <w:r>
+        <w:t xml:space="preserve"> </w:t>
+      </w:r>
+      <w:r>
+        <w:rPr>
+          <w:bCs/>
+          <w:b/>
+        </w:rPr>
+        <w:t xml:space="preserve">PDF.js 3.11</w:t>
+      </w:r>
+      <w:r>
+        <w:t xml:space="preserve"> </w:t>
+      </w:r>
+      <w:r>
+        <w:t xml:space="preserve">(đọc PDF) nạp từ CDN; trích xuất AI dùng</w:t>
+      </w:r>
+      <w:r>
+        <w:t xml:space="preserve"> </w:t>
+      </w:r>
+      <w:r>
+        <w:rPr>
+          <w:bCs/>
+          <w:b/>
+        </w:rPr>
+        <w:t xml:space="preserve">Claude</w:t>
+      </w:r>
+      <w:r>
+        <w:t xml:space="preserve"> </w:t>
+      </w:r>
+      <w:r>
+        <w:t xml:space="preserve">qua API artifact</w:t>
+      </w:r>
+      <w:r>
+        <w:t xml:space="preserve"> </w:t>
+      </w:r>
+      <w:r>
+        <w:rPr>
+          <w:rStyle w:val="VerbatimChar"/>
+        </w:rPr>
+        <w:t xml:space="preserve">window.claude.complete</w:t>
+      </w:r>
+      <w:r>
+        <w:t xml:space="preserve"> </w:t>
+      </w:r>
+      <w:r>
+        <w:t xml:space="preserve">(model do môi trường claude.ai cung cấp, không nhúng khóa API trong mã</w:t>
+      </w:r>
+      <w:r>
+        <w:t xml:space="preserve"> </w:t>
+      </w:r>
+      <w:r>
+        <w:t xml:space="preserve">nguồn). Không sử dụng máy chủ, cơ sở dữ liệu ngoài, hay bước biên dịch; chạy trực tiếp trên mọi</w:t>
+      </w:r>
+      <w:r>
+        <w:t xml:space="preserve"> </w:t>
+      </w:r>
+      <w:r>
+        <w:t xml:space="preserve">trình duyệt hiện đại.</w:t>
+      </w:r>
+    </w:p>
+    <w:bookmarkEnd w:id="35"/>
+    <w:bookmarkStart w:id="36" w:name="X69e0a61df68d3c468bb0dcc54c51dcca2d1a283"/>
+    <w:p>
+      <w:pPr>
+        <w:pStyle w:val="Heading2"/>
+      </w:pPr>
+      <w:r>
+        <w:t xml:space="preserve">10. ĐỐI TƯỢNG NGƯỜI DÙNG</w:t>
+      </w:r>
+    </w:p>
+    <w:p>
+      <w:pPr>
+        <w:pStyle w:val="FirstParagraph"/>
+      </w:pPr>
+      <w:r>
+        <w:t xml:space="preserve">Nghiên cứu sinh, giảng viên, nhóm nghiên cứu thực hiện tổng quan hệ thống và phân tích tổng hợp</w:t>
+      </w:r>
+      <w:r>
+        <w:t xml:space="preserve"> </w:t>
+      </w:r>
+      <w:r>
+        <w:t xml:space="preserve">trong kinh doanh quốc tế, chiến lược, quản trị — những người cần một quy trình trích xuất</w:t>
+      </w:r>
+      <w:r>
+        <w:t xml:space="preserve"> </w:t>
+      </w:r>
+      <w:r>
+        <w:rPr>
+          <w:bCs/>
+          <w:b/>
+        </w:rPr>
+        <w:t xml:space="preserve">vừa</w:t>
+      </w:r>
+      <w:r>
+        <w:rPr>
+          <w:bCs/>
+          <w:b/>
+        </w:rPr>
+        <w:t xml:space="preserve"> </w:t>
+      </w:r>
+      <w:r>
+        <w:rPr>
+          <w:bCs/>
+          <w:b/>
+        </w:rPr>
+        <w:t xml:space="preserve">nhanh vừa có kiểm chứng của con người</w:t>
+      </w:r>
+      <w:r>
+        <w:t xml:space="preserve">.</w:t>
+      </w:r>
+    </w:p>
+    <w:bookmarkEnd w:id="36"/>
+    <w:bookmarkStart w:id="37" w:name="Xdcb63621648dbfd3780f17dd9c12be8a4c09765"/>
+    <w:p>
+      <w:pPr>
+        <w:pStyle w:val="Heading2"/>
+      </w:pPr>
+      <w:r>
+        <w:t xml:space="preserve">11. QUAN HỆ VỚI LUẬN ÁN (định vị trung thực)</w:t>
+      </w:r>
+    </w:p>
+    <w:p>
+      <w:pPr>
+        <w:pStyle w:val="FirstParagraph"/>
+      </w:pPr>
+      <w:r>
+        <w:t xml:space="preserve">M-AIDA là</w:t>
+      </w:r>
+      <w:r>
+        <w:t xml:space="preserve"> </w:t>
+      </w:r>
+      <w:r>
+        <w:rPr>
+          <w:bCs/>
+          <w:b/>
+        </w:rPr>
+        <w:t xml:space="preserve">đóng góp về phương pháp/hạ tầng nghiên cứu</w:t>
+      </w:r>
+      <w:r>
+        <w:t xml:space="preserve"> </w:t>
+      </w:r>
+      <w:r>
+        <w:t xml:space="preserve">trong khuôn khổ luận án — một công cụ do</w:t>
+      </w:r>
+      <w:r>
+        <w:t xml:space="preserve"> </w:t>
+      </w:r>
+      <w:r>
+        <w:t xml:space="preserve">tác giả xây dựng để</w:t>
+      </w:r>
+      <w:r>
+        <w:t xml:space="preserve"> </w:t>
+      </w:r>
+      <w:r>
+        <w:rPr>
+          <w:bCs/>
+          <w:b/>
+        </w:rPr>
+        <w:t xml:space="preserve">tăng tốc bước trích xuất</w:t>
+      </w:r>
+      <w:r>
+        <w:t xml:space="preserve"> </w:t>
+      </w:r>
+      <w:r>
+        <w:t xml:space="preserve">dữ liệu sơ cấp cho phân tích tổng hợp, với</w:t>
+      </w:r>
+      <w:r>
+        <w:t xml:space="preserve"> </w:t>
+      </w:r>
+      <w:r>
+        <w:rPr>
+          <w:bCs/>
+          <w:b/>
+        </w:rPr>
+        <w:t xml:space="preserve">xác</w:t>
+      </w:r>
+      <w:r>
+        <w:rPr>
+          <w:bCs/>
+          <w:b/>
+        </w:rPr>
+        <w:t xml:space="preserve"> </w:t>
+      </w:r>
+      <w:r>
+        <w:rPr>
+          <w:bCs/>
+          <w:b/>
+        </w:rPr>
+        <w:t xml:space="preserve">nhận bắt buộc của con người</w:t>
+      </w:r>
+      <w:r>
+        <w:t xml:space="preserve"> </w:t>
+      </w:r>
+      <w:r>
+        <w:t xml:space="preserve">ở mọi bản ghi. M-AIDA</w:t>
+      </w:r>
+      <w:r>
+        <w:t xml:space="preserve"> </w:t>
+      </w:r>
+      <w:r>
+        <w:rPr>
+          <w:bCs/>
+          <w:b/>
+        </w:rPr>
+        <w:t xml:space="preserve">không phải là nguồn tạo ra kết quả chưa kiểm</w:t>
+      </w:r>
+      <w:r>
+        <w:rPr>
+          <w:bCs/>
+          <w:b/>
+        </w:rPr>
+        <w:t xml:space="preserve"> </w:t>
+      </w:r>
+      <w:r>
+        <w:rPr>
+          <w:bCs/>
+          <w:b/>
+        </w:rPr>
+        <w:t xml:space="preserve">chứng</w:t>
+      </w:r>
+      <w:r>
+        <w:t xml:space="preserve">: nó hỗ trợ quy trình, còn trách nhiệm khoa học thuộc về nhà nghiên cứu. Vì M-AIDA được mô tả</w:t>
+      </w:r>
+      <w:r>
+        <w:t xml:space="preserve"> </w:t>
+      </w:r>
+      <w:r>
+        <w:t xml:space="preserve">ở chương phương pháp của luận án như một công cụ hỗ trợ (có người trong vòng lặp), bài báo P6 báo</w:t>
+      </w:r>
+      <w:r>
+        <w:t xml:space="preserve"> </w:t>
+      </w:r>
+      <w:r>
+        <w:t xml:space="preserve">cáo trích xuất theo quy trình có kiểm chứng của con người và</w:t>
+      </w:r>
+      <w:r>
+        <w:t xml:space="preserve"> </w:t>
+      </w:r>
+      <w:r>
+        <w:rPr>
+          <w:bCs/>
+          <w:b/>
+        </w:rPr>
+        <w:t xml:space="preserve">không lệ thuộc</w:t>
+      </w:r>
+      <w:r>
+        <w:t xml:space="preserve"> </w:t>
+      </w:r>
+      <w:r>
+        <w:t xml:space="preserve">vào tính tự động của</w:t>
+      </w:r>
+      <w:r>
+        <w:t xml:space="preserve"> </w:t>
+      </w:r>
+      <w:r>
+        <w:t xml:space="preserve">phần mềm.</w:t>
+      </w:r>
+    </w:p>
+    <w:bookmarkEnd w:id="37"/>
+    <w:bookmarkStart w:id="38" w:name="Xe7ff42270455896e0a4ee1956611723df3d0e00"/>
+    <w:p>
+      <w:pPr>
+        <w:pStyle w:val="Heading2"/>
+      </w:pPr>
+      <w:r>
+        <w:t xml:space="preserve">12. NGÀY HOÀN THÀNH / TÌNH TRẠNG CÔNG BỐ</w:t>
+      </w:r>
+    </w:p>
+    <w:p>
+      <w:pPr>
+        <w:pStyle w:val="FirstParagraph"/>
+      </w:pPr>
+      <w:r>
+        <w:t xml:space="preserve">Ngày hoàn thành phiên bản 7.0.0:</w:t>
+      </w:r>
+      <w:r>
+        <w:t xml:space="preserve"> </w:t>
+      </w:r>
+      <w:r>
+        <w:rPr>
+          <w:bCs/>
+          <w:b/>
+        </w:rPr>
+        <w:t xml:space="preserve">29/05/2026</w:t>
+      </w:r>
+      <w:r>
+        <w:t xml:space="preserve"> </w:t>
+      </w:r>
+      <w:r>
+        <w:t xml:space="preserve">(commit cuối của</w:t>
+      </w:r>
+      <w:r>
+        <w:t xml:space="preserve"> </w:t>
+      </w:r>
+      <w:r>
+        <w:rPr>
+          <w:rStyle w:val="VerbatimChar"/>
+        </w:rPr>
+        <w:t xml:space="preserve">MAIDA_intake.html</w:t>
+      </w:r>
+      <w:r>
+        <w:t xml:space="preserve"> </w:t>
+      </w:r>
+      <w:r>
+        <w:t xml:space="preserve">trong repository</w:t>
+      </w:r>
+      <w:r>
+        <w:t xml:space="preserve"> </w:t>
+      </w:r>
+      <w:r>
+        <w:t xml:space="preserve">nghiên cứu của tác giả). Tình trạng công bố tại thời điểm nộp hồ sơ: tác giả</w:t>
+      </w:r>
+      <w:r>
+        <w:t xml:space="preserve"> </w:t>
+      </w:r>
+      <w:r>
+        <w:rPr>
+          <w:bCs/>
+          <w:b/>
+        </w:rPr>
+        <w:t xml:space="preserve">chọn 1 trong 2 ô</w:t>
+      </w:r>
+      <w:r>
+        <w:t xml:space="preserve"> </w:t>
+      </w:r>
+      <w:r>
+        <w:t xml:space="preserve">dưới</w:t>
+      </w:r>
+      <w:r>
+        <w:t xml:space="preserve"> </w:t>
+      </w:r>
+      <w:r>
+        <w:t xml:space="preserve">đây và đánh dấu ô tương ứng trên Tờ khai Cục Bản quyền:</w:t>
+      </w:r>
+    </w:p>
+    <w:p>
+      <w:pPr>
+        <w:numPr>
+          <w:ilvl w:val="0"/>
+          <w:numId w:val="1008"/>
+        </w:numPr>
+        <w:pStyle w:val="Compact"/>
+      </w:pPr>
+      <w:r>
+        <w:t xml:space="preserve">☐</w:t>
+      </w:r>
+      <w:r>
+        <w:t xml:space="preserve"> </w:t>
+      </w:r>
+      <w:r>
+        <w:rPr>
+          <w:bCs/>
+          <w:b/>
+        </w:rPr>
+        <w:t xml:space="preserve">Đã công bố</w:t>
+      </w:r>
+      <w:r>
+        <w:t xml:space="preserve">: Mã nguồn lưu công khai tại repository</w:t>
+      </w:r>
+      <w:r>
+        <w:t xml:space="preserve"> </w:t>
+      </w:r>
+      <w:r>
+        <w:rPr>
+          <w:rStyle w:val="VerbatimChar"/>
+        </w:rPr>
+        <w:t xml:space="preserve">https://github.com/thuyhuongctu-cell/MY_THESIS_PHD_CANDIDATE_26/tree/main/p6/tools/maida</w:t>
+      </w:r>
+      <w:r>
+        <w:t xml:space="preserve"> </w:t>
+      </w:r>
+      <w:r>
+        <w:t xml:space="preserve">từ ngày 29/05/2026. (Chọn ô này nếu repository GitHub đang ở chế độ public tại thời điểm nộp.)</w:t>
+      </w:r>
+    </w:p>
+    <w:p>
+      <w:pPr>
+        <w:numPr>
+          <w:ilvl w:val="0"/>
+          <w:numId w:val="1008"/>
         </w:numPr>
         <w:pStyle w:val="Compact"/>
       </w:pPr>
@@ -4441,12 +4622,6 @@
     <w:abstractNumId w:val="991"/>
   </w:num>
   <w:num w:numId="1002">
-    <w:abstractNumId w:val="991"/>
-  </w:num>
-  <w:num w:numId="1003">
-    <w:abstractNumId w:val="991"/>
-  </w:num>
-  <w:num w:numId="1004">
     <w:abstractNumId w:val="99411"/>
     <w:lvlOverride w:ilvl="0">
       <w:startOverride w:val="1"/>
@@ -4476,10 +4651,13 @@
       <w:startOverride w:val="1"/>
     </w:lvlOverride>
   </w:num>
-  <w:num w:numId="1005">
+  <w:num w:numId="1003">
     <w:abstractNumId w:val="991"/>
   </w:num>
-  <w:num w:numId="1006">
+  <w:num w:numId="1004">
+    <w:abstractNumId w:val="991"/>
+  </w:num>
+  <w:num w:numId="1005">
     <w:abstractNumId w:val="99411"/>
     <w:lvlOverride w:ilvl="0">
       <w:startOverride w:val="1"/>
@@ -4509,7 +4687,40 @@
       <w:startOverride w:val="1"/>
     </w:lvlOverride>
   </w:num>
+  <w:num w:numId="1006">
+    <w:abstractNumId w:val="991"/>
+  </w:num>
   <w:num w:numId="1007">
+    <w:abstractNumId w:val="99411"/>
+    <w:lvlOverride w:ilvl="0">
+      <w:startOverride w:val="1"/>
+    </w:lvlOverride>
+    <w:lvlOverride w:ilvl="1">
+      <w:startOverride w:val="1"/>
+    </w:lvlOverride>
+    <w:lvlOverride w:ilvl="2">
+      <w:startOverride w:val="1"/>
+    </w:lvlOverride>
+    <w:lvlOverride w:ilvl="3">
+      <w:startOverride w:val="1"/>
+    </w:lvlOverride>
+    <w:lvlOverride w:ilvl="4">
+      <w:startOverride w:val="1"/>
+    </w:lvlOverride>
+    <w:lvlOverride w:ilvl="5">
+      <w:startOverride w:val="1"/>
+    </w:lvlOverride>
+    <w:lvlOverride w:ilvl="6">
+      <w:startOverride w:val="1"/>
+    </w:lvlOverride>
+    <w:lvlOverride w:ilvl="7">
+      <w:startOverride w:val="1"/>
+    </w:lvlOverride>
+    <w:lvlOverride w:ilvl="8">
+      <w:startOverride w:val="1"/>
+    </w:lvlOverride>
+  </w:num>
+  <w:num w:numId="1008">
     <w:abstractNumId w:val="991"/>
   </w:num>
 </w:numbering>

--- a/p6/submission/maida_copyright/00_mo_ta_tac_pham_vi.docx
+++ b/p6/submission/maida_copyright/00_mo_ta_tac_pham_vi.docx
@@ -263,7 +263,7 @@
           <w:bCs/>
           <w:b/>
         </w:rPr>
-        <w:t xml:space="preserve">Đỗ Thị Thúy Hương</w:t>
+        <w:t xml:space="preserve">Đỗ Thùy Hương</w:t>
       </w:r>
       <w:r>
         <w:t xml:space="preserve"> </w:t>
@@ -490,7 +490,7 @@
           <w:bCs/>
           <w:b/>
         </w:rPr>
-        <w:t xml:space="preserve">Đỗ Thị Thúy Hương</w:t>
+        <w:t xml:space="preserve">Đỗ Thùy Hương</w:t>
       </w:r>
       <w:r>
         <w:t xml:space="preserve"> </w:t>
@@ -540,7 +540,7 @@
           <w:bCs/>
           <w:b/>
         </w:rPr>
-        <w:t xml:space="preserve">Đỗ Thị Thúy Hương + PGS.TS. Phan Anh Tú</w:t>
+        <w:t xml:space="preserve">Đỗ Thùy Hương + PGS.TS. Phan Anh Tú</w:t>
       </w:r>
       <w:r>
         <w:t xml:space="preserve"> </w:t>
@@ -3673,7 +3673,7 @@
         <w:rPr>
           <w:rStyle w:val="VerbatimChar"/>
         </w:rPr>
-        <w:t xml:space="preserve">© 2026 Đỗ Thị Thúy Hương &amp; Phan Anh Tú. All rights reserved.</w:t>
+        <w:t xml:space="preserve">© 2026 Đỗ Thùy Hương &amp; Phan Anh Tú. All rights reserved.</w:t>
       </w:r>
       <w:r>
         <w:br/>
@@ -3709,7 +3709,7 @@
         <w:pStyle w:val="BlockText"/>
       </w:pPr>
       <w:r>
-        <w:t xml:space="preserve">Đỗ, T. T. H., &amp; Phan, A. T. (2026).</w:t>
+        <w:t xml:space="preserve">Đỗ, T. H., &amp; Phan, A. T. (2026).</w:t>
       </w:r>
       <w:r>
         <w:t xml:space="preserve"> </w:t>
